--- a/Trabajo 2_solucion.docx
+++ b/Trabajo 2_solucion.docx
@@ -480,27 +480,36 @@
     </w:p>
     <w:p>
       <w:pPr>
-        <w:ind w:firstLine="708"/>
-        <w:rPr>
-          <w:rFonts w:ascii="Arial" w:hAnsi="Arial" w:cs="Arial"/>
-        </w:rPr>
-      </w:pPr>
-      <w:r>
-        <w:rPr>
-          <w:rFonts w:ascii="Arial" w:hAnsi="Arial" w:cs="Arial"/>
-        </w:rPr>
-        <w:t>a) Definir tres problemas donde se puedan implementar patrones estructurales distintos, justificando porqué la aplicación del patrón da solución al problema planteado. Los problemas pueden estar relacionados o ser independientes entre sí, la temática es libre.</w:t>
-      </w:r>
-    </w:p>
-    <w:p>
-      <w:pPr>
-        <w:rPr>
-          <w:rFonts w:ascii="Arial" w:hAnsi="Arial" w:cs="Arial"/>
-        </w:rPr>
-      </w:pPr>
-    </w:p>
-    <w:p>
-      <w:pPr>
+        <w:pStyle w:val="Prrafodelista"/>
+        <w:numPr>
+          <w:ilvl w:val="0"/>
+          <w:numId w:val="7"/>
+        </w:numPr>
+        <w:rPr>
+          <w:rFonts w:ascii="Arial" w:hAnsi="Arial" w:cs="Arial"/>
+        </w:rPr>
+      </w:pPr>
+      <w:r>
+        <w:rPr>
+          <w:rFonts w:ascii="Arial" w:hAnsi="Arial" w:cs="Arial"/>
+        </w:rPr>
+        <w:t>Definir tres problemas donde se puedan implementar patrones estructurales distintos, justificando porqué la aplicación del patrón da solución al problema planteado. Los problemas pueden estar relacionados o ser independientes entre sí, la temática es libre.</w:t>
+      </w:r>
+    </w:p>
+    <w:p>
+      <w:pPr>
+        <w:rPr>
+          <w:rFonts w:ascii="Arial" w:hAnsi="Arial" w:cs="Arial"/>
+        </w:rPr>
+      </w:pPr>
+    </w:p>
+    <w:p>
+      <w:pPr>
+        <w:pStyle w:val="Prrafodelista"/>
+        <w:numPr>
+          <w:ilvl w:val="0"/>
+          <w:numId w:val="8"/>
+        </w:numPr>
         <w:rPr>
           <w:rFonts w:ascii="Arial" w:hAnsi="Arial" w:cs="Arial"/>
           <w:b/>
@@ -513,40 +522,507 @@
           <w:b/>
           <w:bCs/>
         </w:rPr>
-        <w:t>Parte B. Diagrama UML de Clases (33%)</w:t>
-      </w:r>
-      <w:r>
+        <w:t>Patrón Bridge:</w:t>
+      </w:r>
+    </w:p>
+    <w:p>
+      <w:pPr>
+        <w:rPr>
+          <w:rFonts w:ascii="Arial" w:hAnsi="Arial" w:cs="Arial"/>
+          <w:lang w:val="es-ES"/>
+        </w:rPr>
+      </w:pPr>
+      <w:r>
+        <w:rPr>
+          <w:rFonts w:ascii="Arial" w:hAnsi="Arial" w:cs="Arial"/>
+          <w:lang w:val="es-ES"/>
+        </w:rPr>
+        <w:t>Imagina que estás diseñando un sistema universal de control remoto para diversos dispositivos como:</w:t>
+      </w:r>
+    </w:p>
+    <w:p>
+      <w:pPr>
+        <w:numPr>
+          <w:ilvl w:val="0"/>
+          <w:numId w:val="9"/>
+        </w:numPr>
+        <w:rPr>
+          <w:rFonts w:ascii="Arial" w:hAnsi="Arial" w:cs="Arial"/>
+          <w:lang w:val="es-ES"/>
+        </w:rPr>
+      </w:pPr>
+      <w:r>
+        <w:rPr>
+          <w:rFonts w:ascii="Arial" w:hAnsi="Arial" w:cs="Arial"/>
+          <w:lang w:val="es-ES"/>
+        </w:rPr>
+        <w:t>Televisores</w:t>
+      </w:r>
+    </w:p>
+    <w:p>
+      <w:pPr>
+        <w:numPr>
+          <w:ilvl w:val="0"/>
+          <w:numId w:val="9"/>
+        </w:numPr>
+        <w:rPr>
+          <w:rFonts w:ascii="Arial" w:hAnsi="Arial" w:cs="Arial"/>
+          <w:lang w:val="es-ES"/>
+        </w:rPr>
+      </w:pPr>
+      <w:r>
+        <w:rPr>
+          <w:rFonts w:ascii="Arial" w:hAnsi="Arial" w:cs="Arial"/>
+          <w:lang w:val="es-ES"/>
+        </w:rPr>
+        <w:t>Equipos de sonido</w:t>
+      </w:r>
+    </w:p>
+    <w:p>
+      <w:pPr>
+        <w:numPr>
+          <w:ilvl w:val="0"/>
+          <w:numId w:val="9"/>
+        </w:numPr>
+        <w:rPr>
+          <w:rFonts w:ascii="Arial" w:hAnsi="Arial" w:cs="Arial"/>
+          <w:lang w:val="es-ES"/>
+        </w:rPr>
+      </w:pPr>
+      <w:r>
+        <w:rPr>
+          <w:rFonts w:ascii="Arial" w:hAnsi="Arial" w:cs="Arial"/>
+          <w:lang w:val="es-ES"/>
+        </w:rPr>
+        <w:t>Aires acondicionados</w:t>
+      </w:r>
+    </w:p>
+    <w:p>
+      <w:pPr>
+        <w:numPr>
+          <w:ilvl w:val="0"/>
+          <w:numId w:val="9"/>
+        </w:numPr>
+        <w:rPr>
+          <w:rFonts w:ascii="Arial" w:hAnsi="Arial" w:cs="Arial"/>
+          <w:lang w:val="es-ES"/>
+        </w:rPr>
+      </w:pPr>
+      <w:r>
+        <w:rPr>
+          <w:rFonts w:ascii="Arial" w:hAnsi="Arial" w:cs="Arial"/>
+          <w:lang w:val="es-ES"/>
+        </w:rPr>
+        <w:t>Iluminación inteligente</w:t>
+      </w:r>
+    </w:p>
+    <w:p>
+      <w:pPr>
+        <w:rPr>
+          <w:rFonts w:ascii="Arial" w:hAnsi="Arial" w:cs="Arial"/>
+          <w:lang w:val="es-ES"/>
+        </w:rPr>
+      </w:pPr>
+      <w:r>
+        <w:rPr>
+          <w:rFonts w:ascii="Arial" w:hAnsi="Arial" w:cs="Arial"/>
+          <w:lang w:val="es-ES"/>
+        </w:rPr>
+        <w:t>A</w:t>
+      </w:r>
+      <w:r>
+        <w:rPr>
+          <w:rFonts w:ascii="Arial" w:hAnsi="Arial" w:cs="Arial"/>
+          <w:lang w:val="es-ES"/>
+        </w:rPr>
+        <w:t>demás, estos dispositivos son de diferentes marcas:</w:t>
+      </w:r>
+    </w:p>
+    <w:p>
+      <w:pPr>
+        <w:numPr>
+          <w:ilvl w:val="0"/>
+          <w:numId w:val="10"/>
+        </w:numPr>
+        <w:rPr>
+          <w:rFonts w:ascii="Arial" w:hAnsi="Arial" w:cs="Arial"/>
+          <w:lang w:val="es-ES"/>
+        </w:rPr>
+      </w:pPr>
+      <w:r>
+        <w:rPr>
+          <w:rFonts w:ascii="Arial" w:hAnsi="Arial" w:cs="Arial"/>
+          <w:lang w:val="es-ES"/>
+        </w:rPr>
+        <w:t>Samsung</w:t>
+      </w:r>
+    </w:p>
+    <w:p>
+      <w:pPr>
+        <w:numPr>
+          <w:ilvl w:val="0"/>
+          <w:numId w:val="10"/>
+        </w:numPr>
+        <w:rPr>
+          <w:rFonts w:ascii="Arial" w:hAnsi="Arial" w:cs="Arial"/>
+          <w:lang w:val="es-ES"/>
+        </w:rPr>
+      </w:pPr>
+      <w:r>
+        <w:rPr>
+          <w:rFonts w:ascii="Arial" w:hAnsi="Arial" w:cs="Arial"/>
+          <w:lang w:val="es-ES"/>
+        </w:rPr>
+        <w:t>Sony</w:t>
+      </w:r>
+    </w:p>
+    <w:p>
+      <w:pPr>
+        <w:numPr>
+          <w:ilvl w:val="0"/>
+          <w:numId w:val="10"/>
+        </w:numPr>
+        <w:rPr>
+          <w:rFonts w:ascii="Arial" w:hAnsi="Arial" w:cs="Arial"/>
+          <w:lang w:val="es-ES"/>
+        </w:rPr>
+      </w:pPr>
+      <w:r>
+        <w:rPr>
+          <w:rFonts w:ascii="Arial" w:hAnsi="Arial" w:cs="Arial"/>
+          <w:lang w:val="es-ES"/>
+        </w:rPr>
+        <w:t>LG</w:t>
+      </w:r>
+    </w:p>
+    <w:p>
+      <w:pPr>
+        <w:numPr>
+          <w:ilvl w:val="0"/>
+          <w:numId w:val="10"/>
+        </w:numPr>
+        <w:rPr>
+          <w:rFonts w:ascii="Arial" w:hAnsi="Arial" w:cs="Arial"/>
+          <w:lang w:val="es-ES"/>
+        </w:rPr>
+      </w:pPr>
+      <w:r>
+        <w:rPr>
+          <w:rFonts w:ascii="Arial" w:hAnsi="Arial" w:cs="Arial"/>
+          <w:lang w:val="es-ES"/>
+        </w:rPr>
+        <w:t>Philips</w:t>
+      </w:r>
+    </w:p>
+    <w:p>
+      <w:pPr>
+        <w:rPr>
+          <w:rFonts w:ascii="Arial" w:hAnsi="Arial" w:cs="Arial"/>
+          <w:lang w:val="es-ES"/>
+        </w:rPr>
+      </w:pPr>
+      <w:r>
+        <w:rPr>
+          <w:rFonts w:ascii="Arial" w:hAnsi="Arial" w:cs="Arial"/>
+          <w:lang w:val="es-ES"/>
+        </w:rPr>
+        <w:t xml:space="preserve">Sin el patrón Bridge, </w:t>
+      </w:r>
+      <w:r>
+        <w:rPr>
+          <w:rFonts w:ascii="Arial" w:hAnsi="Arial" w:cs="Arial"/>
+          <w:lang w:val="es-ES"/>
+        </w:rPr>
+        <w:t xml:space="preserve">se terminará </w:t>
+      </w:r>
+      <w:r>
+        <w:rPr>
+          <w:rFonts w:ascii="Arial" w:hAnsi="Arial" w:cs="Arial"/>
+          <w:lang w:val="es-ES"/>
+        </w:rPr>
+        <w:t>con</w:t>
+      </w:r>
+      <w:r>
+        <w:rPr>
+          <w:rFonts w:ascii="Arial" w:hAnsi="Arial" w:cs="Arial"/>
+          <w:lang w:val="es-ES"/>
+        </w:rPr>
+        <w:t xml:space="preserve"> combinaciones </w:t>
+      </w:r>
+      <w:r>
+        <w:rPr>
+          <w:rFonts w:ascii="Arial" w:hAnsi="Arial" w:cs="Arial"/>
+          <w:lang w:val="es-ES"/>
+        </w:rPr>
+        <w:t xml:space="preserve">que crecen exponencialmente </w:t>
+      </w:r>
+      <w:r>
+        <w:rPr>
+          <w:rFonts w:ascii="Arial" w:hAnsi="Arial" w:cs="Arial"/>
+          <w:lang w:val="es-ES"/>
+        </w:rPr>
+        <w:t>como:</w:t>
+      </w:r>
+    </w:p>
+    <w:p>
+      <w:pPr>
+        <w:numPr>
+          <w:ilvl w:val="0"/>
+          <w:numId w:val="11"/>
+        </w:numPr>
+        <w:rPr>
+          <w:rFonts w:ascii="Arial" w:hAnsi="Arial" w:cs="Arial"/>
+          <w:lang w:val="es-ES"/>
+        </w:rPr>
+      </w:pPr>
+      <w:r>
+        <w:rPr>
+          <w:rFonts w:ascii="Arial" w:hAnsi="Arial" w:cs="Arial"/>
+          <w:lang w:val="es-ES"/>
+        </w:rPr>
+        <w:t>Control remoto Samsung para TV</w:t>
+      </w:r>
+    </w:p>
+    <w:p>
+      <w:pPr>
+        <w:numPr>
+          <w:ilvl w:val="0"/>
+          <w:numId w:val="11"/>
+        </w:numPr>
+        <w:rPr>
+          <w:rFonts w:ascii="Arial" w:hAnsi="Arial" w:cs="Arial"/>
+          <w:lang w:val="es-ES"/>
+        </w:rPr>
+      </w:pPr>
+      <w:r>
+        <w:rPr>
+          <w:rFonts w:ascii="Arial" w:hAnsi="Arial" w:cs="Arial"/>
+          <w:lang w:val="es-ES"/>
+        </w:rPr>
+        <w:t>Control remoto Sony para TV</w:t>
+      </w:r>
+    </w:p>
+    <w:p>
+      <w:pPr>
+        <w:numPr>
+          <w:ilvl w:val="0"/>
+          <w:numId w:val="11"/>
+        </w:numPr>
+        <w:rPr>
+          <w:rFonts w:ascii="Arial" w:hAnsi="Arial" w:cs="Arial"/>
+          <w:lang w:val="es-ES"/>
+        </w:rPr>
+      </w:pPr>
+      <w:r>
+        <w:rPr>
+          <w:rFonts w:ascii="Arial" w:hAnsi="Arial" w:cs="Arial"/>
+          <w:lang w:val="es-ES"/>
+        </w:rPr>
+        <w:t>Control remoto Samsung para aire acondicionado</w:t>
+      </w:r>
+    </w:p>
+    <w:p>
+      <w:pPr>
+        <w:numPr>
+          <w:ilvl w:val="0"/>
+          <w:numId w:val="11"/>
+        </w:numPr>
+        <w:rPr>
+          <w:rFonts w:ascii="Arial" w:hAnsi="Arial" w:cs="Arial"/>
+          <w:lang w:val="es-ES"/>
+        </w:rPr>
+      </w:pPr>
+      <w:r>
+        <w:rPr>
+          <w:rFonts w:ascii="Arial" w:hAnsi="Arial" w:cs="Arial"/>
+          <w:lang w:val="es-ES"/>
+        </w:rPr>
+        <w:t xml:space="preserve">… etc. </w:t>
+      </w:r>
+    </w:p>
+    <w:p>
+      <w:pPr>
+        <w:rPr>
+          <w:rFonts w:ascii="Arial" w:hAnsi="Arial" w:cs="Arial"/>
+          <w:lang w:val="es-ES"/>
+        </w:rPr>
+      </w:pPr>
+      <w:r>
+        <w:rPr>
+          <w:rFonts w:ascii="Arial" w:hAnsi="Arial" w:cs="Arial"/>
+          <w:lang w:val="es-ES"/>
+        </w:rPr>
+        <w:t>Usando el patrón bridge:</w:t>
+      </w:r>
+    </w:p>
+    <w:p>
+      <w:pPr>
+        <w:pStyle w:val="Prrafodelista"/>
+        <w:numPr>
+          <w:ilvl w:val="0"/>
+          <w:numId w:val="12"/>
+        </w:numPr>
+        <w:rPr>
+          <w:rFonts w:ascii="Arial" w:hAnsi="Arial" w:cs="Arial"/>
+          <w:lang w:val="es-ES"/>
+        </w:rPr>
+      </w:pPr>
+      <w:r>
+        <w:rPr>
+          <w:rFonts w:ascii="Arial" w:hAnsi="Arial" w:cs="Arial"/>
+          <w:lang w:val="es-ES"/>
+        </w:rPr>
+        <w:t xml:space="preserve">La abstracción sería el “Control remoto” con las operaciones requeridas. </w:t>
+      </w:r>
+    </w:p>
+    <w:p>
+      <w:pPr>
+        <w:pStyle w:val="Prrafodelista"/>
+        <w:numPr>
+          <w:ilvl w:val="0"/>
+          <w:numId w:val="12"/>
+        </w:numPr>
+        <w:rPr>
+          <w:rFonts w:ascii="Arial" w:hAnsi="Arial" w:cs="Arial"/>
+          <w:lang w:val="es-ES"/>
+        </w:rPr>
+      </w:pPr>
+      <w:r>
+        <w:rPr>
+          <w:rFonts w:ascii="Arial" w:hAnsi="Arial" w:cs="Arial"/>
+          <w:lang w:val="es-ES"/>
+        </w:rPr>
+        <w:t xml:space="preserve">La implementación sería la “Interfaz del dispositivo” especifica para cada marca y tipo. </w:t>
+      </w:r>
+    </w:p>
+    <w:p>
+      <w:pPr>
+        <w:rPr>
+          <w:rFonts w:ascii="Arial" w:hAnsi="Arial" w:cs="Arial"/>
+          <w:lang w:val="es-ES"/>
+        </w:rPr>
+      </w:pPr>
+    </w:p>
+    <w:p>
+      <w:pPr>
+        <w:rPr>
+          <w:rFonts w:ascii="Arial" w:hAnsi="Arial" w:cs="Arial"/>
+          <w:lang w:val="es-ES"/>
+        </w:rPr>
+      </w:pPr>
+      <w:r>
+        <w:rPr>
+          <w:rFonts w:ascii="Arial" w:hAnsi="Arial" w:cs="Arial"/>
+          <w:lang w:val="es-ES"/>
+        </w:rPr>
+        <w:lastRenderedPageBreak/>
+        <w:t>Esto permite:</w:t>
+      </w:r>
+    </w:p>
+    <w:p>
+      <w:pPr>
+        <w:numPr>
+          <w:ilvl w:val="0"/>
+          <w:numId w:val="13"/>
+        </w:numPr>
+        <w:rPr>
+          <w:rFonts w:ascii="Arial" w:hAnsi="Arial" w:cs="Arial"/>
+          <w:lang w:val="es-ES"/>
+        </w:rPr>
+      </w:pPr>
+      <w:r>
+        <w:rPr>
+          <w:rFonts w:ascii="Arial" w:hAnsi="Arial" w:cs="Arial"/>
+          <w:lang w:val="es-ES"/>
+        </w:rPr>
+        <w:t>Crear nuevos tipos de controles remotos (básico, premium, programable) sin modificar el código para cada marca</w:t>
+      </w:r>
+    </w:p>
+    <w:p>
+      <w:pPr>
+        <w:numPr>
+          <w:ilvl w:val="0"/>
+          <w:numId w:val="13"/>
+        </w:numPr>
+        <w:rPr>
+          <w:rFonts w:ascii="Arial" w:hAnsi="Arial" w:cs="Arial"/>
+          <w:lang w:val="es-ES"/>
+        </w:rPr>
+      </w:pPr>
+      <w:r>
+        <w:rPr>
+          <w:rFonts w:ascii="Arial" w:hAnsi="Arial" w:cs="Arial"/>
+          <w:lang w:val="es-ES"/>
+        </w:rPr>
+        <w:t>Añadir soporte para nuevas marcas sin tener que reescribir cada tipo de control remoto</w:t>
+      </w:r>
+    </w:p>
+    <w:p>
+      <w:pPr>
+        <w:numPr>
+          <w:ilvl w:val="0"/>
+          <w:numId w:val="13"/>
+        </w:numPr>
+        <w:rPr>
+          <w:rFonts w:ascii="Arial" w:hAnsi="Arial" w:cs="Arial"/>
+          <w:lang w:val="es-ES"/>
+        </w:rPr>
+      </w:pPr>
+      <w:r>
+        <w:rPr>
+          <w:rFonts w:ascii="Arial" w:hAnsi="Arial" w:cs="Arial"/>
+          <w:lang w:val="es-ES"/>
+        </w:rPr>
+        <w:t>Mayor flexibilidad para que los usuarios puedan controlar cualquier dispositivo de cualquier marca con un solo sistema</w:t>
+      </w:r>
+    </w:p>
+    <w:p>
+      <w:pPr>
+        <w:rPr>
+          <w:rFonts w:ascii="Arial" w:hAnsi="Arial" w:cs="Arial"/>
+          <w:lang w:val="es-ES"/>
+        </w:rPr>
+      </w:pPr>
+    </w:p>
+    <w:p>
+      <w:pPr>
+        <w:rPr>
+          <w:rFonts w:ascii="Arial" w:hAnsi="Arial" w:cs="Arial"/>
+          <w:lang w:val="es-ES"/>
+        </w:rPr>
+      </w:pPr>
+    </w:p>
+    <w:p>
+      <w:pPr>
+        <w:rPr>
+          <w:rFonts w:ascii="Arial" w:hAnsi="Arial" w:cs="Arial"/>
+        </w:rPr>
+      </w:pPr>
+    </w:p>
+    <w:p>
+      <w:pPr>
         <w:rPr>
           <w:rFonts w:ascii="Arial" w:hAnsi="Arial" w:cs="Arial"/>
           <w:b/>
           <w:bCs/>
         </w:rPr>
-        <w:t>:</w:t>
-      </w:r>
-    </w:p>
-    <w:p>
-      <w:pPr>
+      </w:pPr>
+      <w:r>
         <w:rPr>
           <w:rFonts w:ascii="Arial" w:hAnsi="Arial" w:cs="Arial"/>
           <w:b/>
           <w:bCs/>
         </w:rPr>
-      </w:pPr>
-      <w:r>
-        <w:rPr>
-          <w:rFonts w:ascii="Arial" w:hAnsi="Arial" w:cs="Arial"/>
-        </w:rPr>
-        <w:t xml:space="preserve"> Para cada uno de los problemas definidos en la parte A, elaborar el diagrama UML donde se evidencie la estructura del patrón de diseño, explicando la correspondencia con los participantes. Es importante que los nombres de las clases se adapten al dominio, es decir, no dejar nombres de clases genéricas o igual a como se presentan en el material de estudio. Se esperan dos diagramas diferentes o un único diagrama que implemente los dos patrones seleccionados</w:t>
-      </w:r>
-    </w:p>
-    <w:p>
-      <w:pPr>
+        <w:t>Parte B. Diagrama UML de Clases (33%)</w:t>
+      </w:r>
+      <w:r>
         <w:rPr>
           <w:rFonts w:ascii="Arial" w:hAnsi="Arial" w:cs="Arial"/>
           <w:b/>
           <w:bCs/>
         </w:rPr>
-      </w:pPr>
+        <w:t>:</w:t>
+      </w:r>
     </w:p>
     <w:p>
       <w:pPr>
@@ -559,30 +1035,17 @@
       <w:r>
         <w:rPr>
           <w:rFonts w:ascii="Arial" w:hAnsi="Arial" w:cs="Arial"/>
+        </w:rPr>
+        <w:t xml:space="preserve"> Para cada uno de los problemas definidos en la parte A, elaborar el diagrama UML donde se evidencie la estructura del patrón de diseño, explicando la correspondencia con los participantes. Es importante que los nombres de las clases se adapten al dominio, es decir, no dejar nombres de clases genéricas o igual a como se presentan en el material de estudio. Se esperan dos diagramas diferentes o un único diagrama que implemente los dos patrones seleccionados</w:t>
+      </w:r>
+    </w:p>
+    <w:p>
+      <w:pPr>
+        <w:rPr>
+          <w:rFonts w:ascii="Arial" w:hAnsi="Arial" w:cs="Arial"/>
           <w:b/>
           <w:bCs/>
         </w:rPr>
-        <w:t xml:space="preserve">Parte C. Implementación de los patrones diseño (34%). </w:t>
-      </w:r>
-    </w:p>
-    <w:p>
-      <w:pPr>
-        <w:rPr>
-          <w:rFonts w:ascii="Arial" w:hAnsi="Arial" w:cs="Arial"/>
-        </w:rPr>
-      </w:pPr>
-      <w:r>
-        <w:rPr>
-          <w:rFonts w:ascii="Arial" w:hAnsi="Arial" w:cs="Arial"/>
-        </w:rPr>
-        <w:t xml:space="preserve">Implementar en el lenguaje de su elección las clases y los objetos que hacen parte de los dos patrones estructurales, evidenciando un correcto uso de estos y siguiendo principios SOLID. No es necesario implementar funcionalidades, es suficiente con mostrar mensajes por consola donde se evidencie el funcionamiento del patrón. </w:t>
-      </w:r>
-    </w:p>
-    <w:p>
-      <w:pPr>
-        <w:rPr>
-          <w:rFonts w:ascii="Arial" w:hAnsi="Arial" w:cs="Arial"/>
-        </w:rPr>
       </w:pPr>
     </w:p>
     <w:p>
@@ -599,6 +1062,43 @@
           <w:b/>
           <w:bCs/>
         </w:rPr>
+        <w:t xml:space="preserve">Parte C. Implementación de los patrones diseño (34%). </w:t>
+      </w:r>
+    </w:p>
+    <w:p>
+      <w:pPr>
+        <w:rPr>
+          <w:rFonts w:ascii="Arial" w:hAnsi="Arial" w:cs="Arial"/>
+        </w:rPr>
+      </w:pPr>
+      <w:r>
+        <w:rPr>
+          <w:rFonts w:ascii="Arial" w:hAnsi="Arial" w:cs="Arial"/>
+        </w:rPr>
+        <w:t xml:space="preserve">Implementar en el lenguaje de su elección las clases y los objetos que hacen parte de los dos patrones estructurales, evidenciando un correcto uso de estos y siguiendo principios SOLID. No es necesario implementar funcionalidades, es suficiente con mostrar mensajes por consola donde se evidencie el funcionamiento del patrón. </w:t>
+      </w:r>
+    </w:p>
+    <w:p>
+      <w:pPr>
+        <w:rPr>
+          <w:rFonts w:ascii="Arial" w:hAnsi="Arial" w:cs="Arial"/>
+        </w:rPr>
+      </w:pPr>
+    </w:p>
+    <w:p>
+      <w:pPr>
+        <w:rPr>
+          <w:rFonts w:ascii="Arial" w:hAnsi="Arial" w:cs="Arial"/>
+          <w:b/>
+          <w:bCs/>
+        </w:rPr>
+      </w:pPr>
+      <w:r>
+        <w:rPr>
+          <w:rFonts w:ascii="Arial" w:hAnsi="Arial" w:cs="Arial"/>
+          <w:b/>
+          <w:bCs/>
+        </w:rPr>
         <w:t xml:space="preserve">Plazo de entrega: </w:t>
       </w:r>
     </w:p>
@@ -612,7 +1112,21 @@
         <w:rPr>
           <w:rFonts w:ascii="Arial" w:hAnsi="Arial" w:cs="Arial"/>
         </w:rPr>
-        <w:t xml:space="preserve">12 de Abril a las 23:59. </w:t>
+        <w:t xml:space="preserve">12 de </w:t>
+      </w:r>
+      <w:proofErr w:type="gramStart"/>
+      <w:r>
+        <w:rPr>
+          <w:rFonts w:ascii="Arial" w:hAnsi="Arial" w:cs="Arial"/>
+        </w:rPr>
+        <w:t>Abril</w:t>
+      </w:r>
+      <w:proofErr w:type="gramEnd"/>
+      <w:r>
+        <w:rPr>
+          <w:rFonts w:ascii="Arial" w:hAnsi="Arial" w:cs="Arial"/>
+        </w:rPr>
+        <w:t xml:space="preserve"> a las 23:59. </w:t>
       </w:r>
     </w:p>
     <w:p>
@@ -691,6 +1205,119 @@
 <file path=word/numbering.xml><?xml version="1.0" encoding="utf-8"?>
 <w:numbering xmlns:wpc="http://schemas.microsoft.com/office/word/2010/wordprocessingCanvas" xmlns:cx="http://schemas.microsoft.com/office/drawing/2014/chartex" xmlns:cx1="http://schemas.microsoft.com/office/drawing/2015/9/8/chartex" xmlns:cx2="http://schemas.microsoft.com/office/drawing/2015/10/21/chartex" xmlns:cx3="http://schemas.microsoft.com/office/drawing/2016/5/9/chartex" xmlns:cx4="http://schemas.microsoft.com/office/drawing/2016/5/10/chartex" xmlns:cx5="http://schemas.microsoft.com/office/drawing/2016/5/11/chartex" xmlns:cx6="http://schemas.microsoft.com/office/drawing/2016/5/12/chartex" xmlns:cx7="http://schemas.microsoft.com/office/drawing/2016/5/13/chartex" xmlns:cx8="http://schemas.microsoft.com/office/drawing/2016/5/14/chartex" xmlns:mc="http://schemas.openxmlformats.org/markup-compatibility/2006" xmlns:aink="http://schemas.microsoft.com/office/drawing/2016/ink" xmlns:am3d="http://schemas.microsoft.com/office/drawing/2017/model3d" xmlns:o="urn:schemas-microsoft-com:office:office" xmlns:oel="http://schemas.microsoft.com/office/2019/extlst" xmlns:r="http://schemas.openxmlformats.org/officeDocument/2006/relationships" xmlns:m="http://schemas.openxmlformats.org/officeDocument/2006/math" xmlns:v="urn:schemas-microsoft-com:vml" xmlns:wp14="http://schemas.microsoft.com/office/word/2010/wordprocessingDrawing" xmlns:wp="http://schemas.openxmlformats.org/drawingml/2006/wordprocessingDrawing" xmlns:w10="urn:schemas-microsoft-com:office:word" xmlns:w="http://schemas.openxmlformats.org/wordprocessingml/2006/main" xmlns:w14="http://schemas.microsoft.com/office/word/2010/wordml" xmlns:w15="http://schemas.microsoft.com/office/word/2012/wordml" xmlns:w16cex="http://schemas.microsoft.com/office/word/2018/wordml/cex" xmlns:w16cid="http://schemas.microsoft.com/office/word/2016/wordml/cid" xmlns:w16="http://schemas.microsoft.com/office/word/2018/wordml" xmlns:w16du="http://schemas.microsoft.com/office/word/2023/wordml/word16du" xmlns:w16sdtdh="http://schemas.microsoft.com/office/word/2020/wordml/sdtdatahash" xmlns:w16sdtfl="http://schemas.microsoft.com/office/word/2024/wordml/sdtformatlock" xmlns:w16se="http://schemas.microsoft.com/office/word/2015/wordml/symex" xmlns:wpg="http://schemas.microsoft.com/office/word/2010/wordprocessingGroup" xmlns:wpi="http://schemas.microsoft.com/office/word/2010/wordprocessingInk" xmlns:wne="http://schemas.microsoft.com/office/word/2006/wordml" xmlns:wps="http://schemas.microsoft.com/office/word/2010/wordprocessingShape" mc:Ignorable="w14 w15 w16se w16cid w16 w16cex w16sdtdh w16sdtfl w16du wp14">
   <w:abstractNum w:abstractNumId="0" w15:restartNumberingAfterBreak="0">
+    <w:nsid w:val="038A014E"/>
+    <w:multiLevelType w:val="hybridMultilevel"/>
+    <w:tmpl w:val="953E003C"/>
+    <w:lvl w:ilvl="0" w:tplc="0C0A0001">
+      <w:start w:val="1"/>
+      <w:numFmt w:val="bullet"/>
+      <w:lvlText w:val=""/>
+      <w:lvlJc w:val="left"/>
+      <w:pPr>
+        <w:ind w:left="720" w:hanging="360"/>
+      </w:pPr>
+      <w:rPr>
+        <w:rFonts w:ascii="Symbol" w:hAnsi="Symbol" w:hint="default"/>
+      </w:rPr>
+    </w:lvl>
+    <w:lvl w:ilvl="1" w:tplc="0C0A0003" w:tentative="1">
+      <w:start w:val="1"/>
+      <w:numFmt w:val="bullet"/>
+      <w:lvlText w:val="o"/>
+      <w:lvlJc w:val="left"/>
+      <w:pPr>
+        <w:ind w:left="1440" w:hanging="360"/>
+      </w:pPr>
+      <w:rPr>
+        <w:rFonts w:ascii="Courier New" w:hAnsi="Courier New" w:cs="Courier New" w:hint="default"/>
+      </w:rPr>
+    </w:lvl>
+    <w:lvl w:ilvl="2" w:tplc="0C0A0005" w:tentative="1">
+      <w:start w:val="1"/>
+      <w:numFmt w:val="bullet"/>
+      <w:lvlText w:val=""/>
+      <w:lvlJc w:val="left"/>
+      <w:pPr>
+        <w:ind w:left="2160" w:hanging="360"/>
+      </w:pPr>
+      <w:rPr>
+        <w:rFonts w:ascii="Wingdings" w:hAnsi="Wingdings" w:hint="default"/>
+      </w:rPr>
+    </w:lvl>
+    <w:lvl w:ilvl="3" w:tplc="0C0A0001" w:tentative="1">
+      <w:start w:val="1"/>
+      <w:numFmt w:val="bullet"/>
+      <w:lvlText w:val=""/>
+      <w:lvlJc w:val="left"/>
+      <w:pPr>
+        <w:ind w:left="2880" w:hanging="360"/>
+      </w:pPr>
+      <w:rPr>
+        <w:rFonts w:ascii="Symbol" w:hAnsi="Symbol" w:hint="default"/>
+      </w:rPr>
+    </w:lvl>
+    <w:lvl w:ilvl="4" w:tplc="0C0A0003" w:tentative="1">
+      <w:start w:val="1"/>
+      <w:numFmt w:val="bullet"/>
+      <w:lvlText w:val="o"/>
+      <w:lvlJc w:val="left"/>
+      <w:pPr>
+        <w:ind w:left="3600" w:hanging="360"/>
+      </w:pPr>
+      <w:rPr>
+        <w:rFonts w:ascii="Courier New" w:hAnsi="Courier New" w:cs="Courier New" w:hint="default"/>
+      </w:rPr>
+    </w:lvl>
+    <w:lvl w:ilvl="5" w:tplc="0C0A0005" w:tentative="1">
+      <w:start w:val="1"/>
+      <w:numFmt w:val="bullet"/>
+      <w:lvlText w:val=""/>
+      <w:lvlJc w:val="left"/>
+      <w:pPr>
+        <w:ind w:left="4320" w:hanging="360"/>
+      </w:pPr>
+      <w:rPr>
+        <w:rFonts w:ascii="Wingdings" w:hAnsi="Wingdings" w:hint="default"/>
+      </w:rPr>
+    </w:lvl>
+    <w:lvl w:ilvl="6" w:tplc="0C0A0001" w:tentative="1">
+      <w:start w:val="1"/>
+      <w:numFmt w:val="bullet"/>
+      <w:lvlText w:val=""/>
+      <w:lvlJc w:val="left"/>
+      <w:pPr>
+        <w:ind w:left="5040" w:hanging="360"/>
+      </w:pPr>
+      <w:rPr>
+        <w:rFonts w:ascii="Symbol" w:hAnsi="Symbol" w:hint="default"/>
+      </w:rPr>
+    </w:lvl>
+    <w:lvl w:ilvl="7" w:tplc="0C0A0003" w:tentative="1">
+      <w:start w:val="1"/>
+      <w:numFmt w:val="bullet"/>
+      <w:lvlText w:val="o"/>
+      <w:lvlJc w:val="left"/>
+      <w:pPr>
+        <w:ind w:left="5760" w:hanging="360"/>
+      </w:pPr>
+      <w:rPr>
+        <w:rFonts w:ascii="Courier New" w:hAnsi="Courier New" w:cs="Courier New" w:hint="default"/>
+      </w:rPr>
+    </w:lvl>
+    <w:lvl w:ilvl="8" w:tplc="0C0A0005" w:tentative="1">
+      <w:start w:val="1"/>
+      <w:numFmt w:val="bullet"/>
+      <w:lvlText w:val=""/>
+      <w:lvlJc w:val="left"/>
+      <w:pPr>
+        <w:ind w:left="6480" w:hanging="360"/>
+      </w:pPr>
+      <w:rPr>
+        <w:rFonts w:ascii="Wingdings" w:hAnsi="Wingdings" w:hint="default"/>
+      </w:rPr>
+    </w:lvl>
+  </w:abstractNum>
+  <w:abstractNum w:abstractNumId="1" w15:restartNumberingAfterBreak="0">
     <w:nsid w:val="0E673897"/>
     <w:multiLevelType w:val="multilevel"/>
     <w:tmpl w:val="66AC64EE"/>
@@ -803,7 +1430,245 @@
       </w:pPr>
     </w:lvl>
   </w:abstractNum>
-  <w:abstractNum w:abstractNumId="1" w15:restartNumberingAfterBreak="0">
+  <w:abstractNum w:abstractNumId="2" w15:restartNumberingAfterBreak="0">
+    <w:nsid w:val="25CA684D"/>
+    <w:multiLevelType w:val="multilevel"/>
+    <w:tmpl w:val="41363C76"/>
+    <w:lvl w:ilvl="0">
+      <w:start w:val="1"/>
+      <w:numFmt w:val="bullet"/>
+      <w:lvlText w:val=""/>
+      <w:lvlJc w:val="left"/>
+      <w:pPr>
+        <w:tabs>
+          <w:tab w:val="num" w:pos="720"/>
+        </w:tabs>
+        <w:ind w:left="720" w:hanging="360"/>
+      </w:pPr>
+      <w:rPr>
+        <w:rFonts w:ascii="Symbol" w:hAnsi="Symbol" w:hint="default"/>
+        <w:sz w:val="20"/>
+      </w:rPr>
+    </w:lvl>
+    <w:lvl w:ilvl="1" w:tentative="1">
+      <w:start w:val="1"/>
+      <w:numFmt w:val="bullet"/>
+      <w:lvlText w:val="o"/>
+      <w:lvlJc w:val="left"/>
+      <w:pPr>
+        <w:tabs>
+          <w:tab w:val="num" w:pos="1440"/>
+        </w:tabs>
+        <w:ind w:left="1440" w:hanging="360"/>
+      </w:pPr>
+      <w:rPr>
+        <w:rFonts w:ascii="Courier New" w:hAnsi="Courier New" w:hint="default"/>
+        <w:sz w:val="20"/>
+      </w:rPr>
+    </w:lvl>
+    <w:lvl w:ilvl="2" w:tentative="1">
+      <w:start w:val="1"/>
+      <w:numFmt w:val="bullet"/>
+      <w:lvlText w:val=""/>
+      <w:lvlJc w:val="left"/>
+      <w:pPr>
+        <w:tabs>
+          <w:tab w:val="num" w:pos="2160"/>
+        </w:tabs>
+        <w:ind w:left="2160" w:hanging="360"/>
+      </w:pPr>
+      <w:rPr>
+        <w:rFonts w:ascii="Wingdings" w:hAnsi="Wingdings" w:hint="default"/>
+        <w:sz w:val="20"/>
+      </w:rPr>
+    </w:lvl>
+    <w:lvl w:ilvl="3" w:tentative="1">
+      <w:start w:val="1"/>
+      <w:numFmt w:val="bullet"/>
+      <w:lvlText w:val=""/>
+      <w:lvlJc w:val="left"/>
+      <w:pPr>
+        <w:tabs>
+          <w:tab w:val="num" w:pos="2880"/>
+        </w:tabs>
+        <w:ind w:left="2880" w:hanging="360"/>
+      </w:pPr>
+      <w:rPr>
+        <w:rFonts w:ascii="Wingdings" w:hAnsi="Wingdings" w:hint="default"/>
+        <w:sz w:val="20"/>
+      </w:rPr>
+    </w:lvl>
+    <w:lvl w:ilvl="4" w:tentative="1">
+      <w:start w:val="1"/>
+      <w:numFmt w:val="bullet"/>
+      <w:lvlText w:val=""/>
+      <w:lvlJc w:val="left"/>
+      <w:pPr>
+        <w:tabs>
+          <w:tab w:val="num" w:pos="3600"/>
+        </w:tabs>
+        <w:ind w:left="3600" w:hanging="360"/>
+      </w:pPr>
+      <w:rPr>
+        <w:rFonts w:ascii="Wingdings" w:hAnsi="Wingdings" w:hint="default"/>
+        <w:sz w:val="20"/>
+      </w:rPr>
+    </w:lvl>
+    <w:lvl w:ilvl="5" w:tentative="1">
+      <w:start w:val="1"/>
+      <w:numFmt w:val="bullet"/>
+      <w:lvlText w:val=""/>
+      <w:lvlJc w:val="left"/>
+      <w:pPr>
+        <w:tabs>
+          <w:tab w:val="num" w:pos="4320"/>
+        </w:tabs>
+        <w:ind w:left="4320" w:hanging="360"/>
+      </w:pPr>
+      <w:rPr>
+        <w:rFonts w:ascii="Wingdings" w:hAnsi="Wingdings" w:hint="default"/>
+        <w:sz w:val="20"/>
+      </w:rPr>
+    </w:lvl>
+    <w:lvl w:ilvl="6" w:tentative="1">
+      <w:start w:val="1"/>
+      <w:numFmt w:val="bullet"/>
+      <w:lvlText w:val=""/>
+      <w:lvlJc w:val="left"/>
+      <w:pPr>
+        <w:tabs>
+          <w:tab w:val="num" w:pos="5040"/>
+        </w:tabs>
+        <w:ind w:left="5040" w:hanging="360"/>
+      </w:pPr>
+      <w:rPr>
+        <w:rFonts w:ascii="Wingdings" w:hAnsi="Wingdings" w:hint="default"/>
+        <w:sz w:val="20"/>
+      </w:rPr>
+    </w:lvl>
+    <w:lvl w:ilvl="7" w:tentative="1">
+      <w:start w:val="1"/>
+      <w:numFmt w:val="bullet"/>
+      <w:lvlText w:val=""/>
+      <w:lvlJc w:val="left"/>
+      <w:pPr>
+        <w:tabs>
+          <w:tab w:val="num" w:pos="5760"/>
+        </w:tabs>
+        <w:ind w:left="5760" w:hanging="360"/>
+      </w:pPr>
+      <w:rPr>
+        <w:rFonts w:ascii="Wingdings" w:hAnsi="Wingdings" w:hint="default"/>
+        <w:sz w:val="20"/>
+      </w:rPr>
+    </w:lvl>
+    <w:lvl w:ilvl="8" w:tentative="1">
+      <w:start w:val="1"/>
+      <w:numFmt w:val="bullet"/>
+      <w:lvlText w:val=""/>
+      <w:lvlJc w:val="left"/>
+      <w:pPr>
+        <w:tabs>
+          <w:tab w:val="num" w:pos="6480"/>
+        </w:tabs>
+        <w:ind w:left="6480" w:hanging="360"/>
+      </w:pPr>
+      <w:rPr>
+        <w:rFonts w:ascii="Wingdings" w:hAnsi="Wingdings" w:hint="default"/>
+        <w:sz w:val="20"/>
+      </w:rPr>
+    </w:lvl>
+  </w:abstractNum>
+  <w:abstractNum w:abstractNumId="3" w15:restartNumberingAfterBreak="0">
+    <w:nsid w:val="2B5632B3"/>
+    <w:multiLevelType w:val="hybridMultilevel"/>
+    <w:tmpl w:val="FED00640"/>
+    <w:lvl w:ilvl="0" w:tplc="3D9CFF84">
+      <w:start w:val="1"/>
+      <w:numFmt w:val="lowerLetter"/>
+      <w:lvlText w:val="%1)"/>
+      <w:lvlJc w:val="left"/>
+      <w:pPr>
+        <w:ind w:left="1068" w:hanging="360"/>
+      </w:pPr>
+      <w:rPr>
+        <w:rFonts w:hint="default"/>
+      </w:rPr>
+    </w:lvl>
+    <w:lvl w:ilvl="1" w:tplc="0C0A0019" w:tentative="1">
+      <w:start w:val="1"/>
+      <w:numFmt w:val="lowerLetter"/>
+      <w:lvlText w:val="%2."/>
+      <w:lvlJc w:val="left"/>
+      <w:pPr>
+        <w:ind w:left="1788" w:hanging="360"/>
+      </w:pPr>
+    </w:lvl>
+    <w:lvl w:ilvl="2" w:tplc="0C0A001B" w:tentative="1">
+      <w:start w:val="1"/>
+      <w:numFmt w:val="lowerRoman"/>
+      <w:lvlText w:val="%3."/>
+      <w:lvlJc w:val="right"/>
+      <w:pPr>
+        <w:ind w:left="2508" w:hanging="180"/>
+      </w:pPr>
+    </w:lvl>
+    <w:lvl w:ilvl="3" w:tplc="0C0A000F" w:tentative="1">
+      <w:start w:val="1"/>
+      <w:numFmt w:val="decimal"/>
+      <w:lvlText w:val="%4."/>
+      <w:lvlJc w:val="left"/>
+      <w:pPr>
+        <w:ind w:left="3228" w:hanging="360"/>
+      </w:pPr>
+    </w:lvl>
+    <w:lvl w:ilvl="4" w:tplc="0C0A0019" w:tentative="1">
+      <w:start w:val="1"/>
+      <w:numFmt w:val="lowerLetter"/>
+      <w:lvlText w:val="%5."/>
+      <w:lvlJc w:val="left"/>
+      <w:pPr>
+        <w:ind w:left="3948" w:hanging="360"/>
+      </w:pPr>
+    </w:lvl>
+    <w:lvl w:ilvl="5" w:tplc="0C0A001B" w:tentative="1">
+      <w:start w:val="1"/>
+      <w:numFmt w:val="lowerRoman"/>
+      <w:lvlText w:val="%6."/>
+      <w:lvlJc w:val="right"/>
+      <w:pPr>
+        <w:ind w:left="4668" w:hanging="180"/>
+      </w:pPr>
+    </w:lvl>
+    <w:lvl w:ilvl="6" w:tplc="0C0A000F" w:tentative="1">
+      <w:start w:val="1"/>
+      <w:numFmt w:val="decimal"/>
+      <w:lvlText w:val="%7."/>
+      <w:lvlJc w:val="left"/>
+      <w:pPr>
+        <w:ind w:left="5388" w:hanging="360"/>
+      </w:pPr>
+    </w:lvl>
+    <w:lvl w:ilvl="7" w:tplc="0C0A0019" w:tentative="1">
+      <w:start w:val="1"/>
+      <w:numFmt w:val="lowerLetter"/>
+      <w:lvlText w:val="%8."/>
+      <w:lvlJc w:val="left"/>
+      <w:pPr>
+        <w:ind w:left="6108" w:hanging="360"/>
+      </w:pPr>
+    </w:lvl>
+    <w:lvl w:ilvl="8" w:tplc="0C0A001B" w:tentative="1">
+      <w:start w:val="1"/>
+      <w:numFmt w:val="lowerRoman"/>
+      <w:lvlText w:val="%9."/>
+      <w:lvlJc w:val="right"/>
+      <w:pPr>
+        <w:ind w:left="6828" w:hanging="180"/>
+      </w:pPr>
+    </w:lvl>
+  </w:abstractNum>
+  <w:abstractNum w:abstractNumId="4" w15:restartNumberingAfterBreak="0">
     <w:nsid w:val="53F65819"/>
     <w:multiLevelType w:val="multilevel"/>
     <w:tmpl w:val="0846E230"/>
@@ -952,7 +1817,156 @@
       </w:rPr>
     </w:lvl>
   </w:abstractNum>
-  <w:abstractNum w:abstractNumId="2" w15:restartNumberingAfterBreak="0">
+  <w:abstractNum w:abstractNumId="5" w15:restartNumberingAfterBreak="0">
+    <w:nsid w:val="5A5251CC"/>
+    <w:multiLevelType w:val="multilevel"/>
+    <w:tmpl w:val="8618BC2E"/>
+    <w:lvl w:ilvl="0">
+      <w:start w:val="1"/>
+      <w:numFmt w:val="bullet"/>
+      <w:lvlText w:val=""/>
+      <w:lvlJc w:val="left"/>
+      <w:pPr>
+        <w:tabs>
+          <w:tab w:val="num" w:pos="720"/>
+        </w:tabs>
+        <w:ind w:left="720" w:hanging="360"/>
+      </w:pPr>
+      <w:rPr>
+        <w:rFonts w:ascii="Symbol" w:hAnsi="Symbol" w:hint="default"/>
+        <w:sz w:val="20"/>
+      </w:rPr>
+    </w:lvl>
+    <w:lvl w:ilvl="1" w:tentative="1">
+      <w:start w:val="1"/>
+      <w:numFmt w:val="bullet"/>
+      <w:lvlText w:val="o"/>
+      <w:lvlJc w:val="left"/>
+      <w:pPr>
+        <w:tabs>
+          <w:tab w:val="num" w:pos="1440"/>
+        </w:tabs>
+        <w:ind w:left="1440" w:hanging="360"/>
+      </w:pPr>
+      <w:rPr>
+        <w:rFonts w:ascii="Courier New" w:hAnsi="Courier New" w:hint="default"/>
+        <w:sz w:val="20"/>
+      </w:rPr>
+    </w:lvl>
+    <w:lvl w:ilvl="2" w:tentative="1">
+      <w:start w:val="1"/>
+      <w:numFmt w:val="bullet"/>
+      <w:lvlText w:val=""/>
+      <w:lvlJc w:val="left"/>
+      <w:pPr>
+        <w:tabs>
+          <w:tab w:val="num" w:pos="2160"/>
+        </w:tabs>
+        <w:ind w:left="2160" w:hanging="360"/>
+      </w:pPr>
+      <w:rPr>
+        <w:rFonts w:ascii="Wingdings" w:hAnsi="Wingdings" w:hint="default"/>
+        <w:sz w:val="20"/>
+      </w:rPr>
+    </w:lvl>
+    <w:lvl w:ilvl="3" w:tentative="1">
+      <w:start w:val="1"/>
+      <w:numFmt w:val="bullet"/>
+      <w:lvlText w:val=""/>
+      <w:lvlJc w:val="left"/>
+      <w:pPr>
+        <w:tabs>
+          <w:tab w:val="num" w:pos="2880"/>
+        </w:tabs>
+        <w:ind w:left="2880" w:hanging="360"/>
+      </w:pPr>
+      <w:rPr>
+        <w:rFonts w:ascii="Wingdings" w:hAnsi="Wingdings" w:hint="default"/>
+        <w:sz w:val="20"/>
+      </w:rPr>
+    </w:lvl>
+    <w:lvl w:ilvl="4" w:tentative="1">
+      <w:start w:val="1"/>
+      <w:numFmt w:val="bullet"/>
+      <w:lvlText w:val=""/>
+      <w:lvlJc w:val="left"/>
+      <w:pPr>
+        <w:tabs>
+          <w:tab w:val="num" w:pos="3600"/>
+        </w:tabs>
+        <w:ind w:left="3600" w:hanging="360"/>
+      </w:pPr>
+      <w:rPr>
+        <w:rFonts w:ascii="Wingdings" w:hAnsi="Wingdings" w:hint="default"/>
+        <w:sz w:val="20"/>
+      </w:rPr>
+    </w:lvl>
+    <w:lvl w:ilvl="5" w:tentative="1">
+      <w:start w:val="1"/>
+      <w:numFmt w:val="bullet"/>
+      <w:lvlText w:val=""/>
+      <w:lvlJc w:val="left"/>
+      <w:pPr>
+        <w:tabs>
+          <w:tab w:val="num" w:pos="4320"/>
+        </w:tabs>
+        <w:ind w:left="4320" w:hanging="360"/>
+      </w:pPr>
+      <w:rPr>
+        <w:rFonts w:ascii="Wingdings" w:hAnsi="Wingdings" w:hint="default"/>
+        <w:sz w:val="20"/>
+      </w:rPr>
+    </w:lvl>
+    <w:lvl w:ilvl="6" w:tentative="1">
+      <w:start w:val="1"/>
+      <w:numFmt w:val="bullet"/>
+      <w:lvlText w:val=""/>
+      <w:lvlJc w:val="left"/>
+      <w:pPr>
+        <w:tabs>
+          <w:tab w:val="num" w:pos="5040"/>
+        </w:tabs>
+        <w:ind w:left="5040" w:hanging="360"/>
+      </w:pPr>
+      <w:rPr>
+        <w:rFonts w:ascii="Wingdings" w:hAnsi="Wingdings" w:hint="default"/>
+        <w:sz w:val="20"/>
+      </w:rPr>
+    </w:lvl>
+    <w:lvl w:ilvl="7" w:tentative="1">
+      <w:start w:val="1"/>
+      <w:numFmt w:val="bullet"/>
+      <w:lvlText w:val=""/>
+      <w:lvlJc w:val="left"/>
+      <w:pPr>
+        <w:tabs>
+          <w:tab w:val="num" w:pos="5760"/>
+        </w:tabs>
+        <w:ind w:left="5760" w:hanging="360"/>
+      </w:pPr>
+      <w:rPr>
+        <w:rFonts w:ascii="Wingdings" w:hAnsi="Wingdings" w:hint="default"/>
+        <w:sz w:val="20"/>
+      </w:rPr>
+    </w:lvl>
+    <w:lvl w:ilvl="8" w:tentative="1">
+      <w:start w:val="1"/>
+      <w:numFmt w:val="bullet"/>
+      <w:lvlText w:val=""/>
+      <w:lvlJc w:val="left"/>
+      <w:pPr>
+        <w:tabs>
+          <w:tab w:val="num" w:pos="6480"/>
+        </w:tabs>
+        <w:ind w:left="6480" w:hanging="360"/>
+      </w:pPr>
+      <w:rPr>
+        <w:rFonts w:ascii="Wingdings" w:hAnsi="Wingdings" w:hint="default"/>
+        <w:sz w:val="20"/>
+      </w:rPr>
+    </w:lvl>
+  </w:abstractNum>
+  <w:abstractNum w:abstractNumId="6" w15:restartNumberingAfterBreak="0">
     <w:nsid w:val="5B3A16C4"/>
     <w:multiLevelType w:val="multilevel"/>
     <w:tmpl w:val="28605194"/>
@@ -1065,7 +2079,209 @@
       </w:pPr>
     </w:lvl>
   </w:abstractNum>
-  <w:abstractNum w:abstractNumId="3" w15:restartNumberingAfterBreak="0">
+  <w:abstractNum w:abstractNumId="7" w15:restartNumberingAfterBreak="0">
+    <w:nsid w:val="67FB4CFF"/>
+    <w:multiLevelType w:val="hybridMultilevel"/>
+    <w:tmpl w:val="3AD09DC4"/>
+    <w:lvl w:ilvl="0" w:tplc="0C0A000F">
+      <w:start w:val="1"/>
+      <w:numFmt w:val="decimal"/>
+      <w:lvlText w:val="%1."/>
+      <w:lvlJc w:val="left"/>
+      <w:pPr>
+        <w:ind w:left="720" w:hanging="360"/>
+      </w:pPr>
+      <w:rPr>
+        <w:rFonts w:hint="default"/>
+      </w:rPr>
+    </w:lvl>
+    <w:lvl w:ilvl="1" w:tplc="0C0A0019" w:tentative="1">
+      <w:start w:val="1"/>
+      <w:numFmt w:val="lowerLetter"/>
+      <w:lvlText w:val="%2."/>
+      <w:lvlJc w:val="left"/>
+      <w:pPr>
+        <w:ind w:left="1440" w:hanging="360"/>
+      </w:pPr>
+    </w:lvl>
+    <w:lvl w:ilvl="2" w:tplc="0C0A001B" w:tentative="1">
+      <w:start w:val="1"/>
+      <w:numFmt w:val="lowerRoman"/>
+      <w:lvlText w:val="%3."/>
+      <w:lvlJc w:val="right"/>
+      <w:pPr>
+        <w:ind w:left="2160" w:hanging="180"/>
+      </w:pPr>
+    </w:lvl>
+    <w:lvl w:ilvl="3" w:tplc="0C0A000F" w:tentative="1">
+      <w:start w:val="1"/>
+      <w:numFmt w:val="decimal"/>
+      <w:lvlText w:val="%4."/>
+      <w:lvlJc w:val="left"/>
+      <w:pPr>
+        <w:ind w:left="2880" w:hanging="360"/>
+      </w:pPr>
+    </w:lvl>
+    <w:lvl w:ilvl="4" w:tplc="0C0A0019" w:tentative="1">
+      <w:start w:val="1"/>
+      <w:numFmt w:val="lowerLetter"/>
+      <w:lvlText w:val="%5."/>
+      <w:lvlJc w:val="left"/>
+      <w:pPr>
+        <w:ind w:left="3600" w:hanging="360"/>
+      </w:pPr>
+    </w:lvl>
+    <w:lvl w:ilvl="5" w:tplc="0C0A001B" w:tentative="1">
+      <w:start w:val="1"/>
+      <w:numFmt w:val="lowerRoman"/>
+      <w:lvlText w:val="%6."/>
+      <w:lvlJc w:val="right"/>
+      <w:pPr>
+        <w:ind w:left="4320" w:hanging="180"/>
+      </w:pPr>
+    </w:lvl>
+    <w:lvl w:ilvl="6" w:tplc="0C0A000F" w:tentative="1">
+      <w:start w:val="1"/>
+      <w:numFmt w:val="decimal"/>
+      <w:lvlText w:val="%7."/>
+      <w:lvlJc w:val="left"/>
+      <w:pPr>
+        <w:ind w:left="5040" w:hanging="360"/>
+      </w:pPr>
+    </w:lvl>
+    <w:lvl w:ilvl="7" w:tplc="0C0A0019" w:tentative="1">
+      <w:start w:val="1"/>
+      <w:numFmt w:val="lowerLetter"/>
+      <w:lvlText w:val="%8."/>
+      <w:lvlJc w:val="left"/>
+      <w:pPr>
+        <w:ind w:left="5760" w:hanging="360"/>
+      </w:pPr>
+    </w:lvl>
+    <w:lvl w:ilvl="8" w:tplc="0C0A001B" w:tentative="1">
+      <w:start w:val="1"/>
+      <w:numFmt w:val="lowerRoman"/>
+      <w:lvlText w:val="%9."/>
+      <w:lvlJc w:val="right"/>
+      <w:pPr>
+        <w:ind w:left="6480" w:hanging="180"/>
+      </w:pPr>
+    </w:lvl>
+  </w:abstractNum>
+  <w:abstractNum w:abstractNumId="8" w15:restartNumberingAfterBreak="0">
+    <w:nsid w:val="6B12634B"/>
+    <w:multiLevelType w:val="multilevel"/>
+    <w:tmpl w:val="E46A35CC"/>
+    <w:lvl w:ilvl="0">
+      <w:start w:val="1"/>
+      <w:numFmt w:val="decimal"/>
+      <w:lvlText w:val="%1."/>
+      <w:lvlJc w:val="left"/>
+      <w:pPr>
+        <w:tabs>
+          <w:tab w:val="num" w:pos="720"/>
+        </w:tabs>
+        <w:ind w:left="720" w:hanging="360"/>
+      </w:pPr>
+    </w:lvl>
+    <w:lvl w:ilvl="1" w:tentative="1">
+      <w:start w:val="1"/>
+      <w:numFmt w:val="decimal"/>
+      <w:lvlText w:val="%2."/>
+      <w:lvlJc w:val="left"/>
+      <w:pPr>
+        <w:tabs>
+          <w:tab w:val="num" w:pos="1440"/>
+        </w:tabs>
+        <w:ind w:left="1440" w:hanging="360"/>
+      </w:pPr>
+    </w:lvl>
+    <w:lvl w:ilvl="2" w:tentative="1">
+      <w:start w:val="1"/>
+      <w:numFmt w:val="decimal"/>
+      <w:lvlText w:val="%3."/>
+      <w:lvlJc w:val="left"/>
+      <w:pPr>
+        <w:tabs>
+          <w:tab w:val="num" w:pos="2160"/>
+        </w:tabs>
+        <w:ind w:left="2160" w:hanging="360"/>
+      </w:pPr>
+    </w:lvl>
+    <w:lvl w:ilvl="3" w:tentative="1">
+      <w:start w:val="1"/>
+      <w:numFmt w:val="decimal"/>
+      <w:lvlText w:val="%4."/>
+      <w:lvlJc w:val="left"/>
+      <w:pPr>
+        <w:tabs>
+          <w:tab w:val="num" w:pos="2880"/>
+        </w:tabs>
+        <w:ind w:left="2880" w:hanging="360"/>
+      </w:pPr>
+    </w:lvl>
+    <w:lvl w:ilvl="4" w:tentative="1">
+      <w:start w:val="1"/>
+      <w:numFmt w:val="decimal"/>
+      <w:lvlText w:val="%5."/>
+      <w:lvlJc w:val="left"/>
+      <w:pPr>
+        <w:tabs>
+          <w:tab w:val="num" w:pos="3600"/>
+        </w:tabs>
+        <w:ind w:left="3600" w:hanging="360"/>
+      </w:pPr>
+    </w:lvl>
+    <w:lvl w:ilvl="5" w:tentative="1">
+      <w:start w:val="1"/>
+      <w:numFmt w:val="decimal"/>
+      <w:lvlText w:val="%6."/>
+      <w:lvlJc w:val="left"/>
+      <w:pPr>
+        <w:tabs>
+          <w:tab w:val="num" w:pos="4320"/>
+        </w:tabs>
+        <w:ind w:left="4320" w:hanging="360"/>
+      </w:pPr>
+    </w:lvl>
+    <w:lvl w:ilvl="6" w:tentative="1">
+      <w:start w:val="1"/>
+      <w:numFmt w:val="decimal"/>
+      <w:lvlText w:val="%7."/>
+      <w:lvlJc w:val="left"/>
+      <w:pPr>
+        <w:tabs>
+          <w:tab w:val="num" w:pos="5040"/>
+        </w:tabs>
+        <w:ind w:left="5040" w:hanging="360"/>
+      </w:pPr>
+    </w:lvl>
+    <w:lvl w:ilvl="7" w:tentative="1">
+      <w:start w:val="1"/>
+      <w:numFmt w:val="decimal"/>
+      <w:lvlText w:val="%8."/>
+      <w:lvlJc w:val="left"/>
+      <w:pPr>
+        <w:tabs>
+          <w:tab w:val="num" w:pos="5760"/>
+        </w:tabs>
+        <w:ind w:left="5760" w:hanging="360"/>
+      </w:pPr>
+    </w:lvl>
+    <w:lvl w:ilvl="8" w:tentative="1">
+      <w:start w:val="1"/>
+      <w:numFmt w:val="decimal"/>
+      <w:lvlText w:val="%9."/>
+      <w:lvlJc w:val="left"/>
+      <w:pPr>
+        <w:tabs>
+          <w:tab w:val="num" w:pos="6480"/>
+        </w:tabs>
+        <w:ind w:left="6480" w:hanging="360"/>
+      </w:pPr>
+    </w:lvl>
+  </w:abstractNum>
+  <w:abstractNum w:abstractNumId="9" w15:restartNumberingAfterBreak="0">
     <w:nsid w:val="79DB0B00"/>
     <w:multiLevelType w:val="multilevel"/>
     <w:tmpl w:val="3DF688CA"/>
@@ -1187,7 +2403,7 @@
       </w:pPr>
     </w:lvl>
   </w:abstractNum>
-  <w:abstractNum w:abstractNumId="4" w15:restartNumberingAfterBreak="0">
+  <w:abstractNum w:abstractNumId="10" w15:restartNumberingAfterBreak="0">
     <w:nsid w:val="7A236DFB"/>
     <w:multiLevelType w:val="multilevel"/>
     <w:tmpl w:val="66AC64EE"/>
@@ -1300,7 +2516,7 @@
       </w:pPr>
     </w:lvl>
   </w:abstractNum>
-  <w:abstractNum w:abstractNumId="5" w15:restartNumberingAfterBreak="0">
+  <w:abstractNum w:abstractNumId="11" w15:restartNumberingAfterBreak="0">
     <w:nsid w:val="7C20344D"/>
     <w:multiLevelType w:val="multilevel"/>
     <w:tmpl w:val="6F4296E2"/>
@@ -1413,23 +2629,193 @@
       </w:pPr>
     </w:lvl>
   </w:abstractNum>
+  <w:abstractNum w:abstractNumId="12" w15:restartNumberingAfterBreak="0">
+    <w:nsid w:val="7F262D39"/>
+    <w:multiLevelType w:val="multilevel"/>
+    <w:tmpl w:val="591283FE"/>
+    <w:lvl w:ilvl="0">
+      <w:start w:val="1"/>
+      <w:numFmt w:val="bullet"/>
+      <w:lvlText w:val=""/>
+      <w:lvlJc w:val="left"/>
+      <w:pPr>
+        <w:tabs>
+          <w:tab w:val="num" w:pos="720"/>
+        </w:tabs>
+        <w:ind w:left="720" w:hanging="360"/>
+      </w:pPr>
+      <w:rPr>
+        <w:rFonts w:ascii="Symbol" w:hAnsi="Symbol" w:hint="default"/>
+        <w:sz w:val="20"/>
+      </w:rPr>
+    </w:lvl>
+    <w:lvl w:ilvl="1" w:tentative="1">
+      <w:start w:val="1"/>
+      <w:numFmt w:val="bullet"/>
+      <w:lvlText w:val="o"/>
+      <w:lvlJc w:val="left"/>
+      <w:pPr>
+        <w:tabs>
+          <w:tab w:val="num" w:pos="1440"/>
+        </w:tabs>
+        <w:ind w:left="1440" w:hanging="360"/>
+      </w:pPr>
+      <w:rPr>
+        <w:rFonts w:ascii="Courier New" w:hAnsi="Courier New" w:hint="default"/>
+        <w:sz w:val="20"/>
+      </w:rPr>
+    </w:lvl>
+    <w:lvl w:ilvl="2" w:tentative="1">
+      <w:start w:val="1"/>
+      <w:numFmt w:val="bullet"/>
+      <w:lvlText w:val=""/>
+      <w:lvlJc w:val="left"/>
+      <w:pPr>
+        <w:tabs>
+          <w:tab w:val="num" w:pos="2160"/>
+        </w:tabs>
+        <w:ind w:left="2160" w:hanging="360"/>
+      </w:pPr>
+      <w:rPr>
+        <w:rFonts w:ascii="Wingdings" w:hAnsi="Wingdings" w:hint="default"/>
+        <w:sz w:val="20"/>
+      </w:rPr>
+    </w:lvl>
+    <w:lvl w:ilvl="3" w:tentative="1">
+      <w:start w:val="1"/>
+      <w:numFmt w:val="bullet"/>
+      <w:lvlText w:val=""/>
+      <w:lvlJc w:val="left"/>
+      <w:pPr>
+        <w:tabs>
+          <w:tab w:val="num" w:pos="2880"/>
+        </w:tabs>
+        <w:ind w:left="2880" w:hanging="360"/>
+      </w:pPr>
+      <w:rPr>
+        <w:rFonts w:ascii="Wingdings" w:hAnsi="Wingdings" w:hint="default"/>
+        <w:sz w:val="20"/>
+      </w:rPr>
+    </w:lvl>
+    <w:lvl w:ilvl="4" w:tentative="1">
+      <w:start w:val="1"/>
+      <w:numFmt w:val="bullet"/>
+      <w:lvlText w:val=""/>
+      <w:lvlJc w:val="left"/>
+      <w:pPr>
+        <w:tabs>
+          <w:tab w:val="num" w:pos="3600"/>
+        </w:tabs>
+        <w:ind w:left="3600" w:hanging="360"/>
+      </w:pPr>
+      <w:rPr>
+        <w:rFonts w:ascii="Wingdings" w:hAnsi="Wingdings" w:hint="default"/>
+        <w:sz w:val="20"/>
+      </w:rPr>
+    </w:lvl>
+    <w:lvl w:ilvl="5" w:tentative="1">
+      <w:start w:val="1"/>
+      <w:numFmt w:val="bullet"/>
+      <w:lvlText w:val=""/>
+      <w:lvlJc w:val="left"/>
+      <w:pPr>
+        <w:tabs>
+          <w:tab w:val="num" w:pos="4320"/>
+        </w:tabs>
+        <w:ind w:left="4320" w:hanging="360"/>
+      </w:pPr>
+      <w:rPr>
+        <w:rFonts w:ascii="Wingdings" w:hAnsi="Wingdings" w:hint="default"/>
+        <w:sz w:val="20"/>
+      </w:rPr>
+    </w:lvl>
+    <w:lvl w:ilvl="6" w:tentative="1">
+      <w:start w:val="1"/>
+      <w:numFmt w:val="bullet"/>
+      <w:lvlText w:val=""/>
+      <w:lvlJc w:val="left"/>
+      <w:pPr>
+        <w:tabs>
+          <w:tab w:val="num" w:pos="5040"/>
+        </w:tabs>
+        <w:ind w:left="5040" w:hanging="360"/>
+      </w:pPr>
+      <w:rPr>
+        <w:rFonts w:ascii="Wingdings" w:hAnsi="Wingdings" w:hint="default"/>
+        <w:sz w:val="20"/>
+      </w:rPr>
+    </w:lvl>
+    <w:lvl w:ilvl="7" w:tentative="1">
+      <w:start w:val="1"/>
+      <w:numFmt w:val="bullet"/>
+      <w:lvlText w:val=""/>
+      <w:lvlJc w:val="left"/>
+      <w:pPr>
+        <w:tabs>
+          <w:tab w:val="num" w:pos="5760"/>
+        </w:tabs>
+        <w:ind w:left="5760" w:hanging="360"/>
+      </w:pPr>
+      <w:rPr>
+        <w:rFonts w:ascii="Wingdings" w:hAnsi="Wingdings" w:hint="default"/>
+        <w:sz w:val="20"/>
+      </w:rPr>
+    </w:lvl>
+    <w:lvl w:ilvl="8" w:tentative="1">
+      <w:start w:val="1"/>
+      <w:numFmt w:val="bullet"/>
+      <w:lvlText w:val=""/>
+      <w:lvlJc w:val="left"/>
+      <w:pPr>
+        <w:tabs>
+          <w:tab w:val="num" w:pos="6480"/>
+        </w:tabs>
+        <w:ind w:left="6480" w:hanging="360"/>
+      </w:pPr>
+      <w:rPr>
+        <w:rFonts w:ascii="Wingdings" w:hAnsi="Wingdings" w:hint="default"/>
+        <w:sz w:val="20"/>
+      </w:rPr>
+    </w:lvl>
+  </w:abstractNum>
   <w:num w:numId="1" w16cid:durableId="1199732799">
+    <w:abstractNumId w:val="6"/>
+  </w:num>
+  <w:num w:numId="2" w16cid:durableId="1478764665">
+    <w:abstractNumId w:val="4"/>
+  </w:num>
+  <w:num w:numId="3" w16cid:durableId="1769079910">
+    <w:abstractNumId w:val="11"/>
+  </w:num>
+  <w:num w:numId="4" w16cid:durableId="1458598984">
+    <w:abstractNumId w:val="1"/>
+  </w:num>
+  <w:num w:numId="5" w16cid:durableId="29688272">
+    <w:abstractNumId w:val="9"/>
+  </w:num>
+  <w:num w:numId="6" w16cid:durableId="2036882892">
+    <w:abstractNumId w:val="10"/>
+  </w:num>
+  <w:num w:numId="7" w16cid:durableId="923149511">
+    <w:abstractNumId w:val="3"/>
+  </w:num>
+  <w:num w:numId="8" w16cid:durableId="1840075271">
+    <w:abstractNumId w:val="7"/>
+  </w:num>
+  <w:num w:numId="9" w16cid:durableId="1711539753">
+    <w:abstractNumId w:val="5"/>
+  </w:num>
+  <w:num w:numId="10" w16cid:durableId="572620159">
+    <w:abstractNumId w:val="12"/>
+  </w:num>
+  <w:num w:numId="11" w16cid:durableId="1729572052">
     <w:abstractNumId w:val="2"/>
   </w:num>
-  <w:num w:numId="2" w16cid:durableId="1478764665">
-    <w:abstractNumId w:val="1"/>
-  </w:num>
-  <w:num w:numId="3" w16cid:durableId="1769079910">
-    <w:abstractNumId w:val="5"/>
-  </w:num>
-  <w:num w:numId="4" w16cid:durableId="1458598984">
+  <w:num w:numId="12" w16cid:durableId="708189792">
     <w:abstractNumId w:val="0"/>
   </w:num>
-  <w:num w:numId="5" w16cid:durableId="29688272">
-    <w:abstractNumId w:val="3"/>
-  </w:num>
-  <w:num w:numId="6" w16cid:durableId="2036882892">
-    <w:abstractNumId w:val="4"/>
+  <w:num w:numId="13" w16cid:durableId="718433806">
+    <w:abstractNumId w:val="8"/>
   </w:num>
 </w:numbering>
 </file>
@@ -2202,6 +3588,23 @@
 </file>
 
 <file path=customXml/item1.xml><?xml version="1.0" encoding="utf-8"?>
+<p:properties xmlns:p="http://schemas.microsoft.com/office/2006/metadata/properties" xmlns:xsi="http://www.w3.org/2001/XMLSchema-instance" xmlns:pc="http://schemas.microsoft.com/office/infopath/2007/PartnerControls">
+  <documentManagement>
+    <ReferenceId xmlns="acce5a58-e1bd-4126-8af8-2782a8fdd034" xsi:nil="true"/>
+  </documentManagement>
+</p:properties>
+</file>
+
+<file path=customXml/item2.xml><?xml version="1.0" encoding="utf-8"?>
+<?mso-contentType ?>
+<FormTemplates xmlns="http://schemas.microsoft.com/sharepoint/v3/contenttype/forms">
+  <Display>DocumentLibraryForm</Display>
+  <Edit>DocumentLibraryForm</Edit>
+  <New>DocumentLibraryForm</New>
+</FormTemplates>
+</file>
+
+<file path=customXml/item3.xml><?xml version="1.0" encoding="utf-8"?>
 <ct:contentTypeSchema xmlns:ct="http://schemas.microsoft.com/office/2006/metadata/contentType" xmlns:ma="http://schemas.microsoft.com/office/2006/metadata/properties/metaAttributes" ct:_="" ma:_="" ma:contentTypeName="Document" ma:contentTypeID="0x010100BB8E559A05B56343B1458A39F845B9E9" ma:contentTypeVersion="1" ma:contentTypeDescription="Create a new document." ma:contentTypeScope="" ma:versionID="2d59b65ad6a289736b2b284258fcb7a2">
   <xsd:schema xmlns:xsd="http://www.w3.org/2001/XMLSchema" xmlns:xs="http://www.w3.org/2001/XMLSchema" xmlns:p="http://schemas.microsoft.com/office/2006/metadata/properties" xmlns:ns2="acce5a58-e1bd-4126-8af8-2782a8fdd034" targetNamespace="http://schemas.microsoft.com/office/2006/metadata/properties" ma:root="true" ma:fieldsID="07af80c5a7edf2f407eeb97c64ea4991" ns2:_="">
     <xsd:import namespace="acce5a58-e1bd-4126-8af8-2782a8fdd034"/>
@@ -2327,24 +3730,25 @@
 </ct:contentTypeSchema>
 </file>
 
-<file path=customXml/item2.xml><?xml version="1.0" encoding="utf-8"?>
-<?mso-contentType ?>
-<FormTemplates xmlns="http://schemas.microsoft.com/sharepoint/v3/contenttype/forms">
-  <Display>DocumentLibraryForm</Display>
-  <Edit>DocumentLibraryForm</Edit>
-  <New>DocumentLibraryForm</New>
-</FormTemplates>
+<file path=customXml/itemProps1.xml><?xml version="1.0" encoding="utf-8"?>
+<ds:datastoreItem xmlns:ds="http://schemas.openxmlformats.org/officeDocument/2006/customXml" ds:itemID="{DD2DD809-A86A-49B8-8766-13111E539183}">
+  <ds:schemaRefs>
+    <ds:schemaRef ds:uri="http://schemas.microsoft.com/office/2006/metadata/properties"/>
+    <ds:schemaRef ds:uri="http://schemas.microsoft.com/office/infopath/2007/PartnerControls"/>
+    <ds:schemaRef ds:uri="acce5a58-e1bd-4126-8af8-2782a8fdd034"/>
+  </ds:schemaRefs>
+</ds:datastoreItem>
 </file>
 
-<file path=customXml/item3.xml><?xml version="1.0" encoding="utf-8"?>
-<p:properties xmlns:p="http://schemas.microsoft.com/office/2006/metadata/properties" xmlns:xsi="http://www.w3.org/2001/XMLSchema-instance" xmlns:pc="http://schemas.microsoft.com/office/infopath/2007/PartnerControls">
-  <documentManagement>
-    <ReferenceId xmlns="acce5a58-e1bd-4126-8af8-2782a8fdd034" xsi:nil="true"/>
-  </documentManagement>
-</p:properties>
+<file path=customXml/itemProps2.xml><?xml version="1.0" encoding="utf-8"?>
+<ds:datastoreItem xmlns:ds="http://schemas.openxmlformats.org/officeDocument/2006/customXml" ds:itemID="{CE1AA614-3BCC-4768-A66F-B6209178E7B7}">
+  <ds:schemaRefs>
+    <ds:schemaRef ds:uri="http://schemas.microsoft.com/sharepoint/v3/contenttype/forms"/>
+  </ds:schemaRefs>
+</ds:datastoreItem>
 </file>
 
-<file path=customXml/itemProps1.xml><?xml version="1.0" encoding="utf-8"?>
+<file path=customXml/itemProps3.xml><?xml version="1.0" encoding="utf-8"?>
 <ds:datastoreItem xmlns:ds="http://schemas.openxmlformats.org/officeDocument/2006/customXml" ds:itemID="{B9610128-39EB-4C55-8A56-FDB128FBBDC1}">
   <ds:schemaRefs>
     <ds:schemaRef ds:uri="http://schemas.microsoft.com/office/2006/metadata/contentType"/>
@@ -2360,22 +3764,4 @@
     <ds:schemaRef ds:uri="http://schemas.microsoft.com/internal/obd"/>
   </ds:schemaRefs>
 </ds:datastoreItem>
-</file>
-
-<file path=customXml/itemProps2.xml><?xml version="1.0" encoding="utf-8"?>
-<ds:datastoreItem xmlns:ds="http://schemas.openxmlformats.org/officeDocument/2006/customXml" ds:itemID="{CE1AA614-3BCC-4768-A66F-B6209178E7B7}">
-  <ds:schemaRefs>
-    <ds:schemaRef ds:uri="http://schemas.microsoft.com/sharepoint/v3/contenttype/forms"/>
-  </ds:schemaRefs>
-</ds:datastoreItem>
-</file>
-
-<file path=customXml/itemProps3.xml><?xml version="1.0" encoding="utf-8"?>
-<ds:datastoreItem xmlns:ds="http://schemas.openxmlformats.org/officeDocument/2006/customXml" ds:itemID="{DD2DD809-A86A-49B8-8766-13111E539183}">
-  <ds:schemaRefs>
-    <ds:schemaRef ds:uri="http://schemas.microsoft.com/office/2006/metadata/properties"/>
-    <ds:schemaRef ds:uri="http://schemas.microsoft.com/office/infopath/2007/PartnerControls"/>
-    <ds:schemaRef ds:uri="acce5a58-e1bd-4126-8af8-2782a8fdd034"/>
-  </ds:schemaRefs>
-</ds:datastoreItem>
 </file>
--- a/Trabajo 2_solucion.docx
+++ b/Trabajo 2_solucion.docx
@@ -537,322 +537,7 @@
           <w:rFonts w:ascii="Arial" w:hAnsi="Arial" w:cs="Arial"/>
           <w:lang w:val="es-ES"/>
         </w:rPr>
-        <w:t>Imagina que estás diseñando un sistema universal de control remoto para diversos dispositivos como:</w:t>
-      </w:r>
-    </w:p>
-    <w:p>
-      <w:pPr>
-        <w:numPr>
-          <w:ilvl w:val="0"/>
-          <w:numId w:val="9"/>
-        </w:numPr>
-        <w:rPr>
-          <w:rFonts w:ascii="Arial" w:hAnsi="Arial" w:cs="Arial"/>
-          <w:lang w:val="es-ES"/>
-        </w:rPr>
-      </w:pPr>
-      <w:r>
-        <w:rPr>
-          <w:rFonts w:ascii="Arial" w:hAnsi="Arial" w:cs="Arial"/>
-          <w:lang w:val="es-ES"/>
-        </w:rPr>
-        <w:t>Televisores</w:t>
-      </w:r>
-    </w:p>
-    <w:p>
-      <w:pPr>
-        <w:numPr>
-          <w:ilvl w:val="0"/>
-          <w:numId w:val="9"/>
-        </w:numPr>
-        <w:rPr>
-          <w:rFonts w:ascii="Arial" w:hAnsi="Arial" w:cs="Arial"/>
-          <w:lang w:val="es-ES"/>
-        </w:rPr>
-      </w:pPr>
-      <w:r>
-        <w:rPr>
-          <w:rFonts w:ascii="Arial" w:hAnsi="Arial" w:cs="Arial"/>
-          <w:lang w:val="es-ES"/>
-        </w:rPr>
-        <w:t>Equipos de sonido</w:t>
-      </w:r>
-    </w:p>
-    <w:p>
-      <w:pPr>
-        <w:numPr>
-          <w:ilvl w:val="0"/>
-          <w:numId w:val="9"/>
-        </w:numPr>
-        <w:rPr>
-          <w:rFonts w:ascii="Arial" w:hAnsi="Arial" w:cs="Arial"/>
-          <w:lang w:val="es-ES"/>
-        </w:rPr>
-      </w:pPr>
-      <w:r>
-        <w:rPr>
-          <w:rFonts w:ascii="Arial" w:hAnsi="Arial" w:cs="Arial"/>
-          <w:lang w:val="es-ES"/>
-        </w:rPr>
-        <w:t>Aires acondicionados</w:t>
-      </w:r>
-    </w:p>
-    <w:p>
-      <w:pPr>
-        <w:numPr>
-          <w:ilvl w:val="0"/>
-          <w:numId w:val="9"/>
-        </w:numPr>
-        <w:rPr>
-          <w:rFonts w:ascii="Arial" w:hAnsi="Arial" w:cs="Arial"/>
-          <w:lang w:val="es-ES"/>
-        </w:rPr>
-      </w:pPr>
-      <w:r>
-        <w:rPr>
-          <w:rFonts w:ascii="Arial" w:hAnsi="Arial" w:cs="Arial"/>
-          <w:lang w:val="es-ES"/>
-        </w:rPr>
-        <w:t>Iluminación inteligente</w:t>
-      </w:r>
-    </w:p>
-    <w:p>
-      <w:pPr>
-        <w:rPr>
-          <w:rFonts w:ascii="Arial" w:hAnsi="Arial" w:cs="Arial"/>
-          <w:lang w:val="es-ES"/>
-        </w:rPr>
-      </w:pPr>
-      <w:r>
-        <w:rPr>
-          <w:rFonts w:ascii="Arial" w:hAnsi="Arial" w:cs="Arial"/>
-          <w:lang w:val="es-ES"/>
-        </w:rPr>
-        <w:t>A</w:t>
-      </w:r>
-      <w:r>
-        <w:rPr>
-          <w:rFonts w:ascii="Arial" w:hAnsi="Arial" w:cs="Arial"/>
-          <w:lang w:val="es-ES"/>
-        </w:rPr>
-        <w:t>demás, estos dispositivos son de diferentes marcas:</w:t>
-      </w:r>
-    </w:p>
-    <w:p>
-      <w:pPr>
-        <w:numPr>
-          <w:ilvl w:val="0"/>
-          <w:numId w:val="10"/>
-        </w:numPr>
-        <w:rPr>
-          <w:rFonts w:ascii="Arial" w:hAnsi="Arial" w:cs="Arial"/>
-          <w:lang w:val="es-ES"/>
-        </w:rPr>
-      </w:pPr>
-      <w:r>
-        <w:rPr>
-          <w:rFonts w:ascii="Arial" w:hAnsi="Arial" w:cs="Arial"/>
-          <w:lang w:val="es-ES"/>
-        </w:rPr>
-        <w:t>Samsung</w:t>
-      </w:r>
-    </w:p>
-    <w:p>
-      <w:pPr>
-        <w:numPr>
-          <w:ilvl w:val="0"/>
-          <w:numId w:val="10"/>
-        </w:numPr>
-        <w:rPr>
-          <w:rFonts w:ascii="Arial" w:hAnsi="Arial" w:cs="Arial"/>
-          <w:lang w:val="es-ES"/>
-        </w:rPr>
-      </w:pPr>
-      <w:r>
-        <w:rPr>
-          <w:rFonts w:ascii="Arial" w:hAnsi="Arial" w:cs="Arial"/>
-          <w:lang w:val="es-ES"/>
-        </w:rPr>
-        <w:t>Sony</w:t>
-      </w:r>
-    </w:p>
-    <w:p>
-      <w:pPr>
-        <w:numPr>
-          <w:ilvl w:val="0"/>
-          <w:numId w:val="10"/>
-        </w:numPr>
-        <w:rPr>
-          <w:rFonts w:ascii="Arial" w:hAnsi="Arial" w:cs="Arial"/>
-          <w:lang w:val="es-ES"/>
-        </w:rPr>
-      </w:pPr>
-      <w:r>
-        <w:rPr>
-          <w:rFonts w:ascii="Arial" w:hAnsi="Arial" w:cs="Arial"/>
-          <w:lang w:val="es-ES"/>
-        </w:rPr>
-        <w:t>LG</w:t>
-      </w:r>
-    </w:p>
-    <w:p>
-      <w:pPr>
-        <w:numPr>
-          <w:ilvl w:val="0"/>
-          <w:numId w:val="10"/>
-        </w:numPr>
-        <w:rPr>
-          <w:rFonts w:ascii="Arial" w:hAnsi="Arial" w:cs="Arial"/>
-          <w:lang w:val="es-ES"/>
-        </w:rPr>
-      </w:pPr>
-      <w:r>
-        <w:rPr>
-          <w:rFonts w:ascii="Arial" w:hAnsi="Arial" w:cs="Arial"/>
-          <w:lang w:val="es-ES"/>
-        </w:rPr>
-        <w:t>Philips</w:t>
-      </w:r>
-    </w:p>
-    <w:p>
-      <w:pPr>
-        <w:rPr>
-          <w:rFonts w:ascii="Arial" w:hAnsi="Arial" w:cs="Arial"/>
-          <w:lang w:val="es-ES"/>
-        </w:rPr>
-      </w:pPr>
-      <w:r>
-        <w:rPr>
-          <w:rFonts w:ascii="Arial" w:hAnsi="Arial" w:cs="Arial"/>
-          <w:lang w:val="es-ES"/>
-        </w:rPr>
-        <w:t xml:space="preserve">Sin el patrón Bridge, </w:t>
-      </w:r>
-      <w:r>
-        <w:rPr>
-          <w:rFonts w:ascii="Arial" w:hAnsi="Arial" w:cs="Arial"/>
-          <w:lang w:val="es-ES"/>
-        </w:rPr>
-        <w:t xml:space="preserve">se terminará </w:t>
-      </w:r>
-      <w:r>
-        <w:rPr>
-          <w:rFonts w:ascii="Arial" w:hAnsi="Arial" w:cs="Arial"/>
-          <w:lang w:val="es-ES"/>
-        </w:rPr>
-        <w:t>con</w:t>
-      </w:r>
-      <w:r>
-        <w:rPr>
-          <w:rFonts w:ascii="Arial" w:hAnsi="Arial" w:cs="Arial"/>
-          <w:lang w:val="es-ES"/>
-        </w:rPr>
-        <w:t xml:space="preserve"> combinaciones </w:t>
-      </w:r>
-      <w:r>
-        <w:rPr>
-          <w:rFonts w:ascii="Arial" w:hAnsi="Arial" w:cs="Arial"/>
-          <w:lang w:val="es-ES"/>
-        </w:rPr>
-        <w:t xml:space="preserve">que crecen exponencialmente </w:t>
-      </w:r>
-      <w:r>
-        <w:rPr>
-          <w:rFonts w:ascii="Arial" w:hAnsi="Arial" w:cs="Arial"/>
-          <w:lang w:val="es-ES"/>
-        </w:rPr>
-        <w:t>como:</w:t>
-      </w:r>
-    </w:p>
-    <w:p>
-      <w:pPr>
-        <w:numPr>
-          <w:ilvl w:val="0"/>
-          <w:numId w:val="11"/>
-        </w:numPr>
-        <w:rPr>
-          <w:rFonts w:ascii="Arial" w:hAnsi="Arial" w:cs="Arial"/>
-          <w:lang w:val="es-ES"/>
-        </w:rPr>
-      </w:pPr>
-      <w:r>
-        <w:rPr>
-          <w:rFonts w:ascii="Arial" w:hAnsi="Arial" w:cs="Arial"/>
-          <w:lang w:val="es-ES"/>
-        </w:rPr>
-        <w:t>Control remoto Samsung para TV</w:t>
-      </w:r>
-    </w:p>
-    <w:p>
-      <w:pPr>
-        <w:numPr>
-          <w:ilvl w:val="0"/>
-          <w:numId w:val="11"/>
-        </w:numPr>
-        <w:rPr>
-          <w:rFonts w:ascii="Arial" w:hAnsi="Arial" w:cs="Arial"/>
-          <w:lang w:val="es-ES"/>
-        </w:rPr>
-      </w:pPr>
-      <w:r>
-        <w:rPr>
-          <w:rFonts w:ascii="Arial" w:hAnsi="Arial" w:cs="Arial"/>
-          <w:lang w:val="es-ES"/>
-        </w:rPr>
-        <w:t>Control remoto Sony para TV</w:t>
-      </w:r>
-    </w:p>
-    <w:p>
-      <w:pPr>
-        <w:numPr>
-          <w:ilvl w:val="0"/>
-          <w:numId w:val="11"/>
-        </w:numPr>
-        <w:rPr>
-          <w:rFonts w:ascii="Arial" w:hAnsi="Arial" w:cs="Arial"/>
-          <w:lang w:val="es-ES"/>
-        </w:rPr>
-      </w:pPr>
-      <w:r>
-        <w:rPr>
-          <w:rFonts w:ascii="Arial" w:hAnsi="Arial" w:cs="Arial"/>
-          <w:lang w:val="es-ES"/>
-        </w:rPr>
-        <w:t>Control remoto Samsung para aire acondicionado</w:t>
-      </w:r>
-    </w:p>
-    <w:p>
-      <w:pPr>
-        <w:numPr>
-          <w:ilvl w:val="0"/>
-          <w:numId w:val="11"/>
-        </w:numPr>
-        <w:rPr>
-          <w:rFonts w:ascii="Arial" w:hAnsi="Arial" w:cs="Arial"/>
-          <w:lang w:val="es-ES"/>
-        </w:rPr>
-      </w:pPr>
-      <w:r>
-        <w:rPr>
-          <w:rFonts w:ascii="Arial" w:hAnsi="Arial" w:cs="Arial"/>
-          <w:lang w:val="es-ES"/>
-        </w:rPr>
-        <w:t xml:space="preserve">… etc. </w:t>
-      </w:r>
-    </w:p>
-    <w:p>
-      <w:pPr>
-        <w:rPr>
-          <w:rFonts w:ascii="Arial" w:hAnsi="Arial" w:cs="Arial"/>
-          <w:lang w:val="es-ES"/>
-        </w:rPr>
-      </w:pPr>
-      <w:r>
-        <w:rPr>
-          <w:rFonts w:ascii="Arial" w:hAnsi="Arial" w:cs="Arial"/>
-          <w:lang w:val="es-ES"/>
-        </w:rPr>
-        <w:t>Usando el patrón bridge:</w:t>
+        <w:t>Imagina que estás desarrollando un sistema de notificaciones para una aplicación que debe enviar alertas a través de diferentes canales:</w:t>
       </w:r>
     </w:p>
     <w:p>
@@ -860,7 +545,7 @@
         <w:pStyle w:val="Prrafodelista"/>
         <w:numPr>
           <w:ilvl w:val="0"/>
-          <w:numId w:val="12"/>
+          <w:numId w:val="14"/>
         </w:numPr>
         <w:rPr>
           <w:rFonts w:ascii="Arial" w:hAnsi="Arial" w:cs="Arial"/>
@@ -872,7 +557,7 @@
           <w:rFonts w:ascii="Arial" w:hAnsi="Arial" w:cs="Arial"/>
           <w:lang w:val="es-ES"/>
         </w:rPr>
-        <w:t xml:space="preserve">La abstracción sería el “Control remoto” con las operaciones requeridas. </w:t>
+        <w:t>Email</w:t>
       </w:r>
     </w:p>
     <w:p>
@@ -880,7 +565,7 @@
         <w:pStyle w:val="Prrafodelista"/>
         <w:numPr>
           <w:ilvl w:val="0"/>
-          <w:numId w:val="12"/>
+          <w:numId w:val="14"/>
         </w:numPr>
         <w:rPr>
           <w:rFonts w:ascii="Arial" w:hAnsi="Arial" w:cs="Arial"/>
@@ -892,7 +577,767 @@
           <w:rFonts w:ascii="Arial" w:hAnsi="Arial" w:cs="Arial"/>
           <w:lang w:val="es-ES"/>
         </w:rPr>
-        <w:t xml:space="preserve">La implementación sería la “Interfaz del dispositivo” especifica para cada marca y tipo. </w:t>
+        <w:t>SMS</w:t>
+      </w:r>
+    </w:p>
+    <w:p>
+      <w:pPr>
+        <w:pStyle w:val="Prrafodelista"/>
+        <w:numPr>
+          <w:ilvl w:val="0"/>
+          <w:numId w:val="14"/>
+        </w:numPr>
+        <w:rPr>
+          <w:rFonts w:ascii="Arial" w:hAnsi="Arial" w:cs="Arial"/>
+          <w:lang w:val="es-ES"/>
+        </w:rPr>
+      </w:pPr>
+      <w:r>
+        <w:rPr>
+          <w:rFonts w:ascii="Arial" w:hAnsi="Arial" w:cs="Arial"/>
+          <w:lang w:val="es-ES"/>
+        </w:rPr>
+        <w:t xml:space="preserve">Notificaciones </w:t>
+      </w:r>
+      <w:proofErr w:type="spellStart"/>
+      <w:r>
+        <w:rPr>
+          <w:rFonts w:ascii="Arial" w:hAnsi="Arial" w:cs="Arial"/>
+          <w:lang w:val="es-ES"/>
+        </w:rPr>
+        <w:t>push</w:t>
+      </w:r>
+      <w:proofErr w:type="spellEnd"/>
+    </w:p>
+    <w:p>
+      <w:pPr>
+        <w:pStyle w:val="Prrafodelista"/>
+        <w:numPr>
+          <w:ilvl w:val="0"/>
+          <w:numId w:val="14"/>
+        </w:numPr>
+        <w:rPr>
+          <w:rFonts w:ascii="Arial" w:hAnsi="Arial" w:cs="Arial"/>
+          <w:lang w:val="es-ES"/>
+        </w:rPr>
+      </w:pPr>
+      <w:r>
+        <w:rPr>
+          <w:rFonts w:ascii="Arial" w:hAnsi="Arial" w:cs="Arial"/>
+          <w:lang w:val="es-ES"/>
+        </w:rPr>
+        <w:t xml:space="preserve">Mensajes en </w:t>
+      </w:r>
+      <w:proofErr w:type="spellStart"/>
+      <w:r>
+        <w:rPr>
+          <w:rFonts w:ascii="Arial" w:hAnsi="Arial" w:cs="Arial"/>
+          <w:lang w:val="es-ES"/>
+        </w:rPr>
+        <w:t>Slack</w:t>
+      </w:r>
+      <w:proofErr w:type="spellEnd"/>
+    </w:p>
+    <w:p>
+      <w:pPr>
+        <w:pStyle w:val="Prrafodelista"/>
+        <w:rPr>
+          <w:rFonts w:ascii="Arial" w:hAnsi="Arial" w:cs="Arial"/>
+          <w:lang w:val="es-ES"/>
+        </w:rPr>
+      </w:pPr>
+    </w:p>
+    <w:p>
+      <w:pPr>
+        <w:rPr>
+          <w:rFonts w:ascii="Arial" w:hAnsi="Arial" w:cs="Arial"/>
+          <w:lang w:val="es-ES"/>
+        </w:rPr>
+      </w:pPr>
+      <w:r>
+        <w:rPr>
+          <w:rFonts w:ascii="Arial" w:hAnsi="Arial" w:cs="Arial"/>
+          <w:lang w:val="es-ES"/>
+        </w:rPr>
+        <w:t>A</w:t>
+      </w:r>
+      <w:r>
+        <w:rPr>
+          <w:rFonts w:ascii="Arial" w:hAnsi="Arial" w:cs="Arial"/>
+          <w:lang w:val="es-ES"/>
+        </w:rPr>
+        <w:t>demás, tienes diferentes tipos de notificaciones:</w:t>
+      </w:r>
+    </w:p>
+    <w:p>
+      <w:pPr>
+        <w:numPr>
+          <w:ilvl w:val="0"/>
+          <w:numId w:val="15"/>
+        </w:numPr>
+        <w:rPr>
+          <w:rFonts w:ascii="Arial" w:hAnsi="Arial" w:cs="Arial"/>
+          <w:lang w:val="es-ES"/>
+        </w:rPr>
+      </w:pPr>
+      <w:r>
+        <w:rPr>
+          <w:rFonts w:ascii="Arial" w:hAnsi="Arial" w:cs="Arial"/>
+          <w:lang w:val="es-ES"/>
+        </w:rPr>
+        <w:t>Alertas de emergencia</w:t>
+      </w:r>
+    </w:p>
+    <w:p>
+      <w:pPr>
+        <w:numPr>
+          <w:ilvl w:val="0"/>
+          <w:numId w:val="15"/>
+        </w:numPr>
+        <w:rPr>
+          <w:rFonts w:ascii="Arial" w:hAnsi="Arial" w:cs="Arial"/>
+          <w:lang w:val="es-ES"/>
+        </w:rPr>
+      </w:pPr>
+      <w:r>
+        <w:rPr>
+          <w:rFonts w:ascii="Arial" w:hAnsi="Arial" w:cs="Arial"/>
+          <w:lang w:val="es-ES"/>
+        </w:rPr>
+        <w:t>Notificaciones informativas</w:t>
+      </w:r>
+    </w:p>
+    <w:p>
+      <w:pPr>
+        <w:numPr>
+          <w:ilvl w:val="0"/>
+          <w:numId w:val="15"/>
+        </w:numPr>
+        <w:rPr>
+          <w:rFonts w:ascii="Arial" w:hAnsi="Arial" w:cs="Arial"/>
+          <w:lang w:val="es-ES"/>
+        </w:rPr>
+      </w:pPr>
+      <w:r>
+        <w:rPr>
+          <w:rFonts w:ascii="Arial" w:hAnsi="Arial" w:cs="Arial"/>
+          <w:lang w:val="es-ES"/>
+        </w:rPr>
+        <w:t>Recordatorios</w:t>
+      </w:r>
+    </w:p>
+    <w:p>
+      <w:pPr>
+        <w:rPr>
+          <w:rFonts w:ascii="Arial" w:hAnsi="Arial" w:cs="Arial"/>
+          <w:lang w:val="es-ES"/>
+        </w:rPr>
+      </w:pPr>
+      <w:r>
+        <w:rPr>
+          <w:rFonts w:ascii="Arial" w:hAnsi="Arial" w:cs="Arial"/>
+          <w:lang w:val="es-ES"/>
+        </w:rPr>
+        <w:t>Con el patrón Bridge, puedes separar los tipos de notificaciones (abstracción) de los métodos de envío (implementación), permitiendo que ambos evolucionen independientemente.</w:t>
+      </w:r>
+    </w:p>
+    <w:p>
+      <w:pPr>
+        <w:rPr>
+          <w:rFonts w:ascii="Arial" w:hAnsi="Arial" w:cs="Arial"/>
+          <w:lang w:val="es-ES"/>
+        </w:rPr>
+      </w:pPr>
+      <w:r>
+        <w:rPr>
+          <w:rFonts w:ascii="Arial" w:hAnsi="Arial" w:cs="Arial"/>
+          <w:lang w:val="es-ES"/>
+        </w:rPr>
+        <w:t xml:space="preserve">Sin el patrón Bridge, </w:t>
+      </w:r>
+      <w:r>
+        <w:rPr>
+          <w:rFonts w:ascii="Arial" w:hAnsi="Arial" w:cs="Arial"/>
+          <w:lang w:val="es-ES"/>
+        </w:rPr>
+        <w:t xml:space="preserve">se terminará </w:t>
+      </w:r>
+      <w:r>
+        <w:rPr>
+          <w:rFonts w:ascii="Arial" w:hAnsi="Arial" w:cs="Arial"/>
+          <w:lang w:val="es-ES"/>
+        </w:rPr>
+        <w:t>con</w:t>
+      </w:r>
+      <w:r>
+        <w:rPr>
+          <w:rFonts w:ascii="Arial" w:hAnsi="Arial" w:cs="Arial"/>
+          <w:lang w:val="es-ES"/>
+        </w:rPr>
+        <w:t xml:space="preserve"> combinaciones </w:t>
+      </w:r>
+      <w:r>
+        <w:rPr>
+          <w:rFonts w:ascii="Arial" w:hAnsi="Arial" w:cs="Arial"/>
+          <w:lang w:val="es-ES"/>
+        </w:rPr>
+        <w:t xml:space="preserve">que crecen exponencialmente </w:t>
+      </w:r>
+      <w:r>
+        <w:rPr>
+          <w:rFonts w:ascii="Arial" w:hAnsi="Arial" w:cs="Arial"/>
+          <w:lang w:val="es-ES"/>
+        </w:rPr>
+        <w:t>como:</w:t>
+      </w:r>
+    </w:p>
+    <w:p>
+      <w:pPr>
+        <w:pStyle w:val="Prrafodelista"/>
+        <w:numPr>
+          <w:ilvl w:val="0"/>
+          <w:numId w:val="16"/>
+        </w:numPr>
+        <w:rPr>
+          <w:rFonts w:ascii="Arial" w:hAnsi="Arial" w:cs="Arial"/>
+          <w:lang w:val="es-ES"/>
+        </w:rPr>
+      </w:pPr>
+      <w:proofErr w:type="spellStart"/>
+      <w:r>
+        <w:rPr>
+          <w:rFonts w:ascii="Arial" w:hAnsi="Arial" w:cs="Arial"/>
+          <w:lang w:val="es-ES"/>
+        </w:rPr>
+        <w:t>AlertaEmergenciaEmail</w:t>
+      </w:r>
+      <w:proofErr w:type="spellEnd"/>
+    </w:p>
+    <w:p>
+      <w:pPr>
+        <w:rPr>
+          <w:rFonts w:ascii="Arial" w:hAnsi="Arial" w:cs="Arial"/>
+          <w:lang w:val="es-ES"/>
+        </w:rPr>
+      </w:pPr>
+    </w:p>
+    <w:p>
+      <w:pPr>
+        <w:pStyle w:val="Prrafodelista"/>
+        <w:numPr>
+          <w:ilvl w:val="0"/>
+          <w:numId w:val="16"/>
+        </w:numPr>
+        <w:rPr>
+          <w:rFonts w:ascii="Arial" w:hAnsi="Arial" w:cs="Arial"/>
+          <w:lang w:val="es-ES"/>
+        </w:rPr>
+      </w:pPr>
+      <w:proofErr w:type="spellStart"/>
+      <w:r>
+        <w:rPr>
+          <w:rFonts w:ascii="Arial" w:hAnsi="Arial" w:cs="Arial"/>
+          <w:lang w:val="es-ES"/>
+        </w:rPr>
+        <w:t>AlertaEmergenciaSMS</w:t>
+      </w:r>
+      <w:proofErr w:type="spellEnd"/>
+    </w:p>
+    <w:p>
+      <w:pPr>
+        <w:rPr>
+          <w:rFonts w:ascii="Arial" w:hAnsi="Arial" w:cs="Arial"/>
+          <w:lang w:val="es-ES"/>
+        </w:rPr>
+      </w:pPr>
+    </w:p>
+    <w:p>
+      <w:pPr>
+        <w:pStyle w:val="Prrafodelista"/>
+        <w:numPr>
+          <w:ilvl w:val="0"/>
+          <w:numId w:val="16"/>
+        </w:numPr>
+        <w:rPr>
+          <w:rFonts w:ascii="Arial" w:hAnsi="Arial" w:cs="Arial"/>
+          <w:lang w:val="es-ES"/>
+        </w:rPr>
+      </w:pPr>
+      <w:proofErr w:type="spellStart"/>
+      <w:r>
+        <w:rPr>
+          <w:rFonts w:ascii="Arial" w:hAnsi="Arial" w:cs="Arial"/>
+          <w:lang w:val="es-ES"/>
+        </w:rPr>
+        <w:t>AlertaEmergenciaPush</w:t>
+      </w:r>
+      <w:proofErr w:type="spellEnd"/>
+    </w:p>
+    <w:p>
+      <w:pPr>
+        <w:rPr>
+          <w:rFonts w:ascii="Arial" w:hAnsi="Arial" w:cs="Arial"/>
+          <w:lang w:val="es-ES"/>
+        </w:rPr>
+      </w:pPr>
+    </w:p>
+    <w:p>
+      <w:pPr>
+        <w:pStyle w:val="Prrafodelista"/>
+        <w:numPr>
+          <w:ilvl w:val="0"/>
+          <w:numId w:val="16"/>
+        </w:numPr>
+        <w:rPr>
+          <w:rFonts w:ascii="Arial" w:hAnsi="Arial" w:cs="Arial"/>
+          <w:lang w:val="es-ES"/>
+        </w:rPr>
+      </w:pPr>
+      <w:proofErr w:type="spellStart"/>
+      <w:r>
+        <w:rPr>
+          <w:rFonts w:ascii="Arial" w:hAnsi="Arial" w:cs="Arial"/>
+          <w:lang w:val="es-ES"/>
+        </w:rPr>
+        <w:t>AlertaEmergenciaSlack</w:t>
+      </w:r>
+      <w:proofErr w:type="spellEnd"/>
+    </w:p>
+    <w:p>
+      <w:pPr>
+        <w:rPr>
+          <w:rFonts w:ascii="Arial" w:hAnsi="Arial" w:cs="Arial"/>
+          <w:lang w:val="es-ES"/>
+        </w:rPr>
+      </w:pPr>
+    </w:p>
+    <w:p>
+      <w:pPr>
+        <w:pStyle w:val="Prrafodelista"/>
+        <w:numPr>
+          <w:ilvl w:val="0"/>
+          <w:numId w:val="16"/>
+        </w:numPr>
+        <w:rPr>
+          <w:rFonts w:ascii="Arial" w:hAnsi="Arial" w:cs="Arial"/>
+          <w:lang w:val="es-ES"/>
+        </w:rPr>
+      </w:pPr>
+      <w:proofErr w:type="spellStart"/>
+      <w:r>
+        <w:rPr>
+          <w:rFonts w:ascii="Arial" w:hAnsi="Arial" w:cs="Arial"/>
+          <w:lang w:val="es-ES"/>
+        </w:rPr>
+        <w:t>NotificacionInformativaEmail</w:t>
+      </w:r>
+      <w:proofErr w:type="spellEnd"/>
+    </w:p>
+    <w:p>
+      <w:pPr>
+        <w:rPr>
+          <w:rFonts w:ascii="Arial" w:hAnsi="Arial" w:cs="Arial"/>
+          <w:lang w:val="es-ES"/>
+        </w:rPr>
+      </w:pPr>
+    </w:p>
+    <w:p>
+      <w:pPr>
+        <w:pStyle w:val="Prrafodelista"/>
+        <w:numPr>
+          <w:ilvl w:val="0"/>
+          <w:numId w:val="16"/>
+        </w:numPr>
+        <w:rPr>
+          <w:rFonts w:ascii="Arial" w:hAnsi="Arial" w:cs="Arial"/>
+          <w:lang w:val="es-ES"/>
+        </w:rPr>
+      </w:pPr>
+      <w:proofErr w:type="spellStart"/>
+      <w:r>
+        <w:rPr>
+          <w:rFonts w:ascii="Arial" w:hAnsi="Arial" w:cs="Arial"/>
+          <w:lang w:val="es-ES"/>
+        </w:rPr>
+        <w:t>NotificacionInformativaSMS</w:t>
+      </w:r>
+      <w:proofErr w:type="spellEnd"/>
+    </w:p>
+    <w:p>
+      <w:pPr>
+        <w:rPr>
+          <w:rFonts w:ascii="Arial" w:hAnsi="Arial" w:cs="Arial"/>
+          <w:lang w:val="es-ES"/>
+        </w:rPr>
+      </w:pPr>
+    </w:p>
+    <w:p>
+      <w:pPr>
+        <w:pStyle w:val="Prrafodelista"/>
+        <w:numPr>
+          <w:ilvl w:val="0"/>
+          <w:numId w:val="16"/>
+        </w:numPr>
+        <w:rPr>
+          <w:rFonts w:ascii="Arial" w:hAnsi="Arial" w:cs="Arial"/>
+          <w:lang w:val="es-ES"/>
+        </w:rPr>
+      </w:pPr>
+      <w:proofErr w:type="spellStart"/>
+      <w:r>
+        <w:rPr>
+          <w:rFonts w:ascii="Arial" w:hAnsi="Arial" w:cs="Arial"/>
+          <w:lang w:val="es-ES"/>
+        </w:rPr>
+        <w:t>NotificacionInformativaPush</w:t>
+      </w:r>
+      <w:proofErr w:type="spellEnd"/>
+    </w:p>
+    <w:p>
+      <w:pPr>
+        <w:rPr>
+          <w:rFonts w:ascii="Arial" w:hAnsi="Arial" w:cs="Arial"/>
+          <w:lang w:val="es-ES"/>
+        </w:rPr>
+      </w:pPr>
+    </w:p>
+    <w:p>
+      <w:pPr>
+        <w:pStyle w:val="Prrafodelista"/>
+        <w:numPr>
+          <w:ilvl w:val="0"/>
+          <w:numId w:val="16"/>
+        </w:numPr>
+        <w:rPr>
+          <w:rFonts w:ascii="Arial" w:hAnsi="Arial" w:cs="Arial"/>
+          <w:lang w:val="es-ES"/>
+        </w:rPr>
+      </w:pPr>
+      <w:proofErr w:type="spellStart"/>
+      <w:r>
+        <w:rPr>
+          <w:rFonts w:ascii="Arial" w:hAnsi="Arial" w:cs="Arial"/>
+          <w:lang w:val="es-ES"/>
+        </w:rPr>
+        <w:t>NotificacionInformativaSlack</w:t>
+      </w:r>
+      <w:proofErr w:type="spellEnd"/>
+    </w:p>
+    <w:p>
+      <w:pPr>
+        <w:rPr>
+          <w:rFonts w:ascii="Arial" w:hAnsi="Arial" w:cs="Arial"/>
+          <w:lang w:val="es-ES"/>
+        </w:rPr>
+      </w:pPr>
+    </w:p>
+    <w:p>
+      <w:pPr>
+        <w:pStyle w:val="Prrafodelista"/>
+        <w:numPr>
+          <w:ilvl w:val="0"/>
+          <w:numId w:val="16"/>
+        </w:numPr>
+        <w:rPr>
+          <w:rFonts w:ascii="Arial" w:hAnsi="Arial" w:cs="Arial"/>
+          <w:lang w:val="es-ES"/>
+        </w:rPr>
+      </w:pPr>
+      <w:proofErr w:type="spellStart"/>
+      <w:r>
+        <w:rPr>
+          <w:rFonts w:ascii="Arial" w:hAnsi="Arial" w:cs="Arial"/>
+          <w:lang w:val="es-ES"/>
+        </w:rPr>
+        <w:t>RecordatorioEmail</w:t>
+      </w:r>
+      <w:proofErr w:type="spellEnd"/>
+    </w:p>
+    <w:p>
+      <w:pPr>
+        <w:rPr>
+          <w:rFonts w:ascii="Arial" w:hAnsi="Arial" w:cs="Arial"/>
+          <w:lang w:val="es-ES"/>
+        </w:rPr>
+      </w:pPr>
+    </w:p>
+    <w:p>
+      <w:pPr>
+        <w:pStyle w:val="Prrafodelista"/>
+        <w:numPr>
+          <w:ilvl w:val="0"/>
+          <w:numId w:val="16"/>
+        </w:numPr>
+        <w:rPr>
+          <w:rFonts w:ascii="Arial" w:hAnsi="Arial" w:cs="Arial"/>
+          <w:lang w:val="es-ES"/>
+        </w:rPr>
+      </w:pPr>
+      <w:proofErr w:type="spellStart"/>
+      <w:r>
+        <w:rPr>
+          <w:rFonts w:ascii="Arial" w:hAnsi="Arial" w:cs="Arial"/>
+          <w:lang w:val="es-ES"/>
+        </w:rPr>
+        <w:t>RecordatorioSMS</w:t>
+      </w:r>
+      <w:proofErr w:type="spellEnd"/>
+    </w:p>
+    <w:p>
+      <w:pPr>
+        <w:rPr>
+          <w:rFonts w:ascii="Arial" w:hAnsi="Arial" w:cs="Arial"/>
+          <w:lang w:val="es-ES"/>
+        </w:rPr>
+      </w:pPr>
+    </w:p>
+    <w:p>
+      <w:pPr>
+        <w:pStyle w:val="Prrafodelista"/>
+        <w:numPr>
+          <w:ilvl w:val="0"/>
+          <w:numId w:val="16"/>
+        </w:numPr>
+        <w:rPr>
+          <w:rFonts w:ascii="Arial" w:hAnsi="Arial" w:cs="Arial"/>
+          <w:lang w:val="es-ES"/>
+        </w:rPr>
+      </w:pPr>
+      <w:proofErr w:type="spellStart"/>
+      <w:r>
+        <w:rPr>
+          <w:rFonts w:ascii="Arial" w:hAnsi="Arial" w:cs="Arial"/>
+          <w:lang w:val="es-ES"/>
+        </w:rPr>
+        <w:t>RecordatorioPush</w:t>
+      </w:r>
+      <w:proofErr w:type="spellEnd"/>
+    </w:p>
+    <w:p>
+      <w:pPr>
+        <w:rPr>
+          <w:rFonts w:ascii="Arial" w:hAnsi="Arial" w:cs="Arial"/>
+          <w:lang w:val="es-ES"/>
+        </w:rPr>
+      </w:pPr>
+    </w:p>
+    <w:p>
+      <w:pPr>
+        <w:pStyle w:val="Prrafodelista"/>
+        <w:numPr>
+          <w:ilvl w:val="0"/>
+          <w:numId w:val="16"/>
+        </w:numPr>
+        <w:rPr>
+          <w:rFonts w:ascii="Arial" w:hAnsi="Arial" w:cs="Arial"/>
+          <w:lang w:val="es-ES"/>
+        </w:rPr>
+      </w:pPr>
+      <w:proofErr w:type="spellStart"/>
+      <w:r>
+        <w:rPr>
+          <w:rFonts w:ascii="Arial" w:hAnsi="Arial" w:cs="Arial"/>
+          <w:lang w:val="es-ES"/>
+        </w:rPr>
+        <w:t>RecordatorioSlack</w:t>
+      </w:r>
+      <w:proofErr w:type="spellEnd"/>
+    </w:p>
+    <w:p>
+      <w:pPr>
+        <w:pStyle w:val="Prrafodelista"/>
+        <w:rPr>
+          <w:rFonts w:ascii="Arial" w:hAnsi="Arial" w:cs="Arial"/>
+          <w:lang w:val="es-ES"/>
+        </w:rPr>
+      </w:pPr>
+    </w:p>
+    <w:p>
+      <w:pPr>
+        <w:rPr>
+          <w:rFonts w:ascii="Arial" w:hAnsi="Arial" w:cs="Arial"/>
+          <w:lang w:val="es-ES"/>
+        </w:rPr>
+      </w:pPr>
+      <w:r>
+        <w:rPr>
+          <w:rFonts w:ascii="Arial" w:hAnsi="Arial" w:cs="Arial"/>
+          <w:lang w:val="es-ES"/>
+        </w:rPr>
+        <w:t xml:space="preserve">Esto genera una </w:t>
+      </w:r>
+      <w:r>
+        <w:rPr>
+          <w:rFonts w:ascii="Arial" w:hAnsi="Arial" w:cs="Arial"/>
+          <w:b/>
+          <w:bCs/>
+          <w:lang w:val="es-ES"/>
+        </w:rPr>
+        <w:t>explosión de clases</w:t>
+      </w:r>
+      <w:r>
+        <w:rPr>
+          <w:rFonts w:ascii="Arial" w:hAnsi="Arial" w:cs="Arial"/>
+          <w:lang w:val="es-ES"/>
+        </w:rPr>
+        <w:t>, ya que por cada nuevo tipo de notificación o nuevo canal de envío se deben crear múltiples combinaciones. Esto no solo incrementa el mantenimiento del código, sino que también lo hace rígido ante cambios.</w:t>
+      </w:r>
+    </w:p>
+    <w:p>
+      <w:pPr>
+        <w:rPr>
+          <w:rFonts w:ascii="Arial" w:hAnsi="Arial" w:cs="Arial"/>
+          <w:lang w:val="es-ES"/>
+        </w:rPr>
+      </w:pPr>
+    </w:p>
+    <w:p>
+      <w:pPr>
+        <w:rPr>
+          <w:rFonts w:ascii="Arial" w:hAnsi="Arial" w:cs="Arial"/>
+          <w:lang w:val="es-ES"/>
+        </w:rPr>
+      </w:pPr>
+      <w:r>
+        <w:rPr>
+          <w:rFonts w:ascii="Arial" w:hAnsi="Arial" w:cs="Arial"/>
+          <w:lang w:val="es-ES"/>
+        </w:rPr>
+        <w:t>Usando el patrón bridge:</w:t>
+      </w:r>
+    </w:p>
+    <w:p>
+      <w:pPr>
+        <w:rPr>
+          <w:rFonts w:ascii="Arial" w:hAnsi="Arial" w:cs="Arial"/>
+          <w:lang w:val="es-ES"/>
+        </w:rPr>
+      </w:pPr>
+      <w:r>
+        <w:rPr>
+          <w:rFonts w:ascii="Arial" w:hAnsi="Arial" w:cs="Arial"/>
+          <w:lang w:val="es-ES"/>
+        </w:rPr>
+        <w:t xml:space="preserve">• La abstracción sería el tipo de notificación, que representa el concepto general de una notificación (por ejemplo, </w:t>
+      </w:r>
+      <w:proofErr w:type="spellStart"/>
+      <w:r>
+        <w:rPr>
+          <w:rFonts w:ascii="Arial" w:hAnsi="Arial" w:cs="Arial"/>
+          <w:lang w:val="es-ES"/>
+        </w:rPr>
+        <w:t>AlertaEmergencia</w:t>
+      </w:r>
+      <w:proofErr w:type="spellEnd"/>
+      <w:r>
+        <w:rPr>
+          <w:rFonts w:ascii="Arial" w:hAnsi="Arial" w:cs="Arial"/>
+          <w:lang w:val="es-ES"/>
+        </w:rPr>
+        <w:t xml:space="preserve">, </w:t>
+      </w:r>
+      <w:proofErr w:type="spellStart"/>
+      <w:r>
+        <w:rPr>
+          <w:rFonts w:ascii="Arial" w:hAnsi="Arial" w:cs="Arial"/>
+          <w:lang w:val="es-ES"/>
+        </w:rPr>
+        <w:t>NotificacionInformativa</w:t>
+      </w:r>
+      <w:proofErr w:type="spellEnd"/>
+      <w:r>
+        <w:rPr>
+          <w:rFonts w:ascii="Arial" w:hAnsi="Arial" w:cs="Arial"/>
+          <w:lang w:val="es-ES"/>
+        </w:rPr>
+        <w:t>, Recordatorio). La abstracción se encarga de definir el comportamiento general de las notificaciones y delega en la implementación (el canal de envío) los detalles específicos de cómo se realiza el envío.</w:t>
+      </w:r>
+    </w:p>
+    <w:p>
+      <w:pPr>
+        <w:rPr>
+          <w:rFonts w:ascii="Arial" w:hAnsi="Arial" w:cs="Arial"/>
+          <w:lang w:val="es-ES"/>
+        </w:rPr>
+      </w:pPr>
+    </w:p>
+    <w:p>
+      <w:pPr>
+        <w:rPr>
+          <w:rFonts w:ascii="Arial" w:hAnsi="Arial" w:cs="Arial"/>
+          <w:lang w:val="es-ES"/>
+        </w:rPr>
+      </w:pPr>
+      <w:r>
+        <w:rPr>
+          <w:rFonts w:ascii="Arial" w:hAnsi="Arial" w:cs="Arial"/>
+          <w:lang w:val="es-ES"/>
+        </w:rPr>
+        <w:t xml:space="preserve">• La implementación sería el canal de envío, que define cómo se lleva a cabo el proceso de envío de la notificación (por ejemplo, </w:t>
+      </w:r>
+      <w:proofErr w:type="spellStart"/>
+      <w:r>
+        <w:rPr>
+          <w:rFonts w:ascii="Arial" w:hAnsi="Arial" w:cs="Arial"/>
+          <w:lang w:val="es-ES"/>
+        </w:rPr>
+        <w:t>EnvioEmail</w:t>
+      </w:r>
+      <w:proofErr w:type="spellEnd"/>
+      <w:r>
+        <w:rPr>
+          <w:rFonts w:ascii="Arial" w:hAnsi="Arial" w:cs="Arial"/>
+          <w:lang w:val="es-ES"/>
+        </w:rPr>
+        <w:t xml:space="preserve">, </w:t>
+      </w:r>
+      <w:proofErr w:type="spellStart"/>
+      <w:r>
+        <w:rPr>
+          <w:rFonts w:ascii="Arial" w:hAnsi="Arial" w:cs="Arial"/>
+          <w:lang w:val="es-ES"/>
+        </w:rPr>
+        <w:t>EnvioSMS</w:t>
+      </w:r>
+      <w:proofErr w:type="spellEnd"/>
+      <w:r>
+        <w:rPr>
+          <w:rFonts w:ascii="Arial" w:hAnsi="Arial" w:cs="Arial"/>
+          <w:lang w:val="es-ES"/>
+        </w:rPr>
+        <w:t xml:space="preserve">, </w:t>
+      </w:r>
+      <w:proofErr w:type="spellStart"/>
+      <w:r>
+        <w:rPr>
+          <w:rFonts w:ascii="Arial" w:hAnsi="Arial" w:cs="Arial"/>
+          <w:lang w:val="es-ES"/>
+        </w:rPr>
+        <w:t>EnvioPush</w:t>
+      </w:r>
+      <w:proofErr w:type="spellEnd"/>
+      <w:r>
+        <w:rPr>
+          <w:rFonts w:ascii="Arial" w:hAnsi="Arial" w:cs="Arial"/>
+          <w:lang w:val="es-ES"/>
+        </w:rPr>
+        <w:t xml:space="preserve">, </w:t>
+      </w:r>
+      <w:proofErr w:type="spellStart"/>
+      <w:r>
+        <w:rPr>
+          <w:rFonts w:ascii="Arial" w:hAnsi="Arial" w:cs="Arial"/>
+          <w:lang w:val="es-ES"/>
+        </w:rPr>
+        <w:t>EnvioSlack</w:t>
+      </w:r>
+      <w:proofErr w:type="spellEnd"/>
+      <w:r>
+        <w:rPr>
+          <w:rFonts w:ascii="Arial" w:hAnsi="Arial" w:cs="Arial"/>
+          <w:lang w:val="es-ES"/>
+        </w:rPr>
+        <w:t>). La implementación se encarga de proporcionar los detalles sobre cómo se realiza la tarea de envío, pero no tiene conocimiento de los tipos de notificación.</w:t>
       </w:r>
     </w:p>
     <w:p>
@@ -988,7 +1433,7 @@
       <w:pPr>
         <w:rPr>
           <w:rFonts w:ascii="Arial" w:hAnsi="Arial" w:cs="Arial"/>
-          <w:lang w:val="es-ES"/>
+          <w:lang w:val="en-US"/>
         </w:rPr>
       </w:pPr>
     </w:p>
@@ -1028,40 +1473,565 @@
       <w:pPr>
         <w:rPr>
           <w:rFonts w:ascii="Arial" w:hAnsi="Arial" w:cs="Arial"/>
+        </w:rPr>
+      </w:pPr>
+      <w:r>
+        <w:rPr>
+          <w:rFonts w:ascii="Arial" w:hAnsi="Arial" w:cs="Arial"/>
+        </w:rPr>
+        <w:t xml:space="preserve"> Para cada uno de los problemas definidos en la parte A, elaborar el diagrama UML donde se evidencie la estructura del patrón de diseño, explicando la correspondencia con los participantes. Es importante que los nombres de las clases se adapten al dominio, es decir, no dejar nombres de clases genéricas o igual a como se presentan en el material de estudio. Se esperan dos diagramas diferentes o un único diagrama que implemente los dos patrones seleccionados</w:t>
+      </w:r>
+    </w:p>
+    <w:p>
+      <w:pPr>
+        <w:rPr>
+          <w:rFonts w:ascii="Arial" w:hAnsi="Arial" w:cs="Arial"/>
+        </w:rPr>
+      </w:pPr>
+    </w:p>
+    <w:p>
+      <w:pPr>
+        <w:pStyle w:val="Prrafodelista"/>
+        <w:numPr>
+          <w:ilvl w:val="0"/>
+          <w:numId w:val="17"/>
+        </w:numPr>
+        <w:rPr>
+          <w:rFonts w:ascii="Arial" w:hAnsi="Arial" w:cs="Arial"/>
+          <w:lang w:val="es-ES"/>
+        </w:rPr>
+      </w:pPr>
+      <w:r>
+        <w:rPr>
+          <w:rFonts w:ascii="Arial" w:hAnsi="Arial" w:cs="Arial"/>
           <w:b/>
           <w:bCs/>
         </w:rPr>
-      </w:pPr>
-      <w:r>
-        <w:rPr>
-          <w:rFonts w:ascii="Arial" w:hAnsi="Arial" w:cs="Arial"/>
-        </w:rPr>
-        <w:t xml:space="preserve"> Para cada uno de los problemas definidos en la parte A, elaborar el diagrama UML donde se evidencie la estructura del patrón de diseño, explicando la correspondencia con los participantes. Es importante que los nombres de las clases se adapten al dominio, es decir, no dejar nombres de clases genéricas o igual a como se presentan en el material de estudio. Se esperan dos diagramas diferentes o un único diagrama que implemente los dos patrones seleccionados</w:t>
-      </w:r>
-    </w:p>
-    <w:p>
-      <w:pPr>
+        <w:lastRenderedPageBreak/>
+        <w:t>Patrón Bridge:</w:t>
+      </w:r>
+      <w:r>
         <w:rPr>
           <w:rFonts w:ascii="Arial" w:hAnsi="Arial" w:cs="Arial"/>
           <w:b/>
           <w:bCs/>
         </w:rPr>
-      </w:pPr>
-    </w:p>
-    <w:p>
-      <w:pPr>
+        <w:br/>
+      </w:r>
+      <w:r>
         <w:rPr>
           <w:rFonts w:ascii="Arial" w:hAnsi="Arial" w:cs="Arial"/>
           <w:b/>
           <w:bCs/>
         </w:rPr>
-      </w:pPr>
-      <w:r>
+        <w:br/>
+      </w:r>
+      <w:r>
+        <w:rPr>
+          <w:rFonts w:ascii="Arial" w:hAnsi="Arial" w:cs="Arial"/>
+          <w:lang w:val="es-ES"/>
+        </w:rPr>
+        <w:drawing>
+          <wp:inline distT="0" distB="0" distL="0" distR="0" wp14:anchorId="61C63B53" wp14:editId="23DD80D5">
+            <wp:extent cx="5612130" cy="5926455"/>
+            <wp:effectExtent l="0" t="0" r="0" b="0"/>
+            <wp:docPr id="1645992941" name="Imagen 4"/>
+            <wp:cNvGraphicFramePr>
+              <a:graphicFrameLocks xmlns:a="http://schemas.openxmlformats.org/drawingml/2006/main" noChangeAspect="1"/>
+            </wp:cNvGraphicFramePr>
+            <a:graphic xmlns:a="http://schemas.openxmlformats.org/drawingml/2006/main">
+              <a:graphicData uri="http://schemas.openxmlformats.org/drawingml/2006/picture">
+                <pic:pic xmlns:pic="http://schemas.openxmlformats.org/drawingml/2006/picture">
+                  <pic:nvPicPr>
+                    <pic:cNvPr id="0" name="Picture 16"/>
+                    <pic:cNvPicPr>
+                      <a:picLocks noChangeAspect="1" noChangeArrowheads="1"/>
+                    </pic:cNvPicPr>
+                  </pic:nvPicPr>
+                  <pic:blipFill>
+                    <a:blip r:embed="rId8" cstate="print">
+                      <a:extLst>
+                        <a:ext uri="{28A0092B-C50C-407E-A947-70E740481C1C}">
+                          <a14:useLocalDpi xmlns:a14="http://schemas.microsoft.com/office/drawing/2010/main" val="0"/>
+                        </a:ext>
+                      </a:extLst>
+                    </a:blip>
+                    <a:srcRect/>
+                    <a:stretch>
+                      <a:fillRect/>
+                    </a:stretch>
+                  </pic:blipFill>
+                  <pic:spPr bwMode="auto">
+                    <a:xfrm>
+                      <a:off x="0" y="0"/>
+                      <a:ext cx="5612130" cy="5926455"/>
+                    </a:xfrm>
+                    <a:prstGeom prst="rect">
+                      <a:avLst/>
+                    </a:prstGeom>
+                    <a:noFill/>
+                    <a:ln>
+                      <a:noFill/>
+                    </a:ln>
+                  </pic:spPr>
+                </pic:pic>
+              </a:graphicData>
+            </a:graphic>
+          </wp:inline>
+        </w:drawing>
+      </w:r>
+    </w:p>
+    <w:p>
+      <w:pPr>
+        <w:rPr>
+          <w:rFonts w:ascii="Arial" w:hAnsi="Arial" w:cs="Arial"/>
+        </w:rPr>
+      </w:pPr>
+    </w:p>
+    <w:p>
+      <w:pPr>
+        <w:pStyle w:val="Prrafodelista"/>
+        <w:rPr>
+          <w:rFonts w:ascii="Arial" w:hAnsi="Arial" w:cs="Arial"/>
+        </w:rPr>
+      </w:pPr>
+      <w:r>
+        <w:rPr>
+          <w:rFonts w:ascii="Arial" w:hAnsi="Arial" w:cs="Arial"/>
+        </w:rPr>
+        <w:br/>
+      </w:r>
+      <w:r>
+        <w:rPr>
+          <w:rFonts w:ascii="Arial" w:hAnsi="Arial" w:cs="Arial"/>
+        </w:rPr>
+        <w:t>Independencia en la evolución de ambos componentes:</w:t>
+      </w:r>
+    </w:p>
+    <w:p>
+      <w:pPr>
+        <w:pStyle w:val="Prrafodelista"/>
+        <w:rPr>
+          <w:rFonts w:ascii="Arial" w:hAnsi="Arial" w:cs="Arial"/>
+          <w:lang w:val="en-US"/>
+        </w:rPr>
+      </w:pPr>
+    </w:p>
+    <w:p>
+      <w:pPr>
+        <w:pStyle w:val="Prrafodelista"/>
+        <w:numPr>
+          <w:ilvl w:val="1"/>
+          <w:numId w:val="19"/>
+        </w:numPr>
+        <w:rPr>
+          <w:rFonts w:ascii="Arial" w:hAnsi="Arial" w:cs="Arial"/>
+        </w:rPr>
+      </w:pPr>
+      <w:r>
+        <w:rPr>
+          <w:rFonts w:ascii="Arial" w:hAnsi="Arial" w:cs="Arial"/>
+        </w:rPr>
+        <w:t xml:space="preserve">Puedes agregar nuevos tipos de notificaciones (como </w:t>
+      </w:r>
+      <w:proofErr w:type="spellStart"/>
+      <w:r>
+        <w:rPr>
+          <w:rFonts w:ascii="Arial" w:hAnsi="Arial" w:cs="Arial"/>
+        </w:rPr>
+        <w:t>NotificacionPromocional</w:t>
+      </w:r>
+      <w:proofErr w:type="spellEnd"/>
+      <w:r>
+        <w:rPr>
+          <w:rFonts w:ascii="Arial" w:hAnsi="Arial" w:cs="Arial"/>
+        </w:rPr>
+        <w:t xml:space="preserve"> o </w:t>
+      </w:r>
+      <w:proofErr w:type="spellStart"/>
+      <w:r>
+        <w:rPr>
+          <w:rFonts w:ascii="Arial" w:hAnsi="Arial" w:cs="Arial"/>
+        </w:rPr>
+        <w:t>AlertaSistema</w:t>
+      </w:r>
+      <w:proofErr w:type="spellEnd"/>
+      <w:r>
+        <w:rPr>
+          <w:rFonts w:ascii="Arial" w:hAnsi="Arial" w:cs="Arial"/>
+        </w:rPr>
+        <w:t xml:space="preserve">) sin tener que modificar los canales de envío (como </w:t>
+      </w:r>
+      <w:proofErr w:type="spellStart"/>
+      <w:r>
+        <w:rPr>
+          <w:rFonts w:ascii="Arial" w:hAnsi="Arial" w:cs="Arial"/>
+        </w:rPr>
+        <w:t>EnvioEmail</w:t>
+      </w:r>
+      <w:proofErr w:type="spellEnd"/>
+      <w:r>
+        <w:rPr>
+          <w:rFonts w:ascii="Arial" w:hAnsi="Arial" w:cs="Arial"/>
+        </w:rPr>
+        <w:t xml:space="preserve">, </w:t>
+      </w:r>
+      <w:proofErr w:type="spellStart"/>
+      <w:r>
+        <w:rPr>
+          <w:rFonts w:ascii="Arial" w:hAnsi="Arial" w:cs="Arial"/>
+        </w:rPr>
+        <w:t>EnvioSMS</w:t>
+      </w:r>
+      <w:proofErr w:type="spellEnd"/>
+      <w:r>
+        <w:rPr>
+          <w:rFonts w:ascii="Arial" w:hAnsi="Arial" w:cs="Arial"/>
+        </w:rPr>
+        <w:t>).</w:t>
+      </w:r>
+    </w:p>
+    <w:p>
+      <w:pPr>
+        <w:pStyle w:val="Prrafodelista"/>
+        <w:numPr>
+          <w:ilvl w:val="1"/>
+          <w:numId w:val="19"/>
+        </w:numPr>
+        <w:rPr>
+          <w:rFonts w:ascii="Arial" w:hAnsi="Arial" w:cs="Arial"/>
+        </w:rPr>
+      </w:pPr>
+      <w:r>
+        <w:rPr>
+          <w:rFonts w:ascii="Arial" w:hAnsi="Arial" w:cs="Arial"/>
+        </w:rPr>
+        <w:t xml:space="preserve">También puedes añadir nuevos canales de envío (como </w:t>
+      </w:r>
+      <w:proofErr w:type="spellStart"/>
+      <w:r>
+        <w:rPr>
+          <w:rFonts w:ascii="Arial" w:hAnsi="Arial" w:cs="Arial"/>
+        </w:rPr>
+        <w:t>EnvioWebhook</w:t>
+      </w:r>
+      <w:proofErr w:type="spellEnd"/>
+      <w:r>
+        <w:rPr>
+          <w:rFonts w:ascii="Arial" w:hAnsi="Arial" w:cs="Arial"/>
+        </w:rPr>
+        <w:t xml:space="preserve"> o </w:t>
+      </w:r>
+      <w:proofErr w:type="spellStart"/>
+      <w:r>
+        <w:rPr>
+          <w:rFonts w:ascii="Arial" w:hAnsi="Arial" w:cs="Arial"/>
+        </w:rPr>
+        <w:t>EnvioTelegram</w:t>
+      </w:r>
+      <w:proofErr w:type="spellEnd"/>
+      <w:r>
+        <w:rPr>
+          <w:rFonts w:ascii="Arial" w:hAnsi="Arial" w:cs="Arial"/>
+        </w:rPr>
+        <w:t>) sin necesidad de alterar la lógica de los tipos de notificaciones.</w:t>
+      </w:r>
+    </w:p>
+    <w:p>
+      <w:pPr>
+        <w:pStyle w:val="Prrafodelista"/>
+        <w:ind w:left="1440"/>
+        <w:rPr>
+          <w:rFonts w:ascii="Arial" w:hAnsi="Arial" w:cs="Arial"/>
+        </w:rPr>
+      </w:pPr>
+    </w:p>
+    <w:p>
+      <w:pPr>
+        <w:pStyle w:val="Prrafodelista"/>
+        <w:rPr>
+          <w:rFonts w:ascii="Arial" w:hAnsi="Arial" w:cs="Arial"/>
+        </w:rPr>
+      </w:pPr>
+      <w:r>
+        <w:rPr>
+          <w:rFonts w:ascii="Arial" w:hAnsi="Arial" w:cs="Arial"/>
+        </w:rPr>
+        <w:t>Flexibilidad y extensibilidad:</w:t>
+      </w:r>
+    </w:p>
+    <w:p>
+      <w:pPr>
+        <w:pStyle w:val="Prrafodelista"/>
+        <w:rPr>
+          <w:rFonts w:ascii="Arial" w:hAnsi="Arial" w:cs="Arial"/>
+        </w:rPr>
+      </w:pPr>
+    </w:p>
+    <w:p>
+      <w:pPr>
+        <w:pStyle w:val="Prrafodelista"/>
+        <w:numPr>
+          <w:ilvl w:val="1"/>
+          <w:numId w:val="19"/>
+        </w:numPr>
+        <w:rPr>
+          <w:rFonts w:ascii="Arial" w:hAnsi="Arial" w:cs="Arial"/>
+        </w:rPr>
+      </w:pPr>
+      <w:r>
+        <w:rPr>
+          <w:rFonts w:ascii="Arial" w:hAnsi="Arial" w:cs="Arial"/>
+        </w:rPr>
+        <w:t>Si más tarde necesitas cambiar la forma en que se envían las notificaciones (por ejemplo, cambiar el servicio de SMS o agregar un nuevo servicio de email), puedes hacerlo sin afectar el resto del sistema. Esto es posible porque la abstracción (tipo de notificación) y la implementación (canal de envío) están desacopladas.</w:t>
+      </w:r>
+    </w:p>
+    <w:p>
+      <w:pPr>
+        <w:pStyle w:val="Prrafodelista"/>
+        <w:ind w:left="1440"/>
+        <w:rPr>
+          <w:rFonts w:ascii="Arial" w:hAnsi="Arial" w:cs="Arial"/>
+        </w:rPr>
+      </w:pPr>
+    </w:p>
+    <w:p>
+      <w:pPr>
+        <w:pStyle w:val="Prrafodelista"/>
+        <w:rPr>
+          <w:rFonts w:ascii="Arial" w:hAnsi="Arial" w:cs="Arial"/>
+        </w:rPr>
+      </w:pPr>
+      <w:r>
+        <w:rPr>
+          <w:rFonts w:ascii="Arial" w:hAnsi="Arial" w:cs="Arial"/>
+        </w:rPr>
+        <w:t>Reducción de combinaciones exponenciales:</w:t>
+      </w:r>
+    </w:p>
+    <w:p>
+      <w:pPr>
+        <w:pStyle w:val="Prrafodelista"/>
+        <w:rPr>
+          <w:rFonts w:ascii="Arial" w:hAnsi="Arial" w:cs="Arial"/>
+        </w:rPr>
+      </w:pPr>
+    </w:p>
+    <w:p>
+      <w:pPr>
+        <w:pStyle w:val="Prrafodelista"/>
+        <w:numPr>
+          <w:ilvl w:val="1"/>
+          <w:numId w:val="19"/>
+        </w:numPr>
+        <w:rPr>
+          <w:rFonts w:ascii="Arial" w:hAnsi="Arial" w:cs="Arial"/>
+        </w:rPr>
+      </w:pPr>
+      <w:r>
+        <w:rPr>
+          <w:rFonts w:ascii="Arial" w:hAnsi="Arial" w:cs="Arial"/>
+        </w:rPr>
+        <w:t xml:space="preserve">Sin el patrón Bridge, tendrías una combinación multiplicativa de clases (como se mencionó antes: </w:t>
+      </w:r>
+      <w:proofErr w:type="spellStart"/>
+      <w:r>
+        <w:rPr>
+          <w:rFonts w:ascii="Arial" w:hAnsi="Arial" w:cs="Arial"/>
+        </w:rPr>
+        <w:t>AlertaEmergenciaEmail</w:t>
+      </w:r>
+      <w:proofErr w:type="spellEnd"/>
+      <w:r>
+        <w:rPr>
+          <w:rFonts w:ascii="Arial" w:hAnsi="Arial" w:cs="Arial"/>
+        </w:rPr>
+        <w:t xml:space="preserve">, </w:t>
+      </w:r>
+      <w:proofErr w:type="spellStart"/>
+      <w:r>
+        <w:rPr>
+          <w:rFonts w:ascii="Arial" w:hAnsi="Arial" w:cs="Arial"/>
+        </w:rPr>
+        <w:t>AlertaEmergenciaSMS</w:t>
+      </w:r>
+      <w:proofErr w:type="spellEnd"/>
+      <w:r>
+        <w:rPr>
+          <w:rFonts w:ascii="Arial" w:hAnsi="Arial" w:cs="Arial"/>
+        </w:rPr>
+        <w:t>, etc.). Con Bridge, solo necesitas un conjunto de clases de abstracción y un conjunto de clases de implementación, lo que reduce la complejidad del código y hace que sea más fácil de mantener.</w:t>
+      </w:r>
+    </w:p>
+    <w:p>
+      <w:pPr>
+        <w:pStyle w:val="Prrafodelista"/>
+        <w:ind w:left="1440"/>
+        <w:rPr>
+          <w:rFonts w:ascii="Arial" w:hAnsi="Arial" w:cs="Arial"/>
+        </w:rPr>
+      </w:pPr>
+    </w:p>
+    <w:p>
+      <w:pPr>
+        <w:pStyle w:val="Prrafodelista"/>
+        <w:rPr>
+          <w:rFonts w:ascii="Arial" w:hAnsi="Arial" w:cs="Arial"/>
+        </w:rPr>
+      </w:pPr>
+      <w:r>
+        <w:rPr>
+          <w:rFonts w:ascii="Arial" w:hAnsi="Arial" w:cs="Arial"/>
+        </w:rPr>
+        <w:t>Mejor mantenimiento y comprensión del código:</w:t>
+      </w:r>
+    </w:p>
+    <w:p>
+      <w:pPr>
+        <w:pStyle w:val="Prrafodelista"/>
+        <w:rPr>
+          <w:rFonts w:ascii="Arial" w:hAnsi="Arial" w:cs="Arial"/>
+        </w:rPr>
+      </w:pPr>
+    </w:p>
+    <w:p>
+      <w:pPr>
+        <w:pStyle w:val="Prrafodelista"/>
+        <w:numPr>
+          <w:ilvl w:val="1"/>
+          <w:numId w:val="19"/>
+        </w:numPr>
+        <w:rPr>
+          <w:rFonts w:ascii="Arial" w:hAnsi="Arial" w:cs="Arial"/>
+        </w:rPr>
+      </w:pPr>
+      <w:r>
+        <w:rPr>
+          <w:rFonts w:ascii="Arial" w:hAnsi="Arial" w:cs="Arial"/>
+        </w:rPr>
+        <w:t>Al dividir las responsabilidades entre la abstracción (notificación) y la implementación (canal de envío), el código se vuelve más organizado y comprensible. Los desarrolladores pueden enfocarse en el diseño y comportamiento de cada parte sin preocuparse por el impacto que cada cambio pueda tener en el otro componente.</w:t>
+      </w:r>
+    </w:p>
+    <w:p>
+      <w:pPr>
+        <w:pStyle w:val="Prrafodelista"/>
+        <w:ind w:left="1440"/>
+        <w:rPr>
+          <w:rFonts w:ascii="Arial" w:hAnsi="Arial" w:cs="Arial"/>
+        </w:rPr>
+      </w:pPr>
+    </w:p>
+    <w:p>
+      <w:pPr>
+        <w:pStyle w:val="Prrafodelista"/>
+        <w:rPr>
+          <w:rFonts w:ascii="Arial" w:hAnsi="Arial" w:cs="Arial"/>
+        </w:rPr>
+      </w:pPr>
+      <w:r>
+        <w:rPr>
+          <w:rFonts w:ascii="Arial" w:hAnsi="Arial" w:cs="Arial"/>
+        </w:rPr>
+        <w:t>Reutilización de código:</w:t>
+      </w:r>
+    </w:p>
+    <w:p>
+      <w:pPr>
+        <w:pStyle w:val="Prrafodelista"/>
+        <w:rPr>
+          <w:rFonts w:ascii="Arial" w:hAnsi="Arial" w:cs="Arial"/>
+        </w:rPr>
+      </w:pPr>
+    </w:p>
+    <w:p>
+      <w:pPr>
+        <w:pStyle w:val="Prrafodelista"/>
+        <w:numPr>
+          <w:ilvl w:val="1"/>
+          <w:numId w:val="19"/>
+        </w:numPr>
+        <w:rPr>
+          <w:rFonts w:ascii="Arial" w:hAnsi="Arial" w:cs="Arial"/>
+        </w:rPr>
+      </w:pPr>
+      <w:r>
+        <w:rPr>
+          <w:rFonts w:ascii="Arial" w:hAnsi="Arial" w:cs="Arial"/>
+        </w:rPr>
+        <w:t xml:space="preserve">Puedes reutilizar tanto las abstracciones como las implementaciones. Por ejemplo, puedes usar el canal de envío </w:t>
+      </w:r>
+      <w:proofErr w:type="spellStart"/>
+      <w:r>
+        <w:rPr>
+          <w:rFonts w:ascii="Arial" w:hAnsi="Arial" w:cs="Arial"/>
+        </w:rPr>
+        <w:t>EnvioPush</w:t>
+      </w:r>
+      <w:proofErr w:type="spellEnd"/>
+      <w:r>
+        <w:rPr>
+          <w:rFonts w:ascii="Arial" w:hAnsi="Arial" w:cs="Arial"/>
+        </w:rPr>
+        <w:t xml:space="preserve"> para distintas clases de notificación (como </w:t>
+      </w:r>
+      <w:r>
+        <w:rPr>
+          <w:rFonts w:ascii="Arial" w:hAnsi="Arial" w:cs="Arial"/>
+        </w:rPr>
+        <w:t>Alerta Emergencia</w:t>
+      </w:r>
+      <w:r>
+        <w:rPr>
+          <w:rFonts w:ascii="Arial" w:hAnsi="Arial" w:cs="Arial"/>
+        </w:rPr>
+        <w:t xml:space="preserve"> o Recordatorio) sin duplicar código.</w:t>
+      </w:r>
+    </w:p>
+    <w:p>
+      <w:pPr>
+        <w:pStyle w:val="Prrafodelista"/>
+        <w:numPr>
+          <w:ilvl w:val="0"/>
+          <w:numId w:val="17"/>
+        </w:numPr>
+        <w:rPr>
+          <w:rFonts w:ascii="Arial" w:hAnsi="Arial" w:cs="Arial"/>
+        </w:rPr>
+      </w:pPr>
+    </w:p>
+    <w:p>
+      <w:pPr>
+        <w:pStyle w:val="Prrafodelista"/>
         <w:rPr>
           <w:rFonts w:ascii="Arial" w:hAnsi="Arial" w:cs="Arial"/>
           <w:b/>
           <w:bCs/>
         </w:rPr>
+      </w:pPr>
+    </w:p>
+    <w:p>
+      <w:pPr>
+        <w:rPr>
+          <w:rFonts w:ascii="Arial" w:hAnsi="Arial" w:cs="Arial"/>
+          <w:b/>
+          <w:bCs/>
+        </w:rPr>
+      </w:pPr>
+    </w:p>
+    <w:p>
+      <w:pPr>
+        <w:rPr>
+          <w:rFonts w:ascii="Arial" w:hAnsi="Arial" w:cs="Arial"/>
+          <w:b/>
+          <w:bCs/>
+        </w:rPr>
+      </w:pPr>
+      <w:r>
+        <w:rPr>
+          <w:rFonts w:ascii="Arial" w:hAnsi="Arial" w:cs="Arial"/>
+          <w:b/>
+          <w:bCs/>
+        </w:rPr>
         <w:t xml:space="preserve">Parte C. Implementación de los patrones diseño (34%). </w:t>
       </w:r>
     </w:p>
@@ -1076,6 +2046,57 @@
           <w:rFonts w:ascii="Arial" w:hAnsi="Arial" w:cs="Arial"/>
         </w:rPr>
         <w:t xml:space="preserve">Implementar en el lenguaje de su elección las clases y los objetos que hacen parte de los dos patrones estructurales, evidenciando un correcto uso de estos y siguiendo principios SOLID. No es necesario implementar funcionalidades, es suficiente con mostrar mensajes por consola donde se evidencie el funcionamiento del patrón. </w:t>
+      </w:r>
+    </w:p>
+    <w:p>
+      <w:pPr>
+        <w:rPr>
+          <w:rFonts w:ascii="Arial" w:hAnsi="Arial" w:cs="Arial"/>
+        </w:rPr>
+      </w:pPr>
+    </w:p>
+    <w:p>
+      <w:pPr>
+        <w:pStyle w:val="Prrafodelista"/>
+        <w:numPr>
+          <w:ilvl w:val="0"/>
+          <w:numId w:val="24"/>
+        </w:numPr>
+        <w:rPr>
+          <w:rFonts w:ascii="Arial" w:hAnsi="Arial" w:cs="Arial"/>
+        </w:rPr>
+      </w:pPr>
+      <w:r>
+        <w:rPr>
+          <w:rFonts w:ascii="Arial" w:hAnsi="Arial" w:cs="Arial"/>
+          <w:b/>
+          <w:bCs/>
+        </w:rPr>
+        <w:t>Patrón Bridge:</w:t>
+      </w:r>
+      <w:r>
+        <w:rPr>
+          <w:rFonts w:ascii="Arial" w:hAnsi="Arial" w:cs="Arial"/>
+          <w:b/>
+          <w:bCs/>
+        </w:rPr>
+        <w:t xml:space="preserve"> &lt;</w:t>
+      </w:r>
+      <w:proofErr w:type="gramStart"/>
+      <w:r>
+        <w:rPr>
+          <w:rFonts w:ascii="Arial" w:hAnsi="Arial" w:cs="Arial"/>
+        </w:rPr>
+        <w:t>Link</w:t>
+      </w:r>
+      <w:proofErr w:type="gramEnd"/>
+      <w:r>
+        <w:rPr>
+          <w:rFonts w:ascii="Arial" w:hAnsi="Arial" w:cs="Arial"/>
+          <w:b/>
+          <w:bCs/>
+        </w:rPr>
+        <w:t>&gt;</w:t>
       </w:r>
     </w:p>
     <w:p>
@@ -1431,6 +2452,268 @@
     </w:lvl>
   </w:abstractNum>
   <w:abstractNum w:abstractNumId="2" w15:restartNumberingAfterBreak="0">
+    <w:nsid w:val="11E76C18"/>
+    <w:multiLevelType w:val="hybridMultilevel"/>
+    <w:tmpl w:val="4CEEA618"/>
+    <w:lvl w:ilvl="0" w:tplc="0C0A0001">
+      <w:start w:val="1"/>
+      <w:numFmt w:val="bullet"/>
+      <w:lvlText w:val=""/>
+      <w:lvlJc w:val="left"/>
+      <w:pPr>
+        <w:ind w:left="1080" w:hanging="360"/>
+      </w:pPr>
+      <w:rPr>
+        <w:rFonts w:ascii="Symbol" w:hAnsi="Symbol" w:hint="default"/>
+      </w:rPr>
+    </w:lvl>
+    <w:lvl w:ilvl="1" w:tplc="0C0A0003" w:tentative="1">
+      <w:start w:val="1"/>
+      <w:numFmt w:val="bullet"/>
+      <w:lvlText w:val="o"/>
+      <w:lvlJc w:val="left"/>
+      <w:pPr>
+        <w:ind w:left="1800" w:hanging="360"/>
+      </w:pPr>
+      <w:rPr>
+        <w:rFonts w:ascii="Courier New" w:hAnsi="Courier New" w:cs="Courier New" w:hint="default"/>
+      </w:rPr>
+    </w:lvl>
+    <w:lvl w:ilvl="2" w:tplc="0C0A0005" w:tentative="1">
+      <w:start w:val="1"/>
+      <w:numFmt w:val="bullet"/>
+      <w:lvlText w:val=""/>
+      <w:lvlJc w:val="left"/>
+      <w:pPr>
+        <w:ind w:left="2520" w:hanging="360"/>
+      </w:pPr>
+      <w:rPr>
+        <w:rFonts w:ascii="Wingdings" w:hAnsi="Wingdings" w:hint="default"/>
+      </w:rPr>
+    </w:lvl>
+    <w:lvl w:ilvl="3" w:tplc="0C0A0001" w:tentative="1">
+      <w:start w:val="1"/>
+      <w:numFmt w:val="bullet"/>
+      <w:lvlText w:val=""/>
+      <w:lvlJc w:val="left"/>
+      <w:pPr>
+        <w:ind w:left="3240" w:hanging="360"/>
+      </w:pPr>
+      <w:rPr>
+        <w:rFonts w:ascii="Symbol" w:hAnsi="Symbol" w:hint="default"/>
+      </w:rPr>
+    </w:lvl>
+    <w:lvl w:ilvl="4" w:tplc="0C0A0003" w:tentative="1">
+      <w:start w:val="1"/>
+      <w:numFmt w:val="bullet"/>
+      <w:lvlText w:val="o"/>
+      <w:lvlJc w:val="left"/>
+      <w:pPr>
+        <w:ind w:left="3960" w:hanging="360"/>
+      </w:pPr>
+      <w:rPr>
+        <w:rFonts w:ascii="Courier New" w:hAnsi="Courier New" w:cs="Courier New" w:hint="default"/>
+      </w:rPr>
+    </w:lvl>
+    <w:lvl w:ilvl="5" w:tplc="0C0A0005" w:tentative="1">
+      <w:start w:val="1"/>
+      <w:numFmt w:val="bullet"/>
+      <w:lvlText w:val=""/>
+      <w:lvlJc w:val="left"/>
+      <w:pPr>
+        <w:ind w:left="4680" w:hanging="360"/>
+      </w:pPr>
+      <w:rPr>
+        <w:rFonts w:ascii="Wingdings" w:hAnsi="Wingdings" w:hint="default"/>
+      </w:rPr>
+    </w:lvl>
+    <w:lvl w:ilvl="6" w:tplc="0C0A0001" w:tentative="1">
+      <w:start w:val="1"/>
+      <w:numFmt w:val="bullet"/>
+      <w:lvlText w:val=""/>
+      <w:lvlJc w:val="left"/>
+      <w:pPr>
+        <w:ind w:left="5400" w:hanging="360"/>
+      </w:pPr>
+      <w:rPr>
+        <w:rFonts w:ascii="Symbol" w:hAnsi="Symbol" w:hint="default"/>
+      </w:rPr>
+    </w:lvl>
+    <w:lvl w:ilvl="7" w:tplc="0C0A0003" w:tentative="1">
+      <w:start w:val="1"/>
+      <w:numFmt w:val="bullet"/>
+      <w:lvlText w:val="o"/>
+      <w:lvlJc w:val="left"/>
+      <w:pPr>
+        <w:ind w:left="6120" w:hanging="360"/>
+      </w:pPr>
+      <w:rPr>
+        <w:rFonts w:ascii="Courier New" w:hAnsi="Courier New" w:cs="Courier New" w:hint="default"/>
+      </w:rPr>
+    </w:lvl>
+    <w:lvl w:ilvl="8" w:tplc="0C0A0005" w:tentative="1">
+      <w:start w:val="1"/>
+      <w:numFmt w:val="bullet"/>
+      <w:lvlText w:val=""/>
+      <w:lvlJc w:val="left"/>
+      <w:pPr>
+        <w:ind w:left="6840" w:hanging="360"/>
+      </w:pPr>
+      <w:rPr>
+        <w:rFonts w:ascii="Wingdings" w:hAnsi="Wingdings" w:hint="default"/>
+      </w:rPr>
+    </w:lvl>
+  </w:abstractNum>
+  <w:abstractNum w:abstractNumId="3" w15:restartNumberingAfterBreak="0">
+    <w:nsid w:val="224F5FF5"/>
+    <w:multiLevelType w:val="multilevel"/>
+    <w:tmpl w:val="E52A05A4"/>
+    <w:lvl w:ilvl="0">
+      <w:start w:val="1"/>
+      <w:numFmt w:val="bullet"/>
+      <w:lvlText w:val=""/>
+      <w:lvlJc w:val="left"/>
+      <w:pPr>
+        <w:tabs>
+          <w:tab w:val="num" w:pos="720"/>
+        </w:tabs>
+        <w:ind w:left="720" w:hanging="360"/>
+      </w:pPr>
+      <w:rPr>
+        <w:rFonts w:ascii="Symbol" w:hAnsi="Symbol" w:hint="default"/>
+        <w:sz w:val="20"/>
+      </w:rPr>
+    </w:lvl>
+    <w:lvl w:ilvl="1" w:tentative="1">
+      <w:start w:val="1"/>
+      <w:numFmt w:val="bullet"/>
+      <w:lvlText w:val="o"/>
+      <w:lvlJc w:val="left"/>
+      <w:pPr>
+        <w:tabs>
+          <w:tab w:val="num" w:pos="1440"/>
+        </w:tabs>
+        <w:ind w:left="1440" w:hanging="360"/>
+      </w:pPr>
+      <w:rPr>
+        <w:rFonts w:ascii="Courier New" w:hAnsi="Courier New" w:hint="default"/>
+        <w:sz w:val="20"/>
+      </w:rPr>
+    </w:lvl>
+    <w:lvl w:ilvl="2" w:tentative="1">
+      <w:start w:val="1"/>
+      <w:numFmt w:val="bullet"/>
+      <w:lvlText w:val=""/>
+      <w:lvlJc w:val="left"/>
+      <w:pPr>
+        <w:tabs>
+          <w:tab w:val="num" w:pos="2160"/>
+        </w:tabs>
+        <w:ind w:left="2160" w:hanging="360"/>
+      </w:pPr>
+      <w:rPr>
+        <w:rFonts w:ascii="Wingdings" w:hAnsi="Wingdings" w:hint="default"/>
+        <w:sz w:val="20"/>
+      </w:rPr>
+    </w:lvl>
+    <w:lvl w:ilvl="3" w:tentative="1">
+      <w:start w:val="1"/>
+      <w:numFmt w:val="bullet"/>
+      <w:lvlText w:val=""/>
+      <w:lvlJc w:val="left"/>
+      <w:pPr>
+        <w:tabs>
+          <w:tab w:val="num" w:pos="2880"/>
+        </w:tabs>
+        <w:ind w:left="2880" w:hanging="360"/>
+      </w:pPr>
+      <w:rPr>
+        <w:rFonts w:ascii="Wingdings" w:hAnsi="Wingdings" w:hint="default"/>
+        <w:sz w:val="20"/>
+      </w:rPr>
+    </w:lvl>
+    <w:lvl w:ilvl="4" w:tentative="1">
+      <w:start w:val="1"/>
+      <w:numFmt w:val="bullet"/>
+      <w:lvlText w:val=""/>
+      <w:lvlJc w:val="left"/>
+      <w:pPr>
+        <w:tabs>
+          <w:tab w:val="num" w:pos="3600"/>
+        </w:tabs>
+        <w:ind w:left="3600" w:hanging="360"/>
+      </w:pPr>
+      <w:rPr>
+        <w:rFonts w:ascii="Wingdings" w:hAnsi="Wingdings" w:hint="default"/>
+        <w:sz w:val="20"/>
+      </w:rPr>
+    </w:lvl>
+    <w:lvl w:ilvl="5" w:tentative="1">
+      <w:start w:val="1"/>
+      <w:numFmt w:val="bullet"/>
+      <w:lvlText w:val=""/>
+      <w:lvlJc w:val="left"/>
+      <w:pPr>
+        <w:tabs>
+          <w:tab w:val="num" w:pos="4320"/>
+        </w:tabs>
+        <w:ind w:left="4320" w:hanging="360"/>
+      </w:pPr>
+      <w:rPr>
+        <w:rFonts w:ascii="Wingdings" w:hAnsi="Wingdings" w:hint="default"/>
+        <w:sz w:val="20"/>
+      </w:rPr>
+    </w:lvl>
+    <w:lvl w:ilvl="6" w:tentative="1">
+      <w:start w:val="1"/>
+      <w:numFmt w:val="bullet"/>
+      <w:lvlText w:val=""/>
+      <w:lvlJc w:val="left"/>
+      <w:pPr>
+        <w:tabs>
+          <w:tab w:val="num" w:pos="5040"/>
+        </w:tabs>
+        <w:ind w:left="5040" w:hanging="360"/>
+      </w:pPr>
+      <w:rPr>
+        <w:rFonts w:ascii="Wingdings" w:hAnsi="Wingdings" w:hint="default"/>
+        <w:sz w:val="20"/>
+      </w:rPr>
+    </w:lvl>
+    <w:lvl w:ilvl="7" w:tentative="1">
+      <w:start w:val="1"/>
+      <w:numFmt w:val="bullet"/>
+      <w:lvlText w:val=""/>
+      <w:lvlJc w:val="left"/>
+      <w:pPr>
+        <w:tabs>
+          <w:tab w:val="num" w:pos="5760"/>
+        </w:tabs>
+        <w:ind w:left="5760" w:hanging="360"/>
+      </w:pPr>
+      <w:rPr>
+        <w:rFonts w:ascii="Wingdings" w:hAnsi="Wingdings" w:hint="default"/>
+        <w:sz w:val="20"/>
+      </w:rPr>
+    </w:lvl>
+    <w:lvl w:ilvl="8" w:tentative="1">
+      <w:start w:val="1"/>
+      <w:numFmt w:val="bullet"/>
+      <w:lvlText w:val=""/>
+      <w:lvlJc w:val="left"/>
+      <w:pPr>
+        <w:tabs>
+          <w:tab w:val="num" w:pos="6480"/>
+        </w:tabs>
+        <w:ind w:left="6480" w:hanging="360"/>
+      </w:pPr>
+      <w:rPr>
+        <w:rFonts w:ascii="Wingdings" w:hAnsi="Wingdings" w:hint="default"/>
+        <w:sz w:val="20"/>
+      </w:rPr>
+    </w:lvl>
+  </w:abstractNum>
+  <w:abstractNum w:abstractNumId="4" w15:restartNumberingAfterBreak="0">
     <w:nsid w:val="25CA684D"/>
     <w:multiLevelType w:val="multilevel"/>
     <w:tmpl w:val="41363C76"/>
@@ -1579,7 +2862,7 @@
       </w:rPr>
     </w:lvl>
   </w:abstractNum>
-  <w:abstractNum w:abstractNumId="3" w15:restartNumberingAfterBreak="0">
+  <w:abstractNum w:abstractNumId="5" w15:restartNumberingAfterBreak="0">
     <w:nsid w:val="2B5632B3"/>
     <w:multiLevelType w:val="hybridMultilevel"/>
     <w:tmpl w:val="FED00640"/>
@@ -1668,7 +2951,529 @@
       </w:pPr>
     </w:lvl>
   </w:abstractNum>
-  <w:abstractNum w:abstractNumId="4" w15:restartNumberingAfterBreak="0">
+  <w:abstractNum w:abstractNumId="6" w15:restartNumberingAfterBreak="0">
+    <w:nsid w:val="2F0D3F9B"/>
+    <w:multiLevelType w:val="hybridMultilevel"/>
+    <w:tmpl w:val="67F80BD4"/>
+    <w:lvl w:ilvl="0" w:tplc="FFFFFFFF">
+      <w:start w:val="1"/>
+      <w:numFmt w:val="decimal"/>
+      <w:lvlText w:val="%1."/>
+      <w:lvlJc w:val="left"/>
+      <w:pPr>
+        <w:ind w:left="720" w:hanging="360"/>
+      </w:pPr>
+      <w:rPr>
+        <w:rFonts w:ascii="Arial" w:eastAsiaTheme="minorHAnsi" w:hAnsi="Arial" w:cs="Arial"/>
+        <w:b w:val="0"/>
+      </w:rPr>
+    </w:lvl>
+    <w:lvl w:ilvl="1" w:tplc="0C0A0001">
+      <w:start w:val="1"/>
+      <w:numFmt w:val="bullet"/>
+      <w:lvlText w:val=""/>
+      <w:lvlJc w:val="left"/>
+      <w:pPr>
+        <w:ind w:left="720" w:hanging="360"/>
+      </w:pPr>
+      <w:rPr>
+        <w:rFonts w:ascii="Symbol" w:hAnsi="Symbol" w:hint="default"/>
+      </w:rPr>
+    </w:lvl>
+    <w:lvl w:ilvl="2" w:tplc="FFFFFFFF">
+      <w:start w:val="1"/>
+      <w:numFmt w:val="lowerRoman"/>
+      <w:lvlText w:val="%3."/>
+      <w:lvlJc w:val="right"/>
+      <w:pPr>
+        <w:ind w:left="2160" w:hanging="180"/>
+      </w:pPr>
+    </w:lvl>
+    <w:lvl w:ilvl="3" w:tplc="FFFFFFFF" w:tentative="1">
+      <w:start w:val="1"/>
+      <w:numFmt w:val="decimal"/>
+      <w:lvlText w:val="%4."/>
+      <w:lvlJc w:val="left"/>
+      <w:pPr>
+        <w:ind w:left="2880" w:hanging="360"/>
+      </w:pPr>
+    </w:lvl>
+    <w:lvl w:ilvl="4" w:tplc="FFFFFFFF" w:tentative="1">
+      <w:start w:val="1"/>
+      <w:numFmt w:val="lowerLetter"/>
+      <w:lvlText w:val="%5."/>
+      <w:lvlJc w:val="left"/>
+      <w:pPr>
+        <w:ind w:left="3600" w:hanging="360"/>
+      </w:pPr>
+    </w:lvl>
+    <w:lvl w:ilvl="5" w:tplc="FFFFFFFF" w:tentative="1">
+      <w:start w:val="1"/>
+      <w:numFmt w:val="lowerRoman"/>
+      <w:lvlText w:val="%6."/>
+      <w:lvlJc w:val="right"/>
+      <w:pPr>
+        <w:ind w:left="4320" w:hanging="180"/>
+      </w:pPr>
+    </w:lvl>
+    <w:lvl w:ilvl="6" w:tplc="FFFFFFFF" w:tentative="1">
+      <w:start w:val="1"/>
+      <w:numFmt w:val="decimal"/>
+      <w:lvlText w:val="%7."/>
+      <w:lvlJc w:val="left"/>
+      <w:pPr>
+        <w:ind w:left="5040" w:hanging="360"/>
+      </w:pPr>
+    </w:lvl>
+    <w:lvl w:ilvl="7" w:tplc="FFFFFFFF" w:tentative="1">
+      <w:start w:val="1"/>
+      <w:numFmt w:val="lowerLetter"/>
+      <w:lvlText w:val="%8."/>
+      <w:lvlJc w:val="left"/>
+      <w:pPr>
+        <w:ind w:left="5760" w:hanging="360"/>
+      </w:pPr>
+    </w:lvl>
+    <w:lvl w:ilvl="8" w:tplc="FFFFFFFF" w:tentative="1">
+      <w:start w:val="1"/>
+      <w:numFmt w:val="lowerRoman"/>
+      <w:lvlText w:val="%9."/>
+      <w:lvlJc w:val="right"/>
+      <w:pPr>
+        <w:ind w:left="6480" w:hanging="180"/>
+      </w:pPr>
+    </w:lvl>
+  </w:abstractNum>
+  <w:abstractNum w:abstractNumId="7" w15:restartNumberingAfterBreak="0">
+    <w:nsid w:val="30B3066E"/>
+    <w:multiLevelType w:val="hybridMultilevel"/>
+    <w:tmpl w:val="6C1C05FE"/>
+    <w:lvl w:ilvl="0" w:tplc="EAE4D406">
+      <w:start w:val="1"/>
+      <w:numFmt w:val="decimal"/>
+      <w:lvlText w:val="%1."/>
+      <w:lvlJc w:val="left"/>
+      <w:pPr>
+        <w:ind w:left="720" w:hanging="360"/>
+      </w:pPr>
+      <w:rPr>
+        <w:rFonts w:hint="default"/>
+        <w:b/>
+      </w:rPr>
+    </w:lvl>
+    <w:lvl w:ilvl="1" w:tplc="0C0A0019" w:tentative="1">
+      <w:start w:val="1"/>
+      <w:numFmt w:val="lowerLetter"/>
+      <w:lvlText w:val="%2."/>
+      <w:lvlJc w:val="left"/>
+      <w:pPr>
+        <w:ind w:left="1440" w:hanging="360"/>
+      </w:pPr>
+    </w:lvl>
+    <w:lvl w:ilvl="2" w:tplc="0C0A001B" w:tentative="1">
+      <w:start w:val="1"/>
+      <w:numFmt w:val="lowerRoman"/>
+      <w:lvlText w:val="%3."/>
+      <w:lvlJc w:val="right"/>
+      <w:pPr>
+        <w:ind w:left="2160" w:hanging="180"/>
+      </w:pPr>
+    </w:lvl>
+    <w:lvl w:ilvl="3" w:tplc="0C0A000F" w:tentative="1">
+      <w:start w:val="1"/>
+      <w:numFmt w:val="decimal"/>
+      <w:lvlText w:val="%4."/>
+      <w:lvlJc w:val="left"/>
+      <w:pPr>
+        <w:ind w:left="2880" w:hanging="360"/>
+      </w:pPr>
+    </w:lvl>
+    <w:lvl w:ilvl="4" w:tplc="0C0A0019" w:tentative="1">
+      <w:start w:val="1"/>
+      <w:numFmt w:val="lowerLetter"/>
+      <w:lvlText w:val="%5."/>
+      <w:lvlJc w:val="left"/>
+      <w:pPr>
+        <w:ind w:left="3600" w:hanging="360"/>
+      </w:pPr>
+    </w:lvl>
+    <w:lvl w:ilvl="5" w:tplc="0C0A001B" w:tentative="1">
+      <w:start w:val="1"/>
+      <w:numFmt w:val="lowerRoman"/>
+      <w:lvlText w:val="%6."/>
+      <w:lvlJc w:val="right"/>
+      <w:pPr>
+        <w:ind w:left="4320" w:hanging="180"/>
+      </w:pPr>
+    </w:lvl>
+    <w:lvl w:ilvl="6" w:tplc="0C0A000F" w:tentative="1">
+      <w:start w:val="1"/>
+      <w:numFmt w:val="decimal"/>
+      <w:lvlText w:val="%7."/>
+      <w:lvlJc w:val="left"/>
+      <w:pPr>
+        <w:ind w:left="5040" w:hanging="360"/>
+      </w:pPr>
+    </w:lvl>
+    <w:lvl w:ilvl="7" w:tplc="0C0A0019" w:tentative="1">
+      <w:start w:val="1"/>
+      <w:numFmt w:val="lowerLetter"/>
+      <w:lvlText w:val="%8."/>
+      <w:lvlJc w:val="left"/>
+      <w:pPr>
+        <w:ind w:left="5760" w:hanging="360"/>
+      </w:pPr>
+    </w:lvl>
+    <w:lvl w:ilvl="8" w:tplc="0C0A001B" w:tentative="1">
+      <w:start w:val="1"/>
+      <w:numFmt w:val="lowerRoman"/>
+      <w:lvlText w:val="%9."/>
+      <w:lvlJc w:val="right"/>
+      <w:pPr>
+        <w:ind w:left="6480" w:hanging="180"/>
+      </w:pPr>
+    </w:lvl>
+  </w:abstractNum>
+  <w:abstractNum w:abstractNumId="8" w15:restartNumberingAfterBreak="0">
+    <w:nsid w:val="3736564E"/>
+    <w:multiLevelType w:val="hybridMultilevel"/>
+    <w:tmpl w:val="8274FE10"/>
+    <w:lvl w:ilvl="0" w:tplc="0C0A0001">
+      <w:start w:val="1"/>
+      <w:numFmt w:val="bullet"/>
+      <w:lvlText w:val=""/>
+      <w:lvlJc w:val="left"/>
+      <w:pPr>
+        <w:ind w:left="720" w:hanging="360"/>
+      </w:pPr>
+      <w:rPr>
+        <w:rFonts w:ascii="Symbol" w:hAnsi="Symbol" w:hint="default"/>
+      </w:rPr>
+    </w:lvl>
+    <w:lvl w:ilvl="1" w:tplc="0C0A0003">
+      <w:start w:val="1"/>
+      <w:numFmt w:val="bullet"/>
+      <w:lvlText w:val="o"/>
+      <w:lvlJc w:val="left"/>
+      <w:pPr>
+        <w:ind w:left="1440" w:hanging="360"/>
+      </w:pPr>
+      <w:rPr>
+        <w:rFonts w:ascii="Courier New" w:hAnsi="Courier New" w:cs="Courier New" w:hint="default"/>
+      </w:rPr>
+    </w:lvl>
+    <w:lvl w:ilvl="2" w:tplc="0C0A0005" w:tentative="1">
+      <w:start w:val="1"/>
+      <w:numFmt w:val="bullet"/>
+      <w:lvlText w:val=""/>
+      <w:lvlJc w:val="left"/>
+      <w:pPr>
+        <w:ind w:left="2160" w:hanging="360"/>
+      </w:pPr>
+      <w:rPr>
+        <w:rFonts w:ascii="Wingdings" w:hAnsi="Wingdings" w:hint="default"/>
+      </w:rPr>
+    </w:lvl>
+    <w:lvl w:ilvl="3" w:tplc="0C0A0001" w:tentative="1">
+      <w:start w:val="1"/>
+      <w:numFmt w:val="bullet"/>
+      <w:lvlText w:val=""/>
+      <w:lvlJc w:val="left"/>
+      <w:pPr>
+        <w:ind w:left="2880" w:hanging="360"/>
+      </w:pPr>
+      <w:rPr>
+        <w:rFonts w:ascii="Symbol" w:hAnsi="Symbol" w:hint="default"/>
+      </w:rPr>
+    </w:lvl>
+    <w:lvl w:ilvl="4" w:tplc="0C0A0003" w:tentative="1">
+      <w:start w:val="1"/>
+      <w:numFmt w:val="bullet"/>
+      <w:lvlText w:val="o"/>
+      <w:lvlJc w:val="left"/>
+      <w:pPr>
+        <w:ind w:left="3600" w:hanging="360"/>
+      </w:pPr>
+      <w:rPr>
+        <w:rFonts w:ascii="Courier New" w:hAnsi="Courier New" w:cs="Courier New" w:hint="default"/>
+      </w:rPr>
+    </w:lvl>
+    <w:lvl w:ilvl="5" w:tplc="0C0A0005" w:tentative="1">
+      <w:start w:val="1"/>
+      <w:numFmt w:val="bullet"/>
+      <w:lvlText w:val=""/>
+      <w:lvlJc w:val="left"/>
+      <w:pPr>
+        <w:ind w:left="4320" w:hanging="360"/>
+      </w:pPr>
+      <w:rPr>
+        <w:rFonts w:ascii="Wingdings" w:hAnsi="Wingdings" w:hint="default"/>
+      </w:rPr>
+    </w:lvl>
+    <w:lvl w:ilvl="6" w:tplc="0C0A0001" w:tentative="1">
+      <w:start w:val="1"/>
+      <w:numFmt w:val="bullet"/>
+      <w:lvlText w:val=""/>
+      <w:lvlJc w:val="left"/>
+      <w:pPr>
+        <w:ind w:left="5040" w:hanging="360"/>
+      </w:pPr>
+      <w:rPr>
+        <w:rFonts w:ascii="Symbol" w:hAnsi="Symbol" w:hint="default"/>
+      </w:rPr>
+    </w:lvl>
+    <w:lvl w:ilvl="7" w:tplc="0C0A0003" w:tentative="1">
+      <w:start w:val="1"/>
+      <w:numFmt w:val="bullet"/>
+      <w:lvlText w:val="o"/>
+      <w:lvlJc w:val="left"/>
+      <w:pPr>
+        <w:ind w:left="5760" w:hanging="360"/>
+      </w:pPr>
+      <w:rPr>
+        <w:rFonts w:ascii="Courier New" w:hAnsi="Courier New" w:cs="Courier New" w:hint="default"/>
+      </w:rPr>
+    </w:lvl>
+    <w:lvl w:ilvl="8" w:tplc="0C0A0005" w:tentative="1">
+      <w:start w:val="1"/>
+      <w:numFmt w:val="bullet"/>
+      <w:lvlText w:val=""/>
+      <w:lvlJc w:val="left"/>
+      <w:pPr>
+        <w:ind w:left="6480" w:hanging="360"/>
+      </w:pPr>
+      <w:rPr>
+        <w:rFonts w:ascii="Wingdings" w:hAnsi="Wingdings" w:hint="default"/>
+      </w:rPr>
+    </w:lvl>
+  </w:abstractNum>
+  <w:abstractNum w:abstractNumId="9" w15:restartNumberingAfterBreak="0">
+    <w:nsid w:val="39D976F3"/>
+    <w:multiLevelType w:val="hybridMultilevel"/>
+    <w:tmpl w:val="26387ACC"/>
+    <w:lvl w:ilvl="0" w:tplc="0C0A0001">
+      <w:start w:val="1"/>
+      <w:numFmt w:val="bullet"/>
+      <w:lvlText w:val=""/>
+      <w:lvlJc w:val="left"/>
+      <w:pPr>
+        <w:ind w:left="720" w:hanging="360"/>
+      </w:pPr>
+      <w:rPr>
+        <w:rFonts w:ascii="Symbol" w:hAnsi="Symbol" w:hint="default"/>
+      </w:rPr>
+    </w:lvl>
+    <w:lvl w:ilvl="1" w:tplc="0C0A0003" w:tentative="1">
+      <w:start w:val="1"/>
+      <w:numFmt w:val="bullet"/>
+      <w:lvlText w:val="o"/>
+      <w:lvlJc w:val="left"/>
+      <w:pPr>
+        <w:ind w:left="1440" w:hanging="360"/>
+      </w:pPr>
+      <w:rPr>
+        <w:rFonts w:ascii="Courier New" w:hAnsi="Courier New" w:cs="Courier New" w:hint="default"/>
+      </w:rPr>
+    </w:lvl>
+    <w:lvl w:ilvl="2" w:tplc="0C0A0005" w:tentative="1">
+      <w:start w:val="1"/>
+      <w:numFmt w:val="bullet"/>
+      <w:lvlText w:val=""/>
+      <w:lvlJc w:val="left"/>
+      <w:pPr>
+        <w:ind w:left="2160" w:hanging="360"/>
+      </w:pPr>
+      <w:rPr>
+        <w:rFonts w:ascii="Wingdings" w:hAnsi="Wingdings" w:hint="default"/>
+      </w:rPr>
+    </w:lvl>
+    <w:lvl w:ilvl="3" w:tplc="0C0A0001" w:tentative="1">
+      <w:start w:val="1"/>
+      <w:numFmt w:val="bullet"/>
+      <w:lvlText w:val=""/>
+      <w:lvlJc w:val="left"/>
+      <w:pPr>
+        <w:ind w:left="2880" w:hanging="360"/>
+      </w:pPr>
+      <w:rPr>
+        <w:rFonts w:ascii="Symbol" w:hAnsi="Symbol" w:hint="default"/>
+      </w:rPr>
+    </w:lvl>
+    <w:lvl w:ilvl="4" w:tplc="0C0A0003" w:tentative="1">
+      <w:start w:val="1"/>
+      <w:numFmt w:val="bullet"/>
+      <w:lvlText w:val="o"/>
+      <w:lvlJc w:val="left"/>
+      <w:pPr>
+        <w:ind w:left="3600" w:hanging="360"/>
+      </w:pPr>
+      <w:rPr>
+        <w:rFonts w:ascii="Courier New" w:hAnsi="Courier New" w:cs="Courier New" w:hint="default"/>
+      </w:rPr>
+    </w:lvl>
+    <w:lvl w:ilvl="5" w:tplc="0C0A0005" w:tentative="1">
+      <w:start w:val="1"/>
+      <w:numFmt w:val="bullet"/>
+      <w:lvlText w:val=""/>
+      <w:lvlJc w:val="left"/>
+      <w:pPr>
+        <w:ind w:left="4320" w:hanging="360"/>
+      </w:pPr>
+      <w:rPr>
+        <w:rFonts w:ascii="Wingdings" w:hAnsi="Wingdings" w:hint="default"/>
+      </w:rPr>
+    </w:lvl>
+    <w:lvl w:ilvl="6" w:tplc="0C0A0001" w:tentative="1">
+      <w:start w:val="1"/>
+      <w:numFmt w:val="bullet"/>
+      <w:lvlText w:val=""/>
+      <w:lvlJc w:val="left"/>
+      <w:pPr>
+        <w:ind w:left="5040" w:hanging="360"/>
+      </w:pPr>
+      <w:rPr>
+        <w:rFonts w:ascii="Symbol" w:hAnsi="Symbol" w:hint="default"/>
+      </w:rPr>
+    </w:lvl>
+    <w:lvl w:ilvl="7" w:tplc="0C0A0003" w:tentative="1">
+      <w:start w:val="1"/>
+      <w:numFmt w:val="bullet"/>
+      <w:lvlText w:val="o"/>
+      <w:lvlJc w:val="left"/>
+      <w:pPr>
+        <w:ind w:left="5760" w:hanging="360"/>
+      </w:pPr>
+      <w:rPr>
+        <w:rFonts w:ascii="Courier New" w:hAnsi="Courier New" w:cs="Courier New" w:hint="default"/>
+      </w:rPr>
+    </w:lvl>
+    <w:lvl w:ilvl="8" w:tplc="0C0A0005" w:tentative="1">
+      <w:start w:val="1"/>
+      <w:numFmt w:val="bullet"/>
+      <w:lvlText w:val=""/>
+      <w:lvlJc w:val="left"/>
+      <w:pPr>
+        <w:ind w:left="6480" w:hanging="360"/>
+      </w:pPr>
+      <w:rPr>
+        <w:rFonts w:ascii="Wingdings" w:hAnsi="Wingdings" w:hint="default"/>
+      </w:rPr>
+    </w:lvl>
+  </w:abstractNum>
+  <w:abstractNum w:abstractNumId="10" w15:restartNumberingAfterBreak="0">
+    <w:nsid w:val="3B4E683D"/>
+    <w:multiLevelType w:val="hybridMultilevel"/>
+    <w:tmpl w:val="502E898C"/>
+    <w:lvl w:ilvl="0" w:tplc="0C0A0001">
+      <w:start w:val="1"/>
+      <w:numFmt w:val="bullet"/>
+      <w:lvlText w:val=""/>
+      <w:lvlJc w:val="left"/>
+      <w:pPr>
+        <w:ind w:left="1440" w:hanging="360"/>
+      </w:pPr>
+      <w:rPr>
+        <w:rFonts w:ascii="Symbol" w:hAnsi="Symbol" w:hint="default"/>
+      </w:rPr>
+    </w:lvl>
+    <w:lvl w:ilvl="1" w:tplc="0C0A0003" w:tentative="1">
+      <w:start w:val="1"/>
+      <w:numFmt w:val="bullet"/>
+      <w:lvlText w:val="o"/>
+      <w:lvlJc w:val="left"/>
+      <w:pPr>
+        <w:ind w:left="2160" w:hanging="360"/>
+      </w:pPr>
+      <w:rPr>
+        <w:rFonts w:ascii="Courier New" w:hAnsi="Courier New" w:cs="Courier New" w:hint="default"/>
+      </w:rPr>
+    </w:lvl>
+    <w:lvl w:ilvl="2" w:tplc="0C0A0005" w:tentative="1">
+      <w:start w:val="1"/>
+      <w:numFmt w:val="bullet"/>
+      <w:lvlText w:val=""/>
+      <w:lvlJc w:val="left"/>
+      <w:pPr>
+        <w:ind w:left="2880" w:hanging="360"/>
+      </w:pPr>
+      <w:rPr>
+        <w:rFonts w:ascii="Wingdings" w:hAnsi="Wingdings" w:hint="default"/>
+      </w:rPr>
+    </w:lvl>
+    <w:lvl w:ilvl="3" w:tplc="0C0A0001" w:tentative="1">
+      <w:start w:val="1"/>
+      <w:numFmt w:val="bullet"/>
+      <w:lvlText w:val=""/>
+      <w:lvlJc w:val="left"/>
+      <w:pPr>
+        <w:ind w:left="3600" w:hanging="360"/>
+      </w:pPr>
+      <w:rPr>
+        <w:rFonts w:ascii="Symbol" w:hAnsi="Symbol" w:hint="default"/>
+      </w:rPr>
+    </w:lvl>
+    <w:lvl w:ilvl="4" w:tplc="0C0A0003" w:tentative="1">
+      <w:start w:val="1"/>
+      <w:numFmt w:val="bullet"/>
+      <w:lvlText w:val="o"/>
+      <w:lvlJc w:val="left"/>
+      <w:pPr>
+        <w:ind w:left="4320" w:hanging="360"/>
+      </w:pPr>
+      <w:rPr>
+        <w:rFonts w:ascii="Courier New" w:hAnsi="Courier New" w:cs="Courier New" w:hint="default"/>
+      </w:rPr>
+    </w:lvl>
+    <w:lvl w:ilvl="5" w:tplc="0C0A0005" w:tentative="1">
+      <w:start w:val="1"/>
+      <w:numFmt w:val="bullet"/>
+      <w:lvlText w:val=""/>
+      <w:lvlJc w:val="left"/>
+      <w:pPr>
+        <w:ind w:left="5040" w:hanging="360"/>
+      </w:pPr>
+      <w:rPr>
+        <w:rFonts w:ascii="Wingdings" w:hAnsi="Wingdings" w:hint="default"/>
+      </w:rPr>
+    </w:lvl>
+    <w:lvl w:ilvl="6" w:tplc="0C0A0001" w:tentative="1">
+      <w:start w:val="1"/>
+      <w:numFmt w:val="bullet"/>
+      <w:lvlText w:val=""/>
+      <w:lvlJc w:val="left"/>
+      <w:pPr>
+        <w:ind w:left="5760" w:hanging="360"/>
+      </w:pPr>
+      <w:rPr>
+        <w:rFonts w:ascii="Symbol" w:hAnsi="Symbol" w:hint="default"/>
+      </w:rPr>
+    </w:lvl>
+    <w:lvl w:ilvl="7" w:tplc="0C0A0003" w:tentative="1">
+      <w:start w:val="1"/>
+      <w:numFmt w:val="bullet"/>
+      <w:lvlText w:val="o"/>
+      <w:lvlJc w:val="left"/>
+      <w:pPr>
+        <w:ind w:left="6480" w:hanging="360"/>
+      </w:pPr>
+      <w:rPr>
+        <w:rFonts w:ascii="Courier New" w:hAnsi="Courier New" w:cs="Courier New" w:hint="default"/>
+      </w:rPr>
+    </w:lvl>
+    <w:lvl w:ilvl="8" w:tplc="0C0A0005" w:tentative="1">
+      <w:start w:val="1"/>
+      <w:numFmt w:val="bullet"/>
+      <w:lvlText w:val=""/>
+      <w:lvlJc w:val="left"/>
+      <w:pPr>
+        <w:ind w:left="7200" w:hanging="360"/>
+      </w:pPr>
+      <w:rPr>
+        <w:rFonts w:ascii="Wingdings" w:hAnsi="Wingdings" w:hint="default"/>
+      </w:rPr>
+    </w:lvl>
+  </w:abstractNum>
+  <w:abstractNum w:abstractNumId="11" w15:restartNumberingAfterBreak="0">
     <w:nsid w:val="53F65819"/>
     <w:multiLevelType w:val="multilevel"/>
     <w:tmpl w:val="0846E230"/>
@@ -1817,7 +3622,7 @@
       </w:rPr>
     </w:lvl>
   </w:abstractNum>
-  <w:abstractNum w:abstractNumId="5" w15:restartNumberingAfterBreak="0">
+  <w:abstractNum w:abstractNumId="12" w15:restartNumberingAfterBreak="0">
     <w:nsid w:val="5A5251CC"/>
     <w:multiLevelType w:val="multilevel"/>
     <w:tmpl w:val="8618BC2E"/>
@@ -1966,7 +3771,7 @@
       </w:rPr>
     </w:lvl>
   </w:abstractNum>
-  <w:abstractNum w:abstractNumId="6" w15:restartNumberingAfterBreak="0">
+  <w:abstractNum w:abstractNumId="13" w15:restartNumberingAfterBreak="0">
     <w:nsid w:val="5B3A16C4"/>
     <w:multiLevelType w:val="multilevel"/>
     <w:tmpl w:val="28605194"/>
@@ -2079,7 +3884,190 @@
       </w:pPr>
     </w:lvl>
   </w:abstractNum>
-  <w:abstractNum w:abstractNumId="7" w15:restartNumberingAfterBreak="0">
+  <w:abstractNum w:abstractNumId="14" w15:restartNumberingAfterBreak="0">
+    <w:nsid w:val="5BE35893"/>
+    <w:multiLevelType w:val="hybridMultilevel"/>
+    <w:tmpl w:val="B554FE9E"/>
+    <w:lvl w:ilvl="0" w:tplc="AE4E8BFC">
+      <w:start w:val="1"/>
+      <w:numFmt w:val="decimal"/>
+      <w:lvlText w:val="%1."/>
+      <w:lvlJc w:val="left"/>
+      <w:pPr>
+        <w:ind w:left="720" w:hanging="360"/>
+      </w:pPr>
+      <w:rPr>
+        <w:rFonts w:ascii="Arial" w:eastAsiaTheme="minorHAnsi" w:hAnsi="Arial" w:cs="Arial"/>
+        <w:b w:val="0"/>
+      </w:rPr>
+    </w:lvl>
+    <w:lvl w:ilvl="1" w:tplc="0C0A0019">
+      <w:start w:val="1"/>
+      <w:numFmt w:val="lowerLetter"/>
+      <w:lvlText w:val="%2."/>
+      <w:lvlJc w:val="left"/>
+      <w:pPr>
+        <w:ind w:left="1440" w:hanging="360"/>
+      </w:pPr>
+    </w:lvl>
+    <w:lvl w:ilvl="2" w:tplc="0C0A001B" w:tentative="1">
+      <w:start w:val="1"/>
+      <w:numFmt w:val="lowerRoman"/>
+      <w:lvlText w:val="%3."/>
+      <w:lvlJc w:val="right"/>
+      <w:pPr>
+        <w:ind w:left="2160" w:hanging="180"/>
+      </w:pPr>
+    </w:lvl>
+    <w:lvl w:ilvl="3" w:tplc="0C0A000F" w:tentative="1">
+      <w:start w:val="1"/>
+      <w:numFmt w:val="decimal"/>
+      <w:lvlText w:val="%4."/>
+      <w:lvlJc w:val="left"/>
+      <w:pPr>
+        <w:ind w:left="2880" w:hanging="360"/>
+      </w:pPr>
+    </w:lvl>
+    <w:lvl w:ilvl="4" w:tplc="0C0A0019" w:tentative="1">
+      <w:start w:val="1"/>
+      <w:numFmt w:val="lowerLetter"/>
+      <w:lvlText w:val="%5."/>
+      <w:lvlJc w:val="left"/>
+      <w:pPr>
+        <w:ind w:left="3600" w:hanging="360"/>
+      </w:pPr>
+    </w:lvl>
+    <w:lvl w:ilvl="5" w:tplc="0C0A001B" w:tentative="1">
+      <w:start w:val="1"/>
+      <w:numFmt w:val="lowerRoman"/>
+      <w:lvlText w:val="%6."/>
+      <w:lvlJc w:val="right"/>
+      <w:pPr>
+        <w:ind w:left="4320" w:hanging="180"/>
+      </w:pPr>
+    </w:lvl>
+    <w:lvl w:ilvl="6" w:tplc="0C0A000F" w:tentative="1">
+      <w:start w:val="1"/>
+      <w:numFmt w:val="decimal"/>
+      <w:lvlText w:val="%7."/>
+      <w:lvlJc w:val="left"/>
+      <w:pPr>
+        <w:ind w:left="5040" w:hanging="360"/>
+      </w:pPr>
+    </w:lvl>
+    <w:lvl w:ilvl="7" w:tplc="0C0A0019" w:tentative="1">
+      <w:start w:val="1"/>
+      <w:numFmt w:val="lowerLetter"/>
+      <w:lvlText w:val="%8."/>
+      <w:lvlJc w:val="left"/>
+      <w:pPr>
+        <w:ind w:left="5760" w:hanging="360"/>
+      </w:pPr>
+    </w:lvl>
+    <w:lvl w:ilvl="8" w:tplc="0C0A001B" w:tentative="1">
+      <w:start w:val="1"/>
+      <w:numFmt w:val="lowerRoman"/>
+      <w:lvlText w:val="%9."/>
+      <w:lvlJc w:val="right"/>
+      <w:pPr>
+        <w:ind w:left="6480" w:hanging="180"/>
+      </w:pPr>
+    </w:lvl>
+  </w:abstractNum>
+  <w:abstractNum w:abstractNumId="15" w15:restartNumberingAfterBreak="0">
+    <w:nsid w:val="61937CC2"/>
+    <w:multiLevelType w:val="hybridMultilevel"/>
+    <w:tmpl w:val="5BEA91B6"/>
+    <w:lvl w:ilvl="0" w:tplc="FFFFFFFF">
+      <w:start w:val="1"/>
+      <w:numFmt w:val="decimal"/>
+      <w:lvlText w:val="%1."/>
+      <w:lvlJc w:val="left"/>
+      <w:pPr>
+        <w:ind w:left="720" w:hanging="360"/>
+      </w:pPr>
+      <w:rPr>
+        <w:rFonts w:ascii="Arial" w:eastAsiaTheme="minorHAnsi" w:hAnsi="Arial" w:cs="Arial"/>
+        <w:b w:val="0"/>
+      </w:rPr>
+    </w:lvl>
+    <w:lvl w:ilvl="1" w:tplc="0C0A0001">
+      <w:start w:val="1"/>
+      <w:numFmt w:val="bullet"/>
+      <w:lvlText w:val=""/>
+      <w:lvlJc w:val="left"/>
+      <w:pPr>
+        <w:ind w:left="720" w:hanging="360"/>
+      </w:pPr>
+      <w:rPr>
+        <w:rFonts w:ascii="Symbol" w:hAnsi="Symbol" w:hint="default"/>
+      </w:rPr>
+    </w:lvl>
+    <w:lvl w:ilvl="2" w:tplc="FFFFFFFF">
+      <w:start w:val="1"/>
+      <w:numFmt w:val="lowerRoman"/>
+      <w:lvlText w:val="%3."/>
+      <w:lvlJc w:val="right"/>
+      <w:pPr>
+        <w:ind w:left="2160" w:hanging="180"/>
+      </w:pPr>
+    </w:lvl>
+    <w:lvl w:ilvl="3" w:tplc="FFFFFFFF" w:tentative="1">
+      <w:start w:val="1"/>
+      <w:numFmt w:val="decimal"/>
+      <w:lvlText w:val="%4."/>
+      <w:lvlJc w:val="left"/>
+      <w:pPr>
+        <w:ind w:left="2880" w:hanging="360"/>
+      </w:pPr>
+    </w:lvl>
+    <w:lvl w:ilvl="4" w:tplc="FFFFFFFF" w:tentative="1">
+      <w:start w:val="1"/>
+      <w:numFmt w:val="lowerLetter"/>
+      <w:lvlText w:val="%5."/>
+      <w:lvlJc w:val="left"/>
+      <w:pPr>
+        <w:ind w:left="3600" w:hanging="360"/>
+      </w:pPr>
+    </w:lvl>
+    <w:lvl w:ilvl="5" w:tplc="FFFFFFFF" w:tentative="1">
+      <w:start w:val="1"/>
+      <w:numFmt w:val="lowerRoman"/>
+      <w:lvlText w:val="%6."/>
+      <w:lvlJc w:val="right"/>
+      <w:pPr>
+        <w:ind w:left="4320" w:hanging="180"/>
+      </w:pPr>
+    </w:lvl>
+    <w:lvl w:ilvl="6" w:tplc="FFFFFFFF" w:tentative="1">
+      <w:start w:val="1"/>
+      <w:numFmt w:val="decimal"/>
+      <w:lvlText w:val="%7."/>
+      <w:lvlJc w:val="left"/>
+      <w:pPr>
+        <w:ind w:left="5040" w:hanging="360"/>
+      </w:pPr>
+    </w:lvl>
+    <w:lvl w:ilvl="7" w:tplc="FFFFFFFF" w:tentative="1">
+      <w:start w:val="1"/>
+      <w:numFmt w:val="lowerLetter"/>
+      <w:lvlText w:val="%8."/>
+      <w:lvlJc w:val="left"/>
+      <w:pPr>
+        <w:ind w:left="5760" w:hanging="360"/>
+      </w:pPr>
+    </w:lvl>
+    <w:lvl w:ilvl="8" w:tplc="FFFFFFFF" w:tentative="1">
+      <w:start w:val="1"/>
+      <w:numFmt w:val="lowerRoman"/>
+      <w:lvlText w:val="%9."/>
+      <w:lvlJc w:val="right"/>
+      <w:pPr>
+        <w:ind w:left="6480" w:hanging="180"/>
+      </w:pPr>
+    </w:lvl>
+  </w:abstractNum>
+  <w:abstractNum w:abstractNumId="16" w15:restartNumberingAfterBreak="0">
     <w:nsid w:val="67FB4CFF"/>
     <w:multiLevelType w:val="hybridMultilevel"/>
     <w:tmpl w:val="3AD09DC4"/>
@@ -2168,7 +4156,7 @@
       </w:pPr>
     </w:lvl>
   </w:abstractNum>
-  <w:abstractNum w:abstractNumId="8" w15:restartNumberingAfterBreak="0">
+  <w:abstractNum w:abstractNumId="17" w15:restartNumberingAfterBreak="0">
     <w:nsid w:val="6B12634B"/>
     <w:multiLevelType w:val="multilevel"/>
     <w:tmpl w:val="E46A35CC"/>
@@ -2281,7 +4269,233 @@
       </w:pPr>
     </w:lvl>
   </w:abstractNum>
-  <w:abstractNum w:abstractNumId="9" w15:restartNumberingAfterBreak="0">
+  <w:abstractNum w:abstractNumId="18" w15:restartNumberingAfterBreak="0">
+    <w:nsid w:val="6CEC64B3"/>
+    <w:multiLevelType w:val="hybridMultilevel"/>
+    <w:tmpl w:val="E0826F76"/>
+    <w:lvl w:ilvl="0" w:tplc="0C0A0001">
+      <w:start w:val="1"/>
+      <w:numFmt w:val="bullet"/>
+      <w:lvlText w:val=""/>
+      <w:lvlJc w:val="left"/>
+      <w:pPr>
+        <w:ind w:left="1080" w:hanging="360"/>
+      </w:pPr>
+      <w:rPr>
+        <w:rFonts w:ascii="Symbol" w:hAnsi="Symbol" w:hint="default"/>
+      </w:rPr>
+    </w:lvl>
+    <w:lvl w:ilvl="1" w:tplc="0C0A0003" w:tentative="1">
+      <w:start w:val="1"/>
+      <w:numFmt w:val="bullet"/>
+      <w:lvlText w:val="o"/>
+      <w:lvlJc w:val="left"/>
+      <w:pPr>
+        <w:ind w:left="1800" w:hanging="360"/>
+      </w:pPr>
+      <w:rPr>
+        <w:rFonts w:ascii="Courier New" w:hAnsi="Courier New" w:cs="Courier New" w:hint="default"/>
+      </w:rPr>
+    </w:lvl>
+    <w:lvl w:ilvl="2" w:tplc="0C0A0005" w:tentative="1">
+      <w:start w:val="1"/>
+      <w:numFmt w:val="bullet"/>
+      <w:lvlText w:val=""/>
+      <w:lvlJc w:val="left"/>
+      <w:pPr>
+        <w:ind w:left="2520" w:hanging="360"/>
+      </w:pPr>
+      <w:rPr>
+        <w:rFonts w:ascii="Wingdings" w:hAnsi="Wingdings" w:hint="default"/>
+      </w:rPr>
+    </w:lvl>
+    <w:lvl w:ilvl="3" w:tplc="0C0A0001" w:tentative="1">
+      <w:start w:val="1"/>
+      <w:numFmt w:val="bullet"/>
+      <w:lvlText w:val=""/>
+      <w:lvlJc w:val="left"/>
+      <w:pPr>
+        <w:ind w:left="3240" w:hanging="360"/>
+      </w:pPr>
+      <w:rPr>
+        <w:rFonts w:ascii="Symbol" w:hAnsi="Symbol" w:hint="default"/>
+      </w:rPr>
+    </w:lvl>
+    <w:lvl w:ilvl="4" w:tplc="0C0A0003" w:tentative="1">
+      <w:start w:val="1"/>
+      <w:numFmt w:val="bullet"/>
+      <w:lvlText w:val="o"/>
+      <w:lvlJc w:val="left"/>
+      <w:pPr>
+        <w:ind w:left="3960" w:hanging="360"/>
+      </w:pPr>
+      <w:rPr>
+        <w:rFonts w:ascii="Courier New" w:hAnsi="Courier New" w:cs="Courier New" w:hint="default"/>
+      </w:rPr>
+    </w:lvl>
+    <w:lvl w:ilvl="5" w:tplc="0C0A0005" w:tentative="1">
+      <w:start w:val="1"/>
+      <w:numFmt w:val="bullet"/>
+      <w:lvlText w:val=""/>
+      <w:lvlJc w:val="left"/>
+      <w:pPr>
+        <w:ind w:left="4680" w:hanging="360"/>
+      </w:pPr>
+      <w:rPr>
+        <w:rFonts w:ascii="Wingdings" w:hAnsi="Wingdings" w:hint="default"/>
+      </w:rPr>
+    </w:lvl>
+    <w:lvl w:ilvl="6" w:tplc="0C0A0001" w:tentative="1">
+      <w:start w:val="1"/>
+      <w:numFmt w:val="bullet"/>
+      <w:lvlText w:val=""/>
+      <w:lvlJc w:val="left"/>
+      <w:pPr>
+        <w:ind w:left="5400" w:hanging="360"/>
+      </w:pPr>
+      <w:rPr>
+        <w:rFonts w:ascii="Symbol" w:hAnsi="Symbol" w:hint="default"/>
+      </w:rPr>
+    </w:lvl>
+    <w:lvl w:ilvl="7" w:tplc="0C0A0003" w:tentative="1">
+      <w:start w:val="1"/>
+      <w:numFmt w:val="bullet"/>
+      <w:lvlText w:val="o"/>
+      <w:lvlJc w:val="left"/>
+      <w:pPr>
+        <w:ind w:left="6120" w:hanging="360"/>
+      </w:pPr>
+      <w:rPr>
+        <w:rFonts w:ascii="Courier New" w:hAnsi="Courier New" w:cs="Courier New" w:hint="default"/>
+      </w:rPr>
+    </w:lvl>
+    <w:lvl w:ilvl="8" w:tplc="0C0A0005" w:tentative="1">
+      <w:start w:val="1"/>
+      <w:numFmt w:val="bullet"/>
+      <w:lvlText w:val=""/>
+      <w:lvlJc w:val="left"/>
+      <w:pPr>
+        <w:ind w:left="6840" w:hanging="360"/>
+      </w:pPr>
+      <w:rPr>
+        <w:rFonts w:ascii="Wingdings" w:hAnsi="Wingdings" w:hint="default"/>
+      </w:rPr>
+    </w:lvl>
+  </w:abstractNum>
+  <w:abstractNum w:abstractNumId="19" w15:restartNumberingAfterBreak="0">
+    <w:nsid w:val="78535C12"/>
+    <w:multiLevelType w:val="hybridMultilevel"/>
+    <w:tmpl w:val="F4449E0C"/>
+    <w:lvl w:ilvl="0" w:tplc="0C0A0001">
+      <w:start w:val="1"/>
+      <w:numFmt w:val="bullet"/>
+      <w:lvlText w:val=""/>
+      <w:lvlJc w:val="left"/>
+      <w:pPr>
+        <w:ind w:left="720" w:hanging="360"/>
+      </w:pPr>
+      <w:rPr>
+        <w:rFonts w:ascii="Symbol" w:hAnsi="Symbol" w:hint="default"/>
+      </w:rPr>
+    </w:lvl>
+    <w:lvl w:ilvl="1" w:tplc="0C0A0003" w:tentative="1">
+      <w:start w:val="1"/>
+      <w:numFmt w:val="bullet"/>
+      <w:lvlText w:val="o"/>
+      <w:lvlJc w:val="left"/>
+      <w:pPr>
+        <w:ind w:left="1440" w:hanging="360"/>
+      </w:pPr>
+      <w:rPr>
+        <w:rFonts w:ascii="Courier New" w:hAnsi="Courier New" w:cs="Courier New" w:hint="default"/>
+      </w:rPr>
+    </w:lvl>
+    <w:lvl w:ilvl="2" w:tplc="0C0A0005" w:tentative="1">
+      <w:start w:val="1"/>
+      <w:numFmt w:val="bullet"/>
+      <w:lvlText w:val=""/>
+      <w:lvlJc w:val="left"/>
+      <w:pPr>
+        <w:ind w:left="2160" w:hanging="360"/>
+      </w:pPr>
+      <w:rPr>
+        <w:rFonts w:ascii="Wingdings" w:hAnsi="Wingdings" w:hint="default"/>
+      </w:rPr>
+    </w:lvl>
+    <w:lvl w:ilvl="3" w:tplc="0C0A0001" w:tentative="1">
+      <w:start w:val="1"/>
+      <w:numFmt w:val="bullet"/>
+      <w:lvlText w:val=""/>
+      <w:lvlJc w:val="left"/>
+      <w:pPr>
+        <w:ind w:left="2880" w:hanging="360"/>
+      </w:pPr>
+      <w:rPr>
+        <w:rFonts w:ascii="Symbol" w:hAnsi="Symbol" w:hint="default"/>
+      </w:rPr>
+    </w:lvl>
+    <w:lvl w:ilvl="4" w:tplc="0C0A0003" w:tentative="1">
+      <w:start w:val="1"/>
+      <w:numFmt w:val="bullet"/>
+      <w:lvlText w:val="o"/>
+      <w:lvlJc w:val="left"/>
+      <w:pPr>
+        <w:ind w:left="3600" w:hanging="360"/>
+      </w:pPr>
+      <w:rPr>
+        <w:rFonts w:ascii="Courier New" w:hAnsi="Courier New" w:cs="Courier New" w:hint="default"/>
+      </w:rPr>
+    </w:lvl>
+    <w:lvl w:ilvl="5" w:tplc="0C0A0005" w:tentative="1">
+      <w:start w:val="1"/>
+      <w:numFmt w:val="bullet"/>
+      <w:lvlText w:val=""/>
+      <w:lvlJc w:val="left"/>
+      <w:pPr>
+        <w:ind w:left="4320" w:hanging="360"/>
+      </w:pPr>
+      <w:rPr>
+        <w:rFonts w:ascii="Wingdings" w:hAnsi="Wingdings" w:hint="default"/>
+      </w:rPr>
+    </w:lvl>
+    <w:lvl w:ilvl="6" w:tplc="0C0A0001" w:tentative="1">
+      <w:start w:val="1"/>
+      <w:numFmt w:val="bullet"/>
+      <w:lvlText w:val=""/>
+      <w:lvlJc w:val="left"/>
+      <w:pPr>
+        <w:ind w:left="5040" w:hanging="360"/>
+      </w:pPr>
+      <w:rPr>
+        <w:rFonts w:ascii="Symbol" w:hAnsi="Symbol" w:hint="default"/>
+      </w:rPr>
+    </w:lvl>
+    <w:lvl w:ilvl="7" w:tplc="0C0A0003" w:tentative="1">
+      <w:start w:val="1"/>
+      <w:numFmt w:val="bullet"/>
+      <w:lvlText w:val="o"/>
+      <w:lvlJc w:val="left"/>
+      <w:pPr>
+        <w:ind w:left="5760" w:hanging="360"/>
+      </w:pPr>
+      <w:rPr>
+        <w:rFonts w:ascii="Courier New" w:hAnsi="Courier New" w:cs="Courier New" w:hint="default"/>
+      </w:rPr>
+    </w:lvl>
+    <w:lvl w:ilvl="8" w:tplc="0C0A0005" w:tentative="1">
+      <w:start w:val="1"/>
+      <w:numFmt w:val="bullet"/>
+      <w:lvlText w:val=""/>
+      <w:lvlJc w:val="left"/>
+      <w:pPr>
+        <w:ind w:left="6480" w:hanging="360"/>
+      </w:pPr>
+      <w:rPr>
+        <w:rFonts w:ascii="Wingdings" w:hAnsi="Wingdings" w:hint="default"/>
+      </w:rPr>
+    </w:lvl>
+  </w:abstractNum>
+  <w:abstractNum w:abstractNumId="20" w15:restartNumberingAfterBreak="0">
     <w:nsid w:val="79DB0B00"/>
     <w:multiLevelType w:val="multilevel"/>
     <w:tmpl w:val="3DF688CA"/>
@@ -2403,7 +4617,7 @@
       </w:pPr>
     </w:lvl>
   </w:abstractNum>
-  <w:abstractNum w:abstractNumId="10" w15:restartNumberingAfterBreak="0">
+  <w:abstractNum w:abstractNumId="21" w15:restartNumberingAfterBreak="0">
     <w:nsid w:val="7A236DFB"/>
     <w:multiLevelType w:val="multilevel"/>
     <w:tmpl w:val="66AC64EE"/>
@@ -2516,7 +4730,7 @@
       </w:pPr>
     </w:lvl>
   </w:abstractNum>
-  <w:abstractNum w:abstractNumId="11" w15:restartNumberingAfterBreak="0">
+  <w:abstractNum w:abstractNumId="22" w15:restartNumberingAfterBreak="0">
     <w:nsid w:val="7C20344D"/>
     <w:multiLevelType w:val="multilevel"/>
     <w:tmpl w:val="6F4296E2"/>
@@ -2629,7 +4843,7 @@
       </w:pPr>
     </w:lvl>
   </w:abstractNum>
-  <w:abstractNum w:abstractNumId="12" w15:restartNumberingAfterBreak="0">
+  <w:abstractNum w:abstractNumId="23" w15:restartNumberingAfterBreak="0">
     <w:nsid w:val="7F262D39"/>
     <w:multiLevelType w:val="multilevel"/>
     <w:tmpl w:val="591283FE"/>
@@ -2779,43 +4993,76 @@
     </w:lvl>
   </w:abstractNum>
   <w:num w:numId="1" w16cid:durableId="1199732799">
-    <w:abstractNumId w:val="6"/>
+    <w:abstractNumId w:val="13"/>
   </w:num>
   <w:num w:numId="2" w16cid:durableId="1478764665">
-    <w:abstractNumId w:val="4"/>
+    <w:abstractNumId w:val="11"/>
   </w:num>
   <w:num w:numId="3" w16cid:durableId="1769079910">
-    <w:abstractNumId w:val="11"/>
+    <w:abstractNumId w:val="22"/>
   </w:num>
   <w:num w:numId="4" w16cid:durableId="1458598984">
     <w:abstractNumId w:val="1"/>
   </w:num>
   <w:num w:numId="5" w16cid:durableId="29688272">
-    <w:abstractNumId w:val="9"/>
+    <w:abstractNumId w:val="20"/>
   </w:num>
   <w:num w:numId="6" w16cid:durableId="2036882892">
-    <w:abstractNumId w:val="10"/>
+    <w:abstractNumId w:val="21"/>
   </w:num>
   <w:num w:numId="7" w16cid:durableId="923149511">
-    <w:abstractNumId w:val="3"/>
+    <w:abstractNumId w:val="5"/>
   </w:num>
   <w:num w:numId="8" w16cid:durableId="1840075271">
-    <w:abstractNumId w:val="7"/>
+    <w:abstractNumId w:val="16"/>
   </w:num>
   <w:num w:numId="9" w16cid:durableId="1711539753">
-    <w:abstractNumId w:val="5"/>
+    <w:abstractNumId w:val="12"/>
   </w:num>
   <w:num w:numId="10" w16cid:durableId="572620159">
-    <w:abstractNumId w:val="12"/>
+    <w:abstractNumId w:val="23"/>
   </w:num>
   <w:num w:numId="11" w16cid:durableId="1729572052">
-    <w:abstractNumId w:val="2"/>
+    <w:abstractNumId w:val="4"/>
   </w:num>
   <w:num w:numId="12" w16cid:durableId="708189792">
     <w:abstractNumId w:val="0"/>
   </w:num>
   <w:num w:numId="13" w16cid:durableId="718433806">
+    <w:abstractNumId w:val="17"/>
+  </w:num>
+  <w:num w:numId="14" w16cid:durableId="867791730">
+    <w:abstractNumId w:val="9"/>
+  </w:num>
+  <w:num w:numId="15" w16cid:durableId="1581208376">
+    <w:abstractNumId w:val="3"/>
+  </w:num>
+  <w:num w:numId="16" w16cid:durableId="856425594">
+    <w:abstractNumId w:val="19"/>
+  </w:num>
+  <w:num w:numId="17" w16cid:durableId="1272202848">
+    <w:abstractNumId w:val="14"/>
+  </w:num>
+  <w:num w:numId="18" w16cid:durableId="70740042">
+    <w:abstractNumId w:val="15"/>
+  </w:num>
+  <w:num w:numId="19" w16cid:durableId="368146401">
     <w:abstractNumId w:val="8"/>
+  </w:num>
+  <w:num w:numId="20" w16cid:durableId="1491411534">
+    <w:abstractNumId w:val="6"/>
+  </w:num>
+  <w:num w:numId="21" w16cid:durableId="1765178573">
+    <w:abstractNumId w:val="2"/>
+  </w:num>
+  <w:num w:numId="22" w16cid:durableId="138228648">
+    <w:abstractNumId w:val="18"/>
+  </w:num>
+  <w:num w:numId="23" w16cid:durableId="207569188">
+    <w:abstractNumId w:val="10"/>
+  </w:num>
+  <w:num w:numId="24" w16cid:durableId="1141384967">
+    <w:abstractNumId w:val="7"/>
   </w:num>
 </w:numbering>
 </file>

--- a/Trabajo 2_solucion.docx
+++ b/Trabajo 2_solucion.docx
@@ -2082,14 +2082,17 @@
         </w:rPr>
         <w:t xml:space="preserve"> &lt;</w:t>
       </w:r>
-      <w:proofErr w:type="gramStart"/>
-      <w:r>
-        <w:rPr>
-          <w:rFonts w:ascii="Arial" w:hAnsi="Arial" w:cs="Arial"/>
-        </w:rPr>
-        <w:t>Link</w:t>
-      </w:r>
-      <w:proofErr w:type="gramEnd"/>
+      <w:hyperlink r:id="rId9" w:history="1">
+        <w:proofErr w:type="gramStart"/>
+        <w:r>
+          <w:rPr>
+            <w:rStyle w:val="Hipervnculo"/>
+            <w:rFonts w:ascii="Arial" w:hAnsi="Arial" w:cs="Arial"/>
+          </w:rPr>
+          <w:t>Link</w:t>
+        </w:r>
+        <w:proofErr w:type="gramEnd"/>
+      </w:hyperlink>
       <w:r>
         <w:rPr>
           <w:rFonts w:ascii="Arial" w:hAnsi="Arial" w:cs="Arial"/>

--- a/Trabajo 2_solucion.docx
+++ b/Trabajo 2_solucion.docx
@@ -1,6 +1,6 @@
 
 <file path=word/document.xml><?xml version="1.0" encoding="utf-8"?>
-<w:document xmlns:wpc="http://schemas.microsoft.com/office/word/2010/wordprocessingCanvas" xmlns:cx="http://schemas.microsoft.com/office/drawing/2014/chartex" xmlns:cx1="http://schemas.microsoft.com/office/drawing/2015/9/8/chartex" xmlns:cx2="http://schemas.microsoft.com/office/drawing/2015/10/21/chartex" xmlns:cx3="http://schemas.microsoft.com/office/drawing/2016/5/9/chartex" xmlns:cx4="http://schemas.microsoft.com/office/drawing/2016/5/10/chartex" xmlns:cx5="http://schemas.microsoft.com/office/drawing/2016/5/11/chartex" xmlns:cx6="http://schemas.microsoft.com/office/drawing/2016/5/12/chartex" xmlns:cx7="http://schemas.microsoft.com/office/drawing/2016/5/13/chartex" xmlns:cx8="http://schemas.microsoft.com/office/drawing/2016/5/14/chartex" xmlns:mc="http://schemas.openxmlformats.org/markup-compatibility/2006" xmlns:aink="http://schemas.microsoft.com/office/drawing/2016/ink" xmlns:am3d="http://schemas.microsoft.com/office/drawing/2017/model3d" xmlns:o="urn:schemas-microsoft-com:office:office" xmlns:oel="http://schemas.microsoft.com/office/2019/extlst" xmlns:r="http://schemas.openxmlformats.org/officeDocument/2006/relationships" xmlns:m="http://schemas.openxmlformats.org/officeDocument/2006/math" xmlns:v="urn:schemas-microsoft-com:vml" xmlns:wp14="http://schemas.microsoft.com/office/word/2010/wordprocessingDrawing" xmlns:wp="http://schemas.openxmlformats.org/drawingml/2006/wordprocessingDrawing" xmlns:w10="urn:schemas-microsoft-com:office:word" xmlns:w="http://schemas.openxmlformats.org/wordprocessingml/2006/main" xmlns:w14="http://schemas.microsoft.com/office/word/2010/wordml" xmlns:w15="http://schemas.microsoft.com/office/word/2012/wordml" xmlns:w16cex="http://schemas.microsoft.com/office/word/2018/wordml/cex" xmlns:w16cid="http://schemas.microsoft.com/office/word/2016/wordml/cid" xmlns:w16="http://schemas.microsoft.com/office/word/2018/wordml" xmlns:w16du="http://schemas.microsoft.com/office/word/2023/wordml/word16du" xmlns:w16sdtdh="http://schemas.microsoft.com/office/word/2020/wordml/sdtdatahash" xmlns:w16sdtfl="http://schemas.microsoft.com/office/word/2024/wordml/sdtformatlock" xmlns:w16se="http://schemas.microsoft.com/office/word/2015/wordml/symex" xmlns:wpg="http://schemas.microsoft.com/office/word/2010/wordprocessingGroup" xmlns:wpi="http://schemas.microsoft.com/office/word/2010/wordprocessingInk" xmlns:wne="http://schemas.microsoft.com/office/word/2006/wordml" xmlns:wps="http://schemas.microsoft.com/office/word/2010/wordprocessingShape" mc:Ignorable="w14 w15 w16se w16cid w16 w16cex w16sdtdh w16sdtfl w16du wp14">
+<w:document xmlns:wpc="http://schemas.microsoft.com/office/word/2010/wordprocessingCanvas" xmlns:cx="http://schemas.microsoft.com/office/drawing/2014/chartex" xmlns:cx1="http://schemas.microsoft.com/office/drawing/2015/9/8/chartex" xmlns:cx2="http://schemas.microsoft.com/office/drawing/2015/10/21/chartex" xmlns:cx3="http://schemas.microsoft.com/office/drawing/2016/5/9/chartex" xmlns:cx4="http://schemas.microsoft.com/office/drawing/2016/5/10/chartex" xmlns:cx5="http://schemas.microsoft.com/office/drawing/2016/5/11/chartex" xmlns:cx6="http://schemas.microsoft.com/office/drawing/2016/5/12/chartex" xmlns:cx7="http://schemas.microsoft.com/office/drawing/2016/5/13/chartex" xmlns:cx8="http://schemas.microsoft.com/office/drawing/2016/5/14/chartex" xmlns:mc="http://schemas.openxmlformats.org/markup-compatibility/2006" xmlns:aink="http://schemas.microsoft.com/office/drawing/2016/ink" xmlns:am3d="http://schemas.microsoft.com/office/drawing/2017/model3d" xmlns:o="urn:schemas-microsoft-com:office:office" xmlns:oel="http://schemas.microsoft.com/office/2019/extlst" xmlns:r="http://schemas.openxmlformats.org/officeDocument/2006/relationships" xmlns:m="http://schemas.openxmlformats.org/officeDocument/2006/math" xmlns:v="urn:schemas-microsoft-com:vml" xmlns:wp14="http://schemas.microsoft.com/office/word/2010/wordprocessingDrawing" xmlns:wp="http://schemas.openxmlformats.org/drawingml/2006/wordprocessingDrawing" xmlns:w10="urn:schemas-microsoft-com:office:word" xmlns:w="http://schemas.openxmlformats.org/wordprocessingml/2006/main" xmlns:w14="http://schemas.microsoft.com/office/word/2010/wordml" xmlns:w15="http://schemas.microsoft.com/office/word/2012/wordml" xmlns:w16cex="http://schemas.microsoft.com/office/word/2018/wordml/cex" xmlns:w16cid="http://schemas.microsoft.com/office/word/2016/wordml/cid" xmlns:w16="http://schemas.microsoft.com/office/word/2018/wordml" xmlns:w16du="http://schemas.microsoft.com/office/word/2023/wordml/word16du" xmlns:w16sdtdh="http://schemas.microsoft.com/office/word/2020/wordml/sdtdatahash" xmlns:w16sdtfl="http://schemas.microsoft.com/office/word/2024/wordml/sdtformatlock" xmlns:w16se="http://schemas.microsoft.com/office/word/2015/wordml/symex" xmlns:wpg="http://schemas.microsoft.com/office/word/2010/wordprocessingGroup" xmlns:wpi="http://schemas.microsoft.com/office/word/2010/wordprocessingInk" xmlns:wne="http://schemas.microsoft.com/office/word/2006/wordml" xmlns:wps="http://schemas.microsoft.com/office/word/2010/wordprocessingShape" xmlns:a="http://schemas.openxmlformats.org/drawingml/2006/main" xmlns:pic="http://schemas.openxmlformats.org/drawingml/2006/picture" xmlns:a14="http://schemas.microsoft.com/office/drawing/2010/main" mc:Ignorable="w14 w15 w16se w16cid w16 w16cex w16sdtdh w16sdtfl w16du wp14">
   <w:body>
     <w:p>
       <w:pPr>
@@ -13,7 +13,19 @@
         <w:rPr>
           <w:rFonts w:ascii="Arial" w:hAnsi="Arial" w:cs="Arial"/>
         </w:rPr>
-        <w:t>Trabajo 1 – Patrones y diseño de software</w:t>
+        <w:t xml:space="preserve">Trabajo </w:t>
+      </w:r>
+      <w:r>
+        <w:rPr>
+          <w:rFonts w:ascii="Arial" w:hAnsi="Arial" w:cs="Arial"/>
+        </w:rPr>
+        <w:t>2</w:t>
+      </w:r>
+      <w:r>
+        <w:rPr>
+          <w:rFonts w:ascii="Arial" w:hAnsi="Arial" w:cs="Arial"/>
+        </w:rPr>
+        <w:t xml:space="preserve"> – Patrones y diseño de software</w:t>
       </w:r>
     </w:p>
     <w:p>
@@ -597,17 +609,8 @@
           <w:rFonts w:ascii="Arial" w:hAnsi="Arial" w:cs="Arial"/>
           <w:lang w:val="es-ES"/>
         </w:rPr>
-        <w:t xml:space="preserve">Notificaciones </w:t>
-      </w:r>
-      <w:proofErr w:type="spellStart"/>
-      <w:r>
-        <w:rPr>
-          <w:rFonts w:ascii="Arial" w:hAnsi="Arial" w:cs="Arial"/>
-          <w:lang w:val="es-ES"/>
-        </w:rPr>
-        <w:t>push</w:t>
-      </w:r>
-      <w:proofErr w:type="spellEnd"/>
+        <w:t>Notificaciones push</w:t>
+      </w:r>
     </w:p>
     <w:p>
       <w:pPr>
@@ -626,17 +629,8 @@
           <w:rFonts w:ascii="Arial" w:hAnsi="Arial" w:cs="Arial"/>
           <w:lang w:val="es-ES"/>
         </w:rPr>
-        <w:t xml:space="preserve">Mensajes en </w:t>
-      </w:r>
-      <w:proofErr w:type="spellStart"/>
-      <w:r>
-        <w:rPr>
-          <w:rFonts w:ascii="Arial" w:hAnsi="Arial" w:cs="Arial"/>
-          <w:lang w:val="es-ES"/>
-        </w:rPr>
-        <w:t>Slack</w:t>
-      </w:r>
-      <w:proofErr w:type="spellEnd"/>
+        <w:t>Mensajes en Slack</w:t>
+      </w:r>
     </w:p>
     <w:p>
       <w:pPr>
@@ -767,14 +761,7 @@
           <w:rFonts w:ascii="Arial" w:hAnsi="Arial" w:cs="Arial"/>
           <w:lang w:val="es-ES"/>
         </w:rPr>
-        <w:t>con</w:t>
-      </w:r>
-      <w:r>
-        <w:rPr>
-          <w:rFonts w:ascii="Arial" w:hAnsi="Arial" w:cs="Arial"/>
-          <w:lang w:val="es-ES"/>
-        </w:rPr>
-        <w:t xml:space="preserve"> combinaciones </w:t>
+        <w:t xml:space="preserve">con combinaciones </w:t>
       </w:r>
       <w:r>
         <w:rPr>
@@ -803,7 +790,6 @@
           <w:lang w:val="es-ES"/>
         </w:rPr>
       </w:pPr>
-      <w:proofErr w:type="spellStart"/>
       <w:r>
         <w:rPr>
           <w:rFonts w:ascii="Arial" w:hAnsi="Arial" w:cs="Arial"/>
@@ -811,7 +797,6 @@
         </w:rPr>
         <w:t>AlertaEmergenciaEmail</w:t>
       </w:r>
-      <w:proofErr w:type="spellEnd"/>
     </w:p>
     <w:p>
       <w:pPr>
@@ -833,7 +818,6 @@
           <w:lang w:val="es-ES"/>
         </w:rPr>
       </w:pPr>
-      <w:proofErr w:type="spellStart"/>
       <w:r>
         <w:rPr>
           <w:rFonts w:ascii="Arial" w:hAnsi="Arial" w:cs="Arial"/>
@@ -841,7 +825,6 @@
         </w:rPr>
         <w:t>AlertaEmergenciaSMS</w:t>
       </w:r>
-      <w:proofErr w:type="spellEnd"/>
     </w:p>
     <w:p>
       <w:pPr>
@@ -863,7 +846,6 @@
           <w:lang w:val="es-ES"/>
         </w:rPr>
       </w:pPr>
-      <w:proofErr w:type="spellStart"/>
       <w:r>
         <w:rPr>
           <w:rFonts w:ascii="Arial" w:hAnsi="Arial" w:cs="Arial"/>
@@ -871,7 +853,6 @@
         </w:rPr>
         <w:t>AlertaEmergenciaPush</w:t>
       </w:r>
-      <w:proofErr w:type="spellEnd"/>
     </w:p>
     <w:p>
       <w:pPr>
@@ -893,7 +874,6 @@
           <w:lang w:val="es-ES"/>
         </w:rPr>
       </w:pPr>
-      <w:proofErr w:type="spellStart"/>
       <w:r>
         <w:rPr>
           <w:rFonts w:ascii="Arial" w:hAnsi="Arial" w:cs="Arial"/>
@@ -901,7 +881,6 @@
         </w:rPr>
         <w:t>AlertaEmergenciaSlack</w:t>
       </w:r>
-      <w:proofErr w:type="spellEnd"/>
     </w:p>
     <w:p>
       <w:pPr>
@@ -923,7 +902,6 @@
           <w:lang w:val="es-ES"/>
         </w:rPr>
       </w:pPr>
-      <w:proofErr w:type="spellStart"/>
       <w:r>
         <w:rPr>
           <w:rFonts w:ascii="Arial" w:hAnsi="Arial" w:cs="Arial"/>
@@ -931,7 +909,6 @@
         </w:rPr>
         <w:t>NotificacionInformativaEmail</w:t>
       </w:r>
-      <w:proofErr w:type="spellEnd"/>
     </w:p>
     <w:p>
       <w:pPr>
@@ -953,7 +930,6 @@
           <w:lang w:val="es-ES"/>
         </w:rPr>
       </w:pPr>
-      <w:proofErr w:type="spellStart"/>
       <w:r>
         <w:rPr>
           <w:rFonts w:ascii="Arial" w:hAnsi="Arial" w:cs="Arial"/>
@@ -961,7 +937,6 @@
         </w:rPr>
         <w:t>NotificacionInformativaSMS</w:t>
       </w:r>
-      <w:proofErr w:type="spellEnd"/>
     </w:p>
     <w:p>
       <w:pPr>
@@ -983,7 +958,6 @@
           <w:lang w:val="es-ES"/>
         </w:rPr>
       </w:pPr>
-      <w:proofErr w:type="spellStart"/>
       <w:r>
         <w:rPr>
           <w:rFonts w:ascii="Arial" w:hAnsi="Arial" w:cs="Arial"/>
@@ -991,7 +965,6 @@
         </w:rPr>
         <w:t>NotificacionInformativaPush</w:t>
       </w:r>
-      <w:proofErr w:type="spellEnd"/>
     </w:p>
     <w:p>
       <w:pPr>
@@ -1013,7 +986,6 @@
           <w:lang w:val="es-ES"/>
         </w:rPr>
       </w:pPr>
-      <w:proofErr w:type="spellStart"/>
       <w:r>
         <w:rPr>
           <w:rFonts w:ascii="Arial" w:hAnsi="Arial" w:cs="Arial"/>
@@ -1021,7 +993,6 @@
         </w:rPr>
         <w:t>NotificacionInformativaSlack</w:t>
       </w:r>
-      <w:proofErr w:type="spellEnd"/>
     </w:p>
     <w:p>
       <w:pPr>
@@ -1043,7 +1014,6 @@
           <w:lang w:val="es-ES"/>
         </w:rPr>
       </w:pPr>
-      <w:proofErr w:type="spellStart"/>
       <w:r>
         <w:rPr>
           <w:rFonts w:ascii="Arial" w:hAnsi="Arial" w:cs="Arial"/>
@@ -1051,7 +1021,6 @@
         </w:rPr>
         <w:t>RecordatorioEmail</w:t>
       </w:r>
-      <w:proofErr w:type="spellEnd"/>
     </w:p>
     <w:p>
       <w:pPr>
@@ -1073,7 +1042,6 @@
           <w:lang w:val="es-ES"/>
         </w:rPr>
       </w:pPr>
-      <w:proofErr w:type="spellStart"/>
       <w:r>
         <w:rPr>
           <w:rFonts w:ascii="Arial" w:hAnsi="Arial" w:cs="Arial"/>
@@ -1081,7 +1049,6 @@
         </w:rPr>
         <w:t>RecordatorioSMS</w:t>
       </w:r>
-      <w:proofErr w:type="spellEnd"/>
     </w:p>
     <w:p>
       <w:pPr>
@@ -1103,7 +1070,6 @@
           <w:lang w:val="es-ES"/>
         </w:rPr>
       </w:pPr>
-      <w:proofErr w:type="spellStart"/>
       <w:r>
         <w:rPr>
           <w:rFonts w:ascii="Arial" w:hAnsi="Arial" w:cs="Arial"/>
@@ -1111,7 +1077,6 @@
         </w:rPr>
         <w:t>RecordatorioPush</w:t>
       </w:r>
-      <w:proofErr w:type="spellEnd"/>
     </w:p>
     <w:p>
       <w:pPr>
@@ -1133,7 +1098,6 @@
           <w:lang w:val="es-ES"/>
         </w:rPr>
       </w:pPr>
-      <w:proofErr w:type="spellStart"/>
       <w:r>
         <w:rPr>
           <w:rFonts w:ascii="Arial" w:hAnsi="Arial" w:cs="Arial"/>
@@ -1141,7 +1105,6 @@
         </w:rPr>
         <w:t>RecordatorioSlack</w:t>
       </w:r>
-      <w:proofErr w:type="spellEnd"/>
     </w:p>
     <w:p>
       <w:pPr>
@@ -1218,149 +1181,52 @@
           <w:rFonts w:ascii="Arial" w:hAnsi="Arial" w:cs="Arial"/>
           <w:lang w:val="es-ES"/>
         </w:rPr>
-        <w:t xml:space="preserve">• La abstracción sería el tipo de notificación, que representa el concepto general de una notificación (por ejemplo, </w:t>
-      </w:r>
-      <w:proofErr w:type="spellStart"/>
-      <w:r>
-        <w:rPr>
-          <w:rFonts w:ascii="Arial" w:hAnsi="Arial" w:cs="Arial"/>
-          <w:lang w:val="es-ES"/>
-        </w:rPr>
-        <w:t>AlertaEmergencia</w:t>
-      </w:r>
-      <w:proofErr w:type="spellEnd"/>
-      <w:r>
-        <w:rPr>
-          <w:rFonts w:ascii="Arial" w:hAnsi="Arial" w:cs="Arial"/>
-          <w:lang w:val="es-ES"/>
-        </w:rPr>
-        <w:t xml:space="preserve">, </w:t>
-      </w:r>
-      <w:proofErr w:type="spellStart"/>
-      <w:r>
-        <w:rPr>
-          <w:rFonts w:ascii="Arial" w:hAnsi="Arial" w:cs="Arial"/>
-          <w:lang w:val="es-ES"/>
-        </w:rPr>
-        <w:t>NotificacionInformativa</w:t>
-      </w:r>
-      <w:proofErr w:type="spellEnd"/>
-      <w:r>
-        <w:rPr>
-          <w:rFonts w:ascii="Arial" w:hAnsi="Arial" w:cs="Arial"/>
-          <w:lang w:val="es-ES"/>
-        </w:rPr>
-        <w:t>, Recordatorio). La abstracción se encarga de definir el comportamiento general de las notificaciones y delega en la implementación (el canal de envío) los detalles específicos de cómo se realiza el envío.</w:t>
-      </w:r>
-    </w:p>
-    <w:p>
-      <w:pPr>
-        <w:rPr>
-          <w:rFonts w:ascii="Arial" w:hAnsi="Arial" w:cs="Arial"/>
-          <w:lang w:val="es-ES"/>
-        </w:rPr>
-      </w:pPr>
-    </w:p>
-    <w:p>
-      <w:pPr>
-        <w:rPr>
-          <w:rFonts w:ascii="Arial" w:hAnsi="Arial" w:cs="Arial"/>
-          <w:lang w:val="es-ES"/>
-        </w:rPr>
-      </w:pPr>
-      <w:r>
-        <w:rPr>
-          <w:rFonts w:ascii="Arial" w:hAnsi="Arial" w:cs="Arial"/>
-          <w:lang w:val="es-ES"/>
-        </w:rPr>
-        <w:t xml:space="preserve">• La implementación sería el canal de envío, que define cómo se lleva a cabo el proceso de envío de la notificación (por ejemplo, </w:t>
-      </w:r>
-      <w:proofErr w:type="spellStart"/>
-      <w:r>
-        <w:rPr>
-          <w:rFonts w:ascii="Arial" w:hAnsi="Arial" w:cs="Arial"/>
-          <w:lang w:val="es-ES"/>
-        </w:rPr>
-        <w:t>EnvioEmail</w:t>
-      </w:r>
-      <w:proofErr w:type="spellEnd"/>
-      <w:r>
-        <w:rPr>
-          <w:rFonts w:ascii="Arial" w:hAnsi="Arial" w:cs="Arial"/>
-          <w:lang w:val="es-ES"/>
-        </w:rPr>
-        <w:t xml:space="preserve">, </w:t>
-      </w:r>
-      <w:proofErr w:type="spellStart"/>
-      <w:r>
-        <w:rPr>
-          <w:rFonts w:ascii="Arial" w:hAnsi="Arial" w:cs="Arial"/>
-          <w:lang w:val="es-ES"/>
-        </w:rPr>
-        <w:t>EnvioSMS</w:t>
-      </w:r>
-      <w:proofErr w:type="spellEnd"/>
-      <w:r>
-        <w:rPr>
-          <w:rFonts w:ascii="Arial" w:hAnsi="Arial" w:cs="Arial"/>
-          <w:lang w:val="es-ES"/>
-        </w:rPr>
-        <w:t xml:space="preserve">, </w:t>
-      </w:r>
-      <w:proofErr w:type="spellStart"/>
-      <w:r>
-        <w:rPr>
-          <w:rFonts w:ascii="Arial" w:hAnsi="Arial" w:cs="Arial"/>
-          <w:lang w:val="es-ES"/>
-        </w:rPr>
-        <w:t>EnvioPush</w:t>
-      </w:r>
-      <w:proofErr w:type="spellEnd"/>
-      <w:r>
-        <w:rPr>
-          <w:rFonts w:ascii="Arial" w:hAnsi="Arial" w:cs="Arial"/>
-          <w:lang w:val="es-ES"/>
-        </w:rPr>
-        <w:t xml:space="preserve">, </w:t>
-      </w:r>
-      <w:proofErr w:type="spellStart"/>
-      <w:r>
-        <w:rPr>
-          <w:rFonts w:ascii="Arial" w:hAnsi="Arial" w:cs="Arial"/>
-          <w:lang w:val="es-ES"/>
-        </w:rPr>
-        <w:t>EnvioSlack</w:t>
-      </w:r>
-      <w:proofErr w:type="spellEnd"/>
-      <w:r>
-        <w:rPr>
-          <w:rFonts w:ascii="Arial" w:hAnsi="Arial" w:cs="Arial"/>
-          <w:lang w:val="es-ES"/>
-        </w:rPr>
-        <w:t>). La implementación se encarga de proporcionar los detalles sobre cómo se realiza la tarea de envío, pero no tiene conocimiento de los tipos de notificación.</w:t>
-      </w:r>
-    </w:p>
-    <w:p>
-      <w:pPr>
-        <w:rPr>
-          <w:rFonts w:ascii="Arial" w:hAnsi="Arial" w:cs="Arial"/>
-          <w:lang w:val="es-ES"/>
-        </w:rPr>
-      </w:pPr>
-    </w:p>
-    <w:p>
-      <w:pPr>
-        <w:rPr>
-          <w:rFonts w:ascii="Arial" w:hAnsi="Arial" w:cs="Arial"/>
-          <w:lang w:val="es-ES"/>
-        </w:rPr>
-      </w:pPr>
-      <w:r>
-        <w:rPr>
-          <w:rFonts w:ascii="Arial" w:hAnsi="Arial" w:cs="Arial"/>
-          <w:lang w:val="es-ES"/>
-        </w:rPr>
-        <w:lastRenderedPageBreak/>
+        <w:t>• La abstracción sería el tipo de notificación, que representa el concepto general de una notificación (por ejemplo, AlertaEmergencia, NotificacionInformativa, Recordatorio). La abstracción se encarga de definir el comportamiento general de las notificaciones y delega en la implementación (el canal de envío) los detalles específicos de cómo se realiza el envío.</w:t>
+      </w:r>
+    </w:p>
+    <w:p>
+      <w:pPr>
+        <w:rPr>
+          <w:rFonts w:ascii="Arial" w:hAnsi="Arial" w:cs="Arial"/>
+          <w:lang w:val="es-ES"/>
+        </w:rPr>
+      </w:pPr>
+    </w:p>
+    <w:p>
+      <w:pPr>
+        <w:rPr>
+          <w:rFonts w:ascii="Arial" w:hAnsi="Arial" w:cs="Arial"/>
+          <w:lang w:val="es-ES"/>
+        </w:rPr>
+      </w:pPr>
+      <w:r>
+        <w:rPr>
+          <w:rFonts w:ascii="Arial" w:hAnsi="Arial" w:cs="Arial"/>
+          <w:lang w:val="es-ES"/>
+        </w:rPr>
+        <w:t>• La implementación sería el canal de envío, que define cómo se lleva a cabo el proceso de envío de la notificación (por ejemplo, EnvioEmail, EnvioSMS, EnvioPush, EnvioSlack). La implementación se encarga de proporcionar los detalles sobre cómo se realiza la tarea de envío, pero no tiene conocimiento de los tipos de notificación.</w:t>
+      </w:r>
+    </w:p>
+    <w:p>
+      <w:pPr>
+        <w:rPr>
+          <w:rFonts w:ascii="Arial" w:hAnsi="Arial" w:cs="Arial"/>
+          <w:lang w:val="es-ES"/>
+        </w:rPr>
+      </w:pPr>
+    </w:p>
+    <w:p>
+      <w:pPr>
+        <w:rPr>
+          <w:rFonts w:ascii="Arial" w:hAnsi="Arial" w:cs="Arial"/>
+          <w:lang w:val="es-ES"/>
+        </w:rPr>
+      </w:pPr>
+      <w:r>
+        <w:rPr>
+          <w:rFonts w:ascii="Arial" w:hAnsi="Arial" w:cs="Arial"/>
+          <w:lang w:val="es-ES"/>
+        </w:rPr>
         <w:t>Esto permite:</w:t>
       </w:r>
     </w:p>
@@ -1423,19 +1289,173 @@
     </w:p>
     <w:p>
       <w:pPr>
-        <w:rPr>
-          <w:rFonts w:ascii="Arial" w:hAnsi="Arial" w:cs="Arial"/>
-          <w:lang w:val="es-ES"/>
-        </w:rPr>
-      </w:pPr>
-    </w:p>
-    <w:p>
-      <w:pPr>
-        <w:rPr>
-          <w:rFonts w:ascii="Arial" w:hAnsi="Arial" w:cs="Arial"/>
+        <w:pStyle w:val="Normal"/>
+        <w:rPr>
+          <w:rFonts w:ascii="Arial" w:hAnsi="Arial" w:cs="Arial"/>
+          <w:b w:val="1"/>
+          <w:bCs w:val="1"/>
           <w:lang w:val="en-US"/>
         </w:rPr>
       </w:pPr>
+    </w:p>
+    <w:p>
+      <w:pPr>
+        <w:pStyle w:val="Normal"/>
+        <w:rPr>
+          <w:rFonts w:ascii="Arial" w:hAnsi="Arial" w:cs="Arial"/>
+          <w:b w:val="1"/>
+          <w:bCs w:val="1"/>
+          <w:sz w:val="22"/>
+          <w:szCs w:val="22"/>
+          <w:lang w:val="en-US"/>
+        </w:rPr>
+      </w:pPr>
+      <w:r>
+        <w:rPr>
+          <w:rFonts w:ascii="Arial" w:hAnsi="Arial" w:cs="Arial"/>
+          <w:b w:val="1"/>
+          <w:bCs w:val="1"/>
+          <w:lang w:val="en-US"/>
+        </w:rPr>
+        <w:t>Patrón</w:t>
+      </w:r>
+      <w:r>
+        <w:rPr>
+          <w:rFonts w:ascii="Arial" w:hAnsi="Arial" w:cs="Arial"/>
+          <w:b w:val="1"/>
+          <w:bCs w:val="1"/>
+          <w:lang w:val="en-US"/>
+        </w:rPr>
+        <w:t xml:space="preserve"> Facade.</w:t>
+      </w:r>
+    </w:p>
+    <w:p>
+      <w:pPr>
+        <w:pStyle w:val="Normal"/>
+        <w:rPr>
+          <w:rFonts w:ascii="Arial" w:hAnsi="Arial" w:cs="Arial"/>
+          <w:b w:val="0"/>
+          <w:bCs w:val="0"/>
+          <w:lang w:val="es-ES"/>
+        </w:rPr>
+      </w:pPr>
+      <w:r>
+        <w:rPr>
+          <w:rFonts w:ascii="Arial" w:hAnsi="Arial" w:cs="Arial"/>
+          <w:b w:val="0"/>
+          <w:bCs w:val="0"/>
+          <w:lang w:val="es-ES"/>
+        </w:rPr>
+        <w:t xml:space="preserve">Una empresa requiere generar un reporte mensual del rendimiento de sus empleados, esto va a requerir conexiones a base de datos </w:t>
+      </w:r>
+      <w:r>
+        <w:rPr>
+          <w:rFonts w:ascii="Arial" w:hAnsi="Arial" w:cs="Arial"/>
+          <w:b w:val="0"/>
+          <w:bCs w:val="0"/>
+          <w:lang w:val="es-ES"/>
+        </w:rPr>
+        <w:t>y ejecución de consultas estas</w:t>
+      </w:r>
+      <w:r>
+        <w:rPr>
+          <w:rFonts w:ascii="Arial" w:hAnsi="Arial" w:cs="Arial"/>
+          <w:b w:val="0"/>
+          <w:bCs w:val="0"/>
+          <w:lang w:val="es-ES"/>
+        </w:rPr>
+        <w:t xml:space="preserve"> </w:t>
+      </w:r>
+      <w:r>
+        <w:rPr>
+          <w:rFonts w:ascii="Arial" w:hAnsi="Arial" w:cs="Arial"/>
+          <w:b w:val="0"/>
+          <w:bCs w:val="0"/>
+          <w:lang w:val="es-ES"/>
+        </w:rPr>
+        <w:t xml:space="preserve">operaciones </w:t>
+      </w:r>
+      <w:r>
+        <w:rPr>
+          <w:rFonts w:ascii="Arial" w:hAnsi="Arial" w:cs="Arial"/>
+          <w:b w:val="0"/>
+          <w:bCs w:val="0"/>
+          <w:lang w:val="es-ES"/>
+        </w:rPr>
+        <w:t>se ha</w:t>
+      </w:r>
+      <w:r>
+        <w:rPr>
+          <w:rFonts w:ascii="Arial" w:hAnsi="Arial" w:cs="Arial"/>
+          <w:b w:val="0"/>
+          <w:bCs w:val="0"/>
+          <w:lang w:val="es-ES"/>
+        </w:rPr>
+        <w:t xml:space="preserve">cen a través </w:t>
+      </w:r>
+      <w:r>
+        <w:rPr>
+          <w:rFonts w:ascii="Arial" w:hAnsi="Arial" w:cs="Arial"/>
+          <w:b w:val="0"/>
+          <w:bCs w:val="0"/>
+          <w:lang w:val="es-ES"/>
+        </w:rPr>
+        <w:t xml:space="preserve">de </w:t>
+      </w:r>
+      <w:r>
+        <w:rPr>
+          <w:rFonts w:ascii="Arial" w:hAnsi="Arial" w:cs="Arial"/>
+          <w:b w:val="0"/>
+          <w:bCs w:val="0"/>
+          <w:lang w:val="es-ES"/>
+        </w:rPr>
+        <w:t>librerías</w:t>
+      </w:r>
+      <w:r>
+        <w:rPr>
+          <w:rFonts w:ascii="Arial" w:hAnsi="Arial" w:cs="Arial"/>
+          <w:b w:val="0"/>
+          <w:bCs w:val="0"/>
+          <w:lang w:val="es-ES"/>
+        </w:rPr>
+        <w:t xml:space="preserve"> de terceros</w:t>
+      </w:r>
+      <w:r>
+        <w:rPr>
+          <w:rFonts w:ascii="Arial" w:hAnsi="Arial" w:cs="Arial"/>
+          <w:b w:val="0"/>
+          <w:bCs w:val="0"/>
+          <w:lang w:val="es-ES"/>
+        </w:rPr>
+        <w:t xml:space="preserve">. El patrón </w:t>
+      </w:r>
+      <w:r>
+        <w:rPr>
+          <w:rFonts w:ascii="Arial" w:hAnsi="Arial" w:cs="Arial"/>
+          <w:b w:val="0"/>
+          <w:bCs w:val="0"/>
+          <w:lang w:val="es-ES"/>
+        </w:rPr>
+        <w:t>facade</w:t>
+      </w:r>
+      <w:r>
+        <w:rPr>
+          <w:rFonts w:ascii="Arial" w:hAnsi="Arial" w:cs="Arial"/>
+          <w:b w:val="0"/>
+          <w:bCs w:val="0"/>
+          <w:lang w:val="es-ES"/>
+        </w:rPr>
+        <w:t xml:space="preserve"> puede resolver este problema </w:t>
+      </w:r>
+      <w:r>
+        <w:rPr>
+          <w:rFonts w:ascii="Arial" w:hAnsi="Arial" w:cs="Arial"/>
+          <w:b w:val="0"/>
+          <w:bCs w:val="0"/>
+          <w:lang w:val="es-ES"/>
+        </w:rPr>
+        <w:t xml:space="preserve">ya que ayuda a orquestar y organizar todas las implementaciones de librerías de terceros sin exponerlas al cliente. </w:t>
+      </w:r>
     </w:p>
     <w:p>
       <w:pPr>
@@ -1507,7 +1527,6 @@
           <w:b/>
           <w:bCs/>
         </w:rPr>
-        <w:lastRenderedPageBreak/>
         <w:t>Patrón Bridge:</w:t>
       </w:r>
       <w:r>
@@ -1529,6 +1548,7 @@
       <w:r>
         <w:rPr>
           <w:rFonts w:ascii="Arial" w:hAnsi="Arial" w:cs="Arial"/>
+          <w:noProof/>
           <w:lang w:val="es-ES"/>
         </w:rPr>
         <w:drawing>
@@ -1632,63 +1652,7 @@
         <w:rPr>
           <w:rFonts w:ascii="Arial" w:hAnsi="Arial" w:cs="Arial"/>
         </w:rPr>
-        <w:t xml:space="preserve">Puedes agregar nuevos tipos de notificaciones (como </w:t>
-      </w:r>
-      <w:proofErr w:type="spellStart"/>
-      <w:r>
-        <w:rPr>
-          <w:rFonts w:ascii="Arial" w:hAnsi="Arial" w:cs="Arial"/>
-        </w:rPr>
-        <w:t>NotificacionPromocional</w:t>
-      </w:r>
-      <w:proofErr w:type="spellEnd"/>
-      <w:r>
-        <w:rPr>
-          <w:rFonts w:ascii="Arial" w:hAnsi="Arial" w:cs="Arial"/>
-        </w:rPr>
-        <w:t xml:space="preserve"> o </w:t>
-      </w:r>
-      <w:proofErr w:type="spellStart"/>
-      <w:r>
-        <w:rPr>
-          <w:rFonts w:ascii="Arial" w:hAnsi="Arial" w:cs="Arial"/>
-        </w:rPr>
-        <w:t>AlertaSistema</w:t>
-      </w:r>
-      <w:proofErr w:type="spellEnd"/>
-      <w:r>
-        <w:rPr>
-          <w:rFonts w:ascii="Arial" w:hAnsi="Arial" w:cs="Arial"/>
-        </w:rPr>
-        <w:t xml:space="preserve">) sin tener que modificar los canales de envío (como </w:t>
-      </w:r>
-      <w:proofErr w:type="spellStart"/>
-      <w:r>
-        <w:rPr>
-          <w:rFonts w:ascii="Arial" w:hAnsi="Arial" w:cs="Arial"/>
-        </w:rPr>
-        <w:t>EnvioEmail</w:t>
-      </w:r>
-      <w:proofErr w:type="spellEnd"/>
-      <w:r>
-        <w:rPr>
-          <w:rFonts w:ascii="Arial" w:hAnsi="Arial" w:cs="Arial"/>
-        </w:rPr>
-        <w:t xml:space="preserve">, </w:t>
-      </w:r>
-      <w:proofErr w:type="spellStart"/>
-      <w:r>
-        <w:rPr>
-          <w:rFonts w:ascii="Arial" w:hAnsi="Arial" w:cs="Arial"/>
-        </w:rPr>
-        <w:t>EnvioSMS</w:t>
-      </w:r>
-      <w:proofErr w:type="spellEnd"/>
-      <w:r>
-        <w:rPr>
-          <w:rFonts w:ascii="Arial" w:hAnsi="Arial" w:cs="Arial"/>
-        </w:rPr>
-        <w:t>).</w:t>
+        <w:t>Puedes agregar nuevos tipos de notificaciones (como NotificacionPromocional o AlertaSistema) sin tener que modificar los canales de envío (como EnvioEmail, EnvioSMS).</w:t>
       </w:r>
     </w:p>
     <w:p>
@@ -1706,35 +1670,7 @@
         <w:rPr>
           <w:rFonts w:ascii="Arial" w:hAnsi="Arial" w:cs="Arial"/>
         </w:rPr>
-        <w:t xml:space="preserve">También puedes añadir nuevos canales de envío (como </w:t>
-      </w:r>
-      <w:proofErr w:type="spellStart"/>
-      <w:r>
-        <w:rPr>
-          <w:rFonts w:ascii="Arial" w:hAnsi="Arial" w:cs="Arial"/>
-        </w:rPr>
-        <w:t>EnvioWebhook</w:t>
-      </w:r>
-      <w:proofErr w:type="spellEnd"/>
-      <w:r>
-        <w:rPr>
-          <w:rFonts w:ascii="Arial" w:hAnsi="Arial" w:cs="Arial"/>
-        </w:rPr>
-        <w:t xml:space="preserve"> o </w:t>
-      </w:r>
-      <w:proofErr w:type="spellStart"/>
-      <w:r>
-        <w:rPr>
-          <w:rFonts w:ascii="Arial" w:hAnsi="Arial" w:cs="Arial"/>
-        </w:rPr>
-        <w:t>EnvioTelegram</w:t>
-      </w:r>
-      <w:proofErr w:type="spellEnd"/>
-      <w:r>
-        <w:rPr>
-          <w:rFonts w:ascii="Arial" w:hAnsi="Arial" w:cs="Arial"/>
-        </w:rPr>
-        <w:t>) sin necesidad de alterar la lógica de los tipos de notificaciones.</w:t>
+        <w:t>También puedes añadir nuevos canales de envío (como EnvioWebhook o EnvioTelegram) sin necesidad de alterar la lógica de los tipos de notificaciones.</w:t>
       </w:r>
     </w:p>
     <w:p>
@@ -1832,35 +1768,7 @@
         <w:rPr>
           <w:rFonts w:ascii="Arial" w:hAnsi="Arial" w:cs="Arial"/>
         </w:rPr>
-        <w:t xml:space="preserve">Sin el patrón Bridge, tendrías una combinación multiplicativa de clases (como se mencionó antes: </w:t>
-      </w:r>
-      <w:proofErr w:type="spellStart"/>
-      <w:r>
-        <w:rPr>
-          <w:rFonts w:ascii="Arial" w:hAnsi="Arial" w:cs="Arial"/>
-        </w:rPr>
-        <w:t>AlertaEmergenciaEmail</w:t>
-      </w:r>
-      <w:proofErr w:type="spellEnd"/>
-      <w:r>
-        <w:rPr>
-          <w:rFonts w:ascii="Arial" w:hAnsi="Arial" w:cs="Arial"/>
-        </w:rPr>
-        <w:t xml:space="preserve">, </w:t>
-      </w:r>
-      <w:proofErr w:type="spellStart"/>
-      <w:r>
-        <w:rPr>
-          <w:rFonts w:ascii="Arial" w:hAnsi="Arial" w:cs="Arial"/>
-        </w:rPr>
-        <w:t>AlertaEmergenciaSMS</w:t>
-      </w:r>
-      <w:proofErr w:type="spellEnd"/>
-      <w:r>
-        <w:rPr>
-          <w:rFonts w:ascii="Arial" w:hAnsi="Arial" w:cs="Arial"/>
-        </w:rPr>
-        <w:t>, etc.). Con Bridge, solo necesitas un conjunto de clases de abstracción y un conjunto de clases de implementación, lo que reduce la complejidad del código y hace que sea más fácil de mantener.</w:t>
+        <w:t>Sin el patrón Bridge, tendrías una combinación multiplicativa de clases (como se mencionó antes: AlertaEmergenciaEmail, AlertaEmergenciaSMS, etc.). Con Bridge, solo necesitas un conjunto de clases de abstracción y un conjunto de clases de implementación, lo que reduce la complejidad del código y hace que sea más fácil de mantener.</w:t>
       </w:r>
     </w:p>
     <w:p>
@@ -1958,33 +1866,7 @@
         <w:rPr>
           <w:rFonts w:ascii="Arial" w:hAnsi="Arial" w:cs="Arial"/>
         </w:rPr>
-        <w:t xml:space="preserve">Puedes reutilizar tanto las abstracciones como las implementaciones. Por ejemplo, puedes usar el canal de envío </w:t>
-      </w:r>
-      <w:proofErr w:type="spellStart"/>
-      <w:r>
-        <w:rPr>
-          <w:rFonts w:ascii="Arial" w:hAnsi="Arial" w:cs="Arial"/>
-        </w:rPr>
-        <w:t>EnvioPush</w:t>
-      </w:r>
-      <w:proofErr w:type="spellEnd"/>
-      <w:r>
-        <w:rPr>
-          <w:rFonts w:ascii="Arial" w:hAnsi="Arial" w:cs="Arial"/>
-        </w:rPr>
-        <w:t xml:space="preserve"> para distintas clases de notificación (como </w:t>
-      </w:r>
-      <w:r>
-        <w:rPr>
-          <w:rFonts w:ascii="Arial" w:hAnsi="Arial" w:cs="Arial"/>
-        </w:rPr>
-        <w:t>Alerta Emergencia</w:t>
-      </w:r>
-      <w:r>
-        <w:rPr>
-          <w:rFonts w:ascii="Arial" w:hAnsi="Arial" w:cs="Arial"/>
-        </w:rPr>
-        <w:t xml:space="preserve"> o Recordatorio) sin duplicar código.</w:t>
+        <w:t>Puedes reutilizar tanto las abstracciones como las implementaciones. Por ejemplo, puedes usar el canal de envío EnvioPush para distintas clases de notificación (como Alerta Emergencia o Recordatorio) sin duplicar código.</w:t>
       </w:r>
     </w:p>
     <w:p>
@@ -2082,8 +1964,7 @@
         </w:rPr>
         <w:t xml:space="preserve"> &lt;</w:t>
       </w:r>
-      <w:hyperlink r:id="rId9" w:history="1">
-        <w:proofErr w:type="gramStart"/>
+      <w:hyperlink w:history="1" r:id="rId9">
         <w:r>
           <w:rPr>
             <w:rStyle w:val="Hipervnculo"/>
@@ -2091,7 +1972,6 @@
           </w:rPr>
           <w:t>Link</w:t>
         </w:r>
-        <w:proofErr w:type="gramEnd"/>
       </w:hyperlink>
       <w:r>
         <w:rPr>
@@ -2136,87 +2016,31 @@
         <w:rPr>
           <w:rFonts w:ascii="Arial" w:hAnsi="Arial" w:cs="Arial"/>
         </w:rPr>
-        <w:t xml:space="preserve">12 de </w:t>
-      </w:r>
-      <w:proofErr w:type="gramStart"/>
-      <w:r>
-        <w:rPr>
-          <w:rFonts w:ascii="Arial" w:hAnsi="Arial" w:cs="Arial"/>
-        </w:rPr>
-        <w:t>Abril</w:t>
-      </w:r>
-      <w:proofErr w:type="gramEnd"/>
-      <w:r>
-        <w:rPr>
-          <w:rFonts w:ascii="Arial" w:hAnsi="Arial" w:cs="Arial"/>
-        </w:rPr>
-        <w:t xml:space="preserve"> a las 23:59. </w:t>
-      </w:r>
-    </w:p>
-    <w:p>
-      <w:pPr>
-        <w:rPr>
-          <w:rFonts w:ascii="Arial" w:hAnsi="Arial" w:cs="Arial"/>
-        </w:rPr>
-      </w:pPr>
-    </w:p>
-    <w:p>
-      <w:pPr>
-        <w:rPr>
-          <w:rFonts w:ascii="Arial" w:hAnsi="Arial" w:cs="Arial"/>
-        </w:rPr>
-      </w:pPr>
-      <w:r>
-        <w:rPr>
-          <w:rFonts w:ascii="Arial" w:hAnsi="Arial" w:cs="Arial"/>
-        </w:rPr>
-        <w:t xml:space="preserve">El trabajo deberá ser cargado a través </w:t>
-      </w:r>
-      <w:proofErr w:type="spellStart"/>
-      <w:r>
-        <w:rPr>
-          <w:rFonts w:ascii="Arial" w:hAnsi="Arial" w:cs="Arial"/>
-        </w:rPr>
-        <w:t>Teams</w:t>
-      </w:r>
-      <w:proofErr w:type="spellEnd"/>
-      <w:r>
-        <w:rPr>
-          <w:rFonts w:ascii="Arial" w:hAnsi="Arial" w:cs="Arial"/>
-        </w:rPr>
-        <w:t xml:space="preserve">, pueden usar repositorios como </w:t>
-      </w:r>
-      <w:proofErr w:type="spellStart"/>
-      <w:r>
-        <w:rPr>
-          <w:rFonts w:ascii="Arial" w:hAnsi="Arial" w:cs="Arial"/>
-        </w:rPr>
-        <w:t>github</w:t>
-      </w:r>
-      <w:proofErr w:type="spellEnd"/>
-      <w:r>
-        <w:rPr>
-          <w:rFonts w:ascii="Arial" w:hAnsi="Arial" w:cs="Arial"/>
-        </w:rPr>
-        <w:t xml:space="preserve">, </w:t>
-      </w:r>
-      <w:proofErr w:type="spellStart"/>
-      <w:r>
-        <w:rPr>
-          <w:rFonts w:ascii="Arial" w:hAnsi="Arial" w:cs="Arial"/>
-        </w:rPr>
-        <w:t>gitlab</w:t>
-      </w:r>
-      <w:proofErr w:type="spellEnd"/>
-      <w:r>
-        <w:rPr>
-          <w:rFonts w:ascii="Arial" w:hAnsi="Arial" w:cs="Arial"/>
-        </w:rPr>
-        <w:t xml:space="preserve"> o Azure Repos para el código fuente, en el documento deberá aparecer el enlace al repositorio. El documento debe contener el nombre de los integrantes del grupo. Máximo 4 personas por grupo, los grupos son de conformación libre.</w:t>
+        <w:t xml:space="preserve">12 de Abril a las 23:59. </w:t>
+      </w:r>
+    </w:p>
+    <w:p>
+      <w:pPr>
+        <w:rPr>
+          <w:rFonts w:ascii="Arial" w:hAnsi="Arial" w:cs="Arial"/>
+        </w:rPr>
+      </w:pPr>
+    </w:p>
+    <w:p>
+      <w:pPr>
+        <w:rPr>
+          <w:rFonts w:ascii="Arial" w:hAnsi="Arial" w:cs="Arial"/>
+        </w:rPr>
+      </w:pPr>
+      <w:r>
+        <w:rPr>
+          <w:rFonts w:ascii="Arial" w:hAnsi="Arial" w:cs="Arial"/>
+        </w:rPr>
+        <w:t>El trabajo deberá ser cargado a través Teams, pueden usar repositorios como github, gitlab o Azure Repos para el código fuente, en el documento deberá aparecer el enlace al repositorio. El documento debe contener el nombre de los integrantes del grupo. Máximo 4 personas por grupo, los grupos son de conformación libre.</w:t>
       </w:r>
     </w:p>
     <w:sectPr>
-      <w:pgSz w:w="12240" w:h="15840"/>
+      <w:pgSz w:w="12240" w:h="15840" w:orient="portrait"/>
       <w:pgMar w:top="1417" w:right="1701" w:bottom="1417" w:left="1701" w:header="0" w:footer="0" w:gutter="0"/>
       <w:cols w:space="720"/>
       <w:formProt w:val="0"/>
@@ -2228,6 +2052,115 @@
 
 <file path=word/numbering.xml><?xml version="1.0" encoding="utf-8"?>
 <w:numbering xmlns:wpc="http://schemas.microsoft.com/office/word/2010/wordprocessingCanvas" xmlns:cx="http://schemas.microsoft.com/office/drawing/2014/chartex" xmlns:cx1="http://schemas.microsoft.com/office/drawing/2015/9/8/chartex" xmlns:cx2="http://schemas.microsoft.com/office/drawing/2015/10/21/chartex" xmlns:cx3="http://schemas.microsoft.com/office/drawing/2016/5/9/chartex" xmlns:cx4="http://schemas.microsoft.com/office/drawing/2016/5/10/chartex" xmlns:cx5="http://schemas.microsoft.com/office/drawing/2016/5/11/chartex" xmlns:cx6="http://schemas.microsoft.com/office/drawing/2016/5/12/chartex" xmlns:cx7="http://schemas.microsoft.com/office/drawing/2016/5/13/chartex" xmlns:cx8="http://schemas.microsoft.com/office/drawing/2016/5/14/chartex" xmlns:mc="http://schemas.openxmlformats.org/markup-compatibility/2006" xmlns:aink="http://schemas.microsoft.com/office/drawing/2016/ink" xmlns:am3d="http://schemas.microsoft.com/office/drawing/2017/model3d" xmlns:o="urn:schemas-microsoft-com:office:office" xmlns:oel="http://schemas.microsoft.com/office/2019/extlst" xmlns:r="http://schemas.openxmlformats.org/officeDocument/2006/relationships" xmlns:m="http://schemas.openxmlformats.org/officeDocument/2006/math" xmlns:v="urn:schemas-microsoft-com:vml" xmlns:wp14="http://schemas.microsoft.com/office/word/2010/wordprocessingDrawing" xmlns:wp="http://schemas.openxmlformats.org/drawingml/2006/wordprocessingDrawing" xmlns:w10="urn:schemas-microsoft-com:office:word" xmlns:w="http://schemas.openxmlformats.org/wordprocessingml/2006/main" xmlns:w14="http://schemas.microsoft.com/office/word/2010/wordml" xmlns:w15="http://schemas.microsoft.com/office/word/2012/wordml" xmlns:w16cex="http://schemas.microsoft.com/office/word/2018/wordml/cex" xmlns:w16cid="http://schemas.microsoft.com/office/word/2016/wordml/cid" xmlns:w16="http://schemas.microsoft.com/office/word/2018/wordml" xmlns:w16du="http://schemas.microsoft.com/office/word/2023/wordml/word16du" xmlns:w16sdtdh="http://schemas.microsoft.com/office/word/2020/wordml/sdtdatahash" xmlns:w16sdtfl="http://schemas.microsoft.com/office/word/2024/wordml/sdtformatlock" xmlns:w16se="http://schemas.microsoft.com/office/word/2015/wordml/symex" xmlns:wpg="http://schemas.microsoft.com/office/word/2010/wordprocessingGroup" xmlns:wpi="http://schemas.microsoft.com/office/word/2010/wordprocessingInk" xmlns:wne="http://schemas.microsoft.com/office/word/2006/wordml" xmlns:wps="http://schemas.microsoft.com/office/word/2010/wordprocessingShape" mc:Ignorable="w14 w15 w16se w16cid w16 w16cex w16sdtdh w16sdtfl w16du wp14">
+  <w:abstractNum xmlns:w="http://schemas.openxmlformats.org/wordprocessingml/2006/main" w:abstractNumId="24">
+    <w:nsid w:val="19486e4"/>
+    <w:multiLevelType xmlns:w="http://schemas.openxmlformats.org/wordprocessingml/2006/main" w:val="hybridMultilevel"/>
+    <w:lvl xmlns:w="http://schemas.openxmlformats.org/wordprocessingml/2006/main" w:ilvl="0">
+      <w:start w:val="1"/>
+      <w:numFmt w:val="decimal"/>
+      <w:lvlText w:val="%1."/>
+      <w:lvlJc w:val="left"/>
+      <w:pPr>
+        <w:ind w:left="720" w:hanging="360"/>
+      </w:pPr>
+    </w:lvl>
+    <w:lvl xmlns:w="http://schemas.openxmlformats.org/wordprocessingml/2006/main" w:ilvl="1">
+      <w:start w:val="1"/>
+      <w:numFmt w:val="bullet"/>
+      <w:lvlText w:val="o"/>
+      <w:lvlJc w:val="left"/>
+      <w:pPr>
+        <w:ind w:left="1440" w:hanging="360"/>
+      </w:pPr>
+      <w:rPr>
+        <w:rFonts w:hint="default" w:ascii="Courier New" w:hAnsi="Courier New"/>
+      </w:rPr>
+    </w:lvl>
+    <w:lvl xmlns:w="http://schemas.openxmlformats.org/wordprocessingml/2006/main" w:ilvl="2">
+      <w:start w:val="1"/>
+      <w:numFmt w:val="bullet"/>
+      <w:lvlText w:val=""/>
+      <w:lvlJc w:val="left"/>
+      <w:pPr>
+        <w:ind w:left="2160" w:hanging="360"/>
+      </w:pPr>
+      <w:rPr>
+        <w:rFonts w:hint="default" w:ascii="Wingdings" w:hAnsi="Wingdings"/>
+      </w:rPr>
+    </w:lvl>
+    <w:lvl xmlns:w="http://schemas.openxmlformats.org/wordprocessingml/2006/main" w:ilvl="3">
+      <w:start w:val="1"/>
+      <w:numFmt w:val="bullet"/>
+      <w:lvlText w:val=""/>
+      <w:lvlJc w:val="left"/>
+      <w:pPr>
+        <w:ind w:left="2880" w:hanging="360"/>
+      </w:pPr>
+      <w:rPr>
+        <w:rFonts w:hint="default" w:ascii="Symbol" w:hAnsi="Symbol"/>
+      </w:rPr>
+    </w:lvl>
+    <w:lvl xmlns:w="http://schemas.openxmlformats.org/wordprocessingml/2006/main" w:ilvl="4">
+      <w:start w:val="1"/>
+      <w:numFmt w:val="bullet"/>
+      <w:lvlText w:val="o"/>
+      <w:lvlJc w:val="left"/>
+      <w:pPr>
+        <w:ind w:left="3600" w:hanging="360"/>
+      </w:pPr>
+      <w:rPr>
+        <w:rFonts w:hint="default" w:ascii="Courier New" w:hAnsi="Courier New"/>
+      </w:rPr>
+    </w:lvl>
+    <w:lvl xmlns:w="http://schemas.openxmlformats.org/wordprocessingml/2006/main" w:ilvl="5">
+      <w:start w:val="1"/>
+      <w:numFmt w:val="bullet"/>
+      <w:lvlText w:val=""/>
+      <w:lvlJc w:val="left"/>
+      <w:pPr>
+        <w:ind w:left="4320" w:hanging="360"/>
+      </w:pPr>
+      <w:rPr>
+        <w:rFonts w:hint="default" w:ascii="Wingdings" w:hAnsi="Wingdings"/>
+      </w:rPr>
+    </w:lvl>
+    <w:lvl xmlns:w="http://schemas.openxmlformats.org/wordprocessingml/2006/main" w:ilvl="6">
+      <w:start w:val="1"/>
+      <w:numFmt w:val="bullet"/>
+      <w:lvlText w:val=""/>
+      <w:lvlJc w:val="left"/>
+      <w:pPr>
+        <w:ind w:left="5040" w:hanging="360"/>
+      </w:pPr>
+      <w:rPr>
+        <w:rFonts w:hint="default" w:ascii="Symbol" w:hAnsi="Symbol"/>
+      </w:rPr>
+    </w:lvl>
+    <w:lvl xmlns:w="http://schemas.openxmlformats.org/wordprocessingml/2006/main" w:ilvl="7">
+      <w:start w:val="1"/>
+      <w:numFmt w:val="bullet"/>
+      <w:lvlText w:val="o"/>
+      <w:lvlJc w:val="left"/>
+      <w:pPr>
+        <w:ind w:left="5760" w:hanging="360"/>
+      </w:pPr>
+      <w:rPr>
+        <w:rFonts w:hint="default" w:ascii="Courier New" w:hAnsi="Courier New"/>
+      </w:rPr>
+    </w:lvl>
+    <w:lvl xmlns:w="http://schemas.openxmlformats.org/wordprocessingml/2006/main" w:ilvl="8">
+      <w:start w:val="1"/>
+      <w:numFmt w:val="bullet"/>
+      <w:lvlText w:val=""/>
+      <w:lvlJc w:val="left"/>
+      <w:pPr>
+        <w:ind w:left="6480" w:hanging="360"/>
+      </w:pPr>
+      <w:rPr>
+        <w:rFonts w:hint="default" w:ascii="Wingdings" w:hAnsi="Wingdings"/>
+      </w:rPr>
+    </w:lvl>
+  </w:abstractNum>
   <w:abstractNum w:abstractNumId="0" w15:restartNumberingAfterBreak="0">
     <w:nsid w:val="038A014E"/>
     <w:multiLevelType w:val="hybridMultilevel"/>
@@ -2241,7 +2174,7 @@
         <w:ind w:left="720" w:hanging="360"/>
       </w:pPr>
       <w:rPr>
-        <w:rFonts w:ascii="Symbol" w:hAnsi="Symbol" w:hint="default"/>
+        <w:rFonts w:hint="default" w:ascii="Symbol" w:hAnsi="Symbol"/>
       </w:rPr>
     </w:lvl>
     <w:lvl w:ilvl="1" w:tplc="0C0A0003" w:tentative="1">
@@ -2253,7 +2186,7 @@
         <w:ind w:left="1440" w:hanging="360"/>
       </w:pPr>
       <w:rPr>
-        <w:rFonts w:ascii="Courier New" w:hAnsi="Courier New" w:cs="Courier New" w:hint="default"/>
+        <w:rFonts w:hint="default" w:ascii="Courier New" w:hAnsi="Courier New" w:cs="Courier New"/>
       </w:rPr>
     </w:lvl>
     <w:lvl w:ilvl="2" w:tplc="0C0A0005" w:tentative="1">
@@ -2265,7 +2198,7 @@
         <w:ind w:left="2160" w:hanging="360"/>
       </w:pPr>
       <w:rPr>
-        <w:rFonts w:ascii="Wingdings" w:hAnsi="Wingdings" w:hint="default"/>
+        <w:rFonts w:hint="default" w:ascii="Wingdings" w:hAnsi="Wingdings"/>
       </w:rPr>
     </w:lvl>
     <w:lvl w:ilvl="3" w:tplc="0C0A0001" w:tentative="1">
@@ -2277,7 +2210,7 @@
         <w:ind w:left="2880" w:hanging="360"/>
       </w:pPr>
       <w:rPr>
-        <w:rFonts w:ascii="Symbol" w:hAnsi="Symbol" w:hint="default"/>
+        <w:rFonts w:hint="default" w:ascii="Symbol" w:hAnsi="Symbol"/>
       </w:rPr>
     </w:lvl>
     <w:lvl w:ilvl="4" w:tplc="0C0A0003" w:tentative="1">
@@ -2289,7 +2222,7 @@
         <w:ind w:left="3600" w:hanging="360"/>
       </w:pPr>
       <w:rPr>
-        <w:rFonts w:ascii="Courier New" w:hAnsi="Courier New" w:cs="Courier New" w:hint="default"/>
+        <w:rFonts w:hint="default" w:ascii="Courier New" w:hAnsi="Courier New" w:cs="Courier New"/>
       </w:rPr>
     </w:lvl>
     <w:lvl w:ilvl="5" w:tplc="0C0A0005" w:tentative="1">
@@ -2301,7 +2234,7 @@
         <w:ind w:left="4320" w:hanging="360"/>
       </w:pPr>
       <w:rPr>
-        <w:rFonts w:ascii="Wingdings" w:hAnsi="Wingdings" w:hint="default"/>
+        <w:rFonts w:hint="default" w:ascii="Wingdings" w:hAnsi="Wingdings"/>
       </w:rPr>
     </w:lvl>
     <w:lvl w:ilvl="6" w:tplc="0C0A0001" w:tentative="1">
@@ -2313,7 +2246,7 @@
         <w:ind w:left="5040" w:hanging="360"/>
       </w:pPr>
       <w:rPr>
-        <w:rFonts w:ascii="Symbol" w:hAnsi="Symbol" w:hint="default"/>
+        <w:rFonts w:hint="default" w:ascii="Symbol" w:hAnsi="Symbol"/>
       </w:rPr>
     </w:lvl>
     <w:lvl w:ilvl="7" w:tplc="0C0A0003" w:tentative="1">
@@ -2325,7 +2258,7 @@
         <w:ind w:left="5760" w:hanging="360"/>
       </w:pPr>
       <w:rPr>
-        <w:rFonts w:ascii="Courier New" w:hAnsi="Courier New" w:cs="Courier New" w:hint="default"/>
+        <w:rFonts w:hint="default" w:ascii="Courier New" w:hAnsi="Courier New" w:cs="Courier New"/>
       </w:rPr>
     </w:lvl>
     <w:lvl w:ilvl="8" w:tplc="0C0A0005" w:tentative="1">
@@ -2337,7 +2270,7 @@
         <w:ind w:left="6480" w:hanging="360"/>
       </w:pPr>
       <w:rPr>
-        <w:rFonts w:ascii="Wingdings" w:hAnsi="Wingdings" w:hint="default"/>
+        <w:rFonts w:hint="default" w:ascii="Wingdings" w:hAnsi="Wingdings"/>
       </w:rPr>
     </w:lvl>
   </w:abstractNum>
@@ -2467,7 +2400,7 @@
         <w:ind w:left="1080" w:hanging="360"/>
       </w:pPr>
       <w:rPr>
-        <w:rFonts w:ascii="Symbol" w:hAnsi="Symbol" w:hint="default"/>
+        <w:rFonts w:hint="default" w:ascii="Symbol" w:hAnsi="Symbol"/>
       </w:rPr>
     </w:lvl>
     <w:lvl w:ilvl="1" w:tplc="0C0A0003" w:tentative="1">
@@ -2479,7 +2412,7 @@
         <w:ind w:left="1800" w:hanging="360"/>
       </w:pPr>
       <w:rPr>
-        <w:rFonts w:ascii="Courier New" w:hAnsi="Courier New" w:cs="Courier New" w:hint="default"/>
+        <w:rFonts w:hint="default" w:ascii="Courier New" w:hAnsi="Courier New" w:cs="Courier New"/>
       </w:rPr>
     </w:lvl>
     <w:lvl w:ilvl="2" w:tplc="0C0A0005" w:tentative="1">
@@ -2491,7 +2424,7 @@
         <w:ind w:left="2520" w:hanging="360"/>
       </w:pPr>
       <w:rPr>
-        <w:rFonts w:ascii="Wingdings" w:hAnsi="Wingdings" w:hint="default"/>
+        <w:rFonts w:hint="default" w:ascii="Wingdings" w:hAnsi="Wingdings"/>
       </w:rPr>
     </w:lvl>
     <w:lvl w:ilvl="3" w:tplc="0C0A0001" w:tentative="1">
@@ -2503,7 +2436,7 @@
         <w:ind w:left="3240" w:hanging="360"/>
       </w:pPr>
       <w:rPr>
-        <w:rFonts w:ascii="Symbol" w:hAnsi="Symbol" w:hint="default"/>
+        <w:rFonts w:hint="default" w:ascii="Symbol" w:hAnsi="Symbol"/>
       </w:rPr>
     </w:lvl>
     <w:lvl w:ilvl="4" w:tplc="0C0A0003" w:tentative="1">
@@ -2515,7 +2448,7 @@
         <w:ind w:left="3960" w:hanging="360"/>
       </w:pPr>
       <w:rPr>
-        <w:rFonts w:ascii="Courier New" w:hAnsi="Courier New" w:cs="Courier New" w:hint="default"/>
+        <w:rFonts w:hint="default" w:ascii="Courier New" w:hAnsi="Courier New" w:cs="Courier New"/>
       </w:rPr>
     </w:lvl>
     <w:lvl w:ilvl="5" w:tplc="0C0A0005" w:tentative="1">
@@ -2527,7 +2460,7 @@
         <w:ind w:left="4680" w:hanging="360"/>
       </w:pPr>
       <w:rPr>
-        <w:rFonts w:ascii="Wingdings" w:hAnsi="Wingdings" w:hint="default"/>
+        <w:rFonts w:hint="default" w:ascii="Wingdings" w:hAnsi="Wingdings"/>
       </w:rPr>
     </w:lvl>
     <w:lvl w:ilvl="6" w:tplc="0C0A0001" w:tentative="1">
@@ -2539,7 +2472,7 @@
         <w:ind w:left="5400" w:hanging="360"/>
       </w:pPr>
       <w:rPr>
-        <w:rFonts w:ascii="Symbol" w:hAnsi="Symbol" w:hint="default"/>
+        <w:rFonts w:hint="default" w:ascii="Symbol" w:hAnsi="Symbol"/>
       </w:rPr>
     </w:lvl>
     <w:lvl w:ilvl="7" w:tplc="0C0A0003" w:tentative="1">
@@ -2551,7 +2484,7 @@
         <w:ind w:left="6120" w:hanging="360"/>
       </w:pPr>
       <w:rPr>
-        <w:rFonts w:ascii="Courier New" w:hAnsi="Courier New" w:cs="Courier New" w:hint="default"/>
+        <w:rFonts w:hint="default" w:ascii="Courier New" w:hAnsi="Courier New" w:cs="Courier New"/>
       </w:rPr>
     </w:lvl>
     <w:lvl w:ilvl="8" w:tplc="0C0A0005" w:tentative="1">
@@ -2563,7 +2496,7 @@
         <w:ind w:left="6840" w:hanging="360"/>
       </w:pPr>
       <w:rPr>
-        <w:rFonts w:ascii="Wingdings" w:hAnsi="Wingdings" w:hint="default"/>
+        <w:rFonts w:hint="default" w:ascii="Wingdings" w:hAnsi="Wingdings"/>
       </w:rPr>
     </w:lvl>
   </w:abstractNum>
@@ -2583,7 +2516,7 @@
         <w:ind w:left="720" w:hanging="360"/>
       </w:pPr>
       <w:rPr>
-        <w:rFonts w:ascii="Symbol" w:hAnsi="Symbol" w:hint="default"/>
+        <w:rFonts w:hint="default" w:ascii="Symbol" w:hAnsi="Symbol"/>
         <w:sz w:val="20"/>
       </w:rPr>
     </w:lvl>
@@ -2599,7 +2532,7 @@
         <w:ind w:left="1440" w:hanging="360"/>
       </w:pPr>
       <w:rPr>
-        <w:rFonts w:ascii="Courier New" w:hAnsi="Courier New" w:hint="default"/>
+        <w:rFonts w:hint="default" w:ascii="Courier New" w:hAnsi="Courier New"/>
         <w:sz w:val="20"/>
       </w:rPr>
     </w:lvl>
@@ -2615,7 +2548,7 @@
         <w:ind w:left="2160" w:hanging="360"/>
       </w:pPr>
       <w:rPr>
-        <w:rFonts w:ascii="Wingdings" w:hAnsi="Wingdings" w:hint="default"/>
+        <w:rFonts w:hint="default" w:ascii="Wingdings" w:hAnsi="Wingdings"/>
         <w:sz w:val="20"/>
       </w:rPr>
     </w:lvl>
@@ -2631,7 +2564,7 @@
         <w:ind w:left="2880" w:hanging="360"/>
       </w:pPr>
       <w:rPr>
-        <w:rFonts w:ascii="Wingdings" w:hAnsi="Wingdings" w:hint="default"/>
+        <w:rFonts w:hint="default" w:ascii="Wingdings" w:hAnsi="Wingdings"/>
         <w:sz w:val="20"/>
       </w:rPr>
     </w:lvl>
@@ -2647,7 +2580,7 @@
         <w:ind w:left="3600" w:hanging="360"/>
       </w:pPr>
       <w:rPr>
-        <w:rFonts w:ascii="Wingdings" w:hAnsi="Wingdings" w:hint="default"/>
+        <w:rFonts w:hint="default" w:ascii="Wingdings" w:hAnsi="Wingdings"/>
         <w:sz w:val="20"/>
       </w:rPr>
     </w:lvl>
@@ -2663,7 +2596,7 @@
         <w:ind w:left="4320" w:hanging="360"/>
       </w:pPr>
       <w:rPr>
-        <w:rFonts w:ascii="Wingdings" w:hAnsi="Wingdings" w:hint="default"/>
+        <w:rFonts w:hint="default" w:ascii="Wingdings" w:hAnsi="Wingdings"/>
         <w:sz w:val="20"/>
       </w:rPr>
     </w:lvl>
@@ -2679,7 +2612,7 @@
         <w:ind w:left="5040" w:hanging="360"/>
       </w:pPr>
       <w:rPr>
-        <w:rFonts w:ascii="Wingdings" w:hAnsi="Wingdings" w:hint="default"/>
+        <w:rFonts w:hint="default" w:ascii="Wingdings" w:hAnsi="Wingdings"/>
         <w:sz w:val="20"/>
       </w:rPr>
     </w:lvl>
@@ -2695,7 +2628,7 @@
         <w:ind w:left="5760" w:hanging="360"/>
       </w:pPr>
       <w:rPr>
-        <w:rFonts w:ascii="Wingdings" w:hAnsi="Wingdings" w:hint="default"/>
+        <w:rFonts w:hint="default" w:ascii="Wingdings" w:hAnsi="Wingdings"/>
         <w:sz w:val="20"/>
       </w:rPr>
     </w:lvl>
@@ -2711,7 +2644,7 @@
         <w:ind w:left="6480" w:hanging="360"/>
       </w:pPr>
       <w:rPr>
-        <w:rFonts w:ascii="Wingdings" w:hAnsi="Wingdings" w:hint="default"/>
+        <w:rFonts w:hint="default" w:ascii="Wingdings" w:hAnsi="Wingdings"/>
         <w:sz w:val="20"/>
       </w:rPr>
     </w:lvl>
@@ -2732,7 +2665,7 @@
         <w:ind w:left="720" w:hanging="360"/>
       </w:pPr>
       <w:rPr>
-        <w:rFonts w:ascii="Symbol" w:hAnsi="Symbol" w:hint="default"/>
+        <w:rFonts w:hint="default" w:ascii="Symbol" w:hAnsi="Symbol"/>
         <w:sz w:val="20"/>
       </w:rPr>
     </w:lvl>
@@ -2748,7 +2681,7 @@
         <w:ind w:left="1440" w:hanging="360"/>
       </w:pPr>
       <w:rPr>
-        <w:rFonts w:ascii="Courier New" w:hAnsi="Courier New" w:hint="default"/>
+        <w:rFonts w:hint="default" w:ascii="Courier New" w:hAnsi="Courier New"/>
         <w:sz w:val="20"/>
       </w:rPr>
     </w:lvl>
@@ -2764,7 +2697,7 @@
         <w:ind w:left="2160" w:hanging="360"/>
       </w:pPr>
       <w:rPr>
-        <w:rFonts w:ascii="Wingdings" w:hAnsi="Wingdings" w:hint="default"/>
+        <w:rFonts w:hint="default" w:ascii="Wingdings" w:hAnsi="Wingdings"/>
         <w:sz w:val="20"/>
       </w:rPr>
     </w:lvl>
@@ -2780,7 +2713,7 @@
         <w:ind w:left="2880" w:hanging="360"/>
       </w:pPr>
       <w:rPr>
-        <w:rFonts w:ascii="Wingdings" w:hAnsi="Wingdings" w:hint="default"/>
+        <w:rFonts w:hint="default" w:ascii="Wingdings" w:hAnsi="Wingdings"/>
         <w:sz w:val="20"/>
       </w:rPr>
     </w:lvl>
@@ -2796,7 +2729,7 @@
         <w:ind w:left="3600" w:hanging="360"/>
       </w:pPr>
       <w:rPr>
-        <w:rFonts w:ascii="Wingdings" w:hAnsi="Wingdings" w:hint="default"/>
+        <w:rFonts w:hint="default" w:ascii="Wingdings" w:hAnsi="Wingdings"/>
         <w:sz w:val="20"/>
       </w:rPr>
     </w:lvl>
@@ -2812,7 +2745,7 @@
         <w:ind w:left="4320" w:hanging="360"/>
       </w:pPr>
       <w:rPr>
-        <w:rFonts w:ascii="Wingdings" w:hAnsi="Wingdings" w:hint="default"/>
+        <w:rFonts w:hint="default" w:ascii="Wingdings" w:hAnsi="Wingdings"/>
         <w:sz w:val="20"/>
       </w:rPr>
     </w:lvl>
@@ -2828,7 +2761,7 @@
         <w:ind w:left="5040" w:hanging="360"/>
       </w:pPr>
       <w:rPr>
-        <w:rFonts w:ascii="Wingdings" w:hAnsi="Wingdings" w:hint="default"/>
+        <w:rFonts w:hint="default" w:ascii="Wingdings" w:hAnsi="Wingdings"/>
         <w:sz w:val="20"/>
       </w:rPr>
     </w:lvl>
@@ -2844,7 +2777,7 @@
         <w:ind w:left="5760" w:hanging="360"/>
       </w:pPr>
       <w:rPr>
-        <w:rFonts w:ascii="Wingdings" w:hAnsi="Wingdings" w:hint="default"/>
+        <w:rFonts w:hint="default" w:ascii="Wingdings" w:hAnsi="Wingdings"/>
         <w:sz w:val="20"/>
       </w:rPr>
     </w:lvl>
@@ -2860,7 +2793,7 @@
         <w:ind w:left="6480" w:hanging="360"/>
       </w:pPr>
       <w:rPr>
-        <w:rFonts w:ascii="Wingdings" w:hAnsi="Wingdings" w:hint="default"/>
+        <w:rFonts w:hint="default" w:ascii="Wingdings" w:hAnsi="Wingdings"/>
         <w:sz w:val="20"/>
       </w:rPr>
     </w:lvl>
@@ -2967,7 +2900,7 @@
         <w:ind w:left="720" w:hanging="360"/>
       </w:pPr>
       <w:rPr>
-        <w:rFonts w:ascii="Arial" w:eastAsiaTheme="minorHAnsi" w:hAnsi="Arial" w:cs="Arial"/>
+        <w:rFonts w:ascii="Arial" w:hAnsi="Arial" w:cs="Arial" w:eastAsiaTheme="minorHAnsi"/>
         <w:b w:val="0"/>
       </w:rPr>
     </w:lvl>
@@ -2980,7 +2913,7 @@
         <w:ind w:left="720" w:hanging="360"/>
       </w:pPr>
       <w:rPr>
-        <w:rFonts w:ascii="Symbol" w:hAnsi="Symbol" w:hint="default"/>
+        <w:rFonts w:hint="default" w:ascii="Symbol" w:hAnsi="Symbol"/>
       </w:rPr>
     </w:lvl>
     <w:lvl w:ilvl="2" w:tplc="FFFFFFFF">
@@ -3150,7 +3083,7 @@
         <w:ind w:left="720" w:hanging="360"/>
       </w:pPr>
       <w:rPr>
-        <w:rFonts w:ascii="Symbol" w:hAnsi="Symbol" w:hint="default"/>
+        <w:rFonts w:hint="default" w:ascii="Symbol" w:hAnsi="Symbol"/>
       </w:rPr>
     </w:lvl>
     <w:lvl w:ilvl="1" w:tplc="0C0A0003">
@@ -3162,7 +3095,7 @@
         <w:ind w:left="1440" w:hanging="360"/>
       </w:pPr>
       <w:rPr>
-        <w:rFonts w:ascii="Courier New" w:hAnsi="Courier New" w:cs="Courier New" w:hint="default"/>
+        <w:rFonts w:hint="default" w:ascii="Courier New" w:hAnsi="Courier New" w:cs="Courier New"/>
       </w:rPr>
     </w:lvl>
     <w:lvl w:ilvl="2" w:tplc="0C0A0005" w:tentative="1">
@@ -3174,7 +3107,7 @@
         <w:ind w:left="2160" w:hanging="360"/>
       </w:pPr>
       <w:rPr>
-        <w:rFonts w:ascii="Wingdings" w:hAnsi="Wingdings" w:hint="default"/>
+        <w:rFonts w:hint="default" w:ascii="Wingdings" w:hAnsi="Wingdings"/>
       </w:rPr>
     </w:lvl>
     <w:lvl w:ilvl="3" w:tplc="0C0A0001" w:tentative="1">
@@ -3186,7 +3119,7 @@
         <w:ind w:left="2880" w:hanging="360"/>
       </w:pPr>
       <w:rPr>
-        <w:rFonts w:ascii="Symbol" w:hAnsi="Symbol" w:hint="default"/>
+        <w:rFonts w:hint="default" w:ascii="Symbol" w:hAnsi="Symbol"/>
       </w:rPr>
     </w:lvl>
     <w:lvl w:ilvl="4" w:tplc="0C0A0003" w:tentative="1">
@@ -3198,7 +3131,7 @@
         <w:ind w:left="3600" w:hanging="360"/>
       </w:pPr>
       <w:rPr>
-        <w:rFonts w:ascii="Courier New" w:hAnsi="Courier New" w:cs="Courier New" w:hint="default"/>
+        <w:rFonts w:hint="default" w:ascii="Courier New" w:hAnsi="Courier New" w:cs="Courier New"/>
       </w:rPr>
     </w:lvl>
     <w:lvl w:ilvl="5" w:tplc="0C0A0005" w:tentative="1">
@@ -3210,7 +3143,7 @@
         <w:ind w:left="4320" w:hanging="360"/>
       </w:pPr>
       <w:rPr>
-        <w:rFonts w:ascii="Wingdings" w:hAnsi="Wingdings" w:hint="default"/>
+        <w:rFonts w:hint="default" w:ascii="Wingdings" w:hAnsi="Wingdings"/>
       </w:rPr>
     </w:lvl>
     <w:lvl w:ilvl="6" w:tplc="0C0A0001" w:tentative="1">
@@ -3222,7 +3155,7 @@
         <w:ind w:left="5040" w:hanging="360"/>
       </w:pPr>
       <w:rPr>
-        <w:rFonts w:ascii="Symbol" w:hAnsi="Symbol" w:hint="default"/>
+        <w:rFonts w:hint="default" w:ascii="Symbol" w:hAnsi="Symbol"/>
       </w:rPr>
     </w:lvl>
     <w:lvl w:ilvl="7" w:tplc="0C0A0003" w:tentative="1">
@@ -3234,7 +3167,7 @@
         <w:ind w:left="5760" w:hanging="360"/>
       </w:pPr>
       <w:rPr>
-        <w:rFonts w:ascii="Courier New" w:hAnsi="Courier New" w:cs="Courier New" w:hint="default"/>
+        <w:rFonts w:hint="default" w:ascii="Courier New" w:hAnsi="Courier New" w:cs="Courier New"/>
       </w:rPr>
     </w:lvl>
     <w:lvl w:ilvl="8" w:tplc="0C0A0005" w:tentative="1">
@@ -3246,7 +3179,7 @@
         <w:ind w:left="6480" w:hanging="360"/>
       </w:pPr>
       <w:rPr>
-        <w:rFonts w:ascii="Wingdings" w:hAnsi="Wingdings" w:hint="default"/>
+        <w:rFonts w:hint="default" w:ascii="Wingdings" w:hAnsi="Wingdings"/>
       </w:rPr>
     </w:lvl>
   </w:abstractNum>
@@ -3263,7 +3196,7 @@
         <w:ind w:left="720" w:hanging="360"/>
       </w:pPr>
       <w:rPr>
-        <w:rFonts w:ascii="Symbol" w:hAnsi="Symbol" w:hint="default"/>
+        <w:rFonts w:hint="default" w:ascii="Symbol" w:hAnsi="Symbol"/>
       </w:rPr>
     </w:lvl>
     <w:lvl w:ilvl="1" w:tplc="0C0A0003" w:tentative="1">
@@ -3275,7 +3208,7 @@
         <w:ind w:left="1440" w:hanging="360"/>
       </w:pPr>
       <w:rPr>
-        <w:rFonts w:ascii="Courier New" w:hAnsi="Courier New" w:cs="Courier New" w:hint="default"/>
+        <w:rFonts w:hint="default" w:ascii="Courier New" w:hAnsi="Courier New" w:cs="Courier New"/>
       </w:rPr>
     </w:lvl>
     <w:lvl w:ilvl="2" w:tplc="0C0A0005" w:tentative="1">
@@ -3287,7 +3220,7 @@
         <w:ind w:left="2160" w:hanging="360"/>
       </w:pPr>
       <w:rPr>
-        <w:rFonts w:ascii="Wingdings" w:hAnsi="Wingdings" w:hint="default"/>
+        <w:rFonts w:hint="default" w:ascii="Wingdings" w:hAnsi="Wingdings"/>
       </w:rPr>
     </w:lvl>
     <w:lvl w:ilvl="3" w:tplc="0C0A0001" w:tentative="1">
@@ -3299,7 +3232,7 @@
         <w:ind w:left="2880" w:hanging="360"/>
       </w:pPr>
       <w:rPr>
-        <w:rFonts w:ascii="Symbol" w:hAnsi="Symbol" w:hint="default"/>
+        <w:rFonts w:hint="default" w:ascii="Symbol" w:hAnsi="Symbol"/>
       </w:rPr>
     </w:lvl>
     <w:lvl w:ilvl="4" w:tplc="0C0A0003" w:tentative="1">
@@ -3311,7 +3244,7 @@
         <w:ind w:left="3600" w:hanging="360"/>
       </w:pPr>
       <w:rPr>
-        <w:rFonts w:ascii="Courier New" w:hAnsi="Courier New" w:cs="Courier New" w:hint="default"/>
+        <w:rFonts w:hint="default" w:ascii="Courier New" w:hAnsi="Courier New" w:cs="Courier New"/>
       </w:rPr>
     </w:lvl>
     <w:lvl w:ilvl="5" w:tplc="0C0A0005" w:tentative="1">
@@ -3323,7 +3256,7 @@
         <w:ind w:left="4320" w:hanging="360"/>
       </w:pPr>
       <w:rPr>
-        <w:rFonts w:ascii="Wingdings" w:hAnsi="Wingdings" w:hint="default"/>
+        <w:rFonts w:hint="default" w:ascii="Wingdings" w:hAnsi="Wingdings"/>
       </w:rPr>
     </w:lvl>
     <w:lvl w:ilvl="6" w:tplc="0C0A0001" w:tentative="1">
@@ -3335,7 +3268,7 @@
         <w:ind w:left="5040" w:hanging="360"/>
       </w:pPr>
       <w:rPr>
-        <w:rFonts w:ascii="Symbol" w:hAnsi="Symbol" w:hint="default"/>
+        <w:rFonts w:hint="default" w:ascii="Symbol" w:hAnsi="Symbol"/>
       </w:rPr>
     </w:lvl>
     <w:lvl w:ilvl="7" w:tplc="0C0A0003" w:tentative="1">
@@ -3347,7 +3280,7 @@
         <w:ind w:left="5760" w:hanging="360"/>
       </w:pPr>
       <w:rPr>
-        <w:rFonts w:ascii="Courier New" w:hAnsi="Courier New" w:cs="Courier New" w:hint="default"/>
+        <w:rFonts w:hint="default" w:ascii="Courier New" w:hAnsi="Courier New" w:cs="Courier New"/>
       </w:rPr>
     </w:lvl>
     <w:lvl w:ilvl="8" w:tplc="0C0A0005" w:tentative="1">
@@ -3359,7 +3292,7 @@
         <w:ind w:left="6480" w:hanging="360"/>
       </w:pPr>
       <w:rPr>
-        <w:rFonts w:ascii="Wingdings" w:hAnsi="Wingdings" w:hint="default"/>
+        <w:rFonts w:hint="default" w:ascii="Wingdings" w:hAnsi="Wingdings"/>
       </w:rPr>
     </w:lvl>
   </w:abstractNum>
@@ -3376,7 +3309,7 @@
         <w:ind w:left="1440" w:hanging="360"/>
       </w:pPr>
       <w:rPr>
-        <w:rFonts w:ascii="Symbol" w:hAnsi="Symbol" w:hint="default"/>
+        <w:rFonts w:hint="default" w:ascii="Symbol" w:hAnsi="Symbol"/>
       </w:rPr>
     </w:lvl>
     <w:lvl w:ilvl="1" w:tplc="0C0A0003" w:tentative="1">
@@ -3388,7 +3321,7 @@
         <w:ind w:left="2160" w:hanging="360"/>
       </w:pPr>
       <w:rPr>
-        <w:rFonts w:ascii="Courier New" w:hAnsi="Courier New" w:cs="Courier New" w:hint="default"/>
+        <w:rFonts w:hint="default" w:ascii="Courier New" w:hAnsi="Courier New" w:cs="Courier New"/>
       </w:rPr>
     </w:lvl>
     <w:lvl w:ilvl="2" w:tplc="0C0A0005" w:tentative="1">
@@ -3400,7 +3333,7 @@
         <w:ind w:left="2880" w:hanging="360"/>
       </w:pPr>
       <w:rPr>
-        <w:rFonts w:ascii="Wingdings" w:hAnsi="Wingdings" w:hint="default"/>
+        <w:rFonts w:hint="default" w:ascii="Wingdings" w:hAnsi="Wingdings"/>
       </w:rPr>
     </w:lvl>
     <w:lvl w:ilvl="3" w:tplc="0C0A0001" w:tentative="1">
@@ -3412,7 +3345,7 @@
         <w:ind w:left="3600" w:hanging="360"/>
       </w:pPr>
       <w:rPr>
-        <w:rFonts w:ascii="Symbol" w:hAnsi="Symbol" w:hint="default"/>
+        <w:rFonts w:hint="default" w:ascii="Symbol" w:hAnsi="Symbol"/>
       </w:rPr>
     </w:lvl>
     <w:lvl w:ilvl="4" w:tplc="0C0A0003" w:tentative="1">
@@ -3424,7 +3357,7 @@
         <w:ind w:left="4320" w:hanging="360"/>
       </w:pPr>
       <w:rPr>
-        <w:rFonts w:ascii="Courier New" w:hAnsi="Courier New" w:cs="Courier New" w:hint="default"/>
+        <w:rFonts w:hint="default" w:ascii="Courier New" w:hAnsi="Courier New" w:cs="Courier New"/>
       </w:rPr>
     </w:lvl>
     <w:lvl w:ilvl="5" w:tplc="0C0A0005" w:tentative="1">
@@ -3436,7 +3369,7 @@
         <w:ind w:left="5040" w:hanging="360"/>
       </w:pPr>
       <w:rPr>
-        <w:rFonts w:ascii="Wingdings" w:hAnsi="Wingdings" w:hint="default"/>
+        <w:rFonts w:hint="default" w:ascii="Wingdings" w:hAnsi="Wingdings"/>
       </w:rPr>
     </w:lvl>
     <w:lvl w:ilvl="6" w:tplc="0C0A0001" w:tentative="1">
@@ -3448,7 +3381,7 @@
         <w:ind w:left="5760" w:hanging="360"/>
       </w:pPr>
       <w:rPr>
-        <w:rFonts w:ascii="Symbol" w:hAnsi="Symbol" w:hint="default"/>
+        <w:rFonts w:hint="default" w:ascii="Symbol" w:hAnsi="Symbol"/>
       </w:rPr>
     </w:lvl>
     <w:lvl w:ilvl="7" w:tplc="0C0A0003" w:tentative="1">
@@ -3460,7 +3393,7 @@
         <w:ind w:left="6480" w:hanging="360"/>
       </w:pPr>
       <w:rPr>
-        <w:rFonts w:ascii="Courier New" w:hAnsi="Courier New" w:cs="Courier New" w:hint="default"/>
+        <w:rFonts w:hint="default" w:ascii="Courier New" w:hAnsi="Courier New" w:cs="Courier New"/>
       </w:rPr>
     </w:lvl>
     <w:lvl w:ilvl="8" w:tplc="0C0A0005" w:tentative="1">
@@ -3472,7 +3405,7 @@
         <w:ind w:left="7200" w:hanging="360"/>
       </w:pPr>
       <w:rPr>
-        <w:rFonts w:ascii="Wingdings" w:hAnsi="Wingdings" w:hint="default"/>
+        <w:rFonts w:hint="default" w:ascii="Wingdings" w:hAnsi="Wingdings"/>
       </w:rPr>
     </w:lvl>
   </w:abstractNum>
@@ -3492,7 +3425,7 @@
         <w:ind w:left="720" w:hanging="360"/>
       </w:pPr>
       <w:rPr>
-        <w:rFonts w:ascii="Symbol" w:hAnsi="Symbol" w:cs="Symbol" w:hint="default"/>
+        <w:rFonts w:hint="default" w:ascii="Symbol" w:hAnsi="Symbol" w:cs="Symbol"/>
         <w:sz w:val="20"/>
       </w:rPr>
     </w:lvl>
@@ -3508,7 +3441,7 @@
         <w:ind w:left="1440" w:hanging="360"/>
       </w:pPr>
       <w:rPr>
-        <w:rFonts w:ascii="Courier New" w:hAnsi="Courier New" w:cs="Courier New" w:hint="default"/>
+        <w:rFonts w:hint="default" w:ascii="Courier New" w:hAnsi="Courier New" w:cs="Courier New"/>
         <w:sz w:val="20"/>
       </w:rPr>
     </w:lvl>
@@ -3524,7 +3457,7 @@
         <w:ind w:left="2160" w:hanging="360"/>
       </w:pPr>
       <w:rPr>
-        <w:rFonts w:ascii="Wingdings" w:hAnsi="Wingdings" w:cs="Wingdings" w:hint="default"/>
+        <w:rFonts w:hint="default" w:ascii="Wingdings" w:hAnsi="Wingdings" w:cs="Wingdings"/>
         <w:sz w:val="20"/>
       </w:rPr>
     </w:lvl>
@@ -3540,7 +3473,7 @@
         <w:ind w:left="2880" w:hanging="360"/>
       </w:pPr>
       <w:rPr>
-        <w:rFonts w:ascii="Wingdings" w:hAnsi="Wingdings" w:cs="Wingdings" w:hint="default"/>
+        <w:rFonts w:hint="default" w:ascii="Wingdings" w:hAnsi="Wingdings" w:cs="Wingdings"/>
         <w:sz w:val="20"/>
       </w:rPr>
     </w:lvl>
@@ -3556,7 +3489,7 @@
         <w:ind w:left="3600" w:hanging="360"/>
       </w:pPr>
       <w:rPr>
-        <w:rFonts w:ascii="Wingdings" w:hAnsi="Wingdings" w:cs="Wingdings" w:hint="default"/>
+        <w:rFonts w:hint="default" w:ascii="Wingdings" w:hAnsi="Wingdings" w:cs="Wingdings"/>
         <w:sz w:val="20"/>
       </w:rPr>
     </w:lvl>
@@ -3572,7 +3505,7 @@
         <w:ind w:left="4320" w:hanging="360"/>
       </w:pPr>
       <w:rPr>
-        <w:rFonts w:ascii="Wingdings" w:hAnsi="Wingdings" w:cs="Wingdings" w:hint="default"/>
+        <w:rFonts w:hint="default" w:ascii="Wingdings" w:hAnsi="Wingdings" w:cs="Wingdings"/>
         <w:sz w:val="20"/>
       </w:rPr>
     </w:lvl>
@@ -3588,7 +3521,7 @@
         <w:ind w:left="5040" w:hanging="360"/>
       </w:pPr>
       <w:rPr>
-        <w:rFonts w:ascii="Wingdings" w:hAnsi="Wingdings" w:cs="Wingdings" w:hint="default"/>
+        <w:rFonts w:hint="default" w:ascii="Wingdings" w:hAnsi="Wingdings" w:cs="Wingdings"/>
         <w:sz w:val="20"/>
       </w:rPr>
     </w:lvl>
@@ -3604,7 +3537,7 @@
         <w:ind w:left="5760" w:hanging="360"/>
       </w:pPr>
       <w:rPr>
-        <w:rFonts w:ascii="Wingdings" w:hAnsi="Wingdings" w:cs="Wingdings" w:hint="default"/>
+        <w:rFonts w:hint="default" w:ascii="Wingdings" w:hAnsi="Wingdings" w:cs="Wingdings"/>
         <w:sz w:val="20"/>
       </w:rPr>
     </w:lvl>
@@ -3620,7 +3553,7 @@
         <w:ind w:left="6480" w:hanging="360"/>
       </w:pPr>
       <w:rPr>
-        <w:rFonts w:ascii="Wingdings" w:hAnsi="Wingdings" w:cs="Wingdings" w:hint="default"/>
+        <w:rFonts w:hint="default" w:ascii="Wingdings" w:hAnsi="Wingdings" w:cs="Wingdings"/>
         <w:sz w:val="20"/>
       </w:rPr>
     </w:lvl>
@@ -3641,7 +3574,7 @@
         <w:ind w:left="720" w:hanging="360"/>
       </w:pPr>
       <w:rPr>
-        <w:rFonts w:ascii="Symbol" w:hAnsi="Symbol" w:hint="default"/>
+        <w:rFonts w:hint="default" w:ascii="Symbol" w:hAnsi="Symbol"/>
         <w:sz w:val="20"/>
       </w:rPr>
     </w:lvl>
@@ -3657,7 +3590,7 @@
         <w:ind w:left="1440" w:hanging="360"/>
       </w:pPr>
       <w:rPr>
-        <w:rFonts w:ascii="Courier New" w:hAnsi="Courier New" w:hint="default"/>
+        <w:rFonts w:hint="default" w:ascii="Courier New" w:hAnsi="Courier New"/>
         <w:sz w:val="20"/>
       </w:rPr>
     </w:lvl>
@@ -3673,7 +3606,7 @@
         <w:ind w:left="2160" w:hanging="360"/>
       </w:pPr>
       <w:rPr>
-        <w:rFonts w:ascii="Wingdings" w:hAnsi="Wingdings" w:hint="default"/>
+        <w:rFonts w:hint="default" w:ascii="Wingdings" w:hAnsi="Wingdings"/>
         <w:sz w:val="20"/>
       </w:rPr>
     </w:lvl>
@@ -3689,7 +3622,7 @@
         <w:ind w:left="2880" w:hanging="360"/>
       </w:pPr>
       <w:rPr>
-        <w:rFonts w:ascii="Wingdings" w:hAnsi="Wingdings" w:hint="default"/>
+        <w:rFonts w:hint="default" w:ascii="Wingdings" w:hAnsi="Wingdings"/>
         <w:sz w:val="20"/>
       </w:rPr>
     </w:lvl>
@@ -3705,7 +3638,7 @@
         <w:ind w:left="3600" w:hanging="360"/>
       </w:pPr>
       <w:rPr>
-        <w:rFonts w:ascii="Wingdings" w:hAnsi="Wingdings" w:hint="default"/>
+        <w:rFonts w:hint="default" w:ascii="Wingdings" w:hAnsi="Wingdings"/>
         <w:sz w:val="20"/>
       </w:rPr>
     </w:lvl>
@@ -3721,7 +3654,7 @@
         <w:ind w:left="4320" w:hanging="360"/>
       </w:pPr>
       <w:rPr>
-        <w:rFonts w:ascii="Wingdings" w:hAnsi="Wingdings" w:hint="default"/>
+        <w:rFonts w:hint="default" w:ascii="Wingdings" w:hAnsi="Wingdings"/>
         <w:sz w:val="20"/>
       </w:rPr>
     </w:lvl>
@@ -3737,7 +3670,7 @@
         <w:ind w:left="5040" w:hanging="360"/>
       </w:pPr>
       <w:rPr>
-        <w:rFonts w:ascii="Wingdings" w:hAnsi="Wingdings" w:hint="default"/>
+        <w:rFonts w:hint="default" w:ascii="Wingdings" w:hAnsi="Wingdings"/>
         <w:sz w:val="20"/>
       </w:rPr>
     </w:lvl>
@@ -3753,7 +3686,7 @@
         <w:ind w:left="5760" w:hanging="360"/>
       </w:pPr>
       <w:rPr>
-        <w:rFonts w:ascii="Wingdings" w:hAnsi="Wingdings" w:hint="default"/>
+        <w:rFonts w:hint="default" w:ascii="Wingdings" w:hAnsi="Wingdings"/>
         <w:sz w:val="20"/>
       </w:rPr>
     </w:lvl>
@@ -3769,7 +3702,7 @@
         <w:ind w:left="6480" w:hanging="360"/>
       </w:pPr>
       <w:rPr>
-        <w:rFonts w:ascii="Wingdings" w:hAnsi="Wingdings" w:hint="default"/>
+        <w:rFonts w:hint="default" w:ascii="Wingdings" w:hAnsi="Wingdings"/>
         <w:sz w:val="20"/>
       </w:rPr>
     </w:lvl>
@@ -3900,7 +3833,7 @@
         <w:ind w:left="720" w:hanging="360"/>
       </w:pPr>
       <w:rPr>
-        <w:rFonts w:ascii="Arial" w:eastAsiaTheme="minorHAnsi" w:hAnsi="Arial" w:cs="Arial"/>
+        <w:rFonts w:ascii="Arial" w:hAnsi="Arial" w:cs="Arial" w:eastAsiaTheme="minorHAnsi"/>
         <w:b w:val="0"/>
       </w:rPr>
     </w:lvl>
@@ -3990,7 +3923,7 @@
         <w:ind w:left="720" w:hanging="360"/>
       </w:pPr>
       <w:rPr>
-        <w:rFonts w:ascii="Arial" w:eastAsiaTheme="minorHAnsi" w:hAnsi="Arial" w:cs="Arial"/>
+        <w:rFonts w:ascii="Arial" w:hAnsi="Arial" w:cs="Arial" w:eastAsiaTheme="minorHAnsi"/>
         <w:b w:val="0"/>
       </w:rPr>
     </w:lvl>
@@ -4003,7 +3936,7 @@
         <w:ind w:left="720" w:hanging="360"/>
       </w:pPr>
       <w:rPr>
-        <w:rFonts w:ascii="Symbol" w:hAnsi="Symbol" w:hint="default"/>
+        <w:rFonts w:hint="default" w:ascii="Symbol" w:hAnsi="Symbol"/>
       </w:rPr>
     </w:lvl>
     <w:lvl w:ilvl="2" w:tplc="FFFFFFFF">
@@ -4285,7 +4218,7 @@
         <w:ind w:left="1080" w:hanging="360"/>
       </w:pPr>
       <w:rPr>
-        <w:rFonts w:ascii="Symbol" w:hAnsi="Symbol" w:hint="default"/>
+        <w:rFonts w:hint="default" w:ascii="Symbol" w:hAnsi="Symbol"/>
       </w:rPr>
     </w:lvl>
     <w:lvl w:ilvl="1" w:tplc="0C0A0003" w:tentative="1">
@@ -4297,7 +4230,7 @@
         <w:ind w:left="1800" w:hanging="360"/>
       </w:pPr>
       <w:rPr>
-        <w:rFonts w:ascii="Courier New" w:hAnsi="Courier New" w:cs="Courier New" w:hint="default"/>
+        <w:rFonts w:hint="default" w:ascii="Courier New" w:hAnsi="Courier New" w:cs="Courier New"/>
       </w:rPr>
     </w:lvl>
     <w:lvl w:ilvl="2" w:tplc="0C0A0005" w:tentative="1">
@@ -4309,7 +4242,7 @@
         <w:ind w:left="2520" w:hanging="360"/>
       </w:pPr>
       <w:rPr>
-        <w:rFonts w:ascii="Wingdings" w:hAnsi="Wingdings" w:hint="default"/>
+        <w:rFonts w:hint="default" w:ascii="Wingdings" w:hAnsi="Wingdings"/>
       </w:rPr>
     </w:lvl>
     <w:lvl w:ilvl="3" w:tplc="0C0A0001" w:tentative="1">
@@ -4321,7 +4254,7 @@
         <w:ind w:left="3240" w:hanging="360"/>
       </w:pPr>
       <w:rPr>
-        <w:rFonts w:ascii="Symbol" w:hAnsi="Symbol" w:hint="default"/>
+        <w:rFonts w:hint="default" w:ascii="Symbol" w:hAnsi="Symbol"/>
       </w:rPr>
     </w:lvl>
     <w:lvl w:ilvl="4" w:tplc="0C0A0003" w:tentative="1">
@@ -4333,7 +4266,7 @@
         <w:ind w:left="3960" w:hanging="360"/>
       </w:pPr>
       <w:rPr>
-        <w:rFonts w:ascii="Courier New" w:hAnsi="Courier New" w:cs="Courier New" w:hint="default"/>
+        <w:rFonts w:hint="default" w:ascii="Courier New" w:hAnsi="Courier New" w:cs="Courier New"/>
       </w:rPr>
     </w:lvl>
     <w:lvl w:ilvl="5" w:tplc="0C0A0005" w:tentative="1">
@@ -4345,7 +4278,7 @@
         <w:ind w:left="4680" w:hanging="360"/>
       </w:pPr>
       <w:rPr>
-        <w:rFonts w:ascii="Wingdings" w:hAnsi="Wingdings" w:hint="default"/>
+        <w:rFonts w:hint="default" w:ascii="Wingdings" w:hAnsi="Wingdings"/>
       </w:rPr>
     </w:lvl>
     <w:lvl w:ilvl="6" w:tplc="0C0A0001" w:tentative="1">
@@ -4357,7 +4290,7 @@
         <w:ind w:left="5400" w:hanging="360"/>
       </w:pPr>
       <w:rPr>
-        <w:rFonts w:ascii="Symbol" w:hAnsi="Symbol" w:hint="default"/>
+        <w:rFonts w:hint="default" w:ascii="Symbol" w:hAnsi="Symbol"/>
       </w:rPr>
     </w:lvl>
     <w:lvl w:ilvl="7" w:tplc="0C0A0003" w:tentative="1">
@@ -4369,7 +4302,7 @@
         <w:ind w:left="6120" w:hanging="360"/>
       </w:pPr>
       <w:rPr>
-        <w:rFonts w:ascii="Courier New" w:hAnsi="Courier New" w:cs="Courier New" w:hint="default"/>
+        <w:rFonts w:hint="default" w:ascii="Courier New" w:hAnsi="Courier New" w:cs="Courier New"/>
       </w:rPr>
     </w:lvl>
     <w:lvl w:ilvl="8" w:tplc="0C0A0005" w:tentative="1">
@@ -4381,7 +4314,7 @@
         <w:ind w:left="6840" w:hanging="360"/>
       </w:pPr>
       <w:rPr>
-        <w:rFonts w:ascii="Wingdings" w:hAnsi="Wingdings" w:hint="default"/>
+        <w:rFonts w:hint="default" w:ascii="Wingdings" w:hAnsi="Wingdings"/>
       </w:rPr>
     </w:lvl>
   </w:abstractNum>
@@ -4398,7 +4331,7 @@
         <w:ind w:left="720" w:hanging="360"/>
       </w:pPr>
       <w:rPr>
-        <w:rFonts w:ascii="Symbol" w:hAnsi="Symbol" w:hint="default"/>
+        <w:rFonts w:hint="default" w:ascii="Symbol" w:hAnsi="Symbol"/>
       </w:rPr>
     </w:lvl>
     <w:lvl w:ilvl="1" w:tplc="0C0A0003" w:tentative="1">
@@ -4410,7 +4343,7 @@
         <w:ind w:left="1440" w:hanging="360"/>
       </w:pPr>
       <w:rPr>
-        <w:rFonts w:ascii="Courier New" w:hAnsi="Courier New" w:cs="Courier New" w:hint="default"/>
+        <w:rFonts w:hint="default" w:ascii="Courier New" w:hAnsi="Courier New" w:cs="Courier New"/>
       </w:rPr>
     </w:lvl>
     <w:lvl w:ilvl="2" w:tplc="0C0A0005" w:tentative="1">
@@ -4422,7 +4355,7 @@
         <w:ind w:left="2160" w:hanging="360"/>
       </w:pPr>
       <w:rPr>
-        <w:rFonts w:ascii="Wingdings" w:hAnsi="Wingdings" w:hint="default"/>
+        <w:rFonts w:hint="default" w:ascii="Wingdings" w:hAnsi="Wingdings"/>
       </w:rPr>
     </w:lvl>
     <w:lvl w:ilvl="3" w:tplc="0C0A0001" w:tentative="1">
@@ -4434,7 +4367,7 @@
         <w:ind w:left="2880" w:hanging="360"/>
       </w:pPr>
       <w:rPr>
-        <w:rFonts w:ascii="Symbol" w:hAnsi="Symbol" w:hint="default"/>
+        <w:rFonts w:hint="default" w:ascii="Symbol" w:hAnsi="Symbol"/>
       </w:rPr>
     </w:lvl>
     <w:lvl w:ilvl="4" w:tplc="0C0A0003" w:tentative="1">
@@ -4446,7 +4379,7 @@
         <w:ind w:left="3600" w:hanging="360"/>
       </w:pPr>
       <w:rPr>
-        <w:rFonts w:ascii="Courier New" w:hAnsi="Courier New" w:cs="Courier New" w:hint="default"/>
+        <w:rFonts w:hint="default" w:ascii="Courier New" w:hAnsi="Courier New" w:cs="Courier New"/>
       </w:rPr>
     </w:lvl>
     <w:lvl w:ilvl="5" w:tplc="0C0A0005" w:tentative="1">
@@ -4458,7 +4391,7 @@
         <w:ind w:left="4320" w:hanging="360"/>
       </w:pPr>
       <w:rPr>
-        <w:rFonts w:ascii="Wingdings" w:hAnsi="Wingdings" w:hint="default"/>
+        <w:rFonts w:hint="default" w:ascii="Wingdings" w:hAnsi="Wingdings"/>
       </w:rPr>
     </w:lvl>
     <w:lvl w:ilvl="6" w:tplc="0C0A0001" w:tentative="1">
@@ -4470,7 +4403,7 @@
         <w:ind w:left="5040" w:hanging="360"/>
       </w:pPr>
       <w:rPr>
-        <w:rFonts w:ascii="Symbol" w:hAnsi="Symbol" w:hint="default"/>
+        <w:rFonts w:hint="default" w:ascii="Symbol" w:hAnsi="Symbol"/>
       </w:rPr>
     </w:lvl>
     <w:lvl w:ilvl="7" w:tplc="0C0A0003" w:tentative="1">
@@ -4482,7 +4415,7 @@
         <w:ind w:left="5760" w:hanging="360"/>
       </w:pPr>
       <w:rPr>
-        <w:rFonts w:ascii="Courier New" w:hAnsi="Courier New" w:cs="Courier New" w:hint="default"/>
+        <w:rFonts w:hint="default" w:ascii="Courier New" w:hAnsi="Courier New" w:cs="Courier New"/>
       </w:rPr>
     </w:lvl>
     <w:lvl w:ilvl="8" w:tplc="0C0A0005" w:tentative="1">
@@ -4494,7 +4427,7 @@
         <w:ind w:left="6480" w:hanging="360"/>
       </w:pPr>
       <w:rPr>
-        <w:rFonts w:ascii="Wingdings" w:hAnsi="Wingdings" w:hint="default"/>
+        <w:rFonts w:hint="default" w:ascii="Wingdings" w:hAnsi="Wingdings"/>
       </w:rPr>
     </w:lvl>
   </w:abstractNum>
@@ -4862,7 +4795,7 @@
         <w:ind w:left="720" w:hanging="360"/>
       </w:pPr>
       <w:rPr>
-        <w:rFonts w:ascii="Symbol" w:hAnsi="Symbol" w:hint="default"/>
+        <w:rFonts w:hint="default" w:ascii="Symbol" w:hAnsi="Symbol"/>
         <w:sz w:val="20"/>
       </w:rPr>
     </w:lvl>
@@ -4878,7 +4811,7 @@
         <w:ind w:left="1440" w:hanging="360"/>
       </w:pPr>
       <w:rPr>
-        <w:rFonts w:ascii="Courier New" w:hAnsi="Courier New" w:hint="default"/>
+        <w:rFonts w:hint="default" w:ascii="Courier New" w:hAnsi="Courier New"/>
         <w:sz w:val="20"/>
       </w:rPr>
     </w:lvl>
@@ -4894,7 +4827,7 @@
         <w:ind w:left="2160" w:hanging="360"/>
       </w:pPr>
       <w:rPr>
-        <w:rFonts w:ascii="Wingdings" w:hAnsi="Wingdings" w:hint="default"/>
+        <w:rFonts w:hint="default" w:ascii="Wingdings" w:hAnsi="Wingdings"/>
         <w:sz w:val="20"/>
       </w:rPr>
     </w:lvl>
@@ -4910,7 +4843,7 @@
         <w:ind w:left="2880" w:hanging="360"/>
       </w:pPr>
       <w:rPr>
-        <w:rFonts w:ascii="Wingdings" w:hAnsi="Wingdings" w:hint="default"/>
+        <w:rFonts w:hint="default" w:ascii="Wingdings" w:hAnsi="Wingdings"/>
         <w:sz w:val="20"/>
       </w:rPr>
     </w:lvl>
@@ -4926,7 +4859,7 @@
         <w:ind w:left="3600" w:hanging="360"/>
       </w:pPr>
       <w:rPr>
-        <w:rFonts w:ascii="Wingdings" w:hAnsi="Wingdings" w:hint="default"/>
+        <w:rFonts w:hint="default" w:ascii="Wingdings" w:hAnsi="Wingdings"/>
         <w:sz w:val="20"/>
       </w:rPr>
     </w:lvl>
@@ -4942,7 +4875,7 @@
         <w:ind w:left="4320" w:hanging="360"/>
       </w:pPr>
       <w:rPr>
-        <w:rFonts w:ascii="Wingdings" w:hAnsi="Wingdings" w:hint="default"/>
+        <w:rFonts w:hint="default" w:ascii="Wingdings" w:hAnsi="Wingdings"/>
         <w:sz w:val="20"/>
       </w:rPr>
     </w:lvl>
@@ -4958,7 +4891,7 @@
         <w:ind w:left="5040" w:hanging="360"/>
       </w:pPr>
       <w:rPr>
-        <w:rFonts w:ascii="Wingdings" w:hAnsi="Wingdings" w:hint="default"/>
+        <w:rFonts w:hint="default" w:ascii="Wingdings" w:hAnsi="Wingdings"/>
         <w:sz w:val="20"/>
       </w:rPr>
     </w:lvl>
@@ -4974,7 +4907,7 @@
         <w:ind w:left="5760" w:hanging="360"/>
       </w:pPr>
       <w:rPr>
-        <w:rFonts w:ascii="Wingdings" w:hAnsi="Wingdings" w:hint="default"/>
+        <w:rFonts w:hint="default" w:ascii="Wingdings" w:hAnsi="Wingdings"/>
         <w:sz w:val="20"/>
       </w:rPr>
     </w:lvl>
@@ -4990,11 +4923,14 @@
         <w:ind w:left="6480" w:hanging="360"/>
       </w:pPr>
       <w:rPr>
-        <w:rFonts w:ascii="Wingdings" w:hAnsi="Wingdings" w:hint="default"/>
+        <w:rFonts w:hint="default" w:ascii="Wingdings" w:hAnsi="Wingdings"/>
         <w:sz w:val="20"/>
       </w:rPr>
     </w:lvl>
   </w:abstractNum>
+  <w:num w:numId="25">
+    <w:abstractNumId w:val="24"/>
+  </w:num>
   <w:num w:numId="1" w16cid:durableId="1199732799">
     <w:abstractNumId w:val="13"/>
   </w:num>
@@ -5071,11 +5007,11 @@
 </file>
 
 <file path=word/styles.xml><?xml version="1.0" encoding="utf-8"?>
-<w:styles xmlns:mc="http://schemas.openxmlformats.org/markup-compatibility/2006" xmlns:r="http://schemas.openxmlformats.org/officeDocument/2006/relationships" xmlns:w="http://schemas.openxmlformats.org/wordprocessingml/2006/main" xmlns:w14="http://schemas.microsoft.com/office/word/2010/wordml" xmlns:w15="http://schemas.microsoft.com/office/word/2012/wordml" xmlns:w16cex="http://schemas.microsoft.com/office/word/2018/wordml/cex" xmlns:w16cid="http://schemas.microsoft.com/office/word/2016/wordml/cid" xmlns:w16="http://schemas.microsoft.com/office/word/2018/wordml" xmlns:w16du="http://schemas.microsoft.com/office/word/2023/wordml/word16du" xmlns:w16sdtdh="http://schemas.microsoft.com/office/word/2020/wordml/sdtdatahash" xmlns:w16sdtfl="http://schemas.microsoft.com/office/word/2024/wordml/sdtformatlock" xmlns:w16se="http://schemas.microsoft.com/office/word/2015/wordml/symex" mc:Ignorable="w14 w15 w16se w16cid w16 w16cex w16sdtdh w16sdtfl w16du">
+<w:styles xmlns:wp14="http://schemas.microsoft.com/office/word/2010/wordprocessingDrawing" xmlns:mc="http://schemas.openxmlformats.org/markup-compatibility/2006" xmlns:r="http://schemas.openxmlformats.org/officeDocument/2006/relationships" xmlns:w="http://schemas.openxmlformats.org/wordprocessingml/2006/main" xmlns:w14="http://schemas.microsoft.com/office/word/2010/wordml" xmlns:w15="http://schemas.microsoft.com/office/word/2012/wordml" xmlns:w16cex="http://schemas.microsoft.com/office/word/2018/wordml/cex" xmlns:w16cid="http://schemas.microsoft.com/office/word/2016/wordml/cid" xmlns:w16="http://schemas.microsoft.com/office/word/2018/wordml" xmlns:w16du="http://schemas.microsoft.com/office/word/2023/wordml/word16du" xmlns:w16sdtdh="http://schemas.microsoft.com/office/word/2020/wordml/sdtdatahash" xmlns:w16sdtfl="http://schemas.microsoft.com/office/word/2024/wordml/sdtformatlock" xmlns:w16se="http://schemas.microsoft.com/office/word/2015/wordml/symex" mc:Ignorable="w14 w15 w16se w16cid w16 w16cex w16sdtdh w16sdtfl w16du wp14">
   <w:docDefaults>
     <w:rPrDefault>
       <w:rPr>
-        <w:rFonts w:asciiTheme="minorHAnsi" w:eastAsiaTheme="minorHAnsi" w:hAnsiTheme="minorHAnsi" w:cstheme="minorBidi"/>
+        <w:rFonts w:asciiTheme="minorHAnsi" w:hAnsiTheme="minorHAnsi" w:eastAsiaTheme="minorHAnsi" w:cstheme="minorBidi"/>
         <w:kern w:val="2"/>
         <w:sz w:val="22"/>
         <w:szCs w:val="22"/>
@@ -5092,14 +5028,14 @@
   <w:latentStyles w:defLockedState="0" w:defUIPriority="99" w:defSemiHidden="0" w:defUnhideWhenUsed="0" w:defQFormat="0" w:count="376">
     <w:lsdException w:name="Normal" w:uiPriority="0" w:qFormat="1"/>
     <w:lsdException w:name="heading 1" w:uiPriority="9" w:qFormat="1"/>
-    <w:lsdException w:name="heading 2" w:semiHidden="1" w:uiPriority="9" w:unhideWhenUsed="1" w:qFormat="1"/>
-    <w:lsdException w:name="heading 3" w:semiHidden="1" w:uiPriority="9" w:unhideWhenUsed="1" w:qFormat="1"/>
-    <w:lsdException w:name="heading 4" w:semiHidden="1" w:uiPriority="9" w:unhideWhenUsed="1" w:qFormat="1"/>
-    <w:lsdException w:name="heading 5" w:semiHidden="1" w:uiPriority="9" w:unhideWhenUsed="1" w:qFormat="1"/>
-    <w:lsdException w:name="heading 6" w:semiHidden="1" w:uiPriority="9" w:unhideWhenUsed="1" w:qFormat="1"/>
-    <w:lsdException w:name="heading 7" w:semiHidden="1" w:uiPriority="9" w:unhideWhenUsed="1" w:qFormat="1"/>
-    <w:lsdException w:name="heading 8" w:semiHidden="1" w:uiPriority="9" w:unhideWhenUsed="1" w:qFormat="1"/>
-    <w:lsdException w:name="heading 9" w:semiHidden="1" w:uiPriority="9" w:unhideWhenUsed="1" w:qFormat="1"/>
+    <w:lsdException w:name="heading 2" w:uiPriority="9" w:semiHidden="1" w:unhideWhenUsed="1" w:qFormat="1"/>
+    <w:lsdException w:name="heading 3" w:uiPriority="9" w:semiHidden="1" w:unhideWhenUsed="1" w:qFormat="1"/>
+    <w:lsdException w:name="heading 4" w:uiPriority="9" w:semiHidden="1" w:unhideWhenUsed="1" w:qFormat="1"/>
+    <w:lsdException w:name="heading 5" w:uiPriority="9" w:semiHidden="1" w:unhideWhenUsed="1" w:qFormat="1"/>
+    <w:lsdException w:name="heading 6" w:uiPriority="9" w:semiHidden="1" w:unhideWhenUsed="1" w:qFormat="1"/>
+    <w:lsdException w:name="heading 7" w:uiPriority="9" w:semiHidden="1" w:unhideWhenUsed="1" w:qFormat="1"/>
+    <w:lsdException w:name="heading 8" w:uiPriority="9" w:semiHidden="1" w:unhideWhenUsed="1" w:qFormat="1"/>
+    <w:lsdException w:name="heading 9" w:uiPriority="9" w:semiHidden="1" w:unhideWhenUsed="1" w:qFormat="1"/>
     <w:lsdException w:name="index 1" w:semiHidden="1" w:unhideWhenUsed="1"/>
     <w:lsdException w:name="index 2" w:semiHidden="1" w:unhideWhenUsed="1"/>
     <w:lsdException w:name="index 3" w:semiHidden="1" w:unhideWhenUsed="1"/>
@@ -5109,22 +5045,22 @@
     <w:lsdException w:name="index 7" w:semiHidden="1" w:unhideWhenUsed="1"/>
     <w:lsdException w:name="index 8" w:semiHidden="1" w:unhideWhenUsed="1"/>
     <w:lsdException w:name="index 9" w:semiHidden="1" w:unhideWhenUsed="1"/>
-    <w:lsdException w:name="toc 1" w:semiHidden="1" w:uiPriority="39" w:unhideWhenUsed="1"/>
-    <w:lsdException w:name="toc 2" w:semiHidden="1" w:uiPriority="39" w:unhideWhenUsed="1"/>
-    <w:lsdException w:name="toc 3" w:semiHidden="1" w:uiPriority="39" w:unhideWhenUsed="1"/>
-    <w:lsdException w:name="toc 4" w:semiHidden="1" w:uiPriority="39" w:unhideWhenUsed="1"/>
-    <w:lsdException w:name="toc 5" w:semiHidden="1" w:uiPriority="39" w:unhideWhenUsed="1"/>
-    <w:lsdException w:name="toc 6" w:semiHidden="1" w:uiPriority="39" w:unhideWhenUsed="1"/>
-    <w:lsdException w:name="toc 7" w:semiHidden="1" w:uiPriority="39" w:unhideWhenUsed="1"/>
-    <w:lsdException w:name="toc 8" w:semiHidden="1" w:uiPriority="39" w:unhideWhenUsed="1"/>
-    <w:lsdException w:name="toc 9" w:semiHidden="1" w:uiPriority="39" w:unhideWhenUsed="1"/>
+    <w:lsdException w:name="toc 1" w:uiPriority="39" w:semiHidden="1" w:unhideWhenUsed="1"/>
+    <w:lsdException w:name="toc 2" w:uiPriority="39" w:semiHidden="1" w:unhideWhenUsed="1"/>
+    <w:lsdException w:name="toc 3" w:uiPriority="39" w:semiHidden="1" w:unhideWhenUsed="1"/>
+    <w:lsdException w:name="toc 4" w:uiPriority="39" w:semiHidden="1" w:unhideWhenUsed="1"/>
+    <w:lsdException w:name="toc 5" w:uiPriority="39" w:semiHidden="1" w:unhideWhenUsed="1"/>
+    <w:lsdException w:name="toc 6" w:uiPriority="39" w:semiHidden="1" w:unhideWhenUsed="1"/>
+    <w:lsdException w:name="toc 7" w:uiPriority="39" w:semiHidden="1" w:unhideWhenUsed="1"/>
+    <w:lsdException w:name="toc 8" w:uiPriority="39" w:semiHidden="1" w:unhideWhenUsed="1"/>
+    <w:lsdException w:name="toc 9" w:uiPriority="39" w:semiHidden="1" w:unhideWhenUsed="1"/>
     <w:lsdException w:name="Normal Indent" w:semiHidden="1" w:unhideWhenUsed="1"/>
     <w:lsdException w:name="footnote text" w:semiHidden="1" w:unhideWhenUsed="1"/>
     <w:lsdException w:name="annotation text" w:semiHidden="1" w:unhideWhenUsed="1"/>
     <w:lsdException w:name="header" w:semiHidden="1" w:unhideWhenUsed="1"/>
     <w:lsdException w:name="footer" w:semiHidden="1" w:unhideWhenUsed="1"/>
     <w:lsdException w:name="index heading" w:semiHidden="1" w:unhideWhenUsed="1"/>
-    <w:lsdException w:name="caption" w:semiHidden="1" w:uiPriority="35" w:unhideWhenUsed="1" w:qFormat="1"/>
+    <w:lsdException w:name="caption" w:uiPriority="35" w:semiHidden="1" w:unhideWhenUsed="1" w:qFormat="1"/>
     <w:lsdException w:name="table of figures" w:semiHidden="1" w:unhideWhenUsed="1"/>
     <w:lsdException w:name="envelope address" w:semiHidden="1" w:unhideWhenUsed="1"/>
     <w:lsdException w:name="envelope return" w:semiHidden="1" w:unhideWhenUsed="1"/>
@@ -5155,7 +5091,7 @@
     <w:lsdException w:name="Title" w:uiPriority="10" w:qFormat="1"/>
     <w:lsdException w:name="Closing" w:semiHidden="1" w:unhideWhenUsed="1"/>
     <w:lsdException w:name="Signature" w:semiHidden="1" w:unhideWhenUsed="1"/>
-    <w:lsdException w:name="Default Paragraph Font" w:semiHidden="1" w:uiPriority="1" w:unhideWhenUsed="1"/>
+    <w:lsdException w:name="Default Paragraph Font" w:uiPriority="1" w:semiHidden="1" w:unhideWhenUsed="1"/>
     <w:lsdException w:name="Body Text" w:semiHidden="1" w:unhideWhenUsed="1"/>
     <w:lsdException w:name="Body Text Indent" w:semiHidden="1" w:unhideWhenUsed="1"/>
     <w:lsdException w:name="List Continue" w:semiHidden="1" w:unhideWhenUsed="1"/>
@@ -5355,8 +5291,8 @@
     <w:lsdException w:name="Subtle Reference" w:uiPriority="31" w:qFormat="1"/>
     <w:lsdException w:name="Intense Reference" w:uiPriority="32" w:qFormat="1"/>
     <w:lsdException w:name="Book Title" w:uiPriority="33" w:qFormat="1"/>
-    <w:lsdException w:name="Bibliography" w:semiHidden="1" w:uiPriority="37" w:unhideWhenUsed="1"/>
-    <w:lsdException w:name="TOC Heading" w:semiHidden="1" w:uiPriority="39" w:unhideWhenUsed="1" w:qFormat="1"/>
+    <w:lsdException w:name="Bibliography" w:uiPriority="37" w:semiHidden="1" w:unhideWhenUsed="1"/>
+    <w:lsdException w:name="TOC Heading" w:uiPriority="39" w:semiHidden="1" w:unhideWhenUsed="1" w:qFormat="1"/>
     <w:lsdException w:name="Plain Table 1" w:uiPriority="41"/>
     <w:lsdException w:name="Plain Table 2" w:uiPriority="42"/>
     <w:lsdException w:name="Plain Table 3" w:uiPriority="43"/>
@@ -5467,7 +5403,7 @@
     <w:lsdException w:name="Unresolved Mention" w:semiHidden="1" w:unhideWhenUsed="1"/>
     <w:lsdException w:name="Smart Link" w:semiHidden="1" w:unhideWhenUsed="1"/>
   </w:latentStyles>
-  <w:style w:type="paragraph" w:default="1" w:styleId="Normal">
+  <w:style w:type="paragraph" w:styleId="Normal" w:default="1">
     <w:name w:val="Normal"/>
     <w:qFormat/>
     <w:rsid w:val="000B0525"/>
@@ -5490,18 +5426,19 @@
       <w:outlineLvl w:val="0"/>
     </w:pPr>
     <w:rPr>
-      <w:rFonts w:asciiTheme="majorHAnsi" w:eastAsiaTheme="majorEastAsia" w:hAnsiTheme="majorHAnsi" w:cstheme="majorBidi"/>
+      <w:rFonts w:asciiTheme="majorHAnsi" w:hAnsiTheme="majorHAnsi" w:eastAsiaTheme="majorEastAsia" w:cstheme="majorBidi"/>
       <w:color w:val="2F5496" w:themeColor="accent1" w:themeShade="BF"/>
       <w:sz w:val="32"/>
       <w:szCs w:val="32"/>
     </w:rPr>
   </w:style>
-  <w:style w:type="character" w:default="1" w:styleId="Fuentedeprrafopredeter">
+  <w:style w:type="character" w:styleId="Fuentedeprrafopredeter" w:default="1">
     <w:name w:val="Default Paragraph Font"/>
     <w:uiPriority w:val="1"/>
+    <w:semiHidden/>
     <w:unhideWhenUsed/>
   </w:style>
-  <w:style w:type="table" w:default="1" w:styleId="Tablanormal">
+  <w:style w:type="table" w:styleId="Tablanormal" w:default="1">
     <w:name w:val="Normal Table"/>
     <w:uiPriority w:val="99"/>
     <w:semiHidden/>
@@ -5516,7 +5453,7 @@
       </w:tblCellMar>
     </w:tblPr>
   </w:style>
-  <w:style w:type="numbering" w:default="1" w:styleId="Sinlista">
+  <w:style w:type="numbering" w:styleId="Sinlista" w:default="1">
     <w:name w:val="No List"/>
     <w:uiPriority w:val="99"/>
     <w:semiHidden/>
@@ -5546,7 +5483,7 @@
       <w:shd w:val="clear" w:color="auto" w:fill="E1DFDD"/>
     </w:rPr>
   </w:style>
-  <w:style w:type="character" w:customStyle="1" w:styleId="Ttulo1Car">
+  <w:style w:type="character" w:styleId="Ttulo1Car" w:customStyle="1">
     <w:name w:val="Título 1 Car"/>
     <w:basedOn w:val="Fuentedeprrafopredeter"/>
     <w:link w:val="Ttulo1"/>
@@ -5554,7 +5491,7 @@
     <w:qFormat/>
     <w:rsid w:val="00501288"/>
     <w:rPr>
-      <w:rFonts w:asciiTheme="majorHAnsi" w:eastAsiaTheme="majorEastAsia" w:hAnsiTheme="majorHAnsi" w:cstheme="majorBidi"/>
+      <w:rFonts w:asciiTheme="majorHAnsi" w:hAnsiTheme="majorHAnsi" w:eastAsiaTheme="majorEastAsia" w:cstheme="majorBidi"/>
       <w:color w:val="2F5496" w:themeColor="accent1" w:themeShade="BF"/>
       <w:sz w:val="32"/>
       <w:szCs w:val="32"/>
@@ -5570,7 +5507,7 @@
       <w:spacing w:before="240" w:after="120"/>
     </w:pPr>
     <w:rPr>
-      <w:rFonts w:ascii="Liberation Sans" w:eastAsia="Microsoft YaHei" w:hAnsi="Liberation Sans" w:cs="Arial"/>
+      <w:rFonts w:ascii="Liberation Sans" w:hAnsi="Liberation Sans" w:eastAsia="Microsoft YaHei" w:cs="Arial"/>
       <w:sz w:val="28"/>
       <w:szCs w:val="28"/>
     </w:rPr>
@@ -5605,7 +5542,7 @@
       <w:szCs w:val="24"/>
     </w:rPr>
   </w:style>
-  <w:style w:type="paragraph" w:customStyle="1" w:styleId="ndice">
+  <w:style w:type="paragraph" w:styleId="ndice" w:customStyle="1">
     <w:name w:val="Índice"/>
     <w:basedOn w:val="Normal"/>
     <w:qFormat/>
@@ -5641,7 +5578,7 @@
       <w:szCs w:val="24"/>
     </w:rPr>
   </w:style>
-  <w:style w:type="numbering" w:customStyle="1" w:styleId="Ningunalista">
+  <w:style w:type="numbering" w:styleId="Ningunalista" w:customStyle="1">
     <w:name w:val="Ninguna lista"/>
     <w:uiPriority w:val="99"/>
     <w:semiHidden/>
@@ -5838,23 +5775,6 @@
 </file>
 
 <file path=customXml/item1.xml><?xml version="1.0" encoding="utf-8"?>
-<p:properties xmlns:p="http://schemas.microsoft.com/office/2006/metadata/properties" xmlns:xsi="http://www.w3.org/2001/XMLSchema-instance" xmlns:pc="http://schemas.microsoft.com/office/infopath/2007/PartnerControls">
-  <documentManagement>
-    <ReferenceId xmlns="acce5a58-e1bd-4126-8af8-2782a8fdd034" xsi:nil="true"/>
-  </documentManagement>
-</p:properties>
-</file>
-
-<file path=customXml/item2.xml><?xml version="1.0" encoding="utf-8"?>
-<?mso-contentType ?>
-<FormTemplates xmlns="http://schemas.microsoft.com/sharepoint/v3/contenttype/forms">
-  <Display>DocumentLibraryForm</Display>
-  <Edit>DocumentLibraryForm</Edit>
-  <New>DocumentLibraryForm</New>
-</FormTemplates>
-</file>
-
-<file path=customXml/item3.xml><?xml version="1.0" encoding="utf-8"?>
 <ct:contentTypeSchema xmlns:ct="http://schemas.microsoft.com/office/2006/metadata/contentType" xmlns:ma="http://schemas.microsoft.com/office/2006/metadata/properties/metaAttributes" ct:_="" ma:_="" ma:contentTypeName="Document" ma:contentTypeID="0x010100BB8E559A05B56343B1458A39F845B9E9" ma:contentTypeVersion="1" ma:contentTypeDescription="Create a new document." ma:contentTypeScope="" ma:versionID="2d59b65ad6a289736b2b284258fcb7a2">
   <xsd:schema xmlns:xsd="http://www.w3.org/2001/XMLSchema" xmlns:xs="http://www.w3.org/2001/XMLSchema" xmlns:p="http://schemas.microsoft.com/office/2006/metadata/properties" xmlns:ns2="acce5a58-e1bd-4126-8af8-2782a8fdd034" targetNamespace="http://schemas.microsoft.com/office/2006/metadata/properties" ma:root="true" ma:fieldsID="07af80c5a7edf2f407eeb97c64ea4991" ns2:_="">
     <xsd:import namespace="acce5a58-e1bd-4126-8af8-2782a8fdd034"/>
@@ -5980,25 +5900,24 @@
 </ct:contentTypeSchema>
 </file>
 
-<file path=customXml/itemProps1.xml><?xml version="1.0" encoding="utf-8"?>
-<ds:datastoreItem xmlns:ds="http://schemas.openxmlformats.org/officeDocument/2006/customXml" ds:itemID="{DD2DD809-A86A-49B8-8766-13111E539183}">
-  <ds:schemaRefs>
-    <ds:schemaRef ds:uri="http://schemas.microsoft.com/office/2006/metadata/properties"/>
-    <ds:schemaRef ds:uri="http://schemas.microsoft.com/office/infopath/2007/PartnerControls"/>
-    <ds:schemaRef ds:uri="acce5a58-e1bd-4126-8af8-2782a8fdd034"/>
-  </ds:schemaRefs>
-</ds:datastoreItem>
+<file path=customXml/item2.xml><?xml version="1.0" encoding="utf-8"?>
+<?mso-contentType ?>
+<FormTemplates xmlns="http://schemas.microsoft.com/sharepoint/v3/contenttype/forms">
+  <Display>DocumentLibraryForm</Display>
+  <Edit>DocumentLibraryForm</Edit>
+  <New>DocumentLibraryForm</New>
+</FormTemplates>
 </file>
 
-<file path=customXml/itemProps2.xml><?xml version="1.0" encoding="utf-8"?>
-<ds:datastoreItem xmlns:ds="http://schemas.openxmlformats.org/officeDocument/2006/customXml" ds:itemID="{CE1AA614-3BCC-4768-A66F-B6209178E7B7}">
-  <ds:schemaRefs>
-    <ds:schemaRef ds:uri="http://schemas.microsoft.com/sharepoint/v3/contenttype/forms"/>
-  </ds:schemaRefs>
-</ds:datastoreItem>
+<file path=customXml/item3.xml><?xml version="1.0" encoding="utf-8"?>
+<p:properties xmlns:p="http://schemas.microsoft.com/office/2006/metadata/properties" xmlns:xsi="http://www.w3.org/2001/XMLSchema-instance" xmlns:pc="http://schemas.microsoft.com/office/infopath/2007/PartnerControls">
+  <documentManagement>
+    <ReferenceId xmlns="acce5a58-e1bd-4126-8af8-2782a8fdd034" xsi:nil="true"/>
+  </documentManagement>
+</p:properties>
 </file>
 
-<file path=customXml/itemProps3.xml><?xml version="1.0" encoding="utf-8"?>
+<file path=customXml/itemProps1.xml><?xml version="1.0" encoding="utf-8"?>
 <ds:datastoreItem xmlns:ds="http://schemas.openxmlformats.org/officeDocument/2006/customXml" ds:itemID="{B9610128-39EB-4C55-8A56-FDB128FBBDC1}">
   <ds:schemaRefs>
     <ds:schemaRef ds:uri="http://schemas.microsoft.com/office/2006/metadata/contentType"/>
@@ -6014,4 +5933,22 @@
     <ds:schemaRef ds:uri="http://schemas.microsoft.com/internal/obd"/>
   </ds:schemaRefs>
 </ds:datastoreItem>
+</file>
+
+<file path=customXml/itemProps2.xml><?xml version="1.0" encoding="utf-8"?>
+<ds:datastoreItem xmlns:ds="http://schemas.openxmlformats.org/officeDocument/2006/customXml" ds:itemID="{CE1AA614-3BCC-4768-A66F-B6209178E7B7}">
+  <ds:schemaRefs>
+    <ds:schemaRef ds:uri="http://schemas.microsoft.com/sharepoint/v3/contenttype/forms"/>
+  </ds:schemaRefs>
+</ds:datastoreItem>
+</file>
+
+<file path=customXml/itemProps3.xml><?xml version="1.0" encoding="utf-8"?>
+<ds:datastoreItem xmlns:ds="http://schemas.openxmlformats.org/officeDocument/2006/customXml" ds:itemID="{DD2DD809-A86A-49B8-8766-13111E539183}">
+  <ds:schemaRefs>
+    <ds:schemaRef ds:uri="http://schemas.microsoft.com/office/2006/metadata/properties"/>
+    <ds:schemaRef ds:uri="http://schemas.microsoft.com/office/infopath/2007/PartnerControls"/>
+    <ds:schemaRef ds:uri="acce5a58-e1bd-4126-8af8-2782a8fdd034"/>
+  </ds:schemaRefs>
+</ds:datastoreItem>
 </file>
--- a/Trabajo 2_solucion.docx
+++ b/Trabajo 2_solucion.docx
@@ -1883,13 +1883,94 @@
     </w:p>
     <w:p>
       <w:pPr>
-        <w:pStyle w:val="Prrafodelista"/>
-        <w:rPr>
-          <w:rFonts w:ascii="Arial" w:hAnsi="Arial" w:cs="Arial"/>
-          <w:b/>
-          <w:bCs/>
-        </w:rPr>
-      </w:pPr>
+        <w:pStyle w:val="Normal"/>
+        <w:ind w:left="708"/>
+        <w:rPr>
+          <w:rFonts w:ascii="Arial" w:hAnsi="Arial" w:cs="Arial"/>
+          <w:b w:val="1"/>
+          <w:bCs w:val="1"/>
+        </w:rPr>
+      </w:pPr>
+      <w:r>
+        <w:rPr>
+          <w:rFonts w:ascii="Arial" w:hAnsi="Arial" w:cs="Arial"/>
+          <w:b w:val="1"/>
+          <w:bCs w:val="1"/>
+        </w:rPr>
+        <w:t>Patrón</w:t>
+      </w:r>
+      <w:r>
+        <w:rPr>
+          <w:rFonts w:ascii="Arial" w:hAnsi="Arial" w:cs="Arial"/>
+          <w:b w:val="1"/>
+          <w:bCs w:val="1"/>
+        </w:rPr>
+        <w:t xml:space="preserve"> </w:t>
+      </w:r>
+      <w:r>
+        <w:rPr>
+          <w:rFonts w:ascii="Arial" w:hAnsi="Arial" w:cs="Arial"/>
+          <w:b w:val="1"/>
+          <w:bCs w:val="1"/>
+        </w:rPr>
+        <w:t>Facade</w:t>
+      </w:r>
+      <w:r>
+        <w:rPr>
+          <w:rFonts w:ascii="Arial" w:hAnsi="Arial" w:cs="Arial"/>
+          <w:b w:val="1"/>
+          <w:bCs w:val="1"/>
+        </w:rPr>
+        <w:t>.</w:t>
+      </w:r>
+    </w:p>
+    <w:p>
+      <w:pPr>
+        <w:ind w:left="708"/>
+      </w:pPr>
+      <w:r>
+        <w:drawing>
+          <wp:inline wp14:editId="30D3E2D8" wp14:anchorId="457AF95D">
+            <wp:extent cx="5619752" cy="3733800"/>
+            <wp:effectExtent l="0" t="0" r="0" b="0"/>
+            <wp:docPr id="456058014" name="" title=""/>
+            <wp:cNvGraphicFramePr>
+              <a:graphicFrameLocks noChangeAspect="1"/>
+            </wp:cNvGraphicFramePr>
+            <a:graphic>
+              <a:graphicData uri="http://schemas.openxmlformats.org/drawingml/2006/picture">
+                <pic:pic>
+                  <pic:nvPicPr>
+                    <pic:cNvPr id="0" name=""/>
+                    <pic:cNvPicPr/>
+                  </pic:nvPicPr>
+                  <pic:blipFill>
+                    <a:blip r:embed="Rcfe2069eece64582">
+                      <a:extLst>
+                        <a:ext xmlns:a="http://schemas.openxmlformats.org/drawingml/2006/main" uri="{28A0092B-C50C-407E-A947-70E740481C1C}">
+                          <a14:useLocalDpi val="0"/>
+                        </a:ext>
+                      </a:extLst>
+                    </a:blip>
+                    <a:stretch>
+                      <a:fillRect/>
+                    </a:stretch>
+                  </pic:blipFill>
+                  <pic:spPr>
+                    <a:xfrm>
+                      <a:off x="0" y="0"/>
+                      <a:ext cx="5619752" cy="3733800"/>
+                    </a:xfrm>
+                    <a:prstGeom prst="rect">
+                      <a:avLst/>
+                    </a:prstGeom>
+                  </pic:spPr>
+                </pic:pic>
+              </a:graphicData>
+            </a:graphic>
+          </wp:inline>
+        </w:drawing>
+      </w:r>
     </w:p>
     <w:p>
       <w:pPr>

--- a/Trabajo 2_solucion.docx
+++ b/Trabajo 2_solucion.docx
@@ -1,6 +1,6 @@
 
 <file path=word/document.xml><?xml version="1.0" encoding="utf-8"?>
-<w:document xmlns:wpc="http://schemas.microsoft.com/office/word/2010/wordprocessingCanvas" xmlns:cx="http://schemas.microsoft.com/office/drawing/2014/chartex" xmlns:cx1="http://schemas.microsoft.com/office/drawing/2015/9/8/chartex" xmlns:cx2="http://schemas.microsoft.com/office/drawing/2015/10/21/chartex" xmlns:cx3="http://schemas.microsoft.com/office/drawing/2016/5/9/chartex" xmlns:cx4="http://schemas.microsoft.com/office/drawing/2016/5/10/chartex" xmlns:cx5="http://schemas.microsoft.com/office/drawing/2016/5/11/chartex" xmlns:cx6="http://schemas.microsoft.com/office/drawing/2016/5/12/chartex" xmlns:cx7="http://schemas.microsoft.com/office/drawing/2016/5/13/chartex" xmlns:cx8="http://schemas.microsoft.com/office/drawing/2016/5/14/chartex" xmlns:mc="http://schemas.openxmlformats.org/markup-compatibility/2006" xmlns:aink="http://schemas.microsoft.com/office/drawing/2016/ink" xmlns:am3d="http://schemas.microsoft.com/office/drawing/2017/model3d" xmlns:o="urn:schemas-microsoft-com:office:office" xmlns:oel="http://schemas.microsoft.com/office/2019/extlst" xmlns:r="http://schemas.openxmlformats.org/officeDocument/2006/relationships" xmlns:m="http://schemas.openxmlformats.org/officeDocument/2006/math" xmlns:v="urn:schemas-microsoft-com:vml" xmlns:wp14="http://schemas.microsoft.com/office/word/2010/wordprocessingDrawing" xmlns:wp="http://schemas.openxmlformats.org/drawingml/2006/wordprocessingDrawing" xmlns:w10="urn:schemas-microsoft-com:office:word" xmlns:w="http://schemas.openxmlformats.org/wordprocessingml/2006/main" xmlns:w14="http://schemas.microsoft.com/office/word/2010/wordml" xmlns:w15="http://schemas.microsoft.com/office/word/2012/wordml" xmlns:w16cex="http://schemas.microsoft.com/office/word/2018/wordml/cex" xmlns:w16cid="http://schemas.microsoft.com/office/word/2016/wordml/cid" xmlns:w16="http://schemas.microsoft.com/office/word/2018/wordml" xmlns:w16du="http://schemas.microsoft.com/office/word/2023/wordml/word16du" xmlns:w16sdtdh="http://schemas.microsoft.com/office/word/2020/wordml/sdtdatahash" xmlns:w16sdtfl="http://schemas.microsoft.com/office/word/2024/wordml/sdtformatlock" xmlns:w16se="http://schemas.microsoft.com/office/word/2015/wordml/symex" xmlns:wpg="http://schemas.microsoft.com/office/word/2010/wordprocessingGroup" xmlns:wpi="http://schemas.microsoft.com/office/word/2010/wordprocessingInk" xmlns:wne="http://schemas.microsoft.com/office/word/2006/wordml" xmlns:wps="http://schemas.microsoft.com/office/word/2010/wordprocessingShape" xmlns:a="http://schemas.openxmlformats.org/drawingml/2006/main" xmlns:pic="http://schemas.openxmlformats.org/drawingml/2006/picture" xmlns:a14="http://schemas.microsoft.com/office/drawing/2010/main" mc:Ignorable="w14 w15 w16se w16cid w16 w16cex w16sdtdh w16sdtfl w16du wp14">
+<w:document xmlns:wpc="http://schemas.microsoft.com/office/word/2010/wordprocessingCanvas" xmlns:cx="http://schemas.microsoft.com/office/drawing/2014/chartex" xmlns:cx1="http://schemas.microsoft.com/office/drawing/2015/9/8/chartex" xmlns:cx2="http://schemas.microsoft.com/office/drawing/2015/10/21/chartex" xmlns:cx3="http://schemas.microsoft.com/office/drawing/2016/5/9/chartex" xmlns:cx4="http://schemas.microsoft.com/office/drawing/2016/5/10/chartex" xmlns:cx5="http://schemas.microsoft.com/office/drawing/2016/5/11/chartex" xmlns:cx6="http://schemas.microsoft.com/office/drawing/2016/5/12/chartex" xmlns:cx7="http://schemas.microsoft.com/office/drawing/2016/5/13/chartex" xmlns:cx8="http://schemas.microsoft.com/office/drawing/2016/5/14/chartex" xmlns:mc="http://schemas.openxmlformats.org/markup-compatibility/2006" xmlns:aink="http://schemas.microsoft.com/office/drawing/2016/ink" xmlns:am3d="http://schemas.microsoft.com/office/drawing/2017/model3d" xmlns:o="urn:schemas-microsoft-com:office:office" xmlns:oel="http://schemas.microsoft.com/office/2019/extlst" xmlns:r="http://schemas.openxmlformats.org/officeDocument/2006/relationships" xmlns:m="http://schemas.openxmlformats.org/officeDocument/2006/math" xmlns:v="urn:schemas-microsoft-com:vml" xmlns:wp14="http://schemas.microsoft.com/office/word/2010/wordprocessingDrawing" xmlns:wp="http://schemas.openxmlformats.org/drawingml/2006/wordprocessingDrawing" xmlns:w10="urn:schemas-microsoft-com:office:word" xmlns:w="http://schemas.openxmlformats.org/wordprocessingml/2006/main" xmlns:w14="http://schemas.microsoft.com/office/word/2010/wordml" xmlns:w15="http://schemas.microsoft.com/office/word/2012/wordml" xmlns:w16cex="http://schemas.microsoft.com/office/word/2018/wordml/cex" xmlns:w16cid="http://schemas.microsoft.com/office/word/2016/wordml/cid" xmlns:w16="http://schemas.microsoft.com/office/word/2018/wordml" xmlns:w16du="http://schemas.microsoft.com/office/word/2023/wordml/word16du" xmlns:w16sdtdh="http://schemas.microsoft.com/office/word/2020/wordml/sdtdatahash" xmlns:w16sdtfl="http://schemas.microsoft.com/office/word/2024/wordml/sdtformatlock" xmlns:w16se="http://schemas.microsoft.com/office/word/2015/wordml/symex" xmlns:wpg="http://schemas.microsoft.com/office/word/2010/wordprocessingGroup" xmlns:wpi="http://schemas.microsoft.com/office/word/2010/wordprocessingInk" xmlns:wne="http://schemas.microsoft.com/office/word/2006/wordml" xmlns:wps="http://schemas.microsoft.com/office/word/2010/wordprocessingShape" mc:Ignorable="w14 w15 w16se w16cid w16 w16cex w16sdtdh w16sdtfl w16du wp14">
   <w:body>
     <w:p>
       <w:pPr>
@@ -489,31 +489,6 @@
         </w:rPr>
         <w:t xml:space="preserve"> Definición del problema que se desean abordar (33%) </w:t>
       </w:r>
-    </w:p>
-    <w:p>
-      <w:pPr>
-        <w:pStyle w:val="Prrafodelista"/>
-        <w:numPr>
-          <w:ilvl w:val="0"/>
-          <w:numId w:val="7"/>
-        </w:numPr>
-        <w:rPr>
-          <w:rFonts w:ascii="Arial" w:hAnsi="Arial" w:cs="Arial"/>
-        </w:rPr>
-      </w:pPr>
-      <w:r>
-        <w:rPr>
-          <w:rFonts w:ascii="Arial" w:hAnsi="Arial" w:cs="Arial"/>
-        </w:rPr>
-        <w:t>Definir tres problemas donde se puedan implementar patrones estructurales distintos, justificando porqué la aplicación del patrón da solución al problema planteado. Los problemas pueden estar relacionados o ser independientes entre sí, la temática es libre.</w:t>
-      </w:r>
-    </w:p>
-    <w:p>
-      <w:pPr>
-        <w:rPr>
-          <w:rFonts w:ascii="Arial" w:hAnsi="Arial" w:cs="Arial"/>
-        </w:rPr>
-      </w:pPr>
     </w:p>
     <w:p>
       <w:pPr>
@@ -524,147 +499,62 @@
         </w:numPr>
         <w:rPr>
           <w:rFonts w:ascii="Arial" w:hAnsi="Arial" w:cs="Arial"/>
-          <w:b/>
-          <w:bCs/>
-        </w:rPr>
-      </w:pPr>
-      <w:r>
-        <w:rPr>
-          <w:rFonts w:ascii="Arial" w:hAnsi="Arial" w:cs="Arial"/>
-          <w:b/>
-          <w:bCs/>
-        </w:rPr>
-        <w:t>Patrón Bridge:</w:t>
-      </w:r>
-    </w:p>
-    <w:p>
-      <w:pPr>
-        <w:rPr>
-          <w:rFonts w:ascii="Arial" w:hAnsi="Arial" w:cs="Arial"/>
-          <w:lang w:val="es-ES"/>
-        </w:rPr>
-      </w:pPr>
-      <w:r>
-        <w:rPr>
-          <w:rFonts w:ascii="Arial" w:hAnsi="Arial" w:cs="Arial"/>
-          <w:lang w:val="es-ES"/>
-        </w:rPr>
-        <w:t>Imagina que estás desarrollando un sistema de notificaciones para una aplicación que debe enviar alertas a través de diferentes canales:</w:t>
-      </w:r>
+        </w:rPr>
+      </w:pPr>
+      <w:r>
+        <w:rPr>
+          <w:rFonts w:ascii="Arial" w:hAnsi="Arial" w:cs="Arial"/>
+        </w:rPr>
+        <w:t>Definir tres problemas donde se puedan implementar patrones estructurales distintos, justificando porqué la aplicación del patrón da solución al problema planteado. Los problemas pueden estar relacionados o ser independientes entre sí, la temática es libre.</w:t>
+      </w:r>
+    </w:p>
+    <w:p>
+      <w:pPr>
+        <w:rPr>
+          <w:rFonts w:ascii="Arial" w:hAnsi="Arial" w:cs="Arial"/>
+        </w:rPr>
+      </w:pPr>
     </w:p>
     <w:p>
       <w:pPr>
         <w:pStyle w:val="Prrafodelista"/>
         <w:numPr>
           <w:ilvl w:val="0"/>
-          <w:numId w:val="14"/>
+          <w:numId w:val="9"/>
         </w:numPr>
         <w:rPr>
           <w:rFonts w:ascii="Arial" w:hAnsi="Arial" w:cs="Arial"/>
-          <w:lang w:val="es-ES"/>
-        </w:rPr>
-      </w:pPr>
-      <w:r>
-        <w:rPr>
-          <w:rFonts w:ascii="Arial" w:hAnsi="Arial" w:cs="Arial"/>
-          <w:lang w:val="es-ES"/>
-        </w:rPr>
-        <w:t>Email</w:t>
+          <w:b/>
+          <w:bCs/>
+        </w:rPr>
+      </w:pPr>
+      <w:r>
+        <w:rPr>
+          <w:rFonts w:ascii="Arial" w:hAnsi="Arial" w:cs="Arial"/>
+          <w:b/>
+          <w:bCs/>
+        </w:rPr>
+        <w:t>Patrón Bridge:</w:t>
+      </w:r>
+    </w:p>
+    <w:p>
+      <w:pPr>
+        <w:rPr>
+          <w:rFonts w:ascii="Arial" w:hAnsi="Arial" w:cs="Arial"/>
+          <w:lang w:val="es-ES"/>
+        </w:rPr>
+      </w:pPr>
+      <w:r>
+        <w:rPr>
+          <w:rFonts w:ascii="Arial" w:hAnsi="Arial" w:cs="Arial"/>
+          <w:lang w:val="es-ES"/>
+        </w:rPr>
+        <w:t>Imagina que estás desarrollando un sistema de notificaciones para una aplicación que debe enviar alertas a través de diferentes canales:</w:t>
       </w:r>
     </w:p>
     <w:p>
       <w:pPr>
         <w:pStyle w:val="Prrafodelista"/>
-        <w:numPr>
-          <w:ilvl w:val="0"/>
-          <w:numId w:val="14"/>
-        </w:numPr>
-        <w:rPr>
-          <w:rFonts w:ascii="Arial" w:hAnsi="Arial" w:cs="Arial"/>
-          <w:lang w:val="es-ES"/>
-        </w:rPr>
-      </w:pPr>
-      <w:r>
-        <w:rPr>
-          <w:rFonts w:ascii="Arial" w:hAnsi="Arial" w:cs="Arial"/>
-          <w:lang w:val="es-ES"/>
-        </w:rPr>
-        <w:t>SMS</w:t>
-      </w:r>
-    </w:p>
-    <w:p>
-      <w:pPr>
-        <w:pStyle w:val="Prrafodelista"/>
-        <w:numPr>
-          <w:ilvl w:val="0"/>
-          <w:numId w:val="14"/>
-        </w:numPr>
-        <w:rPr>
-          <w:rFonts w:ascii="Arial" w:hAnsi="Arial" w:cs="Arial"/>
-          <w:lang w:val="es-ES"/>
-        </w:rPr>
-      </w:pPr>
-      <w:r>
-        <w:rPr>
-          <w:rFonts w:ascii="Arial" w:hAnsi="Arial" w:cs="Arial"/>
-          <w:lang w:val="es-ES"/>
-        </w:rPr>
-        <w:t>Notificaciones push</w:t>
-      </w:r>
-    </w:p>
-    <w:p>
-      <w:pPr>
-        <w:pStyle w:val="Prrafodelista"/>
-        <w:numPr>
-          <w:ilvl w:val="0"/>
-          <w:numId w:val="14"/>
-        </w:numPr>
-        <w:rPr>
-          <w:rFonts w:ascii="Arial" w:hAnsi="Arial" w:cs="Arial"/>
-          <w:lang w:val="es-ES"/>
-        </w:rPr>
-      </w:pPr>
-      <w:r>
-        <w:rPr>
-          <w:rFonts w:ascii="Arial" w:hAnsi="Arial" w:cs="Arial"/>
-          <w:lang w:val="es-ES"/>
-        </w:rPr>
-        <w:t>Mensajes en Slack</w:t>
-      </w:r>
-    </w:p>
-    <w:p>
-      <w:pPr>
-        <w:pStyle w:val="Prrafodelista"/>
-        <w:rPr>
-          <w:rFonts w:ascii="Arial" w:hAnsi="Arial" w:cs="Arial"/>
-          <w:lang w:val="es-ES"/>
-        </w:rPr>
-      </w:pPr>
-    </w:p>
-    <w:p>
-      <w:pPr>
-        <w:rPr>
-          <w:rFonts w:ascii="Arial" w:hAnsi="Arial" w:cs="Arial"/>
-          <w:lang w:val="es-ES"/>
-        </w:rPr>
-      </w:pPr>
-      <w:r>
-        <w:rPr>
-          <w:rFonts w:ascii="Arial" w:hAnsi="Arial" w:cs="Arial"/>
-          <w:lang w:val="es-ES"/>
-        </w:rPr>
-        <w:t>A</w:t>
-      </w:r>
-      <w:r>
-        <w:rPr>
-          <w:rFonts w:ascii="Arial" w:hAnsi="Arial" w:cs="Arial"/>
-          <w:lang w:val="es-ES"/>
-        </w:rPr>
-        <w:t>demás, tienes diferentes tipos de notificaciones:</w:t>
-      </w:r>
-    </w:p>
-    <w:p>
-      <w:pPr>
         <w:numPr>
           <w:ilvl w:val="0"/>
           <w:numId w:val="15"/>
@@ -679,11 +569,12 @@
           <w:rFonts w:ascii="Arial" w:hAnsi="Arial" w:cs="Arial"/>
           <w:lang w:val="es-ES"/>
         </w:rPr>
-        <w:t>Alertas de emergencia</w:t>
-      </w:r>
-    </w:p>
-    <w:p>
-      <w:pPr>
+        <w:t>Email</w:t>
+      </w:r>
+    </w:p>
+    <w:p>
+      <w:pPr>
+        <w:pStyle w:val="Prrafodelista"/>
         <w:numPr>
           <w:ilvl w:val="0"/>
           <w:numId w:val="15"/>
@@ -698,11 +589,12 @@
           <w:rFonts w:ascii="Arial" w:hAnsi="Arial" w:cs="Arial"/>
           <w:lang w:val="es-ES"/>
         </w:rPr>
-        <w:t>Notificaciones informativas</w:t>
-      </w:r>
-    </w:p>
-    <w:p>
-      <w:pPr>
+        <w:t>SMS</w:t>
+      </w:r>
+    </w:p>
+    <w:p>
+      <w:pPr>
+        <w:pStyle w:val="Prrafodelista"/>
         <w:numPr>
           <w:ilvl w:val="0"/>
           <w:numId w:val="15"/>
@@ -717,70 +609,80 @@
           <w:rFonts w:ascii="Arial" w:hAnsi="Arial" w:cs="Arial"/>
           <w:lang w:val="es-ES"/>
         </w:rPr>
-        <w:t>Recordatorios</w:t>
-      </w:r>
-    </w:p>
-    <w:p>
-      <w:pPr>
-        <w:rPr>
-          <w:rFonts w:ascii="Arial" w:hAnsi="Arial" w:cs="Arial"/>
-          <w:lang w:val="es-ES"/>
-        </w:rPr>
-      </w:pPr>
-      <w:r>
-        <w:rPr>
-          <w:rFonts w:ascii="Arial" w:hAnsi="Arial" w:cs="Arial"/>
-          <w:lang w:val="es-ES"/>
-        </w:rPr>
-        <w:t>Con el patrón Bridge, puedes separar los tipos de notificaciones (abstracción) de los métodos de envío (implementación), permitiendo que ambos evolucionen independientemente.</w:t>
-      </w:r>
-    </w:p>
-    <w:p>
-      <w:pPr>
-        <w:rPr>
-          <w:rFonts w:ascii="Arial" w:hAnsi="Arial" w:cs="Arial"/>
-          <w:lang w:val="es-ES"/>
-        </w:rPr>
-      </w:pPr>
-      <w:r>
-        <w:rPr>
-          <w:rFonts w:ascii="Arial" w:hAnsi="Arial" w:cs="Arial"/>
-          <w:lang w:val="es-ES"/>
-        </w:rPr>
-        <w:t xml:space="preserve">Sin el patrón Bridge, </w:t>
-      </w:r>
-      <w:r>
-        <w:rPr>
-          <w:rFonts w:ascii="Arial" w:hAnsi="Arial" w:cs="Arial"/>
-          <w:lang w:val="es-ES"/>
-        </w:rPr>
-        <w:t xml:space="preserve">se terminará </w:t>
-      </w:r>
-      <w:r>
-        <w:rPr>
-          <w:rFonts w:ascii="Arial" w:hAnsi="Arial" w:cs="Arial"/>
-          <w:lang w:val="es-ES"/>
-        </w:rPr>
-        <w:t xml:space="preserve">con combinaciones </w:t>
-      </w:r>
-      <w:r>
-        <w:rPr>
-          <w:rFonts w:ascii="Arial" w:hAnsi="Arial" w:cs="Arial"/>
-          <w:lang w:val="es-ES"/>
-        </w:rPr>
-        <w:t xml:space="preserve">que crecen exponencialmente </w:t>
-      </w:r>
-      <w:r>
-        <w:rPr>
-          <w:rFonts w:ascii="Arial" w:hAnsi="Arial" w:cs="Arial"/>
-          <w:lang w:val="es-ES"/>
-        </w:rPr>
-        <w:t>como:</w:t>
-      </w:r>
+        <w:t xml:space="preserve">Notificaciones </w:t>
+      </w:r>
+      <w:proofErr w:type="spellStart"/>
+      <w:r>
+        <w:rPr>
+          <w:rFonts w:ascii="Arial" w:hAnsi="Arial" w:cs="Arial"/>
+          <w:lang w:val="es-ES"/>
+        </w:rPr>
+        <w:t>push</w:t>
+      </w:r>
+      <w:proofErr w:type="spellEnd"/>
     </w:p>
     <w:p>
       <w:pPr>
         <w:pStyle w:val="Prrafodelista"/>
+        <w:numPr>
+          <w:ilvl w:val="0"/>
+          <w:numId w:val="15"/>
+        </w:numPr>
+        <w:rPr>
+          <w:rFonts w:ascii="Arial" w:hAnsi="Arial" w:cs="Arial"/>
+          <w:lang w:val="es-ES"/>
+        </w:rPr>
+      </w:pPr>
+      <w:r>
+        <w:rPr>
+          <w:rFonts w:ascii="Arial" w:hAnsi="Arial" w:cs="Arial"/>
+          <w:lang w:val="es-ES"/>
+        </w:rPr>
+        <w:t xml:space="preserve">Mensajes en </w:t>
+      </w:r>
+      <w:proofErr w:type="spellStart"/>
+      <w:r>
+        <w:rPr>
+          <w:rFonts w:ascii="Arial" w:hAnsi="Arial" w:cs="Arial"/>
+          <w:lang w:val="es-ES"/>
+        </w:rPr>
+        <w:t>Slack</w:t>
+      </w:r>
+      <w:proofErr w:type="spellEnd"/>
+    </w:p>
+    <w:p>
+      <w:pPr>
+        <w:pStyle w:val="Prrafodelista"/>
+        <w:rPr>
+          <w:rFonts w:ascii="Arial" w:hAnsi="Arial" w:cs="Arial"/>
+          <w:lang w:val="es-ES"/>
+        </w:rPr>
+      </w:pPr>
+    </w:p>
+    <w:p>
+      <w:pPr>
+        <w:rPr>
+          <w:rFonts w:ascii="Arial" w:hAnsi="Arial" w:cs="Arial"/>
+          <w:lang w:val="es-ES"/>
+        </w:rPr>
+      </w:pPr>
+      <w:r>
+        <w:rPr>
+          <w:rFonts w:ascii="Arial" w:hAnsi="Arial" w:cs="Arial"/>
+          <w:lang w:val="es-ES"/>
+        </w:rPr>
+        <w:t>A</w:t>
+      </w:r>
+      <w:r>
+        <w:rPr>
+          <w:rFonts w:ascii="Arial" w:hAnsi="Arial" w:cs="Arial"/>
+          <w:lang w:val="es-ES"/>
+        </w:rPr>
+        <w:t>demás, tienes diferentes tipos de notificaciones:</w:t>
+      </w:r>
+    </w:p>
+    <w:p>
+      <w:pPr>
         <w:numPr>
           <w:ilvl w:val="0"/>
           <w:numId w:val="16"/>
@@ -795,20 +697,11 @@
           <w:rFonts w:ascii="Arial" w:hAnsi="Arial" w:cs="Arial"/>
           <w:lang w:val="es-ES"/>
         </w:rPr>
-        <w:t>AlertaEmergenciaEmail</w:t>
-      </w:r>
-    </w:p>
-    <w:p>
-      <w:pPr>
-        <w:rPr>
-          <w:rFonts w:ascii="Arial" w:hAnsi="Arial" w:cs="Arial"/>
-          <w:lang w:val="es-ES"/>
-        </w:rPr>
-      </w:pPr>
-    </w:p>
-    <w:p>
-      <w:pPr>
-        <w:pStyle w:val="Prrafodelista"/>
+        <w:t>Alertas de emergencia</w:t>
+      </w:r>
+    </w:p>
+    <w:p>
+      <w:pPr>
         <w:numPr>
           <w:ilvl w:val="0"/>
           <w:numId w:val="16"/>
@@ -823,20 +716,11 @@
           <w:rFonts w:ascii="Arial" w:hAnsi="Arial" w:cs="Arial"/>
           <w:lang w:val="es-ES"/>
         </w:rPr>
-        <w:t>AlertaEmergenciaSMS</w:t>
-      </w:r>
-    </w:p>
-    <w:p>
-      <w:pPr>
-        <w:rPr>
-          <w:rFonts w:ascii="Arial" w:hAnsi="Arial" w:cs="Arial"/>
-          <w:lang w:val="es-ES"/>
-        </w:rPr>
-      </w:pPr>
-    </w:p>
-    <w:p>
-      <w:pPr>
-        <w:pStyle w:val="Prrafodelista"/>
+        <w:t>Notificaciones informativas</w:t>
+      </w:r>
+    </w:p>
+    <w:p>
+      <w:pPr>
         <w:numPr>
           <w:ilvl w:val="0"/>
           <w:numId w:val="16"/>
@@ -851,663 +735,66 @@
           <w:rFonts w:ascii="Arial" w:hAnsi="Arial" w:cs="Arial"/>
           <w:lang w:val="es-ES"/>
         </w:rPr>
-        <w:t>AlertaEmergenciaPush</w:t>
-      </w:r>
-    </w:p>
-    <w:p>
-      <w:pPr>
-        <w:rPr>
-          <w:rFonts w:ascii="Arial" w:hAnsi="Arial" w:cs="Arial"/>
-          <w:lang w:val="es-ES"/>
-        </w:rPr>
-      </w:pPr>
-    </w:p>
-    <w:p>
-      <w:pPr>
-        <w:pStyle w:val="Prrafodelista"/>
-        <w:numPr>
-          <w:ilvl w:val="0"/>
-          <w:numId w:val="16"/>
-        </w:numPr>
-        <w:rPr>
-          <w:rFonts w:ascii="Arial" w:hAnsi="Arial" w:cs="Arial"/>
-          <w:lang w:val="es-ES"/>
-        </w:rPr>
-      </w:pPr>
-      <w:r>
-        <w:rPr>
-          <w:rFonts w:ascii="Arial" w:hAnsi="Arial" w:cs="Arial"/>
-          <w:lang w:val="es-ES"/>
-        </w:rPr>
-        <w:t>AlertaEmergenciaSlack</w:t>
-      </w:r>
-    </w:p>
-    <w:p>
-      <w:pPr>
-        <w:rPr>
-          <w:rFonts w:ascii="Arial" w:hAnsi="Arial" w:cs="Arial"/>
-          <w:lang w:val="es-ES"/>
-        </w:rPr>
-      </w:pPr>
-    </w:p>
-    <w:p>
-      <w:pPr>
-        <w:pStyle w:val="Prrafodelista"/>
-        <w:numPr>
-          <w:ilvl w:val="0"/>
-          <w:numId w:val="16"/>
-        </w:numPr>
-        <w:rPr>
-          <w:rFonts w:ascii="Arial" w:hAnsi="Arial" w:cs="Arial"/>
-          <w:lang w:val="es-ES"/>
-        </w:rPr>
-      </w:pPr>
-      <w:r>
-        <w:rPr>
-          <w:rFonts w:ascii="Arial" w:hAnsi="Arial" w:cs="Arial"/>
-          <w:lang w:val="es-ES"/>
-        </w:rPr>
-        <w:t>NotificacionInformativaEmail</w:t>
-      </w:r>
-    </w:p>
-    <w:p>
-      <w:pPr>
-        <w:rPr>
-          <w:rFonts w:ascii="Arial" w:hAnsi="Arial" w:cs="Arial"/>
-          <w:lang w:val="es-ES"/>
-        </w:rPr>
-      </w:pPr>
-    </w:p>
-    <w:p>
-      <w:pPr>
-        <w:pStyle w:val="Prrafodelista"/>
-        <w:numPr>
-          <w:ilvl w:val="0"/>
-          <w:numId w:val="16"/>
-        </w:numPr>
-        <w:rPr>
-          <w:rFonts w:ascii="Arial" w:hAnsi="Arial" w:cs="Arial"/>
-          <w:lang w:val="es-ES"/>
-        </w:rPr>
-      </w:pPr>
-      <w:r>
-        <w:rPr>
-          <w:rFonts w:ascii="Arial" w:hAnsi="Arial" w:cs="Arial"/>
-          <w:lang w:val="es-ES"/>
-        </w:rPr>
-        <w:t>NotificacionInformativaSMS</w:t>
-      </w:r>
-    </w:p>
-    <w:p>
-      <w:pPr>
-        <w:rPr>
-          <w:rFonts w:ascii="Arial" w:hAnsi="Arial" w:cs="Arial"/>
-          <w:lang w:val="es-ES"/>
-        </w:rPr>
-      </w:pPr>
-    </w:p>
-    <w:p>
-      <w:pPr>
-        <w:pStyle w:val="Prrafodelista"/>
-        <w:numPr>
-          <w:ilvl w:val="0"/>
-          <w:numId w:val="16"/>
-        </w:numPr>
-        <w:rPr>
-          <w:rFonts w:ascii="Arial" w:hAnsi="Arial" w:cs="Arial"/>
-          <w:lang w:val="es-ES"/>
-        </w:rPr>
-      </w:pPr>
-      <w:r>
-        <w:rPr>
-          <w:rFonts w:ascii="Arial" w:hAnsi="Arial" w:cs="Arial"/>
-          <w:lang w:val="es-ES"/>
-        </w:rPr>
-        <w:t>NotificacionInformativaPush</w:t>
-      </w:r>
-    </w:p>
-    <w:p>
-      <w:pPr>
-        <w:rPr>
-          <w:rFonts w:ascii="Arial" w:hAnsi="Arial" w:cs="Arial"/>
-          <w:lang w:val="es-ES"/>
-        </w:rPr>
-      </w:pPr>
-    </w:p>
-    <w:p>
-      <w:pPr>
-        <w:pStyle w:val="Prrafodelista"/>
-        <w:numPr>
-          <w:ilvl w:val="0"/>
-          <w:numId w:val="16"/>
-        </w:numPr>
-        <w:rPr>
-          <w:rFonts w:ascii="Arial" w:hAnsi="Arial" w:cs="Arial"/>
-          <w:lang w:val="es-ES"/>
-        </w:rPr>
-      </w:pPr>
-      <w:r>
-        <w:rPr>
-          <w:rFonts w:ascii="Arial" w:hAnsi="Arial" w:cs="Arial"/>
-          <w:lang w:val="es-ES"/>
-        </w:rPr>
-        <w:t>NotificacionInformativaSlack</w:t>
-      </w:r>
-    </w:p>
-    <w:p>
-      <w:pPr>
-        <w:rPr>
-          <w:rFonts w:ascii="Arial" w:hAnsi="Arial" w:cs="Arial"/>
-          <w:lang w:val="es-ES"/>
-        </w:rPr>
-      </w:pPr>
-    </w:p>
-    <w:p>
-      <w:pPr>
-        <w:pStyle w:val="Prrafodelista"/>
-        <w:numPr>
-          <w:ilvl w:val="0"/>
-          <w:numId w:val="16"/>
-        </w:numPr>
-        <w:rPr>
-          <w:rFonts w:ascii="Arial" w:hAnsi="Arial" w:cs="Arial"/>
-          <w:lang w:val="es-ES"/>
-        </w:rPr>
-      </w:pPr>
-      <w:r>
-        <w:rPr>
-          <w:rFonts w:ascii="Arial" w:hAnsi="Arial" w:cs="Arial"/>
-          <w:lang w:val="es-ES"/>
-        </w:rPr>
-        <w:t>RecordatorioEmail</w:t>
-      </w:r>
-    </w:p>
-    <w:p>
-      <w:pPr>
-        <w:rPr>
-          <w:rFonts w:ascii="Arial" w:hAnsi="Arial" w:cs="Arial"/>
-          <w:lang w:val="es-ES"/>
-        </w:rPr>
-      </w:pPr>
-    </w:p>
-    <w:p>
-      <w:pPr>
-        <w:pStyle w:val="Prrafodelista"/>
-        <w:numPr>
-          <w:ilvl w:val="0"/>
-          <w:numId w:val="16"/>
-        </w:numPr>
-        <w:rPr>
-          <w:rFonts w:ascii="Arial" w:hAnsi="Arial" w:cs="Arial"/>
-          <w:lang w:val="es-ES"/>
-        </w:rPr>
-      </w:pPr>
-      <w:r>
-        <w:rPr>
-          <w:rFonts w:ascii="Arial" w:hAnsi="Arial" w:cs="Arial"/>
-          <w:lang w:val="es-ES"/>
-        </w:rPr>
-        <w:t>RecordatorioSMS</w:t>
-      </w:r>
-    </w:p>
-    <w:p>
-      <w:pPr>
-        <w:rPr>
-          <w:rFonts w:ascii="Arial" w:hAnsi="Arial" w:cs="Arial"/>
-          <w:lang w:val="es-ES"/>
-        </w:rPr>
-      </w:pPr>
-    </w:p>
-    <w:p>
-      <w:pPr>
-        <w:pStyle w:val="Prrafodelista"/>
-        <w:numPr>
-          <w:ilvl w:val="0"/>
-          <w:numId w:val="16"/>
-        </w:numPr>
-        <w:rPr>
-          <w:rFonts w:ascii="Arial" w:hAnsi="Arial" w:cs="Arial"/>
-          <w:lang w:val="es-ES"/>
-        </w:rPr>
-      </w:pPr>
-      <w:r>
-        <w:rPr>
-          <w:rFonts w:ascii="Arial" w:hAnsi="Arial" w:cs="Arial"/>
-          <w:lang w:val="es-ES"/>
-        </w:rPr>
-        <w:t>RecordatorioPush</w:t>
-      </w:r>
-    </w:p>
-    <w:p>
-      <w:pPr>
-        <w:rPr>
-          <w:rFonts w:ascii="Arial" w:hAnsi="Arial" w:cs="Arial"/>
-          <w:lang w:val="es-ES"/>
-        </w:rPr>
-      </w:pPr>
-    </w:p>
-    <w:p>
-      <w:pPr>
-        <w:pStyle w:val="Prrafodelista"/>
-        <w:numPr>
-          <w:ilvl w:val="0"/>
-          <w:numId w:val="16"/>
-        </w:numPr>
-        <w:rPr>
-          <w:rFonts w:ascii="Arial" w:hAnsi="Arial" w:cs="Arial"/>
-          <w:lang w:val="es-ES"/>
-        </w:rPr>
-      </w:pPr>
-      <w:r>
-        <w:rPr>
-          <w:rFonts w:ascii="Arial" w:hAnsi="Arial" w:cs="Arial"/>
-          <w:lang w:val="es-ES"/>
-        </w:rPr>
-        <w:t>RecordatorioSlack</w:t>
-      </w:r>
-    </w:p>
-    <w:p>
-      <w:pPr>
-        <w:pStyle w:val="Prrafodelista"/>
-        <w:rPr>
-          <w:rFonts w:ascii="Arial" w:hAnsi="Arial" w:cs="Arial"/>
-          <w:lang w:val="es-ES"/>
-        </w:rPr>
-      </w:pPr>
-    </w:p>
-    <w:p>
-      <w:pPr>
-        <w:rPr>
-          <w:rFonts w:ascii="Arial" w:hAnsi="Arial" w:cs="Arial"/>
-          <w:lang w:val="es-ES"/>
-        </w:rPr>
-      </w:pPr>
-      <w:r>
-        <w:rPr>
-          <w:rFonts w:ascii="Arial" w:hAnsi="Arial" w:cs="Arial"/>
-          <w:lang w:val="es-ES"/>
-        </w:rPr>
-        <w:t xml:space="preserve">Esto genera una </w:t>
-      </w:r>
-      <w:r>
-        <w:rPr>
-          <w:rFonts w:ascii="Arial" w:hAnsi="Arial" w:cs="Arial"/>
-          <w:b/>
-          <w:bCs/>
-          <w:lang w:val="es-ES"/>
-        </w:rPr>
-        <w:t>explosión de clases</w:t>
-      </w:r>
-      <w:r>
-        <w:rPr>
-          <w:rFonts w:ascii="Arial" w:hAnsi="Arial" w:cs="Arial"/>
-          <w:lang w:val="es-ES"/>
-        </w:rPr>
-        <w:t>, ya que por cada nuevo tipo de notificación o nuevo canal de envío se deben crear múltiples combinaciones. Esto no solo incrementa el mantenimiento del código, sino que también lo hace rígido ante cambios.</w:t>
-      </w:r>
-    </w:p>
-    <w:p>
-      <w:pPr>
-        <w:rPr>
-          <w:rFonts w:ascii="Arial" w:hAnsi="Arial" w:cs="Arial"/>
-          <w:lang w:val="es-ES"/>
-        </w:rPr>
-      </w:pPr>
-    </w:p>
-    <w:p>
-      <w:pPr>
-        <w:rPr>
-          <w:rFonts w:ascii="Arial" w:hAnsi="Arial" w:cs="Arial"/>
-          <w:lang w:val="es-ES"/>
-        </w:rPr>
-      </w:pPr>
-      <w:r>
-        <w:rPr>
-          <w:rFonts w:ascii="Arial" w:hAnsi="Arial" w:cs="Arial"/>
-          <w:lang w:val="es-ES"/>
-        </w:rPr>
-        <w:t>Usando el patrón bridge:</w:t>
-      </w:r>
-    </w:p>
-    <w:p>
-      <w:pPr>
-        <w:rPr>
-          <w:rFonts w:ascii="Arial" w:hAnsi="Arial" w:cs="Arial"/>
-          <w:lang w:val="es-ES"/>
-        </w:rPr>
-      </w:pPr>
-      <w:r>
-        <w:rPr>
-          <w:rFonts w:ascii="Arial" w:hAnsi="Arial" w:cs="Arial"/>
-          <w:lang w:val="es-ES"/>
-        </w:rPr>
-        <w:t>• La abstracción sería el tipo de notificación, que representa el concepto general de una notificación (por ejemplo, AlertaEmergencia, NotificacionInformativa, Recordatorio). La abstracción se encarga de definir el comportamiento general de las notificaciones y delega en la implementación (el canal de envío) los detalles específicos de cómo se realiza el envío.</w:t>
-      </w:r>
-    </w:p>
-    <w:p>
-      <w:pPr>
-        <w:rPr>
-          <w:rFonts w:ascii="Arial" w:hAnsi="Arial" w:cs="Arial"/>
-          <w:lang w:val="es-ES"/>
-        </w:rPr>
-      </w:pPr>
-    </w:p>
-    <w:p>
-      <w:pPr>
-        <w:rPr>
-          <w:rFonts w:ascii="Arial" w:hAnsi="Arial" w:cs="Arial"/>
-          <w:lang w:val="es-ES"/>
-        </w:rPr>
-      </w:pPr>
-      <w:r>
-        <w:rPr>
-          <w:rFonts w:ascii="Arial" w:hAnsi="Arial" w:cs="Arial"/>
-          <w:lang w:val="es-ES"/>
-        </w:rPr>
-        <w:t>• La implementación sería el canal de envío, que define cómo se lleva a cabo el proceso de envío de la notificación (por ejemplo, EnvioEmail, EnvioSMS, EnvioPush, EnvioSlack). La implementación se encarga de proporcionar los detalles sobre cómo se realiza la tarea de envío, pero no tiene conocimiento de los tipos de notificación.</w:t>
-      </w:r>
-    </w:p>
-    <w:p>
-      <w:pPr>
-        <w:rPr>
-          <w:rFonts w:ascii="Arial" w:hAnsi="Arial" w:cs="Arial"/>
-          <w:lang w:val="es-ES"/>
-        </w:rPr>
-      </w:pPr>
-    </w:p>
-    <w:p>
-      <w:pPr>
-        <w:rPr>
-          <w:rFonts w:ascii="Arial" w:hAnsi="Arial" w:cs="Arial"/>
-          <w:lang w:val="es-ES"/>
-        </w:rPr>
-      </w:pPr>
-      <w:r>
-        <w:rPr>
-          <w:rFonts w:ascii="Arial" w:hAnsi="Arial" w:cs="Arial"/>
-          <w:lang w:val="es-ES"/>
-        </w:rPr>
-        <w:t>Esto permite:</w:t>
-      </w:r>
-    </w:p>
-    <w:p>
-      <w:pPr>
-        <w:numPr>
-          <w:ilvl w:val="0"/>
-          <w:numId w:val="13"/>
-        </w:numPr>
-        <w:rPr>
-          <w:rFonts w:ascii="Arial" w:hAnsi="Arial" w:cs="Arial"/>
-          <w:lang w:val="es-ES"/>
-        </w:rPr>
-      </w:pPr>
-      <w:r>
-        <w:rPr>
-          <w:rFonts w:ascii="Arial" w:hAnsi="Arial" w:cs="Arial"/>
-          <w:lang w:val="es-ES"/>
-        </w:rPr>
-        <w:t>Crear nuevos tipos de controles remotos (básico, premium, programable) sin modificar el código para cada marca</w:t>
-      </w:r>
-    </w:p>
-    <w:p>
-      <w:pPr>
-        <w:numPr>
-          <w:ilvl w:val="0"/>
-          <w:numId w:val="13"/>
-        </w:numPr>
-        <w:rPr>
-          <w:rFonts w:ascii="Arial" w:hAnsi="Arial" w:cs="Arial"/>
-          <w:lang w:val="es-ES"/>
-        </w:rPr>
-      </w:pPr>
-      <w:r>
-        <w:rPr>
-          <w:rFonts w:ascii="Arial" w:hAnsi="Arial" w:cs="Arial"/>
-          <w:lang w:val="es-ES"/>
-        </w:rPr>
-        <w:t>Añadir soporte para nuevas marcas sin tener que reescribir cada tipo de control remoto</w:t>
-      </w:r>
-    </w:p>
-    <w:p>
-      <w:pPr>
-        <w:numPr>
-          <w:ilvl w:val="0"/>
-          <w:numId w:val="13"/>
-        </w:numPr>
-        <w:rPr>
-          <w:rFonts w:ascii="Arial" w:hAnsi="Arial" w:cs="Arial"/>
-          <w:lang w:val="es-ES"/>
-        </w:rPr>
-      </w:pPr>
-      <w:r>
-        <w:rPr>
-          <w:rFonts w:ascii="Arial" w:hAnsi="Arial" w:cs="Arial"/>
-          <w:lang w:val="es-ES"/>
-        </w:rPr>
-        <w:t>Mayor flexibilidad para que los usuarios puedan controlar cualquier dispositivo de cualquier marca con un solo sistema</w:t>
-      </w:r>
-    </w:p>
-    <w:p>
-      <w:pPr>
-        <w:pStyle w:val="Normal"/>
-        <w:rPr>
-          <w:rFonts w:ascii="Arial" w:hAnsi="Arial" w:cs="Arial"/>
-          <w:b w:val="1"/>
-          <w:bCs w:val="1"/>
-          <w:lang w:val="en-US"/>
-        </w:rPr>
-      </w:pPr>
-    </w:p>
-    <w:p>
-      <w:pPr>
-        <w:pStyle w:val="Normal"/>
-        <w:rPr>
-          <w:rFonts w:ascii="Arial" w:hAnsi="Arial" w:cs="Arial"/>
-          <w:b w:val="1"/>
-          <w:bCs w:val="1"/>
-          <w:sz w:val="22"/>
-          <w:szCs w:val="22"/>
-          <w:lang w:val="en-US"/>
-        </w:rPr>
-      </w:pPr>
-      <w:r>
-        <w:rPr>
-          <w:rFonts w:ascii="Arial" w:hAnsi="Arial" w:cs="Arial"/>
-          <w:b w:val="1"/>
-          <w:bCs w:val="1"/>
-          <w:lang w:val="en-US"/>
-        </w:rPr>
-        <w:t>Patrón</w:t>
-      </w:r>
-      <w:r>
-        <w:rPr>
-          <w:rFonts w:ascii="Arial" w:hAnsi="Arial" w:cs="Arial"/>
-          <w:b w:val="1"/>
-          <w:bCs w:val="1"/>
-          <w:lang w:val="en-US"/>
-        </w:rPr>
-        <w:t xml:space="preserve"> Facade.</w:t>
-      </w:r>
-    </w:p>
-    <w:p>
-      <w:pPr>
-        <w:pStyle w:val="Normal"/>
-        <w:rPr>
-          <w:rFonts w:ascii="Arial" w:hAnsi="Arial" w:cs="Arial"/>
-          <w:b w:val="0"/>
-          <w:bCs w:val="0"/>
-          <w:lang w:val="es-ES"/>
-        </w:rPr>
-      </w:pPr>
-      <w:r>
-        <w:rPr>
-          <w:rFonts w:ascii="Arial" w:hAnsi="Arial" w:cs="Arial"/>
-          <w:b w:val="0"/>
-          <w:bCs w:val="0"/>
-          <w:lang w:val="es-ES"/>
-        </w:rPr>
-        <w:t xml:space="preserve">Una empresa requiere generar un reporte mensual del rendimiento de sus empleados, esto va a requerir conexiones a base de datos </w:t>
-      </w:r>
-      <w:r>
-        <w:rPr>
-          <w:rFonts w:ascii="Arial" w:hAnsi="Arial" w:cs="Arial"/>
-          <w:b w:val="0"/>
-          <w:bCs w:val="0"/>
-          <w:lang w:val="es-ES"/>
-        </w:rPr>
-        <w:t>y ejecución de consultas estas</w:t>
-      </w:r>
-      <w:r>
-        <w:rPr>
-          <w:rFonts w:ascii="Arial" w:hAnsi="Arial" w:cs="Arial"/>
-          <w:b w:val="0"/>
-          <w:bCs w:val="0"/>
-          <w:lang w:val="es-ES"/>
-        </w:rPr>
-        <w:t xml:space="preserve"> </w:t>
-      </w:r>
-      <w:r>
-        <w:rPr>
-          <w:rFonts w:ascii="Arial" w:hAnsi="Arial" w:cs="Arial"/>
-          <w:b w:val="0"/>
-          <w:bCs w:val="0"/>
-          <w:lang w:val="es-ES"/>
-        </w:rPr>
-        <w:t xml:space="preserve">operaciones </w:t>
-      </w:r>
-      <w:r>
-        <w:rPr>
-          <w:rFonts w:ascii="Arial" w:hAnsi="Arial" w:cs="Arial"/>
-          <w:b w:val="0"/>
-          <w:bCs w:val="0"/>
-          <w:lang w:val="es-ES"/>
-        </w:rPr>
-        <w:t>se ha</w:t>
-      </w:r>
-      <w:r>
-        <w:rPr>
-          <w:rFonts w:ascii="Arial" w:hAnsi="Arial" w:cs="Arial"/>
-          <w:b w:val="0"/>
-          <w:bCs w:val="0"/>
-          <w:lang w:val="es-ES"/>
-        </w:rPr>
-        <w:t xml:space="preserve">cen a través </w:t>
-      </w:r>
-      <w:r>
-        <w:rPr>
-          <w:rFonts w:ascii="Arial" w:hAnsi="Arial" w:cs="Arial"/>
-          <w:b w:val="0"/>
-          <w:bCs w:val="0"/>
-          <w:lang w:val="es-ES"/>
-        </w:rPr>
-        <w:t xml:space="preserve">de </w:t>
-      </w:r>
-      <w:r>
-        <w:rPr>
-          <w:rFonts w:ascii="Arial" w:hAnsi="Arial" w:cs="Arial"/>
-          <w:b w:val="0"/>
-          <w:bCs w:val="0"/>
-          <w:lang w:val="es-ES"/>
-        </w:rPr>
-        <w:t>librerías</w:t>
-      </w:r>
-      <w:r>
-        <w:rPr>
-          <w:rFonts w:ascii="Arial" w:hAnsi="Arial" w:cs="Arial"/>
-          <w:b w:val="0"/>
-          <w:bCs w:val="0"/>
-          <w:lang w:val="es-ES"/>
-        </w:rPr>
-        <w:t xml:space="preserve"> de terceros</w:t>
-      </w:r>
-      <w:r>
-        <w:rPr>
-          <w:rFonts w:ascii="Arial" w:hAnsi="Arial" w:cs="Arial"/>
-          <w:b w:val="0"/>
-          <w:bCs w:val="0"/>
-          <w:lang w:val="es-ES"/>
-        </w:rPr>
-        <w:t xml:space="preserve">. El patrón </w:t>
-      </w:r>
-      <w:r>
-        <w:rPr>
-          <w:rFonts w:ascii="Arial" w:hAnsi="Arial" w:cs="Arial"/>
-          <w:b w:val="0"/>
-          <w:bCs w:val="0"/>
-          <w:lang w:val="es-ES"/>
-        </w:rPr>
-        <w:t>facade</w:t>
-      </w:r>
-      <w:r>
-        <w:rPr>
-          <w:rFonts w:ascii="Arial" w:hAnsi="Arial" w:cs="Arial"/>
-          <w:b w:val="0"/>
-          <w:bCs w:val="0"/>
-          <w:lang w:val="es-ES"/>
-        </w:rPr>
-        <w:t xml:space="preserve"> puede resolver este problema </w:t>
-      </w:r>
-      <w:r>
-        <w:rPr>
-          <w:rFonts w:ascii="Arial" w:hAnsi="Arial" w:cs="Arial"/>
-          <w:b w:val="0"/>
-          <w:bCs w:val="0"/>
-          <w:lang w:val="es-ES"/>
-        </w:rPr>
-        <w:t xml:space="preserve">ya que ayuda a orquestar y organizar todas las implementaciones de librerías de terceros sin exponerlas al cliente. </w:t>
-      </w:r>
-    </w:p>
-    <w:p>
-      <w:pPr>
-        <w:rPr>
-          <w:rFonts w:ascii="Arial" w:hAnsi="Arial" w:cs="Arial"/>
-        </w:rPr>
-      </w:pPr>
-    </w:p>
-    <w:p>
-      <w:pPr>
-        <w:rPr>
-          <w:rFonts w:ascii="Arial" w:hAnsi="Arial" w:cs="Arial"/>
-          <w:b/>
-          <w:bCs/>
-        </w:rPr>
-      </w:pPr>
-      <w:r>
-        <w:rPr>
-          <w:rFonts w:ascii="Arial" w:hAnsi="Arial" w:cs="Arial"/>
-          <w:b/>
-          <w:bCs/>
-        </w:rPr>
-        <w:t>Parte B. Diagrama UML de Clases (33%)</w:t>
-      </w:r>
-      <w:r>
-        <w:rPr>
-          <w:rFonts w:ascii="Arial" w:hAnsi="Arial" w:cs="Arial"/>
-          <w:b/>
-          <w:bCs/>
-        </w:rPr>
-        <w:t>:</w:t>
-      </w:r>
-    </w:p>
-    <w:p>
-      <w:pPr>
-        <w:rPr>
-          <w:rFonts w:ascii="Arial" w:hAnsi="Arial" w:cs="Arial"/>
-        </w:rPr>
-      </w:pPr>
-      <w:r>
-        <w:rPr>
-          <w:rFonts w:ascii="Arial" w:hAnsi="Arial" w:cs="Arial"/>
-        </w:rPr>
-        <w:t xml:space="preserve"> Para cada uno de los problemas definidos en la parte A, elaborar el diagrama UML donde se evidencie la estructura del patrón de diseño, explicando la correspondencia con los participantes. Es importante que los nombres de las clases se adapten al dominio, es decir, no dejar nombres de clases genéricas o igual a como se presentan en el material de estudio. Se esperan dos diagramas diferentes o un único diagrama que implemente los dos patrones seleccionados</w:t>
-      </w:r>
-    </w:p>
-    <w:p>
-      <w:pPr>
-        <w:rPr>
-          <w:rFonts w:ascii="Arial" w:hAnsi="Arial" w:cs="Arial"/>
-        </w:rPr>
-      </w:pPr>
+        <w:t>Recordatorios</w:t>
+      </w:r>
+    </w:p>
+    <w:p>
+      <w:pPr>
+        <w:rPr>
+          <w:rFonts w:ascii="Arial" w:hAnsi="Arial" w:cs="Arial"/>
+          <w:lang w:val="es-ES"/>
+        </w:rPr>
+      </w:pPr>
+      <w:r>
+        <w:rPr>
+          <w:rFonts w:ascii="Arial" w:hAnsi="Arial" w:cs="Arial"/>
+          <w:lang w:val="es-ES"/>
+        </w:rPr>
+        <w:t>Con el patrón Bridge, puedes separar los tipos de notificaciones (abstracción) de los métodos de envío (implementación), permitiendo que ambos evolucionen independientemente.</w:t>
+      </w:r>
+    </w:p>
+    <w:p>
+      <w:pPr>
+        <w:rPr>
+          <w:rFonts w:ascii="Arial" w:hAnsi="Arial" w:cs="Arial"/>
+          <w:lang w:val="es-ES"/>
+        </w:rPr>
+      </w:pPr>
+      <w:r>
+        <w:rPr>
+          <w:rFonts w:ascii="Arial" w:hAnsi="Arial" w:cs="Arial"/>
+          <w:lang w:val="es-ES"/>
+        </w:rPr>
+        <w:t xml:space="preserve">Sin el patrón Bridge, </w:t>
+      </w:r>
+      <w:r>
+        <w:rPr>
+          <w:rFonts w:ascii="Arial" w:hAnsi="Arial" w:cs="Arial"/>
+          <w:lang w:val="es-ES"/>
+        </w:rPr>
+        <w:t xml:space="preserve">se terminará </w:t>
+      </w:r>
+      <w:r>
+        <w:rPr>
+          <w:rFonts w:ascii="Arial" w:hAnsi="Arial" w:cs="Arial"/>
+          <w:lang w:val="es-ES"/>
+        </w:rPr>
+        <w:t xml:space="preserve">con combinaciones </w:t>
+      </w:r>
+      <w:r>
+        <w:rPr>
+          <w:rFonts w:ascii="Arial" w:hAnsi="Arial" w:cs="Arial"/>
+          <w:lang w:val="es-ES"/>
+        </w:rPr>
+        <w:t xml:space="preserve">que crecen exponencialmente </w:t>
+      </w:r>
+      <w:r>
+        <w:rPr>
+          <w:rFonts w:ascii="Arial" w:hAnsi="Arial" w:cs="Arial"/>
+          <w:lang w:val="es-ES"/>
+        </w:rPr>
+        <w:t>como:</w:t>
+      </w:r>
     </w:p>
     <w:p>
       <w:pPr>
@@ -1521,12 +808,833 @@
           <w:lang w:val="es-ES"/>
         </w:rPr>
       </w:pPr>
+      <w:proofErr w:type="spellStart"/>
+      <w:r>
+        <w:rPr>
+          <w:rFonts w:ascii="Arial" w:hAnsi="Arial" w:cs="Arial"/>
+          <w:lang w:val="es-ES"/>
+        </w:rPr>
+        <w:t>AlertaEmergenciaEmail</w:t>
+      </w:r>
+      <w:proofErr w:type="spellEnd"/>
+    </w:p>
+    <w:p>
+      <w:pPr>
+        <w:rPr>
+          <w:rFonts w:ascii="Arial" w:hAnsi="Arial" w:cs="Arial"/>
+          <w:lang w:val="es-ES"/>
+        </w:rPr>
+      </w:pPr>
+    </w:p>
+    <w:p>
+      <w:pPr>
+        <w:pStyle w:val="Prrafodelista"/>
+        <w:numPr>
+          <w:ilvl w:val="0"/>
+          <w:numId w:val="17"/>
+        </w:numPr>
+        <w:rPr>
+          <w:rFonts w:ascii="Arial" w:hAnsi="Arial" w:cs="Arial"/>
+          <w:lang w:val="es-ES"/>
+        </w:rPr>
+      </w:pPr>
+      <w:proofErr w:type="spellStart"/>
+      <w:r>
+        <w:rPr>
+          <w:rFonts w:ascii="Arial" w:hAnsi="Arial" w:cs="Arial"/>
+          <w:lang w:val="es-ES"/>
+        </w:rPr>
+        <w:t>AlertaEmergenciaSMS</w:t>
+      </w:r>
+      <w:proofErr w:type="spellEnd"/>
+    </w:p>
+    <w:p>
+      <w:pPr>
+        <w:rPr>
+          <w:rFonts w:ascii="Arial" w:hAnsi="Arial" w:cs="Arial"/>
+          <w:lang w:val="es-ES"/>
+        </w:rPr>
+      </w:pPr>
+    </w:p>
+    <w:p>
+      <w:pPr>
+        <w:pStyle w:val="Prrafodelista"/>
+        <w:numPr>
+          <w:ilvl w:val="0"/>
+          <w:numId w:val="17"/>
+        </w:numPr>
+        <w:rPr>
+          <w:rFonts w:ascii="Arial" w:hAnsi="Arial" w:cs="Arial"/>
+          <w:lang w:val="es-ES"/>
+        </w:rPr>
+      </w:pPr>
+      <w:proofErr w:type="spellStart"/>
+      <w:r>
+        <w:rPr>
+          <w:rFonts w:ascii="Arial" w:hAnsi="Arial" w:cs="Arial"/>
+          <w:lang w:val="es-ES"/>
+        </w:rPr>
+        <w:t>AlertaEmergenciaPush</w:t>
+      </w:r>
+      <w:proofErr w:type="spellEnd"/>
+    </w:p>
+    <w:p>
+      <w:pPr>
+        <w:rPr>
+          <w:rFonts w:ascii="Arial" w:hAnsi="Arial" w:cs="Arial"/>
+          <w:lang w:val="es-ES"/>
+        </w:rPr>
+      </w:pPr>
+    </w:p>
+    <w:p>
+      <w:pPr>
+        <w:pStyle w:val="Prrafodelista"/>
+        <w:numPr>
+          <w:ilvl w:val="0"/>
+          <w:numId w:val="17"/>
+        </w:numPr>
+        <w:rPr>
+          <w:rFonts w:ascii="Arial" w:hAnsi="Arial" w:cs="Arial"/>
+          <w:lang w:val="es-ES"/>
+        </w:rPr>
+      </w:pPr>
+      <w:proofErr w:type="spellStart"/>
+      <w:r>
+        <w:rPr>
+          <w:rFonts w:ascii="Arial" w:hAnsi="Arial" w:cs="Arial"/>
+          <w:lang w:val="es-ES"/>
+        </w:rPr>
+        <w:t>AlertaEmergenciaSlack</w:t>
+      </w:r>
+      <w:proofErr w:type="spellEnd"/>
+    </w:p>
+    <w:p>
+      <w:pPr>
+        <w:rPr>
+          <w:rFonts w:ascii="Arial" w:hAnsi="Arial" w:cs="Arial"/>
+          <w:lang w:val="es-ES"/>
+        </w:rPr>
+      </w:pPr>
+    </w:p>
+    <w:p>
+      <w:pPr>
+        <w:pStyle w:val="Prrafodelista"/>
+        <w:numPr>
+          <w:ilvl w:val="0"/>
+          <w:numId w:val="17"/>
+        </w:numPr>
+        <w:rPr>
+          <w:rFonts w:ascii="Arial" w:hAnsi="Arial" w:cs="Arial"/>
+          <w:lang w:val="es-ES"/>
+        </w:rPr>
+      </w:pPr>
+      <w:proofErr w:type="spellStart"/>
+      <w:r>
+        <w:rPr>
+          <w:rFonts w:ascii="Arial" w:hAnsi="Arial" w:cs="Arial"/>
+          <w:lang w:val="es-ES"/>
+        </w:rPr>
+        <w:t>NotificacionInformativaEmail</w:t>
+      </w:r>
+      <w:proofErr w:type="spellEnd"/>
+    </w:p>
+    <w:p>
+      <w:pPr>
+        <w:rPr>
+          <w:rFonts w:ascii="Arial" w:hAnsi="Arial" w:cs="Arial"/>
+          <w:lang w:val="es-ES"/>
+        </w:rPr>
+      </w:pPr>
+    </w:p>
+    <w:p>
+      <w:pPr>
+        <w:pStyle w:val="Prrafodelista"/>
+        <w:numPr>
+          <w:ilvl w:val="0"/>
+          <w:numId w:val="17"/>
+        </w:numPr>
+        <w:rPr>
+          <w:rFonts w:ascii="Arial" w:hAnsi="Arial" w:cs="Arial"/>
+          <w:lang w:val="es-ES"/>
+        </w:rPr>
+      </w:pPr>
+      <w:proofErr w:type="spellStart"/>
+      <w:r>
+        <w:rPr>
+          <w:rFonts w:ascii="Arial" w:hAnsi="Arial" w:cs="Arial"/>
+          <w:lang w:val="es-ES"/>
+        </w:rPr>
+        <w:t>NotificacionInformativaSMS</w:t>
+      </w:r>
+      <w:proofErr w:type="spellEnd"/>
+    </w:p>
+    <w:p>
+      <w:pPr>
+        <w:rPr>
+          <w:rFonts w:ascii="Arial" w:hAnsi="Arial" w:cs="Arial"/>
+          <w:lang w:val="es-ES"/>
+        </w:rPr>
+      </w:pPr>
+    </w:p>
+    <w:p>
+      <w:pPr>
+        <w:pStyle w:val="Prrafodelista"/>
+        <w:numPr>
+          <w:ilvl w:val="0"/>
+          <w:numId w:val="17"/>
+        </w:numPr>
+        <w:rPr>
+          <w:rFonts w:ascii="Arial" w:hAnsi="Arial" w:cs="Arial"/>
+          <w:lang w:val="es-ES"/>
+        </w:rPr>
+      </w:pPr>
+      <w:proofErr w:type="spellStart"/>
+      <w:r>
+        <w:rPr>
+          <w:rFonts w:ascii="Arial" w:hAnsi="Arial" w:cs="Arial"/>
+          <w:lang w:val="es-ES"/>
+        </w:rPr>
+        <w:t>NotificacionInformativaPush</w:t>
+      </w:r>
+      <w:proofErr w:type="spellEnd"/>
+    </w:p>
+    <w:p>
+      <w:pPr>
+        <w:rPr>
+          <w:rFonts w:ascii="Arial" w:hAnsi="Arial" w:cs="Arial"/>
+          <w:lang w:val="es-ES"/>
+        </w:rPr>
+      </w:pPr>
+    </w:p>
+    <w:p>
+      <w:pPr>
+        <w:pStyle w:val="Prrafodelista"/>
+        <w:numPr>
+          <w:ilvl w:val="0"/>
+          <w:numId w:val="17"/>
+        </w:numPr>
+        <w:rPr>
+          <w:rFonts w:ascii="Arial" w:hAnsi="Arial" w:cs="Arial"/>
+          <w:lang w:val="es-ES"/>
+        </w:rPr>
+      </w:pPr>
+      <w:proofErr w:type="spellStart"/>
+      <w:r>
+        <w:rPr>
+          <w:rFonts w:ascii="Arial" w:hAnsi="Arial" w:cs="Arial"/>
+          <w:lang w:val="es-ES"/>
+        </w:rPr>
+        <w:t>NotificacionInformativaSlack</w:t>
+      </w:r>
+      <w:proofErr w:type="spellEnd"/>
+    </w:p>
+    <w:p>
+      <w:pPr>
+        <w:rPr>
+          <w:rFonts w:ascii="Arial" w:hAnsi="Arial" w:cs="Arial"/>
+          <w:lang w:val="es-ES"/>
+        </w:rPr>
+      </w:pPr>
+    </w:p>
+    <w:p>
+      <w:pPr>
+        <w:pStyle w:val="Prrafodelista"/>
+        <w:numPr>
+          <w:ilvl w:val="0"/>
+          <w:numId w:val="17"/>
+        </w:numPr>
+        <w:rPr>
+          <w:rFonts w:ascii="Arial" w:hAnsi="Arial" w:cs="Arial"/>
+          <w:lang w:val="es-ES"/>
+        </w:rPr>
+      </w:pPr>
+      <w:proofErr w:type="spellStart"/>
+      <w:r>
+        <w:rPr>
+          <w:rFonts w:ascii="Arial" w:hAnsi="Arial" w:cs="Arial"/>
+          <w:lang w:val="es-ES"/>
+        </w:rPr>
+        <w:t>RecordatorioEmail</w:t>
+      </w:r>
+      <w:proofErr w:type="spellEnd"/>
+    </w:p>
+    <w:p>
+      <w:pPr>
+        <w:rPr>
+          <w:rFonts w:ascii="Arial" w:hAnsi="Arial" w:cs="Arial"/>
+          <w:lang w:val="es-ES"/>
+        </w:rPr>
+      </w:pPr>
+    </w:p>
+    <w:p>
+      <w:pPr>
+        <w:pStyle w:val="Prrafodelista"/>
+        <w:numPr>
+          <w:ilvl w:val="0"/>
+          <w:numId w:val="17"/>
+        </w:numPr>
+        <w:rPr>
+          <w:rFonts w:ascii="Arial" w:hAnsi="Arial" w:cs="Arial"/>
+          <w:lang w:val="es-ES"/>
+        </w:rPr>
+      </w:pPr>
+      <w:proofErr w:type="spellStart"/>
+      <w:r>
+        <w:rPr>
+          <w:rFonts w:ascii="Arial" w:hAnsi="Arial" w:cs="Arial"/>
+          <w:lang w:val="es-ES"/>
+        </w:rPr>
+        <w:t>RecordatorioSMS</w:t>
+      </w:r>
+      <w:proofErr w:type="spellEnd"/>
+    </w:p>
+    <w:p>
+      <w:pPr>
+        <w:rPr>
+          <w:rFonts w:ascii="Arial" w:hAnsi="Arial" w:cs="Arial"/>
+          <w:lang w:val="es-ES"/>
+        </w:rPr>
+      </w:pPr>
+    </w:p>
+    <w:p>
+      <w:pPr>
+        <w:pStyle w:val="Prrafodelista"/>
+        <w:numPr>
+          <w:ilvl w:val="0"/>
+          <w:numId w:val="17"/>
+        </w:numPr>
+        <w:rPr>
+          <w:rFonts w:ascii="Arial" w:hAnsi="Arial" w:cs="Arial"/>
+          <w:lang w:val="es-ES"/>
+        </w:rPr>
+      </w:pPr>
+      <w:proofErr w:type="spellStart"/>
+      <w:r>
+        <w:rPr>
+          <w:rFonts w:ascii="Arial" w:hAnsi="Arial" w:cs="Arial"/>
+          <w:lang w:val="es-ES"/>
+        </w:rPr>
+        <w:t>RecordatorioPush</w:t>
+      </w:r>
+      <w:proofErr w:type="spellEnd"/>
+    </w:p>
+    <w:p>
+      <w:pPr>
+        <w:rPr>
+          <w:rFonts w:ascii="Arial" w:hAnsi="Arial" w:cs="Arial"/>
+          <w:lang w:val="es-ES"/>
+        </w:rPr>
+      </w:pPr>
+    </w:p>
+    <w:p>
+      <w:pPr>
+        <w:pStyle w:val="Prrafodelista"/>
+        <w:numPr>
+          <w:ilvl w:val="0"/>
+          <w:numId w:val="17"/>
+        </w:numPr>
+        <w:rPr>
+          <w:rFonts w:ascii="Arial" w:hAnsi="Arial" w:cs="Arial"/>
+          <w:lang w:val="es-ES"/>
+        </w:rPr>
+      </w:pPr>
+      <w:proofErr w:type="spellStart"/>
+      <w:r>
+        <w:rPr>
+          <w:rFonts w:ascii="Arial" w:hAnsi="Arial" w:cs="Arial"/>
+          <w:lang w:val="es-ES"/>
+        </w:rPr>
+        <w:t>RecordatorioSlack</w:t>
+      </w:r>
+      <w:proofErr w:type="spellEnd"/>
+    </w:p>
+    <w:p>
+      <w:pPr>
+        <w:pStyle w:val="Prrafodelista"/>
+        <w:rPr>
+          <w:rFonts w:ascii="Arial" w:hAnsi="Arial" w:cs="Arial"/>
+          <w:lang w:val="es-ES"/>
+        </w:rPr>
+      </w:pPr>
+    </w:p>
+    <w:p>
+      <w:pPr>
+        <w:rPr>
+          <w:rFonts w:ascii="Arial" w:hAnsi="Arial" w:cs="Arial"/>
+          <w:lang w:val="es-ES"/>
+        </w:rPr>
+      </w:pPr>
+      <w:r>
+        <w:rPr>
+          <w:rFonts w:ascii="Arial" w:hAnsi="Arial" w:cs="Arial"/>
+          <w:lang w:val="es-ES"/>
+        </w:rPr>
+        <w:t xml:space="preserve">Esto genera una </w:t>
+      </w:r>
       <w:r>
         <w:rPr>
           <w:rFonts w:ascii="Arial" w:hAnsi="Arial" w:cs="Arial"/>
           <w:b/>
           <w:bCs/>
-        </w:rPr>
+          <w:lang w:val="es-ES"/>
+        </w:rPr>
+        <w:t>explosión de clases</w:t>
+      </w:r>
+      <w:r>
+        <w:rPr>
+          <w:rFonts w:ascii="Arial" w:hAnsi="Arial" w:cs="Arial"/>
+          <w:lang w:val="es-ES"/>
+        </w:rPr>
+        <w:t>, ya que por cada nuevo tipo de notificación o nuevo canal de envío se deben crear múltiples combinaciones. Esto no solo incrementa el mantenimiento del código, sino que también lo hace rígido ante cambios.</w:t>
+      </w:r>
+    </w:p>
+    <w:p>
+      <w:pPr>
+        <w:rPr>
+          <w:rFonts w:ascii="Arial" w:hAnsi="Arial" w:cs="Arial"/>
+          <w:lang w:val="es-ES"/>
+        </w:rPr>
+      </w:pPr>
+    </w:p>
+    <w:p>
+      <w:pPr>
+        <w:rPr>
+          <w:rFonts w:ascii="Arial" w:hAnsi="Arial" w:cs="Arial"/>
+          <w:lang w:val="es-ES"/>
+        </w:rPr>
+      </w:pPr>
+      <w:r>
+        <w:rPr>
+          <w:rFonts w:ascii="Arial" w:hAnsi="Arial" w:cs="Arial"/>
+          <w:lang w:val="es-ES"/>
+        </w:rPr>
+        <w:t>Usando el patrón bridge:</w:t>
+      </w:r>
+    </w:p>
+    <w:p>
+      <w:pPr>
+        <w:rPr>
+          <w:rFonts w:ascii="Arial" w:hAnsi="Arial" w:cs="Arial"/>
+          <w:lang w:val="es-ES"/>
+        </w:rPr>
+      </w:pPr>
+      <w:r>
+        <w:rPr>
+          <w:rFonts w:ascii="Arial" w:hAnsi="Arial" w:cs="Arial"/>
+          <w:lang w:val="es-ES"/>
+        </w:rPr>
+        <w:t xml:space="preserve">• La abstracción sería el tipo de notificación, que representa el concepto general de una notificación (por ejemplo, </w:t>
+      </w:r>
+      <w:proofErr w:type="spellStart"/>
+      <w:r>
+        <w:rPr>
+          <w:rFonts w:ascii="Arial" w:hAnsi="Arial" w:cs="Arial"/>
+          <w:lang w:val="es-ES"/>
+        </w:rPr>
+        <w:t>AlertaEmergencia</w:t>
+      </w:r>
+      <w:proofErr w:type="spellEnd"/>
+      <w:r>
+        <w:rPr>
+          <w:rFonts w:ascii="Arial" w:hAnsi="Arial" w:cs="Arial"/>
+          <w:lang w:val="es-ES"/>
+        </w:rPr>
+        <w:t xml:space="preserve">, </w:t>
+      </w:r>
+      <w:proofErr w:type="spellStart"/>
+      <w:r>
+        <w:rPr>
+          <w:rFonts w:ascii="Arial" w:hAnsi="Arial" w:cs="Arial"/>
+          <w:lang w:val="es-ES"/>
+        </w:rPr>
+        <w:t>NotificacionInformativa</w:t>
+      </w:r>
+      <w:proofErr w:type="spellEnd"/>
+      <w:r>
+        <w:rPr>
+          <w:rFonts w:ascii="Arial" w:hAnsi="Arial" w:cs="Arial"/>
+          <w:lang w:val="es-ES"/>
+        </w:rPr>
+        <w:t>, Recordatorio). La abstracción se encarga de definir el comportamiento general de las notificaciones y delega en la implementación (el canal de envío) los detalles específicos de cómo se realiza el envío.</w:t>
+      </w:r>
+    </w:p>
+    <w:p>
+      <w:pPr>
+        <w:rPr>
+          <w:rFonts w:ascii="Arial" w:hAnsi="Arial" w:cs="Arial"/>
+          <w:lang w:val="es-ES"/>
+        </w:rPr>
+      </w:pPr>
+    </w:p>
+    <w:p>
+      <w:pPr>
+        <w:rPr>
+          <w:rFonts w:ascii="Arial" w:hAnsi="Arial" w:cs="Arial"/>
+          <w:lang w:val="es-ES"/>
+        </w:rPr>
+      </w:pPr>
+      <w:r>
+        <w:rPr>
+          <w:rFonts w:ascii="Arial" w:hAnsi="Arial" w:cs="Arial"/>
+          <w:lang w:val="es-ES"/>
+        </w:rPr>
+        <w:t xml:space="preserve">• La implementación sería el canal de envío, que define cómo se lleva a cabo el proceso de envío de la notificación (por ejemplo, </w:t>
+      </w:r>
+      <w:proofErr w:type="spellStart"/>
+      <w:r>
+        <w:rPr>
+          <w:rFonts w:ascii="Arial" w:hAnsi="Arial" w:cs="Arial"/>
+          <w:lang w:val="es-ES"/>
+        </w:rPr>
+        <w:t>EnvioEmail</w:t>
+      </w:r>
+      <w:proofErr w:type="spellEnd"/>
+      <w:r>
+        <w:rPr>
+          <w:rFonts w:ascii="Arial" w:hAnsi="Arial" w:cs="Arial"/>
+          <w:lang w:val="es-ES"/>
+        </w:rPr>
+        <w:t xml:space="preserve">, </w:t>
+      </w:r>
+      <w:proofErr w:type="spellStart"/>
+      <w:r>
+        <w:rPr>
+          <w:rFonts w:ascii="Arial" w:hAnsi="Arial" w:cs="Arial"/>
+          <w:lang w:val="es-ES"/>
+        </w:rPr>
+        <w:t>EnvioSMS</w:t>
+      </w:r>
+      <w:proofErr w:type="spellEnd"/>
+      <w:r>
+        <w:rPr>
+          <w:rFonts w:ascii="Arial" w:hAnsi="Arial" w:cs="Arial"/>
+          <w:lang w:val="es-ES"/>
+        </w:rPr>
+        <w:t xml:space="preserve">, </w:t>
+      </w:r>
+      <w:proofErr w:type="spellStart"/>
+      <w:r>
+        <w:rPr>
+          <w:rFonts w:ascii="Arial" w:hAnsi="Arial" w:cs="Arial"/>
+          <w:lang w:val="es-ES"/>
+        </w:rPr>
+        <w:t>EnvioPush</w:t>
+      </w:r>
+      <w:proofErr w:type="spellEnd"/>
+      <w:r>
+        <w:rPr>
+          <w:rFonts w:ascii="Arial" w:hAnsi="Arial" w:cs="Arial"/>
+          <w:lang w:val="es-ES"/>
+        </w:rPr>
+        <w:t xml:space="preserve">, </w:t>
+      </w:r>
+      <w:proofErr w:type="spellStart"/>
+      <w:r>
+        <w:rPr>
+          <w:rFonts w:ascii="Arial" w:hAnsi="Arial" w:cs="Arial"/>
+          <w:lang w:val="es-ES"/>
+        </w:rPr>
+        <w:t>EnvioSlack</w:t>
+      </w:r>
+      <w:proofErr w:type="spellEnd"/>
+      <w:r>
+        <w:rPr>
+          <w:rFonts w:ascii="Arial" w:hAnsi="Arial" w:cs="Arial"/>
+          <w:lang w:val="es-ES"/>
+        </w:rPr>
+        <w:t>). La implementación se encarga de proporcionar los detalles sobre cómo se realiza la tarea de envío, pero no tiene conocimiento de los tipos de notificación.</w:t>
+      </w:r>
+    </w:p>
+    <w:p>
+      <w:pPr>
+        <w:rPr>
+          <w:rFonts w:ascii="Arial" w:hAnsi="Arial" w:cs="Arial"/>
+          <w:lang w:val="es-ES"/>
+        </w:rPr>
+      </w:pPr>
+    </w:p>
+    <w:p>
+      <w:pPr>
+        <w:rPr>
+          <w:rFonts w:ascii="Arial" w:hAnsi="Arial" w:cs="Arial"/>
+          <w:lang w:val="es-ES"/>
+        </w:rPr>
+      </w:pPr>
+      <w:r>
+        <w:rPr>
+          <w:rFonts w:ascii="Arial" w:hAnsi="Arial" w:cs="Arial"/>
+          <w:lang w:val="es-ES"/>
+        </w:rPr>
+        <w:lastRenderedPageBreak/>
+        <w:t>Esto permite:</w:t>
+      </w:r>
+    </w:p>
+    <w:p>
+      <w:pPr>
+        <w:numPr>
+          <w:ilvl w:val="0"/>
+          <w:numId w:val="14"/>
+        </w:numPr>
+        <w:rPr>
+          <w:rFonts w:ascii="Arial" w:hAnsi="Arial" w:cs="Arial"/>
+          <w:lang w:val="es-ES"/>
+        </w:rPr>
+      </w:pPr>
+      <w:r>
+        <w:rPr>
+          <w:rFonts w:ascii="Arial" w:hAnsi="Arial" w:cs="Arial"/>
+          <w:lang w:val="es-ES"/>
+        </w:rPr>
+        <w:t>Crear nuevos tipos de controles remotos (básico, premium, programable) sin modificar el código para cada marca</w:t>
+      </w:r>
+    </w:p>
+    <w:p>
+      <w:pPr>
+        <w:numPr>
+          <w:ilvl w:val="0"/>
+          <w:numId w:val="14"/>
+        </w:numPr>
+        <w:rPr>
+          <w:rFonts w:ascii="Arial" w:hAnsi="Arial" w:cs="Arial"/>
+          <w:lang w:val="es-ES"/>
+        </w:rPr>
+      </w:pPr>
+      <w:r>
+        <w:rPr>
+          <w:rFonts w:ascii="Arial" w:hAnsi="Arial" w:cs="Arial"/>
+          <w:lang w:val="es-ES"/>
+        </w:rPr>
+        <w:t>Añadir soporte para nuevas marcas sin tener que reescribir cada tipo de control remoto</w:t>
+      </w:r>
+    </w:p>
+    <w:p>
+      <w:pPr>
+        <w:numPr>
+          <w:ilvl w:val="0"/>
+          <w:numId w:val="14"/>
+        </w:numPr>
+        <w:rPr>
+          <w:rFonts w:ascii="Arial" w:hAnsi="Arial" w:cs="Arial"/>
+          <w:lang w:val="es-ES"/>
+        </w:rPr>
+      </w:pPr>
+      <w:r>
+        <w:rPr>
+          <w:rFonts w:ascii="Arial" w:hAnsi="Arial" w:cs="Arial"/>
+          <w:lang w:val="es-ES"/>
+        </w:rPr>
+        <w:t>Mayor flexibilidad para que los usuarios puedan controlar cualquier dispositivo de cualquier marca con un solo sistema</w:t>
+      </w:r>
+    </w:p>
+    <w:p>
+      <w:pPr>
+        <w:rPr>
+          <w:rFonts w:ascii="Arial" w:hAnsi="Arial" w:cs="Arial"/>
+          <w:b/>
+          <w:bCs/>
+        </w:rPr>
+      </w:pPr>
+    </w:p>
+    <w:p>
+      <w:pPr>
+        <w:rPr>
+          <w:rFonts w:ascii="Arial" w:hAnsi="Arial" w:cs="Arial"/>
+          <w:b/>
+          <w:bCs/>
+        </w:rPr>
+      </w:pPr>
+      <w:r>
+        <w:rPr>
+          <w:rFonts w:ascii="Arial" w:hAnsi="Arial" w:cs="Arial"/>
+          <w:b/>
+          <w:bCs/>
+        </w:rPr>
+        <w:t xml:space="preserve">Patrón </w:t>
+      </w:r>
+      <w:proofErr w:type="spellStart"/>
+      <w:r>
+        <w:rPr>
+          <w:rFonts w:ascii="Arial" w:hAnsi="Arial" w:cs="Arial"/>
+          <w:b/>
+          <w:bCs/>
+        </w:rPr>
+        <w:t>Facade</w:t>
+      </w:r>
+      <w:proofErr w:type="spellEnd"/>
+      <w:r>
+        <w:rPr>
+          <w:rFonts w:ascii="Arial" w:hAnsi="Arial" w:cs="Arial"/>
+          <w:b/>
+          <w:bCs/>
+        </w:rPr>
+        <w:t>.</w:t>
+      </w:r>
+    </w:p>
+    <w:p>
+      <w:pPr>
+        <w:rPr>
+          <w:rFonts w:ascii="Arial" w:hAnsi="Arial" w:cs="Arial"/>
+          <w:lang w:val="es-ES"/>
+        </w:rPr>
+      </w:pPr>
+      <w:r>
+        <w:rPr>
+          <w:rFonts w:ascii="Arial" w:hAnsi="Arial" w:cs="Arial"/>
+          <w:lang w:val="es-ES"/>
+        </w:rPr>
+        <w:t xml:space="preserve">Una empresa requiere generar un reporte mensual del rendimiento de sus empleados, esto va a requerir conexiones a base de datos </w:t>
+      </w:r>
+      <w:r>
+        <w:rPr>
+          <w:rFonts w:ascii="Arial" w:hAnsi="Arial" w:cs="Arial"/>
+          <w:lang w:val="es-ES"/>
+        </w:rPr>
+        <w:t>y ejecución de consultas estas</w:t>
+      </w:r>
+      <w:r>
+        <w:rPr>
+          <w:rFonts w:ascii="Arial" w:hAnsi="Arial" w:cs="Arial"/>
+          <w:lang w:val="es-ES"/>
+        </w:rPr>
+        <w:t xml:space="preserve"> </w:t>
+      </w:r>
+      <w:r>
+        <w:rPr>
+          <w:rFonts w:ascii="Arial" w:hAnsi="Arial" w:cs="Arial"/>
+          <w:lang w:val="es-ES"/>
+        </w:rPr>
+        <w:t xml:space="preserve">operaciones </w:t>
+      </w:r>
+      <w:r>
+        <w:rPr>
+          <w:rFonts w:ascii="Arial" w:hAnsi="Arial" w:cs="Arial"/>
+          <w:lang w:val="es-ES"/>
+        </w:rPr>
+        <w:t xml:space="preserve">se hacen a través </w:t>
+      </w:r>
+      <w:r>
+        <w:rPr>
+          <w:rFonts w:ascii="Arial" w:hAnsi="Arial" w:cs="Arial"/>
+          <w:lang w:val="es-ES"/>
+        </w:rPr>
+        <w:t xml:space="preserve">de </w:t>
+      </w:r>
+      <w:r>
+        <w:rPr>
+          <w:rFonts w:ascii="Arial" w:hAnsi="Arial" w:cs="Arial"/>
+          <w:lang w:val="es-ES"/>
+        </w:rPr>
+        <w:t>librerías</w:t>
+      </w:r>
+      <w:r>
+        <w:rPr>
+          <w:rFonts w:ascii="Arial" w:hAnsi="Arial" w:cs="Arial"/>
+          <w:lang w:val="es-ES"/>
+        </w:rPr>
+        <w:t xml:space="preserve"> de terceros</w:t>
+      </w:r>
+      <w:r>
+        <w:rPr>
+          <w:rFonts w:ascii="Arial" w:hAnsi="Arial" w:cs="Arial"/>
+          <w:lang w:val="es-ES"/>
+        </w:rPr>
+        <w:t xml:space="preserve">. El patrón </w:t>
+      </w:r>
+      <w:proofErr w:type="spellStart"/>
+      <w:r>
+        <w:rPr>
+          <w:rFonts w:ascii="Arial" w:hAnsi="Arial" w:cs="Arial"/>
+          <w:lang w:val="es-ES"/>
+        </w:rPr>
+        <w:t>facade</w:t>
+      </w:r>
+      <w:proofErr w:type="spellEnd"/>
+      <w:r>
+        <w:rPr>
+          <w:rFonts w:ascii="Arial" w:hAnsi="Arial" w:cs="Arial"/>
+          <w:lang w:val="es-ES"/>
+        </w:rPr>
+        <w:t xml:space="preserve"> puede resolver este problema </w:t>
+      </w:r>
+      <w:r>
+        <w:rPr>
+          <w:rFonts w:ascii="Arial" w:hAnsi="Arial" w:cs="Arial"/>
+          <w:lang w:val="es-ES"/>
+        </w:rPr>
+        <w:t xml:space="preserve">ya que ayuda a orquestar y organizar todas las implementaciones de librerías de terceros sin exponerlas al cliente. </w:t>
+      </w:r>
+    </w:p>
+    <w:p>
+      <w:pPr>
+        <w:rPr>
+          <w:rFonts w:ascii="Arial" w:hAnsi="Arial" w:cs="Arial"/>
+        </w:rPr>
+      </w:pPr>
+    </w:p>
+    <w:p>
+      <w:pPr>
+        <w:rPr>
+          <w:rFonts w:ascii="Arial" w:hAnsi="Arial" w:cs="Arial"/>
+          <w:b/>
+          <w:bCs/>
+        </w:rPr>
+      </w:pPr>
+      <w:r>
+        <w:rPr>
+          <w:rFonts w:ascii="Arial" w:hAnsi="Arial" w:cs="Arial"/>
+          <w:b/>
+          <w:bCs/>
+        </w:rPr>
+        <w:t>Parte B. Diagrama UML de Clases (33%)</w:t>
+      </w:r>
+      <w:r>
+        <w:rPr>
+          <w:rFonts w:ascii="Arial" w:hAnsi="Arial" w:cs="Arial"/>
+          <w:b/>
+          <w:bCs/>
+        </w:rPr>
+        <w:t>:</w:t>
+      </w:r>
+    </w:p>
+    <w:p>
+      <w:pPr>
+        <w:rPr>
+          <w:rFonts w:ascii="Arial" w:hAnsi="Arial" w:cs="Arial"/>
+        </w:rPr>
+      </w:pPr>
+      <w:r>
+        <w:rPr>
+          <w:rFonts w:ascii="Arial" w:hAnsi="Arial" w:cs="Arial"/>
+        </w:rPr>
+        <w:t xml:space="preserve"> Para cada uno de los problemas definidos en la parte A, elaborar el diagrama UML donde se evidencie la estructura del patrón de diseño, explicando la correspondencia con los participantes. Es importante que los nombres de las clases se adapten al dominio, es decir, no dejar nombres de clases genéricas o igual a como se presentan en el material de estudio. Se esperan dos diagramas diferentes o un único diagrama que implemente los dos patrones seleccionados</w:t>
+      </w:r>
+    </w:p>
+    <w:p>
+      <w:pPr>
+        <w:rPr>
+          <w:rFonts w:ascii="Arial" w:hAnsi="Arial" w:cs="Arial"/>
+        </w:rPr>
+      </w:pPr>
+    </w:p>
+    <w:p>
+      <w:pPr>
+        <w:pStyle w:val="Prrafodelista"/>
+        <w:numPr>
+          <w:ilvl w:val="0"/>
+          <w:numId w:val="18"/>
+        </w:numPr>
+        <w:rPr>
+          <w:rFonts w:ascii="Arial" w:hAnsi="Arial" w:cs="Arial"/>
+          <w:lang w:val="es-ES"/>
+        </w:rPr>
+      </w:pPr>
+      <w:r>
+        <w:rPr>
+          <w:rFonts w:ascii="Arial" w:hAnsi="Arial" w:cs="Arial"/>
+          <w:b/>
+          <w:bCs/>
+        </w:rPr>
+        <w:lastRenderedPageBreak/>
         <w:t>Patrón Bridge:</w:t>
       </w:r>
       <w:r>
@@ -1620,11 +1728,6 @@
           <w:rFonts w:ascii="Arial" w:hAnsi="Arial" w:cs="Arial"/>
         </w:rPr>
         <w:br/>
-      </w:r>
-      <w:r>
-        <w:rPr>
-          <w:rFonts w:ascii="Arial" w:hAnsi="Arial" w:cs="Arial"/>
-        </w:rPr>
         <w:t>Independencia en la evolución de ambos componentes:</w:t>
       </w:r>
     </w:p>
@@ -1633,7 +1736,6 @@
         <w:pStyle w:val="Prrafodelista"/>
         <w:rPr>
           <w:rFonts w:ascii="Arial" w:hAnsi="Arial" w:cs="Arial"/>
-          <w:lang w:val="en-US"/>
         </w:rPr>
       </w:pPr>
     </w:p>
@@ -1642,7 +1744,7 @@
         <w:pStyle w:val="Prrafodelista"/>
         <w:numPr>
           <w:ilvl w:val="1"/>
-          <w:numId w:val="19"/>
+          <w:numId w:val="20"/>
         </w:numPr>
         <w:rPr>
           <w:rFonts w:ascii="Arial" w:hAnsi="Arial" w:cs="Arial"/>
@@ -1652,7 +1754,63 @@
         <w:rPr>
           <w:rFonts w:ascii="Arial" w:hAnsi="Arial" w:cs="Arial"/>
         </w:rPr>
-        <w:t>Puedes agregar nuevos tipos de notificaciones (como NotificacionPromocional o AlertaSistema) sin tener que modificar los canales de envío (como EnvioEmail, EnvioSMS).</w:t>
+        <w:t xml:space="preserve">Puedes agregar nuevos tipos de notificaciones (como </w:t>
+      </w:r>
+      <w:proofErr w:type="spellStart"/>
+      <w:r>
+        <w:rPr>
+          <w:rFonts w:ascii="Arial" w:hAnsi="Arial" w:cs="Arial"/>
+        </w:rPr>
+        <w:t>NotificacionPromocional</w:t>
+      </w:r>
+      <w:proofErr w:type="spellEnd"/>
+      <w:r>
+        <w:rPr>
+          <w:rFonts w:ascii="Arial" w:hAnsi="Arial" w:cs="Arial"/>
+        </w:rPr>
+        <w:t xml:space="preserve"> o </w:t>
+      </w:r>
+      <w:proofErr w:type="spellStart"/>
+      <w:r>
+        <w:rPr>
+          <w:rFonts w:ascii="Arial" w:hAnsi="Arial" w:cs="Arial"/>
+        </w:rPr>
+        <w:t>AlertaSistema</w:t>
+      </w:r>
+      <w:proofErr w:type="spellEnd"/>
+      <w:r>
+        <w:rPr>
+          <w:rFonts w:ascii="Arial" w:hAnsi="Arial" w:cs="Arial"/>
+        </w:rPr>
+        <w:t xml:space="preserve">) sin tener que modificar los canales de envío (como </w:t>
+      </w:r>
+      <w:proofErr w:type="spellStart"/>
+      <w:r>
+        <w:rPr>
+          <w:rFonts w:ascii="Arial" w:hAnsi="Arial" w:cs="Arial"/>
+        </w:rPr>
+        <w:t>EnvioEmail</w:t>
+      </w:r>
+      <w:proofErr w:type="spellEnd"/>
+      <w:r>
+        <w:rPr>
+          <w:rFonts w:ascii="Arial" w:hAnsi="Arial" w:cs="Arial"/>
+        </w:rPr>
+        <w:t xml:space="preserve">, </w:t>
+      </w:r>
+      <w:proofErr w:type="spellStart"/>
+      <w:r>
+        <w:rPr>
+          <w:rFonts w:ascii="Arial" w:hAnsi="Arial" w:cs="Arial"/>
+        </w:rPr>
+        <w:t>EnvioSMS</w:t>
+      </w:r>
+      <w:proofErr w:type="spellEnd"/>
+      <w:r>
+        <w:rPr>
+          <w:rFonts w:ascii="Arial" w:hAnsi="Arial" w:cs="Arial"/>
+        </w:rPr>
+        <w:t>).</w:t>
       </w:r>
     </w:p>
     <w:p>
@@ -1660,7 +1818,7 @@
         <w:pStyle w:val="Prrafodelista"/>
         <w:numPr>
           <w:ilvl w:val="1"/>
-          <w:numId w:val="19"/>
+          <w:numId w:val="20"/>
         </w:numPr>
         <w:rPr>
           <w:rFonts w:ascii="Arial" w:hAnsi="Arial" w:cs="Arial"/>
@@ -1670,7 +1828,35 @@
         <w:rPr>
           <w:rFonts w:ascii="Arial" w:hAnsi="Arial" w:cs="Arial"/>
         </w:rPr>
-        <w:t>También puedes añadir nuevos canales de envío (como EnvioWebhook o EnvioTelegram) sin necesidad de alterar la lógica de los tipos de notificaciones.</w:t>
+        <w:t xml:space="preserve">También puedes añadir nuevos canales de envío (como </w:t>
+      </w:r>
+      <w:proofErr w:type="spellStart"/>
+      <w:r>
+        <w:rPr>
+          <w:rFonts w:ascii="Arial" w:hAnsi="Arial" w:cs="Arial"/>
+        </w:rPr>
+        <w:t>EnvioWebhook</w:t>
+      </w:r>
+      <w:proofErr w:type="spellEnd"/>
+      <w:r>
+        <w:rPr>
+          <w:rFonts w:ascii="Arial" w:hAnsi="Arial" w:cs="Arial"/>
+        </w:rPr>
+        <w:t xml:space="preserve"> o </w:t>
+      </w:r>
+      <w:proofErr w:type="spellStart"/>
+      <w:r>
+        <w:rPr>
+          <w:rFonts w:ascii="Arial" w:hAnsi="Arial" w:cs="Arial"/>
+        </w:rPr>
+        <w:t>EnvioTelegram</w:t>
+      </w:r>
+      <w:proofErr w:type="spellEnd"/>
+      <w:r>
+        <w:rPr>
+          <w:rFonts w:ascii="Arial" w:hAnsi="Arial" w:cs="Arial"/>
+        </w:rPr>
+        <w:t>) sin necesidad de alterar la lógica de los tipos de notificaciones.</w:t>
       </w:r>
     </w:p>
     <w:p>
@@ -1709,7 +1895,7 @@
         <w:pStyle w:val="Prrafodelista"/>
         <w:numPr>
           <w:ilvl w:val="1"/>
-          <w:numId w:val="19"/>
+          <w:numId w:val="20"/>
         </w:numPr>
         <w:rPr>
           <w:rFonts w:ascii="Arial" w:hAnsi="Arial" w:cs="Arial"/>
@@ -1758,7 +1944,7 @@
         <w:pStyle w:val="Prrafodelista"/>
         <w:numPr>
           <w:ilvl w:val="1"/>
-          <w:numId w:val="19"/>
+          <w:numId w:val="20"/>
         </w:numPr>
         <w:rPr>
           <w:rFonts w:ascii="Arial" w:hAnsi="Arial" w:cs="Arial"/>
@@ -1768,7 +1954,35 @@
         <w:rPr>
           <w:rFonts w:ascii="Arial" w:hAnsi="Arial" w:cs="Arial"/>
         </w:rPr>
-        <w:t>Sin el patrón Bridge, tendrías una combinación multiplicativa de clases (como se mencionó antes: AlertaEmergenciaEmail, AlertaEmergenciaSMS, etc.). Con Bridge, solo necesitas un conjunto de clases de abstracción y un conjunto de clases de implementación, lo que reduce la complejidad del código y hace que sea más fácil de mantener.</w:t>
+        <w:t xml:space="preserve">Sin el patrón Bridge, tendrías una combinación multiplicativa de clases (como se mencionó antes: </w:t>
+      </w:r>
+      <w:proofErr w:type="spellStart"/>
+      <w:r>
+        <w:rPr>
+          <w:rFonts w:ascii="Arial" w:hAnsi="Arial" w:cs="Arial"/>
+        </w:rPr>
+        <w:t>AlertaEmergenciaEmail</w:t>
+      </w:r>
+      <w:proofErr w:type="spellEnd"/>
+      <w:r>
+        <w:rPr>
+          <w:rFonts w:ascii="Arial" w:hAnsi="Arial" w:cs="Arial"/>
+        </w:rPr>
+        <w:t xml:space="preserve">, </w:t>
+      </w:r>
+      <w:proofErr w:type="spellStart"/>
+      <w:r>
+        <w:rPr>
+          <w:rFonts w:ascii="Arial" w:hAnsi="Arial" w:cs="Arial"/>
+        </w:rPr>
+        <w:t>AlertaEmergenciaSMS</w:t>
+      </w:r>
+      <w:proofErr w:type="spellEnd"/>
+      <w:r>
+        <w:rPr>
+          <w:rFonts w:ascii="Arial" w:hAnsi="Arial" w:cs="Arial"/>
+        </w:rPr>
+        <w:t>, etc.). Con Bridge, solo necesitas un conjunto de clases de abstracción y un conjunto de clases de implementación, lo que reduce la complejidad del código y hace que sea más fácil de mantener.</w:t>
       </w:r>
     </w:p>
     <w:p>
@@ -1807,7 +2021,7 @@
         <w:pStyle w:val="Prrafodelista"/>
         <w:numPr>
           <w:ilvl w:val="1"/>
-          <w:numId w:val="19"/>
+          <w:numId w:val="20"/>
         </w:numPr>
         <w:rPr>
           <w:rFonts w:ascii="Arial" w:hAnsi="Arial" w:cs="Arial"/>
@@ -1856,7 +2070,7 @@
         <w:pStyle w:val="Prrafodelista"/>
         <w:numPr>
           <w:ilvl w:val="1"/>
-          <w:numId w:val="19"/>
+          <w:numId w:val="20"/>
         </w:numPr>
         <w:rPr>
           <w:rFonts w:ascii="Arial" w:hAnsi="Arial" w:cs="Arial"/>
@@ -1866,7 +2080,21 @@
         <w:rPr>
           <w:rFonts w:ascii="Arial" w:hAnsi="Arial" w:cs="Arial"/>
         </w:rPr>
-        <w:t>Puedes reutilizar tanto las abstracciones como las implementaciones. Por ejemplo, puedes usar el canal de envío EnvioPush para distintas clases de notificación (como Alerta Emergencia o Recordatorio) sin duplicar código.</w:t>
+        <w:t xml:space="preserve">Puedes reutilizar tanto las abstracciones como las implementaciones. Por ejemplo, puedes usar el canal de envío </w:t>
+      </w:r>
+      <w:proofErr w:type="spellStart"/>
+      <w:r>
+        <w:rPr>
+          <w:rFonts w:ascii="Arial" w:hAnsi="Arial" w:cs="Arial"/>
+        </w:rPr>
+        <w:t>EnvioPush</w:t>
+      </w:r>
+      <w:proofErr w:type="spellEnd"/>
+      <w:r>
+        <w:rPr>
+          <w:rFonts w:ascii="Arial" w:hAnsi="Arial" w:cs="Arial"/>
+        </w:rPr>
+        <w:t xml:space="preserve"> para distintas clases de notificación (como Alerta Emergencia o Recordatorio) sin duplicar código.</w:t>
       </w:r>
     </w:p>
     <w:p>
@@ -1874,7 +2102,7 @@
         <w:pStyle w:val="Prrafodelista"/>
         <w:numPr>
           <w:ilvl w:val="0"/>
-          <w:numId w:val="17"/>
+          <w:numId w:val="18"/>
         </w:numPr>
         <w:rPr>
           <w:rFonts w:ascii="Arial" w:hAnsi="Arial" w:cs="Arial"/>
@@ -1883,43 +2111,36 @@
     </w:p>
     <w:p>
       <w:pPr>
-        <w:pStyle w:val="Normal"/>
         <w:ind w:left="708"/>
         <w:rPr>
           <w:rFonts w:ascii="Arial" w:hAnsi="Arial" w:cs="Arial"/>
-          <w:b w:val="1"/>
-          <w:bCs w:val="1"/>
-        </w:rPr>
-      </w:pPr>
-      <w:r>
-        <w:rPr>
-          <w:rFonts w:ascii="Arial" w:hAnsi="Arial" w:cs="Arial"/>
-          <w:b w:val="1"/>
-          <w:bCs w:val="1"/>
-        </w:rPr>
-        <w:t>Patrón</w:t>
-      </w:r>
-      <w:r>
-        <w:rPr>
-          <w:rFonts w:ascii="Arial" w:hAnsi="Arial" w:cs="Arial"/>
-          <w:b w:val="1"/>
-          <w:bCs w:val="1"/>
-        </w:rPr>
-        <w:t xml:space="preserve"> </w:t>
-      </w:r>
-      <w:r>
-        <w:rPr>
-          <w:rFonts w:ascii="Arial" w:hAnsi="Arial" w:cs="Arial"/>
-          <w:b w:val="1"/>
-          <w:bCs w:val="1"/>
+          <w:b/>
+          <w:bCs/>
+        </w:rPr>
+      </w:pPr>
+      <w:r>
+        <w:rPr>
+          <w:rFonts w:ascii="Arial" w:hAnsi="Arial" w:cs="Arial"/>
+          <w:b/>
+          <w:bCs/>
+        </w:rPr>
+        <w:t xml:space="preserve">Patrón </w:t>
+      </w:r>
+      <w:proofErr w:type="spellStart"/>
+      <w:r>
+        <w:rPr>
+          <w:rFonts w:ascii="Arial" w:hAnsi="Arial" w:cs="Arial"/>
+          <w:b/>
+          <w:bCs/>
         </w:rPr>
         <w:t>Facade</w:t>
       </w:r>
-      <w:r>
-        <w:rPr>
-          <w:rFonts w:ascii="Arial" w:hAnsi="Arial" w:cs="Arial"/>
-          <w:b w:val="1"/>
-          <w:bCs w:val="1"/>
+      <w:proofErr w:type="spellEnd"/>
+      <w:r>
+        <w:rPr>
+          <w:rFonts w:ascii="Arial" w:hAnsi="Arial" w:cs="Arial"/>
+          <w:b/>
+          <w:bCs/>
         </w:rPr>
         <w:t>.</w:t>
       </w:r>
@@ -1929,26 +2150,30 @@
         <w:ind w:left="708"/>
       </w:pPr>
       <w:r>
+        <w:rPr>
+          <w:noProof/>
+        </w:rPr>
+        <w:lastRenderedPageBreak/>
         <w:drawing>
-          <wp:inline wp14:editId="30D3E2D8" wp14:anchorId="457AF95D">
+          <wp:inline distT="0" distB="0" distL="0" distR="0" wp14:anchorId="457AF95D" wp14:editId="30D3E2D8">
             <wp:extent cx="5619752" cy="3733800"/>
             <wp:effectExtent l="0" t="0" r="0" b="0"/>
-            <wp:docPr id="456058014" name="" title=""/>
+            <wp:docPr id="456058014" name="Imagen 456058014"/>
             <wp:cNvGraphicFramePr>
-              <a:graphicFrameLocks noChangeAspect="1"/>
+              <a:graphicFrameLocks xmlns:a="http://schemas.openxmlformats.org/drawingml/2006/main" noChangeAspect="1"/>
             </wp:cNvGraphicFramePr>
-            <a:graphic>
+            <a:graphic xmlns:a="http://schemas.openxmlformats.org/drawingml/2006/main">
               <a:graphicData uri="http://schemas.openxmlformats.org/drawingml/2006/picture">
-                <pic:pic>
+                <pic:pic xmlns:pic="http://schemas.openxmlformats.org/drawingml/2006/picture">
                   <pic:nvPicPr>
                     <pic:cNvPr id="0" name=""/>
                     <pic:cNvPicPr/>
                   </pic:nvPicPr>
                   <pic:blipFill>
-                    <a:blip r:embed="Rcfe2069eece64582">
+                    <a:blip r:embed="rId9">
                       <a:extLst>
-                        <a:ext xmlns:a="http://schemas.openxmlformats.org/drawingml/2006/main" uri="{28A0092B-C50C-407E-A947-70E740481C1C}">
-                          <a14:useLocalDpi val="0"/>
+                        <a:ext uri="{28A0092B-C50C-407E-A947-70E740481C1C}">
+                          <a14:useLocalDpi xmlns:a14="http://schemas.microsoft.com/office/drawing/2010/main" val="0"/>
                         </a:ext>
                       </a:extLst>
                     </a:blip>
@@ -2020,10 +2245,296 @@
     </w:p>
     <w:p>
       <w:pPr>
+        <w:rPr>
+          <w:rFonts w:ascii="Arial" w:hAnsi="Arial" w:cs="Arial"/>
+        </w:rPr>
+      </w:pPr>
+      <w:r>
+        <w:rPr>
+          <w:rFonts w:ascii="Arial" w:hAnsi="Arial" w:cs="Arial"/>
+        </w:rPr>
+        <w:t>3.Patron Composite:</w:t>
+      </w:r>
+    </w:p>
+    <w:p>
+      <w:pPr>
+        <w:spacing w:line="278" w:lineRule="auto"/>
+        <w:rPr>
+          <w:rFonts w:ascii="Arial" w:hAnsi="Arial" w:cs="Arial"/>
+        </w:rPr>
+      </w:pPr>
+      <w:r>
+        <w:rPr>
+          <w:rFonts w:ascii="Arial" w:hAnsi="Arial" w:cs="Arial"/>
+        </w:rPr>
+        <w:t>Sistema de gestión de dispositivos electrónicos</w:t>
+      </w:r>
+    </w:p>
+    <w:p>
+      <w:pPr>
+        <w:spacing w:line="278" w:lineRule="auto"/>
+        <w:rPr>
+          <w:rFonts w:ascii="Arial" w:hAnsi="Arial" w:cs="Arial"/>
+        </w:rPr>
+      </w:pPr>
+      <w:r>
+        <w:rPr>
+          <w:rFonts w:ascii="Arial" w:hAnsi="Arial" w:cs="Arial"/>
+        </w:rPr>
+        <w:t>Imagina que estamos desarrollando un sistema para gestionar dispositivos electrónicos en una casa inteligente. Este sistema debe interactuar con varios tipos de dispositivos, como luces, termostatos, cámaras de seguridad, y puertas automáticas. Queremos que el sistema sea flexible y pueda integrar nuevos dispositivos en el futuro sin modificar mucho el código existente.</w:t>
+      </w:r>
+    </w:p>
+    <w:p>
+      <w:pPr>
+        <w:spacing w:line="278" w:lineRule="auto"/>
+        <w:rPr>
+          <w:rFonts w:ascii="Arial" w:hAnsi="Arial" w:cs="Arial"/>
+        </w:rPr>
+      </w:pPr>
+      <w:r>
+        <w:rPr>
+          <w:rFonts w:ascii="Arial" w:hAnsi="Arial" w:cs="Arial"/>
+        </w:rPr>
+        <w:t>Patrón estructural aplicable: Composite</w:t>
+      </w:r>
+    </w:p>
+    <w:p>
+      <w:pPr>
+        <w:spacing w:line="278" w:lineRule="auto"/>
+        <w:rPr>
+          <w:rFonts w:ascii="Arial" w:hAnsi="Arial" w:cs="Arial"/>
+        </w:rPr>
+      </w:pPr>
+      <w:r>
+        <w:rPr>
+          <w:rFonts w:ascii="Arial" w:hAnsi="Arial" w:cs="Arial"/>
+        </w:rPr>
+        <w:t>Justificación:</w:t>
+      </w:r>
+    </w:p>
+    <w:p>
+      <w:pPr>
+        <w:spacing w:line="278" w:lineRule="auto"/>
+        <w:rPr>
+          <w:rFonts w:ascii="Arial" w:hAnsi="Arial" w:cs="Arial"/>
+        </w:rPr>
+      </w:pPr>
+      <w:r>
+        <w:rPr>
+          <w:rFonts w:ascii="Arial" w:hAnsi="Arial" w:cs="Arial"/>
+        </w:rPr>
+        <w:t xml:space="preserve">El patrón Composite es útil cuando tenemos una estructura jerárquica de objetos, y queremos tratar tanto a los objetos individuales como a las composiciones de objetos de manera uniforme. En este caso, cada dispositivo electrónico puede ser un objeto </w:t>
+      </w:r>
+      <w:r>
+        <w:rPr>
+          <w:rFonts w:ascii="Arial" w:hAnsi="Arial" w:cs="Arial"/>
+        </w:rPr>
+        <w:lastRenderedPageBreak/>
+        <w:t>individual, pero también puede haber grupos de dispositivos (como un grupo de luces o un grupo de cámaras de seguridad) que se controlan juntos.</w:t>
+      </w:r>
+    </w:p>
+    <w:p>
+      <w:pPr>
+        <w:numPr>
+          <w:ilvl w:val="0"/>
+          <w:numId w:val="26"/>
+        </w:numPr>
+        <w:suppressAutoHyphens w:val="0"/>
+        <w:spacing w:line="278" w:lineRule="auto"/>
+        <w:rPr>
+          <w:rFonts w:ascii="Arial" w:hAnsi="Arial" w:cs="Arial"/>
+        </w:rPr>
+      </w:pPr>
+      <w:r>
+        <w:rPr>
+          <w:rFonts w:ascii="Arial" w:hAnsi="Arial" w:cs="Arial"/>
+        </w:rPr>
+        <w:t xml:space="preserve">Podemos crear una interfaz común Dispositivo que todos los dispositivos implementen (por ejemplo, un método </w:t>
+      </w:r>
+      <w:proofErr w:type="gramStart"/>
+      <w:r>
+        <w:rPr>
+          <w:rFonts w:ascii="Arial" w:hAnsi="Arial" w:cs="Arial"/>
+        </w:rPr>
+        <w:t>encender(</w:t>
+      </w:r>
+      <w:proofErr w:type="gramEnd"/>
+      <w:r>
+        <w:rPr>
+          <w:rFonts w:ascii="Arial" w:hAnsi="Arial" w:cs="Arial"/>
+        </w:rPr>
+        <w:t xml:space="preserve">) y </w:t>
+      </w:r>
+      <w:proofErr w:type="gramStart"/>
+      <w:r>
+        <w:rPr>
+          <w:rFonts w:ascii="Arial" w:hAnsi="Arial" w:cs="Arial"/>
+        </w:rPr>
+        <w:t>apagar(</w:t>
+      </w:r>
+      <w:proofErr w:type="gramEnd"/>
+      <w:r>
+        <w:rPr>
+          <w:rFonts w:ascii="Arial" w:hAnsi="Arial" w:cs="Arial"/>
+        </w:rPr>
+        <w:t>)).</w:t>
+      </w:r>
+    </w:p>
+    <w:p>
+      <w:pPr>
+        <w:numPr>
+          <w:ilvl w:val="0"/>
+          <w:numId w:val="26"/>
+        </w:numPr>
+        <w:suppressAutoHyphens w:val="0"/>
+        <w:spacing w:line="278" w:lineRule="auto"/>
+        <w:rPr>
+          <w:rFonts w:ascii="Arial" w:hAnsi="Arial" w:cs="Arial"/>
+        </w:rPr>
+      </w:pPr>
+      <w:r>
+        <w:rPr>
+          <w:rFonts w:ascii="Arial" w:hAnsi="Arial" w:cs="Arial"/>
+        </w:rPr>
+        <w:t>Luego, podemos tener clases que representen dispositivos individuales (luces, cámaras, termostatos, etc.) y clases que representen grupos de dispositivos (un grupo de luces, un grupo de cámaras, etc.).</w:t>
+      </w:r>
+    </w:p>
+    <w:p>
+      <w:pPr>
+        <w:numPr>
+          <w:ilvl w:val="0"/>
+          <w:numId w:val="26"/>
+        </w:numPr>
+        <w:suppressAutoHyphens w:val="0"/>
+        <w:spacing w:line="278" w:lineRule="auto"/>
+        <w:rPr>
+          <w:rFonts w:ascii="Arial" w:hAnsi="Arial" w:cs="Arial"/>
+        </w:rPr>
+      </w:pPr>
+      <w:r>
+        <w:rPr>
+          <w:rFonts w:ascii="Arial" w:hAnsi="Arial" w:cs="Arial"/>
+        </w:rPr>
+        <w:t>Usando el patrón Composite, podemos tratar a un grupo de dispositivos de la misma forma que tratamos a un dispositivo individual, lo que facilita la gestión de dispositivos y su control.</w:t>
+      </w:r>
+    </w:p>
+    <w:p>
+      <w:pPr>
+        <w:rPr>
+          <w:rFonts w:ascii="Arial" w:hAnsi="Arial" w:cs="Arial"/>
+        </w:rPr>
+      </w:pPr>
+      <w:r>
+        <w:rPr>
+          <w:rFonts w:ascii="Arial" w:hAnsi="Arial" w:cs="Arial"/>
+        </w:rPr>
+        <w:t xml:space="preserve">Con el patrón </w:t>
+      </w:r>
+      <w:r>
+        <w:rPr>
+          <w:rFonts w:ascii="Arial" w:hAnsi="Arial" w:cs="Arial"/>
+          <w:b/>
+          <w:bCs/>
+        </w:rPr>
+        <w:t>Composite</w:t>
+      </w:r>
+      <w:r>
+        <w:rPr>
+          <w:rFonts w:ascii="Arial" w:hAnsi="Arial" w:cs="Arial"/>
+        </w:rPr>
+        <w:t>, podemos tratar tanto a los dispositivos individuales como a los grupos de dispositivos de la misma forma, lo que simplifica la gestión de múltiples dispositivos electrónicos en un sistema. Nuevos dispositivos</w:t>
+      </w:r>
+      <w:r>
+        <w:t xml:space="preserve"> </w:t>
+      </w:r>
+      <w:r>
+        <w:rPr>
+          <w:rFonts w:ascii="Arial" w:hAnsi="Arial" w:cs="Arial"/>
+        </w:rPr>
+        <w:t>o grupos de dispositivos pueden ser fácilmente añadidos sin modificar el código existente.</w:t>
+      </w:r>
+    </w:p>
+    <w:p>
+      <w:pPr>
+        <w:rPr>
+          <w:rFonts w:ascii="Arial" w:hAnsi="Arial" w:cs="Arial"/>
+        </w:rPr>
+      </w:pPr>
+    </w:p>
+    <w:p>
+      <w:pPr>
+        <w:rPr>
+          <w:rFonts w:ascii="Arial" w:hAnsi="Arial" w:cs="Arial"/>
+        </w:rPr>
+      </w:pPr>
+      <w:r>
+        <w:rPr>
+          <w:noProof/>
+        </w:rPr>
+        <w:drawing>
+          <wp:inline distT="0" distB="0" distL="0" distR="0" wp14:anchorId="4ECA77D7" wp14:editId="5FC770F4">
+            <wp:extent cx="5612130" cy="3242310"/>
+            <wp:effectExtent l="0" t="0" r="7620" b="0"/>
+            <wp:docPr id="1074277017" name="Imagen 1" descr="Imagen que contiene Diagrama&#10;&#10;El contenido generado por IA puede ser incorrecto."/>
+            <wp:cNvGraphicFramePr>
+              <a:graphicFrameLocks xmlns:a="http://schemas.openxmlformats.org/drawingml/2006/main" noChangeAspect="1"/>
+            </wp:cNvGraphicFramePr>
+            <a:graphic xmlns:a="http://schemas.openxmlformats.org/drawingml/2006/main">
+              <a:graphicData uri="http://schemas.openxmlformats.org/drawingml/2006/picture">
+                <pic:pic xmlns:pic="http://schemas.openxmlformats.org/drawingml/2006/picture">
+                  <pic:nvPicPr>
+                    <pic:cNvPr id="1074277017" name="Imagen 1" descr="Imagen que contiene Diagrama&#10;&#10;El contenido generado por IA puede ser incorrecto."/>
+                    <pic:cNvPicPr/>
+                  </pic:nvPicPr>
+                  <pic:blipFill>
+                    <a:blip r:embed="rId10"/>
+                    <a:stretch>
+                      <a:fillRect/>
+                    </a:stretch>
+                  </pic:blipFill>
+                  <pic:spPr>
+                    <a:xfrm>
+                      <a:off x="0" y="0"/>
+                      <a:ext cx="5612130" cy="3242310"/>
+                    </a:xfrm>
+                    <a:prstGeom prst="rect">
+                      <a:avLst/>
+                    </a:prstGeom>
+                  </pic:spPr>
+                </pic:pic>
+              </a:graphicData>
+            </a:graphic>
+          </wp:inline>
+        </w:drawing>
+      </w:r>
+    </w:p>
+    <w:p>
+      <w:pPr>
+        <w:rPr>
+          <w:rFonts w:ascii="Arial" w:hAnsi="Arial" w:cs="Arial"/>
+        </w:rPr>
+      </w:pPr>
+    </w:p>
+    <w:p>
+      <w:pPr>
+        <w:rPr>
+          <w:rFonts w:ascii="Arial" w:hAnsi="Arial" w:cs="Arial"/>
+        </w:rPr>
+      </w:pPr>
+    </w:p>
+    <w:p>
+      <w:pPr>
+        <w:rPr>
+          <w:rFonts w:ascii="Arial" w:hAnsi="Arial" w:cs="Arial"/>
+        </w:rPr>
+      </w:pPr>
+    </w:p>
+    <w:p>
+      <w:pPr>
         <w:pStyle w:val="Prrafodelista"/>
         <w:numPr>
           <w:ilvl w:val="0"/>
-          <w:numId w:val="24"/>
+          <w:numId w:val="25"/>
         </w:numPr>
         <w:rPr>
           <w:rFonts w:ascii="Arial" w:hAnsi="Arial" w:cs="Arial"/>
@@ -2045,7 +2556,8 @@
         </w:rPr>
         <w:t xml:space="preserve"> &lt;</w:t>
       </w:r>
-      <w:hyperlink w:history="1" r:id="rId9">
+      <w:hyperlink r:id="rId11" w:history="1">
+        <w:proofErr w:type="gramStart"/>
         <w:r>
           <w:rPr>
             <w:rStyle w:val="Hipervnculo"/>
@@ -2053,6 +2565,7 @@
           </w:rPr>
           <w:t>Link</w:t>
         </w:r>
+        <w:proofErr w:type="gramEnd"/>
       </w:hyperlink>
       <w:r>
         <w:rPr>
@@ -2097,31 +2610,88 @@
         <w:rPr>
           <w:rFonts w:ascii="Arial" w:hAnsi="Arial" w:cs="Arial"/>
         </w:rPr>
-        <w:t xml:space="preserve">12 de Abril a las 23:59. </w:t>
-      </w:r>
-    </w:p>
-    <w:p>
-      <w:pPr>
-        <w:rPr>
-          <w:rFonts w:ascii="Arial" w:hAnsi="Arial" w:cs="Arial"/>
-        </w:rPr>
-      </w:pPr>
-    </w:p>
-    <w:p>
-      <w:pPr>
-        <w:rPr>
-          <w:rFonts w:ascii="Arial" w:hAnsi="Arial" w:cs="Arial"/>
-        </w:rPr>
-      </w:pPr>
-      <w:r>
-        <w:rPr>
-          <w:rFonts w:ascii="Arial" w:hAnsi="Arial" w:cs="Arial"/>
-        </w:rPr>
-        <w:t>El trabajo deberá ser cargado a través Teams, pueden usar repositorios como github, gitlab o Azure Repos para el código fuente, en el documento deberá aparecer el enlace al repositorio. El documento debe contener el nombre de los integrantes del grupo. Máximo 4 personas por grupo, los grupos son de conformación libre.</w:t>
+        <w:lastRenderedPageBreak/>
+        <w:t xml:space="preserve">12 de </w:t>
+      </w:r>
+      <w:proofErr w:type="gramStart"/>
+      <w:r>
+        <w:rPr>
+          <w:rFonts w:ascii="Arial" w:hAnsi="Arial" w:cs="Arial"/>
+        </w:rPr>
+        <w:t>Abril</w:t>
+      </w:r>
+      <w:proofErr w:type="gramEnd"/>
+      <w:r>
+        <w:rPr>
+          <w:rFonts w:ascii="Arial" w:hAnsi="Arial" w:cs="Arial"/>
+        </w:rPr>
+        <w:t xml:space="preserve"> a las 23:59. </w:t>
+      </w:r>
+    </w:p>
+    <w:p>
+      <w:pPr>
+        <w:rPr>
+          <w:rFonts w:ascii="Arial" w:hAnsi="Arial" w:cs="Arial"/>
+        </w:rPr>
+      </w:pPr>
+    </w:p>
+    <w:p>
+      <w:pPr>
+        <w:rPr>
+          <w:rFonts w:ascii="Arial" w:hAnsi="Arial" w:cs="Arial"/>
+        </w:rPr>
+      </w:pPr>
+      <w:r>
+        <w:rPr>
+          <w:rFonts w:ascii="Arial" w:hAnsi="Arial" w:cs="Arial"/>
+        </w:rPr>
+        <w:t xml:space="preserve">El trabajo deberá ser cargado a través </w:t>
+      </w:r>
+      <w:proofErr w:type="spellStart"/>
+      <w:r>
+        <w:rPr>
+          <w:rFonts w:ascii="Arial" w:hAnsi="Arial" w:cs="Arial"/>
+        </w:rPr>
+        <w:t>Teams</w:t>
+      </w:r>
+      <w:proofErr w:type="spellEnd"/>
+      <w:r>
+        <w:rPr>
+          <w:rFonts w:ascii="Arial" w:hAnsi="Arial" w:cs="Arial"/>
+        </w:rPr>
+        <w:t xml:space="preserve">, pueden usar repositorios como </w:t>
+      </w:r>
+      <w:proofErr w:type="spellStart"/>
+      <w:r>
+        <w:rPr>
+          <w:rFonts w:ascii="Arial" w:hAnsi="Arial" w:cs="Arial"/>
+        </w:rPr>
+        <w:t>github</w:t>
+      </w:r>
+      <w:proofErr w:type="spellEnd"/>
+      <w:r>
+        <w:rPr>
+          <w:rFonts w:ascii="Arial" w:hAnsi="Arial" w:cs="Arial"/>
+        </w:rPr>
+        <w:t xml:space="preserve">, </w:t>
+      </w:r>
+      <w:proofErr w:type="spellStart"/>
+      <w:r>
+        <w:rPr>
+          <w:rFonts w:ascii="Arial" w:hAnsi="Arial" w:cs="Arial"/>
+        </w:rPr>
+        <w:t>gitlab</w:t>
+      </w:r>
+      <w:proofErr w:type="spellEnd"/>
+      <w:r>
+        <w:rPr>
+          <w:rFonts w:ascii="Arial" w:hAnsi="Arial" w:cs="Arial"/>
+        </w:rPr>
+        <w:t xml:space="preserve"> o Azure Repos para el código fuente, en el documento deberá aparecer el enlace al repositorio. El documento debe contener el nombre de los integrantes del grupo. Máximo 4 personas por grupo, los grupos son de conformación libre.</w:t>
       </w:r>
     </w:p>
     <w:sectPr>
-      <w:pgSz w:w="12240" w:h="15840" w:orient="portrait"/>
+      <w:pgSz w:w="12240" w:h="15840"/>
       <w:pgMar w:top="1417" w:right="1701" w:bottom="1417" w:left="1701" w:header="0" w:footer="0" w:gutter="0"/>
       <w:cols w:space="720"/>
       <w:formProt w:val="0"/>
@@ -2133,10 +2703,11 @@
 
 <file path=word/numbering.xml><?xml version="1.0" encoding="utf-8"?>
 <w:numbering xmlns:wpc="http://schemas.microsoft.com/office/word/2010/wordprocessingCanvas" xmlns:cx="http://schemas.microsoft.com/office/drawing/2014/chartex" xmlns:cx1="http://schemas.microsoft.com/office/drawing/2015/9/8/chartex" xmlns:cx2="http://schemas.microsoft.com/office/drawing/2015/10/21/chartex" xmlns:cx3="http://schemas.microsoft.com/office/drawing/2016/5/9/chartex" xmlns:cx4="http://schemas.microsoft.com/office/drawing/2016/5/10/chartex" xmlns:cx5="http://schemas.microsoft.com/office/drawing/2016/5/11/chartex" xmlns:cx6="http://schemas.microsoft.com/office/drawing/2016/5/12/chartex" xmlns:cx7="http://schemas.microsoft.com/office/drawing/2016/5/13/chartex" xmlns:cx8="http://schemas.microsoft.com/office/drawing/2016/5/14/chartex" xmlns:mc="http://schemas.openxmlformats.org/markup-compatibility/2006" xmlns:aink="http://schemas.microsoft.com/office/drawing/2016/ink" xmlns:am3d="http://schemas.microsoft.com/office/drawing/2017/model3d" xmlns:o="urn:schemas-microsoft-com:office:office" xmlns:oel="http://schemas.microsoft.com/office/2019/extlst" xmlns:r="http://schemas.openxmlformats.org/officeDocument/2006/relationships" xmlns:m="http://schemas.openxmlformats.org/officeDocument/2006/math" xmlns:v="urn:schemas-microsoft-com:vml" xmlns:wp14="http://schemas.microsoft.com/office/word/2010/wordprocessingDrawing" xmlns:wp="http://schemas.openxmlformats.org/drawingml/2006/wordprocessingDrawing" xmlns:w10="urn:schemas-microsoft-com:office:word" xmlns:w="http://schemas.openxmlformats.org/wordprocessingml/2006/main" xmlns:w14="http://schemas.microsoft.com/office/word/2010/wordml" xmlns:w15="http://schemas.microsoft.com/office/word/2012/wordml" xmlns:w16cex="http://schemas.microsoft.com/office/word/2018/wordml/cex" xmlns:w16cid="http://schemas.microsoft.com/office/word/2016/wordml/cid" xmlns:w16="http://schemas.microsoft.com/office/word/2018/wordml" xmlns:w16du="http://schemas.microsoft.com/office/word/2023/wordml/word16du" xmlns:w16sdtdh="http://schemas.microsoft.com/office/word/2020/wordml/sdtdatahash" xmlns:w16sdtfl="http://schemas.microsoft.com/office/word/2024/wordml/sdtformatlock" xmlns:w16se="http://schemas.microsoft.com/office/word/2015/wordml/symex" xmlns:wpg="http://schemas.microsoft.com/office/word/2010/wordprocessingGroup" xmlns:wpi="http://schemas.microsoft.com/office/word/2010/wordprocessingInk" xmlns:wne="http://schemas.microsoft.com/office/word/2006/wordml" xmlns:wps="http://schemas.microsoft.com/office/word/2010/wordprocessingShape" mc:Ignorable="w14 w15 w16se w16cid w16 w16cex w16sdtdh w16sdtfl w16du wp14">
-  <w:abstractNum xmlns:w="http://schemas.openxmlformats.org/wordprocessingml/2006/main" w:abstractNumId="24">
-    <w:nsid w:val="19486e4"/>
-    <w:multiLevelType xmlns:w="http://schemas.openxmlformats.org/wordprocessingml/2006/main" w:val="hybridMultilevel"/>
-    <w:lvl xmlns:w="http://schemas.openxmlformats.org/wordprocessingml/2006/main" w:ilvl="0">
+  <w:abstractNum w:abstractNumId="0" w15:restartNumberingAfterBreak="0">
+    <w:nsid w:val="019486E4"/>
+    <w:multiLevelType w:val="hybridMultilevel"/>
+    <w:tmpl w:val="7EC020FE"/>
+    <w:lvl w:ilvl="0" w:tplc="F8B4B33C">
       <w:start w:val="1"/>
       <w:numFmt w:val="decimal"/>
       <w:lvlText w:val="%1."/>
@@ -2145,7 +2716,7 @@
         <w:ind w:left="720" w:hanging="360"/>
       </w:pPr>
     </w:lvl>
-    <w:lvl xmlns:w="http://schemas.openxmlformats.org/wordprocessingml/2006/main" w:ilvl="1">
+    <w:lvl w:ilvl="1" w:tplc="AE487E7A">
       <w:start w:val="1"/>
       <w:numFmt w:val="bullet"/>
       <w:lvlText w:val="o"/>
@@ -2154,10 +2725,10 @@
         <w:ind w:left="1440" w:hanging="360"/>
       </w:pPr>
       <w:rPr>
-        <w:rFonts w:hint="default" w:ascii="Courier New" w:hAnsi="Courier New"/>
-      </w:rPr>
-    </w:lvl>
-    <w:lvl xmlns:w="http://schemas.openxmlformats.org/wordprocessingml/2006/main" w:ilvl="2">
+        <w:rFonts w:ascii="Courier New" w:hAnsi="Courier New" w:hint="default"/>
+      </w:rPr>
+    </w:lvl>
+    <w:lvl w:ilvl="2" w:tplc="7EFCFE86">
       <w:start w:val="1"/>
       <w:numFmt w:val="bullet"/>
       <w:lvlText w:val=""/>
@@ -2166,10 +2737,10 @@
         <w:ind w:left="2160" w:hanging="360"/>
       </w:pPr>
       <w:rPr>
-        <w:rFonts w:hint="default" w:ascii="Wingdings" w:hAnsi="Wingdings"/>
-      </w:rPr>
-    </w:lvl>
-    <w:lvl xmlns:w="http://schemas.openxmlformats.org/wordprocessingml/2006/main" w:ilvl="3">
+        <w:rFonts w:ascii="Wingdings" w:hAnsi="Wingdings" w:hint="default"/>
+      </w:rPr>
+    </w:lvl>
+    <w:lvl w:ilvl="3" w:tplc="2194A776">
       <w:start w:val="1"/>
       <w:numFmt w:val="bullet"/>
       <w:lvlText w:val=""/>
@@ -2178,10 +2749,10 @@
         <w:ind w:left="2880" w:hanging="360"/>
       </w:pPr>
       <w:rPr>
-        <w:rFonts w:hint="default" w:ascii="Symbol" w:hAnsi="Symbol"/>
-      </w:rPr>
-    </w:lvl>
-    <w:lvl xmlns:w="http://schemas.openxmlformats.org/wordprocessingml/2006/main" w:ilvl="4">
+        <w:rFonts w:ascii="Symbol" w:hAnsi="Symbol" w:hint="default"/>
+      </w:rPr>
+    </w:lvl>
+    <w:lvl w:ilvl="4" w:tplc="D7264952">
       <w:start w:val="1"/>
       <w:numFmt w:val="bullet"/>
       <w:lvlText w:val="o"/>
@@ -2190,10 +2761,10 @@
         <w:ind w:left="3600" w:hanging="360"/>
       </w:pPr>
       <w:rPr>
-        <w:rFonts w:hint="default" w:ascii="Courier New" w:hAnsi="Courier New"/>
-      </w:rPr>
-    </w:lvl>
-    <w:lvl xmlns:w="http://schemas.openxmlformats.org/wordprocessingml/2006/main" w:ilvl="5">
+        <w:rFonts w:ascii="Courier New" w:hAnsi="Courier New" w:hint="default"/>
+      </w:rPr>
+    </w:lvl>
+    <w:lvl w:ilvl="5" w:tplc="5A1437FE">
       <w:start w:val="1"/>
       <w:numFmt w:val="bullet"/>
       <w:lvlText w:val=""/>
@@ -2202,10 +2773,10 @@
         <w:ind w:left="4320" w:hanging="360"/>
       </w:pPr>
       <w:rPr>
-        <w:rFonts w:hint="default" w:ascii="Wingdings" w:hAnsi="Wingdings"/>
-      </w:rPr>
-    </w:lvl>
-    <w:lvl xmlns:w="http://schemas.openxmlformats.org/wordprocessingml/2006/main" w:ilvl="6">
+        <w:rFonts w:ascii="Wingdings" w:hAnsi="Wingdings" w:hint="default"/>
+      </w:rPr>
+    </w:lvl>
+    <w:lvl w:ilvl="6" w:tplc="7E749ED8">
       <w:start w:val="1"/>
       <w:numFmt w:val="bullet"/>
       <w:lvlText w:val=""/>
@@ -2214,10 +2785,10 @@
         <w:ind w:left="5040" w:hanging="360"/>
       </w:pPr>
       <w:rPr>
-        <w:rFonts w:hint="default" w:ascii="Symbol" w:hAnsi="Symbol"/>
-      </w:rPr>
-    </w:lvl>
-    <w:lvl xmlns:w="http://schemas.openxmlformats.org/wordprocessingml/2006/main" w:ilvl="7">
+        <w:rFonts w:ascii="Symbol" w:hAnsi="Symbol" w:hint="default"/>
+      </w:rPr>
+    </w:lvl>
+    <w:lvl w:ilvl="7" w:tplc="6076F9EE">
       <w:start w:val="1"/>
       <w:numFmt w:val="bullet"/>
       <w:lvlText w:val="o"/>
@@ -2226,10 +2797,10 @@
         <w:ind w:left="5760" w:hanging="360"/>
       </w:pPr>
       <w:rPr>
-        <w:rFonts w:hint="default" w:ascii="Courier New" w:hAnsi="Courier New"/>
-      </w:rPr>
-    </w:lvl>
-    <w:lvl xmlns:w="http://schemas.openxmlformats.org/wordprocessingml/2006/main" w:ilvl="8">
+        <w:rFonts w:ascii="Courier New" w:hAnsi="Courier New" w:hint="default"/>
+      </w:rPr>
+    </w:lvl>
+    <w:lvl w:ilvl="8" w:tplc="DB143488">
       <w:start w:val="1"/>
       <w:numFmt w:val="bullet"/>
       <w:lvlText w:val=""/>
@@ -2238,11 +2809,11 @@
         <w:ind w:left="6480" w:hanging="360"/>
       </w:pPr>
       <w:rPr>
-        <w:rFonts w:hint="default" w:ascii="Wingdings" w:hAnsi="Wingdings"/>
+        <w:rFonts w:ascii="Wingdings" w:hAnsi="Wingdings" w:hint="default"/>
       </w:rPr>
     </w:lvl>
   </w:abstractNum>
-  <w:abstractNum w:abstractNumId="0" w15:restartNumberingAfterBreak="0">
+  <w:abstractNum w:abstractNumId="1" w15:restartNumberingAfterBreak="0">
     <w:nsid w:val="038A014E"/>
     <w:multiLevelType w:val="hybridMultilevel"/>
     <w:tmpl w:val="953E003C"/>
@@ -2255,7 +2826,7 @@
         <w:ind w:left="720" w:hanging="360"/>
       </w:pPr>
       <w:rPr>
-        <w:rFonts w:hint="default" w:ascii="Symbol" w:hAnsi="Symbol"/>
+        <w:rFonts w:ascii="Symbol" w:hAnsi="Symbol" w:hint="default"/>
       </w:rPr>
     </w:lvl>
     <w:lvl w:ilvl="1" w:tplc="0C0A0003" w:tentative="1">
@@ -2267,7 +2838,7 @@
         <w:ind w:left="1440" w:hanging="360"/>
       </w:pPr>
       <w:rPr>
-        <w:rFonts w:hint="default" w:ascii="Courier New" w:hAnsi="Courier New" w:cs="Courier New"/>
+        <w:rFonts w:ascii="Courier New" w:hAnsi="Courier New" w:cs="Courier New" w:hint="default"/>
       </w:rPr>
     </w:lvl>
     <w:lvl w:ilvl="2" w:tplc="0C0A0005" w:tentative="1">
@@ -2279,7 +2850,7 @@
         <w:ind w:left="2160" w:hanging="360"/>
       </w:pPr>
       <w:rPr>
-        <w:rFonts w:hint="default" w:ascii="Wingdings" w:hAnsi="Wingdings"/>
+        <w:rFonts w:ascii="Wingdings" w:hAnsi="Wingdings" w:hint="default"/>
       </w:rPr>
     </w:lvl>
     <w:lvl w:ilvl="3" w:tplc="0C0A0001" w:tentative="1">
@@ -2291,7 +2862,7 @@
         <w:ind w:left="2880" w:hanging="360"/>
       </w:pPr>
       <w:rPr>
-        <w:rFonts w:hint="default" w:ascii="Symbol" w:hAnsi="Symbol"/>
+        <w:rFonts w:ascii="Symbol" w:hAnsi="Symbol" w:hint="default"/>
       </w:rPr>
     </w:lvl>
     <w:lvl w:ilvl="4" w:tplc="0C0A0003" w:tentative="1">
@@ -2303,7 +2874,7 @@
         <w:ind w:left="3600" w:hanging="360"/>
       </w:pPr>
       <w:rPr>
-        <w:rFonts w:hint="default" w:ascii="Courier New" w:hAnsi="Courier New" w:cs="Courier New"/>
+        <w:rFonts w:ascii="Courier New" w:hAnsi="Courier New" w:cs="Courier New" w:hint="default"/>
       </w:rPr>
     </w:lvl>
     <w:lvl w:ilvl="5" w:tplc="0C0A0005" w:tentative="1">
@@ -2315,7 +2886,7 @@
         <w:ind w:left="4320" w:hanging="360"/>
       </w:pPr>
       <w:rPr>
-        <w:rFonts w:hint="default" w:ascii="Wingdings" w:hAnsi="Wingdings"/>
+        <w:rFonts w:ascii="Wingdings" w:hAnsi="Wingdings" w:hint="default"/>
       </w:rPr>
     </w:lvl>
     <w:lvl w:ilvl="6" w:tplc="0C0A0001" w:tentative="1">
@@ -2327,7 +2898,7 @@
         <w:ind w:left="5040" w:hanging="360"/>
       </w:pPr>
       <w:rPr>
-        <w:rFonts w:hint="default" w:ascii="Symbol" w:hAnsi="Symbol"/>
+        <w:rFonts w:ascii="Symbol" w:hAnsi="Symbol" w:hint="default"/>
       </w:rPr>
     </w:lvl>
     <w:lvl w:ilvl="7" w:tplc="0C0A0003" w:tentative="1">
@@ -2339,7 +2910,7 @@
         <w:ind w:left="5760" w:hanging="360"/>
       </w:pPr>
       <w:rPr>
-        <w:rFonts w:hint="default" w:ascii="Courier New" w:hAnsi="Courier New" w:cs="Courier New"/>
+        <w:rFonts w:ascii="Courier New" w:hAnsi="Courier New" w:cs="Courier New" w:hint="default"/>
       </w:rPr>
     </w:lvl>
     <w:lvl w:ilvl="8" w:tplc="0C0A0005" w:tentative="1">
@@ -2351,11 +2922,11 @@
         <w:ind w:left="6480" w:hanging="360"/>
       </w:pPr>
       <w:rPr>
-        <w:rFonts w:hint="default" w:ascii="Wingdings" w:hAnsi="Wingdings"/>
+        <w:rFonts w:ascii="Wingdings" w:hAnsi="Wingdings" w:hint="default"/>
       </w:rPr>
     </w:lvl>
   </w:abstractNum>
-  <w:abstractNum w:abstractNumId="1" w15:restartNumberingAfterBreak="0">
+  <w:abstractNum w:abstractNumId="2" w15:restartNumberingAfterBreak="0">
     <w:nsid w:val="0E673897"/>
     <w:multiLevelType w:val="multilevel"/>
     <w:tmpl w:val="66AC64EE"/>
@@ -2468,7 +3039,7 @@
       </w:pPr>
     </w:lvl>
   </w:abstractNum>
-  <w:abstractNum w:abstractNumId="2" w15:restartNumberingAfterBreak="0">
+  <w:abstractNum w:abstractNumId="3" w15:restartNumberingAfterBreak="0">
     <w:nsid w:val="11E76C18"/>
     <w:multiLevelType w:val="hybridMultilevel"/>
     <w:tmpl w:val="4CEEA618"/>
@@ -2481,7 +3052,7 @@
         <w:ind w:left="1080" w:hanging="360"/>
       </w:pPr>
       <w:rPr>
-        <w:rFonts w:hint="default" w:ascii="Symbol" w:hAnsi="Symbol"/>
+        <w:rFonts w:ascii="Symbol" w:hAnsi="Symbol" w:hint="default"/>
       </w:rPr>
     </w:lvl>
     <w:lvl w:ilvl="1" w:tplc="0C0A0003" w:tentative="1">
@@ -2493,7 +3064,7 @@
         <w:ind w:left="1800" w:hanging="360"/>
       </w:pPr>
       <w:rPr>
-        <w:rFonts w:hint="default" w:ascii="Courier New" w:hAnsi="Courier New" w:cs="Courier New"/>
+        <w:rFonts w:ascii="Courier New" w:hAnsi="Courier New" w:cs="Courier New" w:hint="default"/>
       </w:rPr>
     </w:lvl>
     <w:lvl w:ilvl="2" w:tplc="0C0A0005" w:tentative="1">
@@ -2505,7 +3076,7 @@
         <w:ind w:left="2520" w:hanging="360"/>
       </w:pPr>
       <w:rPr>
-        <w:rFonts w:hint="default" w:ascii="Wingdings" w:hAnsi="Wingdings"/>
+        <w:rFonts w:ascii="Wingdings" w:hAnsi="Wingdings" w:hint="default"/>
       </w:rPr>
     </w:lvl>
     <w:lvl w:ilvl="3" w:tplc="0C0A0001" w:tentative="1">
@@ -2517,7 +3088,7 @@
         <w:ind w:left="3240" w:hanging="360"/>
       </w:pPr>
       <w:rPr>
-        <w:rFonts w:hint="default" w:ascii="Symbol" w:hAnsi="Symbol"/>
+        <w:rFonts w:ascii="Symbol" w:hAnsi="Symbol" w:hint="default"/>
       </w:rPr>
     </w:lvl>
     <w:lvl w:ilvl="4" w:tplc="0C0A0003" w:tentative="1">
@@ -2529,7 +3100,7 @@
         <w:ind w:left="3960" w:hanging="360"/>
       </w:pPr>
       <w:rPr>
-        <w:rFonts w:hint="default" w:ascii="Courier New" w:hAnsi="Courier New" w:cs="Courier New"/>
+        <w:rFonts w:ascii="Courier New" w:hAnsi="Courier New" w:cs="Courier New" w:hint="default"/>
       </w:rPr>
     </w:lvl>
     <w:lvl w:ilvl="5" w:tplc="0C0A0005" w:tentative="1">
@@ -2541,7 +3112,7 @@
         <w:ind w:left="4680" w:hanging="360"/>
       </w:pPr>
       <w:rPr>
-        <w:rFonts w:hint="default" w:ascii="Wingdings" w:hAnsi="Wingdings"/>
+        <w:rFonts w:ascii="Wingdings" w:hAnsi="Wingdings" w:hint="default"/>
       </w:rPr>
     </w:lvl>
     <w:lvl w:ilvl="6" w:tplc="0C0A0001" w:tentative="1">
@@ -2553,7 +3124,7 @@
         <w:ind w:left="5400" w:hanging="360"/>
       </w:pPr>
       <w:rPr>
-        <w:rFonts w:hint="default" w:ascii="Symbol" w:hAnsi="Symbol"/>
+        <w:rFonts w:ascii="Symbol" w:hAnsi="Symbol" w:hint="default"/>
       </w:rPr>
     </w:lvl>
     <w:lvl w:ilvl="7" w:tplc="0C0A0003" w:tentative="1">
@@ -2565,7 +3136,7 @@
         <w:ind w:left="6120" w:hanging="360"/>
       </w:pPr>
       <w:rPr>
-        <w:rFonts w:hint="default" w:ascii="Courier New" w:hAnsi="Courier New" w:cs="Courier New"/>
+        <w:rFonts w:ascii="Courier New" w:hAnsi="Courier New" w:cs="Courier New" w:hint="default"/>
       </w:rPr>
     </w:lvl>
     <w:lvl w:ilvl="8" w:tplc="0C0A0005" w:tentative="1">
@@ -2577,11 +3148,11 @@
         <w:ind w:left="6840" w:hanging="360"/>
       </w:pPr>
       <w:rPr>
-        <w:rFonts w:hint="default" w:ascii="Wingdings" w:hAnsi="Wingdings"/>
+        <w:rFonts w:ascii="Wingdings" w:hAnsi="Wingdings" w:hint="default"/>
       </w:rPr>
     </w:lvl>
   </w:abstractNum>
-  <w:abstractNum w:abstractNumId="3" w15:restartNumberingAfterBreak="0">
+  <w:abstractNum w:abstractNumId="4" w15:restartNumberingAfterBreak="0">
     <w:nsid w:val="224F5FF5"/>
     <w:multiLevelType w:val="multilevel"/>
     <w:tmpl w:val="E52A05A4"/>
@@ -2597,7 +3168,7 @@
         <w:ind w:left="720" w:hanging="360"/>
       </w:pPr>
       <w:rPr>
-        <w:rFonts w:hint="default" w:ascii="Symbol" w:hAnsi="Symbol"/>
+        <w:rFonts w:ascii="Symbol" w:hAnsi="Symbol" w:hint="default"/>
         <w:sz w:val="20"/>
       </w:rPr>
     </w:lvl>
@@ -2613,7 +3184,7 @@
         <w:ind w:left="1440" w:hanging="360"/>
       </w:pPr>
       <w:rPr>
-        <w:rFonts w:hint="default" w:ascii="Courier New" w:hAnsi="Courier New"/>
+        <w:rFonts w:ascii="Courier New" w:hAnsi="Courier New" w:hint="default"/>
         <w:sz w:val="20"/>
       </w:rPr>
     </w:lvl>
@@ -2629,7 +3200,7 @@
         <w:ind w:left="2160" w:hanging="360"/>
       </w:pPr>
       <w:rPr>
-        <w:rFonts w:hint="default" w:ascii="Wingdings" w:hAnsi="Wingdings"/>
+        <w:rFonts w:ascii="Wingdings" w:hAnsi="Wingdings" w:hint="default"/>
         <w:sz w:val="20"/>
       </w:rPr>
     </w:lvl>
@@ -2645,7 +3216,7 @@
         <w:ind w:left="2880" w:hanging="360"/>
       </w:pPr>
       <w:rPr>
-        <w:rFonts w:hint="default" w:ascii="Wingdings" w:hAnsi="Wingdings"/>
+        <w:rFonts w:ascii="Wingdings" w:hAnsi="Wingdings" w:hint="default"/>
         <w:sz w:val="20"/>
       </w:rPr>
     </w:lvl>
@@ -2661,7 +3232,7 @@
         <w:ind w:left="3600" w:hanging="360"/>
       </w:pPr>
       <w:rPr>
-        <w:rFonts w:hint="default" w:ascii="Wingdings" w:hAnsi="Wingdings"/>
+        <w:rFonts w:ascii="Wingdings" w:hAnsi="Wingdings" w:hint="default"/>
         <w:sz w:val="20"/>
       </w:rPr>
     </w:lvl>
@@ -2677,7 +3248,7 @@
         <w:ind w:left="4320" w:hanging="360"/>
       </w:pPr>
       <w:rPr>
-        <w:rFonts w:hint="default" w:ascii="Wingdings" w:hAnsi="Wingdings"/>
+        <w:rFonts w:ascii="Wingdings" w:hAnsi="Wingdings" w:hint="default"/>
         <w:sz w:val="20"/>
       </w:rPr>
     </w:lvl>
@@ -2693,7 +3264,7 @@
         <w:ind w:left="5040" w:hanging="360"/>
       </w:pPr>
       <w:rPr>
-        <w:rFonts w:hint="default" w:ascii="Wingdings" w:hAnsi="Wingdings"/>
+        <w:rFonts w:ascii="Wingdings" w:hAnsi="Wingdings" w:hint="default"/>
         <w:sz w:val="20"/>
       </w:rPr>
     </w:lvl>
@@ -2709,7 +3280,7 @@
         <w:ind w:left="5760" w:hanging="360"/>
       </w:pPr>
       <w:rPr>
-        <w:rFonts w:hint="default" w:ascii="Wingdings" w:hAnsi="Wingdings"/>
+        <w:rFonts w:ascii="Wingdings" w:hAnsi="Wingdings" w:hint="default"/>
         <w:sz w:val="20"/>
       </w:rPr>
     </w:lvl>
@@ -2725,12 +3296,12 @@
         <w:ind w:left="6480" w:hanging="360"/>
       </w:pPr>
       <w:rPr>
-        <w:rFonts w:hint="default" w:ascii="Wingdings" w:hAnsi="Wingdings"/>
+        <w:rFonts w:ascii="Wingdings" w:hAnsi="Wingdings" w:hint="default"/>
         <w:sz w:val="20"/>
       </w:rPr>
     </w:lvl>
   </w:abstractNum>
-  <w:abstractNum w:abstractNumId="4" w15:restartNumberingAfterBreak="0">
+  <w:abstractNum w:abstractNumId="5" w15:restartNumberingAfterBreak="0">
     <w:nsid w:val="25CA684D"/>
     <w:multiLevelType w:val="multilevel"/>
     <w:tmpl w:val="41363C76"/>
@@ -2746,7 +3317,7 @@
         <w:ind w:left="720" w:hanging="360"/>
       </w:pPr>
       <w:rPr>
-        <w:rFonts w:hint="default" w:ascii="Symbol" w:hAnsi="Symbol"/>
+        <w:rFonts w:ascii="Symbol" w:hAnsi="Symbol" w:hint="default"/>
         <w:sz w:val="20"/>
       </w:rPr>
     </w:lvl>
@@ -2762,7 +3333,7 @@
         <w:ind w:left="1440" w:hanging="360"/>
       </w:pPr>
       <w:rPr>
-        <w:rFonts w:hint="default" w:ascii="Courier New" w:hAnsi="Courier New"/>
+        <w:rFonts w:ascii="Courier New" w:hAnsi="Courier New" w:hint="default"/>
         <w:sz w:val="20"/>
       </w:rPr>
     </w:lvl>
@@ -2778,7 +3349,7 @@
         <w:ind w:left="2160" w:hanging="360"/>
       </w:pPr>
       <w:rPr>
-        <w:rFonts w:hint="default" w:ascii="Wingdings" w:hAnsi="Wingdings"/>
+        <w:rFonts w:ascii="Wingdings" w:hAnsi="Wingdings" w:hint="default"/>
         <w:sz w:val="20"/>
       </w:rPr>
     </w:lvl>
@@ -2794,7 +3365,7 @@
         <w:ind w:left="2880" w:hanging="360"/>
       </w:pPr>
       <w:rPr>
-        <w:rFonts w:hint="default" w:ascii="Wingdings" w:hAnsi="Wingdings"/>
+        <w:rFonts w:ascii="Wingdings" w:hAnsi="Wingdings" w:hint="default"/>
         <w:sz w:val="20"/>
       </w:rPr>
     </w:lvl>
@@ -2810,7 +3381,7 @@
         <w:ind w:left="3600" w:hanging="360"/>
       </w:pPr>
       <w:rPr>
-        <w:rFonts w:hint="default" w:ascii="Wingdings" w:hAnsi="Wingdings"/>
+        <w:rFonts w:ascii="Wingdings" w:hAnsi="Wingdings" w:hint="default"/>
         <w:sz w:val="20"/>
       </w:rPr>
     </w:lvl>
@@ -2826,7 +3397,7 @@
         <w:ind w:left="4320" w:hanging="360"/>
       </w:pPr>
       <w:rPr>
-        <w:rFonts w:hint="default" w:ascii="Wingdings" w:hAnsi="Wingdings"/>
+        <w:rFonts w:ascii="Wingdings" w:hAnsi="Wingdings" w:hint="default"/>
         <w:sz w:val="20"/>
       </w:rPr>
     </w:lvl>
@@ -2842,7 +3413,7 @@
         <w:ind w:left="5040" w:hanging="360"/>
       </w:pPr>
       <w:rPr>
-        <w:rFonts w:hint="default" w:ascii="Wingdings" w:hAnsi="Wingdings"/>
+        <w:rFonts w:ascii="Wingdings" w:hAnsi="Wingdings" w:hint="default"/>
         <w:sz w:val="20"/>
       </w:rPr>
     </w:lvl>
@@ -2858,7 +3429,7 @@
         <w:ind w:left="5760" w:hanging="360"/>
       </w:pPr>
       <w:rPr>
-        <w:rFonts w:hint="default" w:ascii="Wingdings" w:hAnsi="Wingdings"/>
+        <w:rFonts w:ascii="Wingdings" w:hAnsi="Wingdings" w:hint="default"/>
         <w:sz w:val="20"/>
       </w:rPr>
     </w:lvl>
@@ -2874,12 +3445,12 @@
         <w:ind w:left="6480" w:hanging="360"/>
       </w:pPr>
       <w:rPr>
-        <w:rFonts w:hint="default" w:ascii="Wingdings" w:hAnsi="Wingdings"/>
+        <w:rFonts w:ascii="Wingdings" w:hAnsi="Wingdings" w:hint="default"/>
         <w:sz w:val="20"/>
       </w:rPr>
     </w:lvl>
   </w:abstractNum>
-  <w:abstractNum w:abstractNumId="5" w15:restartNumberingAfterBreak="0">
+  <w:abstractNum w:abstractNumId="6" w15:restartNumberingAfterBreak="0">
     <w:nsid w:val="2B5632B3"/>
     <w:multiLevelType w:val="hybridMultilevel"/>
     <w:tmpl w:val="FED00640"/>
@@ -2968,7 +3539,7 @@
       </w:pPr>
     </w:lvl>
   </w:abstractNum>
-  <w:abstractNum w:abstractNumId="6" w15:restartNumberingAfterBreak="0">
+  <w:abstractNum w:abstractNumId="7" w15:restartNumberingAfterBreak="0">
     <w:nsid w:val="2F0D3F9B"/>
     <w:multiLevelType w:val="hybridMultilevel"/>
     <w:tmpl w:val="67F80BD4"/>
@@ -2981,7 +3552,7 @@
         <w:ind w:left="720" w:hanging="360"/>
       </w:pPr>
       <w:rPr>
-        <w:rFonts w:ascii="Arial" w:hAnsi="Arial" w:cs="Arial" w:eastAsiaTheme="minorHAnsi"/>
+        <w:rFonts w:ascii="Arial" w:eastAsiaTheme="minorHAnsi" w:hAnsi="Arial" w:cs="Arial"/>
         <w:b w:val="0"/>
       </w:rPr>
     </w:lvl>
@@ -2994,7 +3565,7 @@
         <w:ind w:left="720" w:hanging="360"/>
       </w:pPr>
       <w:rPr>
-        <w:rFonts w:hint="default" w:ascii="Symbol" w:hAnsi="Symbol"/>
+        <w:rFonts w:ascii="Symbol" w:hAnsi="Symbol" w:hint="default"/>
       </w:rPr>
     </w:lvl>
     <w:lvl w:ilvl="2" w:tplc="FFFFFFFF">
@@ -3061,7 +3632,7 @@
       </w:pPr>
     </w:lvl>
   </w:abstractNum>
-  <w:abstractNum w:abstractNumId="7" w15:restartNumberingAfterBreak="0">
+  <w:abstractNum w:abstractNumId="8" w15:restartNumberingAfterBreak="0">
     <w:nsid w:val="30B3066E"/>
     <w:multiLevelType w:val="hybridMultilevel"/>
     <w:tmpl w:val="6C1C05FE"/>
@@ -3151,7 +3722,7 @@
       </w:pPr>
     </w:lvl>
   </w:abstractNum>
-  <w:abstractNum w:abstractNumId="8" w15:restartNumberingAfterBreak="0">
+  <w:abstractNum w:abstractNumId="9" w15:restartNumberingAfterBreak="0">
     <w:nsid w:val="3736564E"/>
     <w:multiLevelType w:val="hybridMultilevel"/>
     <w:tmpl w:val="8274FE10"/>
@@ -3164,7 +3735,7 @@
         <w:ind w:left="720" w:hanging="360"/>
       </w:pPr>
       <w:rPr>
-        <w:rFonts w:hint="default" w:ascii="Symbol" w:hAnsi="Symbol"/>
+        <w:rFonts w:ascii="Symbol" w:hAnsi="Symbol" w:hint="default"/>
       </w:rPr>
     </w:lvl>
     <w:lvl w:ilvl="1" w:tplc="0C0A0003">
@@ -3176,7 +3747,7 @@
         <w:ind w:left="1440" w:hanging="360"/>
       </w:pPr>
       <w:rPr>
-        <w:rFonts w:hint="default" w:ascii="Courier New" w:hAnsi="Courier New" w:cs="Courier New"/>
+        <w:rFonts w:ascii="Courier New" w:hAnsi="Courier New" w:cs="Courier New" w:hint="default"/>
       </w:rPr>
     </w:lvl>
     <w:lvl w:ilvl="2" w:tplc="0C0A0005" w:tentative="1">
@@ -3188,7 +3759,7 @@
         <w:ind w:left="2160" w:hanging="360"/>
       </w:pPr>
       <w:rPr>
-        <w:rFonts w:hint="default" w:ascii="Wingdings" w:hAnsi="Wingdings"/>
+        <w:rFonts w:ascii="Wingdings" w:hAnsi="Wingdings" w:hint="default"/>
       </w:rPr>
     </w:lvl>
     <w:lvl w:ilvl="3" w:tplc="0C0A0001" w:tentative="1">
@@ -3200,7 +3771,7 @@
         <w:ind w:left="2880" w:hanging="360"/>
       </w:pPr>
       <w:rPr>
-        <w:rFonts w:hint="default" w:ascii="Symbol" w:hAnsi="Symbol"/>
+        <w:rFonts w:ascii="Symbol" w:hAnsi="Symbol" w:hint="default"/>
       </w:rPr>
     </w:lvl>
     <w:lvl w:ilvl="4" w:tplc="0C0A0003" w:tentative="1">
@@ -3212,7 +3783,7 @@
         <w:ind w:left="3600" w:hanging="360"/>
       </w:pPr>
       <w:rPr>
-        <w:rFonts w:hint="default" w:ascii="Courier New" w:hAnsi="Courier New" w:cs="Courier New"/>
+        <w:rFonts w:ascii="Courier New" w:hAnsi="Courier New" w:cs="Courier New" w:hint="default"/>
       </w:rPr>
     </w:lvl>
     <w:lvl w:ilvl="5" w:tplc="0C0A0005" w:tentative="1">
@@ -3224,7 +3795,7 @@
         <w:ind w:left="4320" w:hanging="360"/>
       </w:pPr>
       <w:rPr>
-        <w:rFonts w:hint="default" w:ascii="Wingdings" w:hAnsi="Wingdings"/>
+        <w:rFonts w:ascii="Wingdings" w:hAnsi="Wingdings" w:hint="default"/>
       </w:rPr>
     </w:lvl>
     <w:lvl w:ilvl="6" w:tplc="0C0A0001" w:tentative="1">
@@ -3236,7 +3807,7 @@
         <w:ind w:left="5040" w:hanging="360"/>
       </w:pPr>
       <w:rPr>
-        <w:rFonts w:hint="default" w:ascii="Symbol" w:hAnsi="Symbol"/>
+        <w:rFonts w:ascii="Symbol" w:hAnsi="Symbol" w:hint="default"/>
       </w:rPr>
     </w:lvl>
     <w:lvl w:ilvl="7" w:tplc="0C0A0003" w:tentative="1">
@@ -3248,7 +3819,7 @@
         <w:ind w:left="5760" w:hanging="360"/>
       </w:pPr>
       <w:rPr>
-        <w:rFonts w:hint="default" w:ascii="Courier New" w:hAnsi="Courier New" w:cs="Courier New"/>
+        <w:rFonts w:ascii="Courier New" w:hAnsi="Courier New" w:cs="Courier New" w:hint="default"/>
       </w:rPr>
     </w:lvl>
     <w:lvl w:ilvl="8" w:tplc="0C0A0005" w:tentative="1">
@@ -3260,11 +3831,11 @@
         <w:ind w:left="6480" w:hanging="360"/>
       </w:pPr>
       <w:rPr>
-        <w:rFonts w:hint="default" w:ascii="Wingdings" w:hAnsi="Wingdings"/>
+        <w:rFonts w:ascii="Wingdings" w:hAnsi="Wingdings" w:hint="default"/>
       </w:rPr>
     </w:lvl>
   </w:abstractNum>
-  <w:abstractNum w:abstractNumId="9" w15:restartNumberingAfterBreak="0">
+  <w:abstractNum w:abstractNumId="10" w15:restartNumberingAfterBreak="0">
     <w:nsid w:val="39D976F3"/>
     <w:multiLevelType w:val="hybridMultilevel"/>
     <w:tmpl w:val="26387ACC"/>
@@ -3277,7 +3848,7 @@
         <w:ind w:left="720" w:hanging="360"/>
       </w:pPr>
       <w:rPr>
-        <w:rFonts w:hint="default" w:ascii="Symbol" w:hAnsi="Symbol"/>
+        <w:rFonts w:ascii="Symbol" w:hAnsi="Symbol" w:hint="default"/>
       </w:rPr>
     </w:lvl>
     <w:lvl w:ilvl="1" w:tplc="0C0A0003" w:tentative="1">
@@ -3289,7 +3860,7 @@
         <w:ind w:left="1440" w:hanging="360"/>
       </w:pPr>
       <w:rPr>
-        <w:rFonts w:hint="default" w:ascii="Courier New" w:hAnsi="Courier New" w:cs="Courier New"/>
+        <w:rFonts w:ascii="Courier New" w:hAnsi="Courier New" w:cs="Courier New" w:hint="default"/>
       </w:rPr>
     </w:lvl>
     <w:lvl w:ilvl="2" w:tplc="0C0A0005" w:tentative="1">
@@ -3301,7 +3872,7 @@
         <w:ind w:left="2160" w:hanging="360"/>
       </w:pPr>
       <w:rPr>
-        <w:rFonts w:hint="default" w:ascii="Wingdings" w:hAnsi="Wingdings"/>
+        <w:rFonts w:ascii="Wingdings" w:hAnsi="Wingdings" w:hint="default"/>
       </w:rPr>
     </w:lvl>
     <w:lvl w:ilvl="3" w:tplc="0C0A0001" w:tentative="1">
@@ -3313,7 +3884,7 @@
         <w:ind w:left="2880" w:hanging="360"/>
       </w:pPr>
       <w:rPr>
-        <w:rFonts w:hint="default" w:ascii="Symbol" w:hAnsi="Symbol"/>
+        <w:rFonts w:ascii="Symbol" w:hAnsi="Symbol" w:hint="default"/>
       </w:rPr>
     </w:lvl>
     <w:lvl w:ilvl="4" w:tplc="0C0A0003" w:tentative="1">
@@ -3325,7 +3896,7 @@
         <w:ind w:left="3600" w:hanging="360"/>
       </w:pPr>
       <w:rPr>
-        <w:rFonts w:hint="default" w:ascii="Courier New" w:hAnsi="Courier New" w:cs="Courier New"/>
+        <w:rFonts w:ascii="Courier New" w:hAnsi="Courier New" w:cs="Courier New" w:hint="default"/>
       </w:rPr>
     </w:lvl>
     <w:lvl w:ilvl="5" w:tplc="0C0A0005" w:tentative="1">
@@ -3337,7 +3908,7 @@
         <w:ind w:left="4320" w:hanging="360"/>
       </w:pPr>
       <w:rPr>
-        <w:rFonts w:hint="default" w:ascii="Wingdings" w:hAnsi="Wingdings"/>
+        <w:rFonts w:ascii="Wingdings" w:hAnsi="Wingdings" w:hint="default"/>
       </w:rPr>
     </w:lvl>
     <w:lvl w:ilvl="6" w:tplc="0C0A0001" w:tentative="1">
@@ -3349,7 +3920,7 @@
         <w:ind w:left="5040" w:hanging="360"/>
       </w:pPr>
       <w:rPr>
-        <w:rFonts w:hint="default" w:ascii="Symbol" w:hAnsi="Symbol"/>
+        <w:rFonts w:ascii="Symbol" w:hAnsi="Symbol" w:hint="default"/>
       </w:rPr>
     </w:lvl>
     <w:lvl w:ilvl="7" w:tplc="0C0A0003" w:tentative="1">
@@ -3361,7 +3932,7 @@
         <w:ind w:left="5760" w:hanging="360"/>
       </w:pPr>
       <w:rPr>
-        <w:rFonts w:hint="default" w:ascii="Courier New" w:hAnsi="Courier New" w:cs="Courier New"/>
+        <w:rFonts w:ascii="Courier New" w:hAnsi="Courier New" w:cs="Courier New" w:hint="default"/>
       </w:rPr>
     </w:lvl>
     <w:lvl w:ilvl="8" w:tplc="0C0A0005" w:tentative="1">
@@ -3373,11 +3944,11 @@
         <w:ind w:left="6480" w:hanging="360"/>
       </w:pPr>
       <w:rPr>
-        <w:rFonts w:hint="default" w:ascii="Wingdings" w:hAnsi="Wingdings"/>
+        <w:rFonts w:ascii="Wingdings" w:hAnsi="Wingdings" w:hint="default"/>
       </w:rPr>
     </w:lvl>
   </w:abstractNum>
-  <w:abstractNum w:abstractNumId="10" w15:restartNumberingAfterBreak="0">
+  <w:abstractNum w:abstractNumId="11" w15:restartNumberingAfterBreak="0">
     <w:nsid w:val="3B4E683D"/>
     <w:multiLevelType w:val="hybridMultilevel"/>
     <w:tmpl w:val="502E898C"/>
@@ -3390,7 +3961,7 @@
         <w:ind w:left="1440" w:hanging="360"/>
       </w:pPr>
       <w:rPr>
-        <w:rFonts w:hint="default" w:ascii="Symbol" w:hAnsi="Symbol"/>
+        <w:rFonts w:ascii="Symbol" w:hAnsi="Symbol" w:hint="default"/>
       </w:rPr>
     </w:lvl>
     <w:lvl w:ilvl="1" w:tplc="0C0A0003" w:tentative="1">
@@ -3402,7 +3973,7 @@
         <w:ind w:left="2160" w:hanging="360"/>
       </w:pPr>
       <w:rPr>
-        <w:rFonts w:hint="default" w:ascii="Courier New" w:hAnsi="Courier New" w:cs="Courier New"/>
+        <w:rFonts w:ascii="Courier New" w:hAnsi="Courier New" w:cs="Courier New" w:hint="default"/>
       </w:rPr>
     </w:lvl>
     <w:lvl w:ilvl="2" w:tplc="0C0A0005" w:tentative="1">
@@ -3414,7 +3985,7 @@
         <w:ind w:left="2880" w:hanging="360"/>
       </w:pPr>
       <w:rPr>
-        <w:rFonts w:hint="default" w:ascii="Wingdings" w:hAnsi="Wingdings"/>
+        <w:rFonts w:ascii="Wingdings" w:hAnsi="Wingdings" w:hint="default"/>
       </w:rPr>
     </w:lvl>
     <w:lvl w:ilvl="3" w:tplc="0C0A0001" w:tentative="1">
@@ -3426,7 +3997,7 @@
         <w:ind w:left="3600" w:hanging="360"/>
       </w:pPr>
       <w:rPr>
-        <w:rFonts w:hint="default" w:ascii="Symbol" w:hAnsi="Symbol"/>
+        <w:rFonts w:ascii="Symbol" w:hAnsi="Symbol" w:hint="default"/>
       </w:rPr>
     </w:lvl>
     <w:lvl w:ilvl="4" w:tplc="0C0A0003" w:tentative="1">
@@ -3438,7 +4009,7 @@
         <w:ind w:left="4320" w:hanging="360"/>
       </w:pPr>
       <w:rPr>
-        <w:rFonts w:hint="default" w:ascii="Courier New" w:hAnsi="Courier New" w:cs="Courier New"/>
+        <w:rFonts w:ascii="Courier New" w:hAnsi="Courier New" w:cs="Courier New" w:hint="default"/>
       </w:rPr>
     </w:lvl>
     <w:lvl w:ilvl="5" w:tplc="0C0A0005" w:tentative="1">
@@ -3450,7 +4021,7 @@
         <w:ind w:left="5040" w:hanging="360"/>
       </w:pPr>
       <w:rPr>
-        <w:rFonts w:hint="default" w:ascii="Wingdings" w:hAnsi="Wingdings"/>
+        <w:rFonts w:ascii="Wingdings" w:hAnsi="Wingdings" w:hint="default"/>
       </w:rPr>
     </w:lvl>
     <w:lvl w:ilvl="6" w:tplc="0C0A0001" w:tentative="1">
@@ -3462,7 +4033,7 @@
         <w:ind w:left="5760" w:hanging="360"/>
       </w:pPr>
       <w:rPr>
-        <w:rFonts w:hint="default" w:ascii="Symbol" w:hAnsi="Symbol"/>
+        <w:rFonts w:ascii="Symbol" w:hAnsi="Symbol" w:hint="default"/>
       </w:rPr>
     </w:lvl>
     <w:lvl w:ilvl="7" w:tplc="0C0A0003" w:tentative="1">
@@ -3474,7 +4045,7 @@
         <w:ind w:left="6480" w:hanging="360"/>
       </w:pPr>
       <w:rPr>
-        <w:rFonts w:hint="default" w:ascii="Courier New" w:hAnsi="Courier New" w:cs="Courier New"/>
+        <w:rFonts w:ascii="Courier New" w:hAnsi="Courier New" w:cs="Courier New" w:hint="default"/>
       </w:rPr>
     </w:lvl>
     <w:lvl w:ilvl="8" w:tplc="0C0A0005" w:tentative="1">
@@ -3486,11 +4057,11 @@
         <w:ind w:left="7200" w:hanging="360"/>
       </w:pPr>
       <w:rPr>
-        <w:rFonts w:hint="default" w:ascii="Wingdings" w:hAnsi="Wingdings"/>
+        <w:rFonts w:ascii="Wingdings" w:hAnsi="Wingdings" w:hint="default"/>
       </w:rPr>
     </w:lvl>
   </w:abstractNum>
-  <w:abstractNum w:abstractNumId="11" w15:restartNumberingAfterBreak="0">
+  <w:abstractNum w:abstractNumId="12" w15:restartNumberingAfterBreak="0">
     <w:nsid w:val="53F65819"/>
     <w:multiLevelType w:val="multilevel"/>
     <w:tmpl w:val="0846E230"/>
@@ -3506,7 +4077,7 @@
         <w:ind w:left="720" w:hanging="360"/>
       </w:pPr>
       <w:rPr>
-        <w:rFonts w:hint="default" w:ascii="Symbol" w:hAnsi="Symbol" w:cs="Symbol"/>
+        <w:rFonts w:ascii="Symbol" w:hAnsi="Symbol" w:cs="Symbol" w:hint="default"/>
         <w:sz w:val="20"/>
       </w:rPr>
     </w:lvl>
@@ -3522,7 +4093,7 @@
         <w:ind w:left="1440" w:hanging="360"/>
       </w:pPr>
       <w:rPr>
-        <w:rFonts w:hint="default" w:ascii="Courier New" w:hAnsi="Courier New" w:cs="Courier New"/>
+        <w:rFonts w:ascii="Courier New" w:hAnsi="Courier New" w:cs="Courier New" w:hint="default"/>
         <w:sz w:val="20"/>
       </w:rPr>
     </w:lvl>
@@ -3538,7 +4109,7 @@
         <w:ind w:left="2160" w:hanging="360"/>
       </w:pPr>
       <w:rPr>
-        <w:rFonts w:hint="default" w:ascii="Wingdings" w:hAnsi="Wingdings" w:cs="Wingdings"/>
+        <w:rFonts w:ascii="Wingdings" w:hAnsi="Wingdings" w:cs="Wingdings" w:hint="default"/>
         <w:sz w:val="20"/>
       </w:rPr>
     </w:lvl>
@@ -3554,7 +4125,7 @@
         <w:ind w:left="2880" w:hanging="360"/>
       </w:pPr>
       <w:rPr>
-        <w:rFonts w:hint="default" w:ascii="Wingdings" w:hAnsi="Wingdings" w:cs="Wingdings"/>
+        <w:rFonts w:ascii="Wingdings" w:hAnsi="Wingdings" w:cs="Wingdings" w:hint="default"/>
         <w:sz w:val="20"/>
       </w:rPr>
     </w:lvl>
@@ -3570,7 +4141,7 @@
         <w:ind w:left="3600" w:hanging="360"/>
       </w:pPr>
       <w:rPr>
-        <w:rFonts w:hint="default" w:ascii="Wingdings" w:hAnsi="Wingdings" w:cs="Wingdings"/>
+        <w:rFonts w:ascii="Wingdings" w:hAnsi="Wingdings" w:cs="Wingdings" w:hint="default"/>
         <w:sz w:val="20"/>
       </w:rPr>
     </w:lvl>
@@ -3586,7 +4157,7 @@
         <w:ind w:left="4320" w:hanging="360"/>
       </w:pPr>
       <w:rPr>
-        <w:rFonts w:hint="default" w:ascii="Wingdings" w:hAnsi="Wingdings" w:cs="Wingdings"/>
+        <w:rFonts w:ascii="Wingdings" w:hAnsi="Wingdings" w:cs="Wingdings" w:hint="default"/>
         <w:sz w:val="20"/>
       </w:rPr>
     </w:lvl>
@@ -3602,7 +4173,7 @@
         <w:ind w:left="5040" w:hanging="360"/>
       </w:pPr>
       <w:rPr>
-        <w:rFonts w:hint="default" w:ascii="Wingdings" w:hAnsi="Wingdings" w:cs="Wingdings"/>
+        <w:rFonts w:ascii="Wingdings" w:hAnsi="Wingdings" w:cs="Wingdings" w:hint="default"/>
         <w:sz w:val="20"/>
       </w:rPr>
     </w:lvl>
@@ -3618,7 +4189,7 @@
         <w:ind w:left="5760" w:hanging="360"/>
       </w:pPr>
       <w:rPr>
-        <w:rFonts w:hint="default" w:ascii="Wingdings" w:hAnsi="Wingdings" w:cs="Wingdings"/>
+        <w:rFonts w:ascii="Wingdings" w:hAnsi="Wingdings" w:cs="Wingdings" w:hint="default"/>
         <w:sz w:val="20"/>
       </w:rPr>
     </w:lvl>
@@ -3634,12 +4205,12 @@
         <w:ind w:left="6480" w:hanging="360"/>
       </w:pPr>
       <w:rPr>
-        <w:rFonts w:hint="default" w:ascii="Wingdings" w:hAnsi="Wingdings" w:cs="Wingdings"/>
+        <w:rFonts w:ascii="Wingdings" w:hAnsi="Wingdings" w:cs="Wingdings" w:hint="default"/>
         <w:sz w:val="20"/>
       </w:rPr>
     </w:lvl>
   </w:abstractNum>
-  <w:abstractNum w:abstractNumId="12" w15:restartNumberingAfterBreak="0">
+  <w:abstractNum w:abstractNumId="13" w15:restartNumberingAfterBreak="0">
     <w:nsid w:val="5A5251CC"/>
     <w:multiLevelType w:val="multilevel"/>
     <w:tmpl w:val="8618BC2E"/>
@@ -3655,7 +4226,7 @@
         <w:ind w:left="720" w:hanging="360"/>
       </w:pPr>
       <w:rPr>
-        <w:rFonts w:hint="default" w:ascii="Symbol" w:hAnsi="Symbol"/>
+        <w:rFonts w:ascii="Symbol" w:hAnsi="Symbol" w:hint="default"/>
         <w:sz w:val="20"/>
       </w:rPr>
     </w:lvl>
@@ -3671,7 +4242,7 @@
         <w:ind w:left="1440" w:hanging="360"/>
       </w:pPr>
       <w:rPr>
-        <w:rFonts w:hint="default" w:ascii="Courier New" w:hAnsi="Courier New"/>
+        <w:rFonts w:ascii="Courier New" w:hAnsi="Courier New" w:hint="default"/>
         <w:sz w:val="20"/>
       </w:rPr>
     </w:lvl>
@@ -3687,7 +4258,7 @@
         <w:ind w:left="2160" w:hanging="360"/>
       </w:pPr>
       <w:rPr>
-        <w:rFonts w:hint="default" w:ascii="Wingdings" w:hAnsi="Wingdings"/>
+        <w:rFonts w:ascii="Wingdings" w:hAnsi="Wingdings" w:hint="default"/>
         <w:sz w:val="20"/>
       </w:rPr>
     </w:lvl>
@@ -3703,7 +4274,7 @@
         <w:ind w:left="2880" w:hanging="360"/>
       </w:pPr>
       <w:rPr>
-        <w:rFonts w:hint="default" w:ascii="Wingdings" w:hAnsi="Wingdings"/>
+        <w:rFonts w:ascii="Wingdings" w:hAnsi="Wingdings" w:hint="default"/>
         <w:sz w:val="20"/>
       </w:rPr>
     </w:lvl>
@@ -3719,7 +4290,7 @@
         <w:ind w:left="3600" w:hanging="360"/>
       </w:pPr>
       <w:rPr>
-        <w:rFonts w:hint="default" w:ascii="Wingdings" w:hAnsi="Wingdings"/>
+        <w:rFonts w:ascii="Wingdings" w:hAnsi="Wingdings" w:hint="default"/>
         <w:sz w:val="20"/>
       </w:rPr>
     </w:lvl>
@@ -3735,7 +4306,7 @@
         <w:ind w:left="4320" w:hanging="360"/>
       </w:pPr>
       <w:rPr>
-        <w:rFonts w:hint="default" w:ascii="Wingdings" w:hAnsi="Wingdings"/>
+        <w:rFonts w:ascii="Wingdings" w:hAnsi="Wingdings" w:hint="default"/>
         <w:sz w:val="20"/>
       </w:rPr>
     </w:lvl>
@@ -3751,7 +4322,7 @@
         <w:ind w:left="5040" w:hanging="360"/>
       </w:pPr>
       <w:rPr>
-        <w:rFonts w:hint="default" w:ascii="Wingdings" w:hAnsi="Wingdings"/>
+        <w:rFonts w:ascii="Wingdings" w:hAnsi="Wingdings" w:hint="default"/>
         <w:sz w:val="20"/>
       </w:rPr>
     </w:lvl>
@@ -3767,7 +4338,7 @@
         <w:ind w:left="5760" w:hanging="360"/>
       </w:pPr>
       <w:rPr>
-        <w:rFonts w:hint="default" w:ascii="Wingdings" w:hAnsi="Wingdings"/>
+        <w:rFonts w:ascii="Wingdings" w:hAnsi="Wingdings" w:hint="default"/>
         <w:sz w:val="20"/>
       </w:rPr>
     </w:lvl>
@@ -3783,12 +4354,12 @@
         <w:ind w:left="6480" w:hanging="360"/>
       </w:pPr>
       <w:rPr>
-        <w:rFonts w:hint="default" w:ascii="Wingdings" w:hAnsi="Wingdings"/>
+        <w:rFonts w:ascii="Wingdings" w:hAnsi="Wingdings" w:hint="default"/>
         <w:sz w:val="20"/>
       </w:rPr>
     </w:lvl>
   </w:abstractNum>
-  <w:abstractNum w:abstractNumId="13" w15:restartNumberingAfterBreak="0">
+  <w:abstractNum w:abstractNumId="14" w15:restartNumberingAfterBreak="0">
     <w:nsid w:val="5B3A16C4"/>
     <w:multiLevelType w:val="multilevel"/>
     <w:tmpl w:val="28605194"/>
@@ -3901,7 +4472,7 @@
       </w:pPr>
     </w:lvl>
   </w:abstractNum>
-  <w:abstractNum w:abstractNumId="14" w15:restartNumberingAfterBreak="0">
+  <w:abstractNum w:abstractNumId="15" w15:restartNumberingAfterBreak="0">
     <w:nsid w:val="5BE35893"/>
     <w:multiLevelType w:val="hybridMultilevel"/>
     <w:tmpl w:val="B554FE9E"/>
@@ -3914,7 +4485,7 @@
         <w:ind w:left="720" w:hanging="360"/>
       </w:pPr>
       <w:rPr>
-        <w:rFonts w:ascii="Arial" w:hAnsi="Arial" w:cs="Arial" w:eastAsiaTheme="minorHAnsi"/>
+        <w:rFonts w:ascii="Arial" w:eastAsiaTheme="minorHAnsi" w:hAnsi="Arial" w:cs="Arial"/>
         <w:b w:val="0"/>
       </w:rPr>
     </w:lvl>
@@ -3991,7 +4562,7 @@
       </w:pPr>
     </w:lvl>
   </w:abstractNum>
-  <w:abstractNum w:abstractNumId="15" w15:restartNumberingAfterBreak="0">
+  <w:abstractNum w:abstractNumId="16" w15:restartNumberingAfterBreak="0">
     <w:nsid w:val="61937CC2"/>
     <w:multiLevelType w:val="hybridMultilevel"/>
     <w:tmpl w:val="5BEA91B6"/>
@@ -4004,7 +4575,7 @@
         <w:ind w:left="720" w:hanging="360"/>
       </w:pPr>
       <w:rPr>
-        <w:rFonts w:ascii="Arial" w:hAnsi="Arial" w:cs="Arial" w:eastAsiaTheme="minorHAnsi"/>
+        <w:rFonts w:ascii="Arial" w:eastAsiaTheme="minorHAnsi" w:hAnsi="Arial" w:cs="Arial"/>
         <w:b w:val="0"/>
       </w:rPr>
     </w:lvl>
@@ -4017,7 +4588,7 @@
         <w:ind w:left="720" w:hanging="360"/>
       </w:pPr>
       <w:rPr>
-        <w:rFonts w:hint="default" w:ascii="Symbol" w:hAnsi="Symbol"/>
+        <w:rFonts w:ascii="Symbol" w:hAnsi="Symbol" w:hint="default"/>
       </w:rPr>
     </w:lvl>
     <w:lvl w:ilvl="2" w:tplc="FFFFFFFF">
@@ -4084,7 +4655,156 @@
       </w:pPr>
     </w:lvl>
   </w:abstractNum>
-  <w:abstractNum w:abstractNumId="16" w15:restartNumberingAfterBreak="0">
+  <w:abstractNum w:abstractNumId="17" w15:restartNumberingAfterBreak="0">
+    <w:nsid w:val="6619210A"/>
+    <w:multiLevelType w:val="multilevel"/>
+    <w:tmpl w:val="7F764260"/>
+    <w:lvl w:ilvl="0">
+      <w:start w:val="1"/>
+      <w:numFmt w:val="bullet"/>
+      <w:lvlText w:val=""/>
+      <w:lvlJc w:val="left"/>
+      <w:pPr>
+        <w:tabs>
+          <w:tab w:val="num" w:pos="720"/>
+        </w:tabs>
+        <w:ind w:left="720" w:hanging="360"/>
+      </w:pPr>
+      <w:rPr>
+        <w:rFonts w:ascii="Symbol" w:hAnsi="Symbol" w:hint="default"/>
+        <w:sz w:val="20"/>
+      </w:rPr>
+    </w:lvl>
+    <w:lvl w:ilvl="1" w:tentative="1">
+      <w:start w:val="1"/>
+      <w:numFmt w:val="bullet"/>
+      <w:lvlText w:val="o"/>
+      <w:lvlJc w:val="left"/>
+      <w:pPr>
+        <w:tabs>
+          <w:tab w:val="num" w:pos="1440"/>
+        </w:tabs>
+        <w:ind w:left="1440" w:hanging="360"/>
+      </w:pPr>
+      <w:rPr>
+        <w:rFonts w:ascii="Courier New" w:hAnsi="Courier New" w:hint="default"/>
+        <w:sz w:val="20"/>
+      </w:rPr>
+    </w:lvl>
+    <w:lvl w:ilvl="2" w:tentative="1">
+      <w:start w:val="1"/>
+      <w:numFmt w:val="bullet"/>
+      <w:lvlText w:val=""/>
+      <w:lvlJc w:val="left"/>
+      <w:pPr>
+        <w:tabs>
+          <w:tab w:val="num" w:pos="2160"/>
+        </w:tabs>
+        <w:ind w:left="2160" w:hanging="360"/>
+      </w:pPr>
+      <w:rPr>
+        <w:rFonts w:ascii="Wingdings" w:hAnsi="Wingdings" w:hint="default"/>
+        <w:sz w:val="20"/>
+      </w:rPr>
+    </w:lvl>
+    <w:lvl w:ilvl="3" w:tentative="1">
+      <w:start w:val="1"/>
+      <w:numFmt w:val="bullet"/>
+      <w:lvlText w:val=""/>
+      <w:lvlJc w:val="left"/>
+      <w:pPr>
+        <w:tabs>
+          <w:tab w:val="num" w:pos="2880"/>
+        </w:tabs>
+        <w:ind w:left="2880" w:hanging="360"/>
+      </w:pPr>
+      <w:rPr>
+        <w:rFonts w:ascii="Wingdings" w:hAnsi="Wingdings" w:hint="default"/>
+        <w:sz w:val="20"/>
+      </w:rPr>
+    </w:lvl>
+    <w:lvl w:ilvl="4" w:tentative="1">
+      <w:start w:val="1"/>
+      <w:numFmt w:val="bullet"/>
+      <w:lvlText w:val=""/>
+      <w:lvlJc w:val="left"/>
+      <w:pPr>
+        <w:tabs>
+          <w:tab w:val="num" w:pos="3600"/>
+        </w:tabs>
+        <w:ind w:left="3600" w:hanging="360"/>
+      </w:pPr>
+      <w:rPr>
+        <w:rFonts w:ascii="Wingdings" w:hAnsi="Wingdings" w:hint="default"/>
+        <w:sz w:val="20"/>
+      </w:rPr>
+    </w:lvl>
+    <w:lvl w:ilvl="5" w:tentative="1">
+      <w:start w:val="1"/>
+      <w:numFmt w:val="bullet"/>
+      <w:lvlText w:val=""/>
+      <w:lvlJc w:val="left"/>
+      <w:pPr>
+        <w:tabs>
+          <w:tab w:val="num" w:pos="4320"/>
+        </w:tabs>
+        <w:ind w:left="4320" w:hanging="360"/>
+      </w:pPr>
+      <w:rPr>
+        <w:rFonts w:ascii="Wingdings" w:hAnsi="Wingdings" w:hint="default"/>
+        <w:sz w:val="20"/>
+      </w:rPr>
+    </w:lvl>
+    <w:lvl w:ilvl="6" w:tentative="1">
+      <w:start w:val="1"/>
+      <w:numFmt w:val="bullet"/>
+      <w:lvlText w:val=""/>
+      <w:lvlJc w:val="left"/>
+      <w:pPr>
+        <w:tabs>
+          <w:tab w:val="num" w:pos="5040"/>
+        </w:tabs>
+        <w:ind w:left="5040" w:hanging="360"/>
+      </w:pPr>
+      <w:rPr>
+        <w:rFonts w:ascii="Wingdings" w:hAnsi="Wingdings" w:hint="default"/>
+        <w:sz w:val="20"/>
+      </w:rPr>
+    </w:lvl>
+    <w:lvl w:ilvl="7" w:tentative="1">
+      <w:start w:val="1"/>
+      <w:numFmt w:val="bullet"/>
+      <w:lvlText w:val=""/>
+      <w:lvlJc w:val="left"/>
+      <w:pPr>
+        <w:tabs>
+          <w:tab w:val="num" w:pos="5760"/>
+        </w:tabs>
+        <w:ind w:left="5760" w:hanging="360"/>
+      </w:pPr>
+      <w:rPr>
+        <w:rFonts w:ascii="Wingdings" w:hAnsi="Wingdings" w:hint="default"/>
+        <w:sz w:val="20"/>
+      </w:rPr>
+    </w:lvl>
+    <w:lvl w:ilvl="8" w:tentative="1">
+      <w:start w:val="1"/>
+      <w:numFmt w:val="bullet"/>
+      <w:lvlText w:val=""/>
+      <w:lvlJc w:val="left"/>
+      <w:pPr>
+        <w:tabs>
+          <w:tab w:val="num" w:pos="6480"/>
+        </w:tabs>
+        <w:ind w:left="6480" w:hanging="360"/>
+      </w:pPr>
+      <w:rPr>
+        <w:rFonts w:ascii="Wingdings" w:hAnsi="Wingdings" w:hint="default"/>
+        <w:sz w:val="20"/>
+      </w:rPr>
+    </w:lvl>
+  </w:abstractNum>
+  <w:abstractNum w:abstractNumId="18" w15:restartNumberingAfterBreak="0">
     <w:nsid w:val="67FB4CFF"/>
     <w:multiLevelType w:val="hybridMultilevel"/>
     <w:tmpl w:val="3AD09DC4"/>
@@ -4173,7 +4893,7 @@
       </w:pPr>
     </w:lvl>
   </w:abstractNum>
-  <w:abstractNum w:abstractNumId="17" w15:restartNumberingAfterBreak="0">
+  <w:abstractNum w:abstractNumId="19" w15:restartNumberingAfterBreak="0">
     <w:nsid w:val="6B12634B"/>
     <w:multiLevelType w:val="multilevel"/>
     <w:tmpl w:val="E46A35CC"/>
@@ -4286,7 +5006,7 @@
       </w:pPr>
     </w:lvl>
   </w:abstractNum>
-  <w:abstractNum w:abstractNumId="18" w15:restartNumberingAfterBreak="0">
+  <w:abstractNum w:abstractNumId="20" w15:restartNumberingAfterBreak="0">
     <w:nsid w:val="6CEC64B3"/>
     <w:multiLevelType w:val="hybridMultilevel"/>
     <w:tmpl w:val="E0826F76"/>
@@ -4299,7 +5019,7 @@
         <w:ind w:left="1080" w:hanging="360"/>
       </w:pPr>
       <w:rPr>
-        <w:rFonts w:hint="default" w:ascii="Symbol" w:hAnsi="Symbol"/>
+        <w:rFonts w:ascii="Symbol" w:hAnsi="Symbol" w:hint="default"/>
       </w:rPr>
     </w:lvl>
     <w:lvl w:ilvl="1" w:tplc="0C0A0003" w:tentative="1">
@@ -4311,7 +5031,7 @@
         <w:ind w:left="1800" w:hanging="360"/>
       </w:pPr>
       <w:rPr>
-        <w:rFonts w:hint="default" w:ascii="Courier New" w:hAnsi="Courier New" w:cs="Courier New"/>
+        <w:rFonts w:ascii="Courier New" w:hAnsi="Courier New" w:cs="Courier New" w:hint="default"/>
       </w:rPr>
     </w:lvl>
     <w:lvl w:ilvl="2" w:tplc="0C0A0005" w:tentative="1">
@@ -4323,7 +5043,7 @@
         <w:ind w:left="2520" w:hanging="360"/>
       </w:pPr>
       <w:rPr>
-        <w:rFonts w:hint="default" w:ascii="Wingdings" w:hAnsi="Wingdings"/>
+        <w:rFonts w:ascii="Wingdings" w:hAnsi="Wingdings" w:hint="default"/>
       </w:rPr>
     </w:lvl>
     <w:lvl w:ilvl="3" w:tplc="0C0A0001" w:tentative="1">
@@ -4335,7 +5055,7 @@
         <w:ind w:left="3240" w:hanging="360"/>
       </w:pPr>
       <w:rPr>
-        <w:rFonts w:hint="default" w:ascii="Symbol" w:hAnsi="Symbol"/>
+        <w:rFonts w:ascii="Symbol" w:hAnsi="Symbol" w:hint="default"/>
       </w:rPr>
     </w:lvl>
     <w:lvl w:ilvl="4" w:tplc="0C0A0003" w:tentative="1">
@@ -4347,7 +5067,7 @@
         <w:ind w:left="3960" w:hanging="360"/>
       </w:pPr>
       <w:rPr>
-        <w:rFonts w:hint="default" w:ascii="Courier New" w:hAnsi="Courier New" w:cs="Courier New"/>
+        <w:rFonts w:ascii="Courier New" w:hAnsi="Courier New" w:cs="Courier New" w:hint="default"/>
       </w:rPr>
     </w:lvl>
     <w:lvl w:ilvl="5" w:tplc="0C0A0005" w:tentative="1">
@@ -4359,7 +5079,7 @@
         <w:ind w:left="4680" w:hanging="360"/>
       </w:pPr>
       <w:rPr>
-        <w:rFonts w:hint="default" w:ascii="Wingdings" w:hAnsi="Wingdings"/>
+        <w:rFonts w:ascii="Wingdings" w:hAnsi="Wingdings" w:hint="default"/>
       </w:rPr>
     </w:lvl>
     <w:lvl w:ilvl="6" w:tplc="0C0A0001" w:tentative="1">
@@ -4371,7 +5091,7 @@
         <w:ind w:left="5400" w:hanging="360"/>
       </w:pPr>
       <w:rPr>
-        <w:rFonts w:hint="default" w:ascii="Symbol" w:hAnsi="Symbol"/>
+        <w:rFonts w:ascii="Symbol" w:hAnsi="Symbol" w:hint="default"/>
       </w:rPr>
     </w:lvl>
     <w:lvl w:ilvl="7" w:tplc="0C0A0003" w:tentative="1">
@@ -4383,7 +5103,7 @@
         <w:ind w:left="6120" w:hanging="360"/>
       </w:pPr>
       <w:rPr>
-        <w:rFonts w:hint="default" w:ascii="Courier New" w:hAnsi="Courier New" w:cs="Courier New"/>
+        <w:rFonts w:ascii="Courier New" w:hAnsi="Courier New" w:cs="Courier New" w:hint="default"/>
       </w:rPr>
     </w:lvl>
     <w:lvl w:ilvl="8" w:tplc="0C0A0005" w:tentative="1">
@@ -4395,11 +5115,11 @@
         <w:ind w:left="6840" w:hanging="360"/>
       </w:pPr>
       <w:rPr>
-        <w:rFonts w:hint="default" w:ascii="Wingdings" w:hAnsi="Wingdings"/>
+        <w:rFonts w:ascii="Wingdings" w:hAnsi="Wingdings" w:hint="default"/>
       </w:rPr>
     </w:lvl>
   </w:abstractNum>
-  <w:abstractNum w:abstractNumId="19" w15:restartNumberingAfterBreak="0">
+  <w:abstractNum w:abstractNumId="21" w15:restartNumberingAfterBreak="0">
     <w:nsid w:val="78535C12"/>
     <w:multiLevelType w:val="hybridMultilevel"/>
     <w:tmpl w:val="F4449E0C"/>
@@ -4412,7 +5132,7 @@
         <w:ind w:left="720" w:hanging="360"/>
       </w:pPr>
       <w:rPr>
-        <w:rFonts w:hint="default" w:ascii="Symbol" w:hAnsi="Symbol"/>
+        <w:rFonts w:ascii="Symbol" w:hAnsi="Symbol" w:hint="default"/>
       </w:rPr>
     </w:lvl>
     <w:lvl w:ilvl="1" w:tplc="0C0A0003" w:tentative="1">
@@ -4424,7 +5144,7 @@
         <w:ind w:left="1440" w:hanging="360"/>
       </w:pPr>
       <w:rPr>
-        <w:rFonts w:hint="default" w:ascii="Courier New" w:hAnsi="Courier New" w:cs="Courier New"/>
+        <w:rFonts w:ascii="Courier New" w:hAnsi="Courier New" w:cs="Courier New" w:hint="default"/>
       </w:rPr>
     </w:lvl>
     <w:lvl w:ilvl="2" w:tplc="0C0A0005" w:tentative="1">
@@ -4436,7 +5156,7 @@
         <w:ind w:left="2160" w:hanging="360"/>
       </w:pPr>
       <w:rPr>
-        <w:rFonts w:hint="default" w:ascii="Wingdings" w:hAnsi="Wingdings"/>
+        <w:rFonts w:ascii="Wingdings" w:hAnsi="Wingdings" w:hint="default"/>
       </w:rPr>
     </w:lvl>
     <w:lvl w:ilvl="3" w:tplc="0C0A0001" w:tentative="1">
@@ -4448,7 +5168,7 @@
         <w:ind w:left="2880" w:hanging="360"/>
       </w:pPr>
       <w:rPr>
-        <w:rFonts w:hint="default" w:ascii="Symbol" w:hAnsi="Symbol"/>
+        <w:rFonts w:ascii="Symbol" w:hAnsi="Symbol" w:hint="default"/>
       </w:rPr>
     </w:lvl>
     <w:lvl w:ilvl="4" w:tplc="0C0A0003" w:tentative="1">
@@ -4460,7 +5180,7 @@
         <w:ind w:left="3600" w:hanging="360"/>
       </w:pPr>
       <w:rPr>
-        <w:rFonts w:hint="default" w:ascii="Courier New" w:hAnsi="Courier New" w:cs="Courier New"/>
+        <w:rFonts w:ascii="Courier New" w:hAnsi="Courier New" w:cs="Courier New" w:hint="default"/>
       </w:rPr>
     </w:lvl>
     <w:lvl w:ilvl="5" w:tplc="0C0A0005" w:tentative="1">
@@ -4472,7 +5192,7 @@
         <w:ind w:left="4320" w:hanging="360"/>
       </w:pPr>
       <w:rPr>
-        <w:rFonts w:hint="default" w:ascii="Wingdings" w:hAnsi="Wingdings"/>
+        <w:rFonts w:ascii="Wingdings" w:hAnsi="Wingdings" w:hint="default"/>
       </w:rPr>
     </w:lvl>
     <w:lvl w:ilvl="6" w:tplc="0C0A0001" w:tentative="1">
@@ -4484,7 +5204,7 @@
         <w:ind w:left="5040" w:hanging="360"/>
       </w:pPr>
       <w:rPr>
-        <w:rFonts w:hint="default" w:ascii="Symbol" w:hAnsi="Symbol"/>
+        <w:rFonts w:ascii="Symbol" w:hAnsi="Symbol" w:hint="default"/>
       </w:rPr>
     </w:lvl>
     <w:lvl w:ilvl="7" w:tplc="0C0A0003" w:tentative="1">
@@ -4496,7 +5216,7 @@
         <w:ind w:left="5760" w:hanging="360"/>
       </w:pPr>
       <w:rPr>
-        <w:rFonts w:hint="default" w:ascii="Courier New" w:hAnsi="Courier New" w:cs="Courier New"/>
+        <w:rFonts w:ascii="Courier New" w:hAnsi="Courier New" w:cs="Courier New" w:hint="default"/>
       </w:rPr>
     </w:lvl>
     <w:lvl w:ilvl="8" w:tplc="0C0A0005" w:tentative="1">
@@ -4508,11 +5228,11 @@
         <w:ind w:left="6480" w:hanging="360"/>
       </w:pPr>
       <w:rPr>
-        <w:rFonts w:hint="default" w:ascii="Wingdings" w:hAnsi="Wingdings"/>
+        <w:rFonts w:ascii="Wingdings" w:hAnsi="Wingdings" w:hint="default"/>
       </w:rPr>
     </w:lvl>
   </w:abstractNum>
-  <w:abstractNum w:abstractNumId="20" w15:restartNumberingAfterBreak="0">
+  <w:abstractNum w:abstractNumId="22" w15:restartNumberingAfterBreak="0">
     <w:nsid w:val="79DB0B00"/>
     <w:multiLevelType w:val="multilevel"/>
     <w:tmpl w:val="3DF688CA"/>
@@ -4634,7 +5354,7 @@
       </w:pPr>
     </w:lvl>
   </w:abstractNum>
-  <w:abstractNum w:abstractNumId="21" w15:restartNumberingAfterBreak="0">
+  <w:abstractNum w:abstractNumId="23" w15:restartNumberingAfterBreak="0">
     <w:nsid w:val="7A236DFB"/>
     <w:multiLevelType w:val="multilevel"/>
     <w:tmpl w:val="66AC64EE"/>
@@ -4747,7 +5467,7 @@
       </w:pPr>
     </w:lvl>
   </w:abstractNum>
-  <w:abstractNum w:abstractNumId="22" w15:restartNumberingAfterBreak="0">
+  <w:abstractNum w:abstractNumId="24" w15:restartNumberingAfterBreak="0">
     <w:nsid w:val="7C20344D"/>
     <w:multiLevelType w:val="multilevel"/>
     <w:tmpl w:val="6F4296E2"/>
@@ -4860,7 +5580,7 @@
       </w:pPr>
     </w:lvl>
   </w:abstractNum>
-  <w:abstractNum w:abstractNumId="23" w15:restartNumberingAfterBreak="0">
+  <w:abstractNum w:abstractNumId="25" w15:restartNumberingAfterBreak="0">
     <w:nsid w:val="7F262D39"/>
     <w:multiLevelType w:val="multilevel"/>
     <w:tmpl w:val="591283FE"/>
@@ -4876,7 +5596,7 @@
         <w:ind w:left="720" w:hanging="360"/>
       </w:pPr>
       <w:rPr>
-        <w:rFonts w:hint="default" w:ascii="Symbol" w:hAnsi="Symbol"/>
+        <w:rFonts w:ascii="Symbol" w:hAnsi="Symbol" w:hint="default"/>
         <w:sz w:val="20"/>
       </w:rPr>
     </w:lvl>
@@ -4892,7 +5612,7 @@
         <w:ind w:left="1440" w:hanging="360"/>
       </w:pPr>
       <w:rPr>
-        <w:rFonts w:hint="default" w:ascii="Courier New" w:hAnsi="Courier New"/>
+        <w:rFonts w:ascii="Courier New" w:hAnsi="Courier New" w:hint="default"/>
         <w:sz w:val="20"/>
       </w:rPr>
     </w:lvl>
@@ -4908,7 +5628,7 @@
         <w:ind w:left="2160" w:hanging="360"/>
       </w:pPr>
       <w:rPr>
-        <w:rFonts w:hint="default" w:ascii="Wingdings" w:hAnsi="Wingdings"/>
+        <w:rFonts w:ascii="Wingdings" w:hAnsi="Wingdings" w:hint="default"/>
         <w:sz w:val="20"/>
       </w:rPr>
     </w:lvl>
@@ -4924,7 +5644,7 @@
         <w:ind w:left="2880" w:hanging="360"/>
       </w:pPr>
       <w:rPr>
-        <w:rFonts w:hint="default" w:ascii="Wingdings" w:hAnsi="Wingdings"/>
+        <w:rFonts w:ascii="Wingdings" w:hAnsi="Wingdings" w:hint="default"/>
         <w:sz w:val="20"/>
       </w:rPr>
     </w:lvl>
@@ -4940,7 +5660,7 @@
         <w:ind w:left="3600" w:hanging="360"/>
       </w:pPr>
       <w:rPr>
-        <w:rFonts w:hint="default" w:ascii="Wingdings" w:hAnsi="Wingdings"/>
+        <w:rFonts w:ascii="Wingdings" w:hAnsi="Wingdings" w:hint="default"/>
         <w:sz w:val="20"/>
       </w:rPr>
     </w:lvl>
@@ -4956,7 +5676,7 @@
         <w:ind w:left="4320" w:hanging="360"/>
       </w:pPr>
       <w:rPr>
-        <w:rFonts w:hint="default" w:ascii="Wingdings" w:hAnsi="Wingdings"/>
+        <w:rFonts w:ascii="Wingdings" w:hAnsi="Wingdings" w:hint="default"/>
         <w:sz w:val="20"/>
       </w:rPr>
     </w:lvl>
@@ -4972,7 +5692,7 @@
         <w:ind w:left="5040" w:hanging="360"/>
       </w:pPr>
       <w:rPr>
-        <w:rFonts w:hint="default" w:ascii="Wingdings" w:hAnsi="Wingdings"/>
+        <w:rFonts w:ascii="Wingdings" w:hAnsi="Wingdings" w:hint="default"/>
         <w:sz w:val="20"/>
       </w:rPr>
     </w:lvl>
@@ -4988,7 +5708,7 @@
         <w:ind w:left="5760" w:hanging="360"/>
       </w:pPr>
       <w:rPr>
-        <w:rFonts w:hint="default" w:ascii="Wingdings" w:hAnsi="Wingdings"/>
+        <w:rFonts w:ascii="Wingdings" w:hAnsi="Wingdings" w:hint="default"/>
         <w:sz w:val="20"/>
       </w:rPr>
     </w:lvl>
@@ -5004,95 +5724,98 @@
         <w:ind w:left="6480" w:hanging="360"/>
       </w:pPr>
       <w:rPr>
-        <w:rFonts w:hint="default" w:ascii="Wingdings" w:hAnsi="Wingdings"/>
+        <w:rFonts w:ascii="Wingdings" w:hAnsi="Wingdings" w:hint="default"/>
         <w:sz w:val="20"/>
       </w:rPr>
     </w:lvl>
   </w:abstractNum>
-  <w:num w:numId="25">
+  <w:num w:numId="1" w16cid:durableId="130026351">
+    <w:abstractNumId w:val="0"/>
+  </w:num>
+  <w:num w:numId="2" w16cid:durableId="1199732799">
+    <w:abstractNumId w:val="14"/>
+  </w:num>
+  <w:num w:numId="3" w16cid:durableId="1478764665">
+    <w:abstractNumId w:val="12"/>
+  </w:num>
+  <w:num w:numId="4" w16cid:durableId="1769079910">
     <w:abstractNumId w:val="24"/>
   </w:num>
-  <w:num w:numId="1" w16cid:durableId="1199732799">
+  <w:num w:numId="5" w16cid:durableId="1458598984">
+    <w:abstractNumId w:val="2"/>
+  </w:num>
+  <w:num w:numId="6" w16cid:durableId="29688272">
+    <w:abstractNumId w:val="22"/>
+  </w:num>
+  <w:num w:numId="7" w16cid:durableId="2036882892">
+    <w:abstractNumId w:val="23"/>
+  </w:num>
+  <w:num w:numId="8" w16cid:durableId="923149511">
+    <w:abstractNumId w:val="6"/>
+  </w:num>
+  <w:num w:numId="9" w16cid:durableId="1840075271">
+    <w:abstractNumId w:val="18"/>
+  </w:num>
+  <w:num w:numId="10" w16cid:durableId="1711539753">
     <w:abstractNumId w:val="13"/>
   </w:num>
-  <w:num w:numId="2" w16cid:durableId="1478764665">
+  <w:num w:numId="11" w16cid:durableId="572620159">
+    <w:abstractNumId w:val="25"/>
+  </w:num>
+  <w:num w:numId="12" w16cid:durableId="1729572052">
+    <w:abstractNumId w:val="5"/>
+  </w:num>
+  <w:num w:numId="13" w16cid:durableId="708189792">
+    <w:abstractNumId w:val="1"/>
+  </w:num>
+  <w:num w:numId="14" w16cid:durableId="718433806">
+    <w:abstractNumId w:val="19"/>
+  </w:num>
+  <w:num w:numId="15" w16cid:durableId="867791730">
+    <w:abstractNumId w:val="10"/>
+  </w:num>
+  <w:num w:numId="16" w16cid:durableId="1581208376">
+    <w:abstractNumId w:val="4"/>
+  </w:num>
+  <w:num w:numId="17" w16cid:durableId="856425594">
+    <w:abstractNumId w:val="21"/>
+  </w:num>
+  <w:num w:numId="18" w16cid:durableId="1272202848">
+    <w:abstractNumId w:val="15"/>
+  </w:num>
+  <w:num w:numId="19" w16cid:durableId="70740042">
+    <w:abstractNumId w:val="16"/>
+  </w:num>
+  <w:num w:numId="20" w16cid:durableId="368146401">
+    <w:abstractNumId w:val="9"/>
+  </w:num>
+  <w:num w:numId="21" w16cid:durableId="1491411534">
+    <w:abstractNumId w:val="7"/>
+  </w:num>
+  <w:num w:numId="22" w16cid:durableId="1765178573">
+    <w:abstractNumId w:val="3"/>
+  </w:num>
+  <w:num w:numId="23" w16cid:durableId="138228648">
+    <w:abstractNumId w:val="20"/>
+  </w:num>
+  <w:num w:numId="24" w16cid:durableId="207569188">
     <w:abstractNumId w:val="11"/>
   </w:num>
-  <w:num w:numId="3" w16cid:durableId="1769079910">
-    <w:abstractNumId w:val="22"/>
-  </w:num>
-  <w:num w:numId="4" w16cid:durableId="1458598984">
-    <w:abstractNumId w:val="1"/>
-  </w:num>
-  <w:num w:numId="5" w16cid:durableId="29688272">
-    <w:abstractNumId w:val="20"/>
-  </w:num>
-  <w:num w:numId="6" w16cid:durableId="2036882892">
-    <w:abstractNumId w:val="21"/>
-  </w:num>
-  <w:num w:numId="7" w16cid:durableId="923149511">
-    <w:abstractNumId w:val="5"/>
-  </w:num>
-  <w:num w:numId="8" w16cid:durableId="1840075271">
-    <w:abstractNumId w:val="16"/>
-  </w:num>
-  <w:num w:numId="9" w16cid:durableId="1711539753">
-    <w:abstractNumId w:val="12"/>
-  </w:num>
-  <w:num w:numId="10" w16cid:durableId="572620159">
-    <w:abstractNumId w:val="23"/>
-  </w:num>
-  <w:num w:numId="11" w16cid:durableId="1729572052">
-    <w:abstractNumId w:val="4"/>
-  </w:num>
-  <w:num w:numId="12" w16cid:durableId="708189792">
-    <w:abstractNumId w:val="0"/>
-  </w:num>
-  <w:num w:numId="13" w16cid:durableId="718433806">
-    <w:abstractNumId w:val="17"/>
-  </w:num>
-  <w:num w:numId="14" w16cid:durableId="867791730">
-    <w:abstractNumId w:val="9"/>
-  </w:num>
-  <w:num w:numId="15" w16cid:durableId="1581208376">
-    <w:abstractNumId w:val="3"/>
-  </w:num>
-  <w:num w:numId="16" w16cid:durableId="856425594">
-    <w:abstractNumId w:val="19"/>
-  </w:num>
-  <w:num w:numId="17" w16cid:durableId="1272202848">
-    <w:abstractNumId w:val="14"/>
-  </w:num>
-  <w:num w:numId="18" w16cid:durableId="70740042">
-    <w:abstractNumId w:val="15"/>
-  </w:num>
-  <w:num w:numId="19" w16cid:durableId="368146401">
+  <w:num w:numId="25" w16cid:durableId="1141384967">
     <w:abstractNumId w:val="8"/>
   </w:num>
-  <w:num w:numId="20" w16cid:durableId="1491411534">
-    <w:abstractNumId w:val="6"/>
-  </w:num>
-  <w:num w:numId="21" w16cid:durableId="1765178573">
-    <w:abstractNumId w:val="2"/>
-  </w:num>
-  <w:num w:numId="22" w16cid:durableId="138228648">
-    <w:abstractNumId w:val="18"/>
-  </w:num>
-  <w:num w:numId="23" w16cid:durableId="207569188">
-    <w:abstractNumId w:val="10"/>
-  </w:num>
-  <w:num w:numId="24" w16cid:durableId="1141384967">
-    <w:abstractNumId w:val="7"/>
+  <w:num w:numId="26" w16cid:durableId="1406613443">
+    <w:abstractNumId w:val="17"/>
   </w:num>
 </w:numbering>
 </file>
 
 <file path=word/styles.xml><?xml version="1.0" encoding="utf-8"?>
-<w:styles xmlns:wp14="http://schemas.microsoft.com/office/word/2010/wordprocessingDrawing" xmlns:mc="http://schemas.openxmlformats.org/markup-compatibility/2006" xmlns:r="http://schemas.openxmlformats.org/officeDocument/2006/relationships" xmlns:w="http://schemas.openxmlformats.org/wordprocessingml/2006/main" xmlns:w14="http://schemas.microsoft.com/office/word/2010/wordml" xmlns:w15="http://schemas.microsoft.com/office/word/2012/wordml" xmlns:w16cex="http://schemas.microsoft.com/office/word/2018/wordml/cex" xmlns:w16cid="http://schemas.microsoft.com/office/word/2016/wordml/cid" xmlns:w16="http://schemas.microsoft.com/office/word/2018/wordml" xmlns:w16du="http://schemas.microsoft.com/office/word/2023/wordml/word16du" xmlns:w16sdtdh="http://schemas.microsoft.com/office/word/2020/wordml/sdtdatahash" xmlns:w16sdtfl="http://schemas.microsoft.com/office/word/2024/wordml/sdtformatlock" xmlns:w16se="http://schemas.microsoft.com/office/word/2015/wordml/symex" mc:Ignorable="w14 w15 w16se w16cid w16 w16cex w16sdtdh w16sdtfl w16du wp14">
+<w:styles xmlns:mc="http://schemas.openxmlformats.org/markup-compatibility/2006" xmlns:r="http://schemas.openxmlformats.org/officeDocument/2006/relationships" xmlns:w="http://schemas.openxmlformats.org/wordprocessingml/2006/main" xmlns:w14="http://schemas.microsoft.com/office/word/2010/wordml" xmlns:w15="http://schemas.microsoft.com/office/word/2012/wordml" xmlns:w16cex="http://schemas.microsoft.com/office/word/2018/wordml/cex" xmlns:w16cid="http://schemas.microsoft.com/office/word/2016/wordml/cid" xmlns:w16="http://schemas.microsoft.com/office/word/2018/wordml" xmlns:w16du="http://schemas.microsoft.com/office/word/2023/wordml/word16du" xmlns:w16sdtdh="http://schemas.microsoft.com/office/word/2020/wordml/sdtdatahash" xmlns:w16sdtfl="http://schemas.microsoft.com/office/word/2024/wordml/sdtformatlock" xmlns:w16se="http://schemas.microsoft.com/office/word/2015/wordml/symex" mc:Ignorable="w14 w15 w16se w16cid w16 w16cex w16sdtdh w16sdtfl w16du">
   <w:docDefaults>
     <w:rPrDefault>
       <w:rPr>
-        <w:rFonts w:asciiTheme="minorHAnsi" w:hAnsiTheme="minorHAnsi" w:eastAsiaTheme="minorHAnsi" w:cstheme="minorBidi"/>
+        <w:rFonts w:asciiTheme="minorHAnsi" w:eastAsiaTheme="minorHAnsi" w:hAnsiTheme="minorHAnsi" w:cstheme="minorBidi"/>
         <w:kern w:val="2"/>
         <w:sz w:val="22"/>
         <w:szCs w:val="22"/>
@@ -5109,14 +5832,14 @@
   <w:latentStyles w:defLockedState="0" w:defUIPriority="99" w:defSemiHidden="0" w:defUnhideWhenUsed="0" w:defQFormat="0" w:count="376">
     <w:lsdException w:name="Normal" w:uiPriority="0" w:qFormat="1"/>
     <w:lsdException w:name="heading 1" w:uiPriority="9" w:qFormat="1"/>
-    <w:lsdException w:name="heading 2" w:uiPriority="9" w:semiHidden="1" w:unhideWhenUsed="1" w:qFormat="1"/>
-    <w:lsdException w:name="heading 3" w:uiPriority="9" w:semiHidden="1" w:unhideWhenUsed="1" w:qFormat="1"/>
-    <w:lsdException w:name="heading 4" w:uiPriority="9" w:semiHidden="1" w:unhideWhenUsed="1" w:qFormat="1"/>
-    <w:lsdException w:name="heading 5" w:uiPriority="9" w:semiHidden="1" w:unhideWhenUsed="1" w:qFormat="1"/>
-    <w:lsdException w:name="heading 6" w:uiPriority="9" w:semiHidden="1" w:unhideWhenUsed="1" w:qFormat="1"/>
-    <w:lsdException w:name="heading 7" w:uiPriority="9" w:semiHidden="1" w:unhideWhenUsed="1" w:qFormat="1"/>
-    <w:lsdException w:name="heading 8" w:uiPriority="9" w:semiHidden="1" w:unhideWhenUsed="1" w:qFormat="1"/>
-    <w:lsdException w:name="heading 9" w:uiPriority="9" w:semiHidden="1" w:unhideWhenUsed="1" w:qFormat="1"/>
+    <w:lsdException w:name="heading 2" w:semiHidden="1" w:uiPriority="9" w:unhideWhenUsed="1" w:qFormat="1"/>
+    <w:lsdException w:name="heading 3" w:semiHidden="1" w:uiPriority="9" w:unhideWhenUsed="1" w:qFormat="1"/>
+    <w:lsdException w:name="heading 4" w:semiHidden="1" w:uiPriority="9" w:unhideWhenUsed="1" w:qFormat="1"/>
+    <w:lsdException w:name="heading 5" w:semiHidden="1" w:uiPriority="9" w:unhideWhenUsed="1" w:qFormat="1"/>
+    <w:lsdException w:name="heading 6" w:semiHidden="1" w:uiPriority="9" w:unhideWhenUsed="1" w:qFormat="1"/>
+    <w:lsdException w:name="heading 7" w:semiHidden="1" w:uiPriority="9" w:unhideWhenUsed="1" w:qFormat="1"/>
+    <w:lsdException w:name="heading 8" w:semiHidden="1" w:uiPriority="9" w:unhideWhenUsed="1" w:qFormat="1"/>
+    <w:lsdException w:name="heading 9" w:semiHidden="1" w:uiPriority="9" w:unhideWhenUsed="1" w:qFormat="1"/>
     <w:lsdException w:name="index 1" w:semiHidden="1" w:unhideWhenUsed="1"/>
     <w:lsdException w:name="index 2" w:semiHidden="1" w:unhideWhenUsed="1"/>
     <w:lsdException w:name="index 3" w:semiHidden="1" w:unhideWhenUsed="1"/>
@@ -5126,22 +5849,22 @@
     <w:lsdException w:name="index 7" w:semiHidden="1" w:unhideWhenUsed="1"/>
     <w:lsdException w:name="index 8" w:semiHidden="1" w:unhideWhenUsed="1"/>
     <w:lsdException w:name="index 9" w:semiHidden="1" w:unhideWhenUsed="1"/>
-    <w:lsdException w:name="toc 1" w:uiPriority="39" w:semiHidden="1" w:unhideWhenUsed="1"/>
-    <w:lsdException w:name="toc 2" w:uiPriority="39" w:semiHidden="1" w:unhideWhenUsed="1"/>
-    <w:lsdException w:name="toc 3" w:uiPriority="39" w:semiHidden="1" w:unhideWhenUsed="1"/>
-    <w:lsdException w:name="toc 4" w:uiPriority="39" w:semiHidden="1" w:unhideWhenUsed="1"/>
-    <w:lsdException w:name="toc 5" w:uiPriority="39" w:semiHidden="1" w:unhideWhenUsed="1"/>
-    <w:lsdException w:name="toc 6" w:uiPriority="39" w:semiHidden="1" w:unhideWhenUsed="1"/>
-    <w:lsdException w:name="toc 7" w:uiPriority="39" w:semiHidden="1" w:unhideWhenUsed="1"/>
-    <w:lsdException w:name="toc 8" w:uiPriority="39" w:semiHidden="1" w:unhideWhenUsed="1"/>
-    <w:lsdException w:name="toc 9" w:uiPriority="39" w:semiHidden="1" w:unhideWhenUsed="1"/>
+    <w:lsdException w:name="toc 1" w:semiHidden="1" w:uiPriority="39" w:unhideWhenUsed="1"/>
+    <w:lsdException w:name="toc 2" w:semiHidden="1" w:uiPriority="39" w:unhideWhenUsed="1"/>
+    <w:lsdException w:name="toc 3" w:semiHidden="1" w:uiPriority="39" w:unhideWhenUsed="1"/>
+    <w:lsdException w:name="toc 4" w:semiHidden="1" w:uiPriority="39" w:unhideWhenUsed="1"/>
+    <w:lsdException w:name="toc 5" w:semiHidden="1" w:uiPriority="39" w:unhideWhenUsed="1"/>
+    <w:lsdException w:name="toc 6" w:semiHidden="1" w:uiPriority="39" w:unhideWhenUsed="1"/>
+    <w:lsdException w:name="toc 7" w:semiHidden="1" w:uiPriority="39" w:unhideWhenUsed="1"/>
+    <w:lsdException w:name="toc 8" w:semiHidden="1" w:uiPriority="39" w:unhideWhenUsed="1"/>
+    <w:lsdException w:name="toc 9" w:semiHidden="1" w:uiPriority="39" w:unhideWhenUsed="1"/>
     <w:lsdException w:name="Normal Indent" w:semiHidden="1" w:unhideWhenUsed="1"/>
     <w:lsdException w:name="footnote text" w:semiHidden="1" w:unhideWhenUsed="1"/>
     <w:lsdException w:name="annotation text" w:semiHidden="1" w:unhideWhenUsed="1"/>
     <w:lsdException w:name="header" w:semiHidden="1" w:unhideWhenUsed="1"/>
     <w:lsdException w:name="footer" w:semiHidden="1" w:unhideWhenUsed="1"/>
     <w:lsdException w:name="index heading" w:semiHidden="1" w:unhideWhenUsed="1"/>
-    <w:lsdException w:name="caption" w:uiPriority="35" w:semiHidden="1" w:unhideWhenUsed="1" w:qFormat="1"/>
+    <w:lsdException w:name="caption" w:semiHidden="1" w:uiPriority="35" w:unhideWhenUsed="1" w:qFormat="1"/>
     <w:lsdException w:name="table of figures" w:semiHidden="1" w:unhideWhenUsed="1"/>
     <w:lsdException w:name="envelope address" w:semiHidden="1" w:unhideWhenUsed="1"/>
     <w:lsdException w:name="envelope return" w:semiHidden="1" w:unhideWhenUsed="1"/>
@@ -5172,7 +5895,7 @@
     <w:lsdException w:name="Title" w:uiPriority="10" w:qFormat="1"/>
     <w:lsdException w:name="Closing" w:semiHidden="1" w:unhideWhenUsed="1"/>
     <w:lsdException w:name="Signature" w:semiHidden="1" w:unhideWhenUsed="1"/>
-    <w:lsdException w:name="Default Paragraph Font" w:uiPriority="1" w:semiHidden="1" w:unhideWhenUsed="1"/>
+    <w:lsdException w:name="Default Paragraph Font" w:semiHidden="1" w:uiPriority="1" w:unhideWhenUsed="1"/>
     <w:lsdException w:name="Body Text" w:semiHidden="1" w:unhideWhenUsed="1"/>
     <w:lsdException w:name="Body Text Indent" w:semiHidden="1" w:unhideWhenUsed="1"/>
     <w:lsdException w:name="List Continue" w:semiHidden="1" w:unhideWhenUsed="1"/>
@@ -5372,8 +6095,8 @@
     <w:lsdException w:name="Subtle Reference" w:uiPriority="31" w:qFormat="1"/>
     <w:lsdException w:name="Intense Reference" w:uiPriority="32" w:qFormat="1"/>
     <w:lsdException w:name="Book Title" w:uiPriority="33" w:qFormat="1"/>
-    <w:lsdException w:name="Bibliography" w:uiPriority="37" w:semiHidden="1" w:unhideWhenUsed="1"/>
-    <w:lsdException w:name="TOC Heading" w:uiPriority="39" w:semiHidden="1" w:unhideWhenUsed="1" w:qFormat="1"/>
+    <w:lsdException w:name="Bibliography" w:semiHidden="1" w:uiPriority="37" w:unhideWhenUsed="1"/>
+    <w:lsdException w:name="TOC Heading" w:semiHidden="1" w:uiPriority="39" w:unhideWhenUsed="1" w:qFormat="1"/>
     <w:lsdException w:name="Plain Table 1" w:uiPriority="41"/>
     <w:lsdException w:name="Plain Table 2" w:uiPriority="42"/>
     <w:lsdException w:name="Plain Table 3" w:uiPriority="43"/>
@@ -5484,7 +6207,7 @@
     <w:lsdException w:name="Unresolved Mention" w:semiHidden="1" w:unhideWhenUsed="1"/>
     <w:lsdException w:name="Smart Link" w:semiHidden="1" w:unhideWhenUsed="1"/>
   </w:latentStyles>
-  <w:style w:type="paragraph" w:styleId="Normal" w:default="1">
+  <w:style w:type="paragraph" w:default="1" w:styleId="Normal">
     <w:name w:val="Normal"/>
     <w:qFormat/>
     <w:rsid w:val="000B0525"/>
@@ -5507,19 +6230,19 @@
       <w:outlineLvl w:val="0"/>
     </w:pPr>
     <w:rPr>
-      <w:rFonts w:asciiTheme="majorHAnsi" w:hAnsiTheme="majorHAnsi" w:eastAsiaTheme="majorEastAsia" w:cstheme="majorBidi"/>
+      <w:rFonts w:asciiTheme="majorHAnsi" w:eastAsiaTheme="majorEastAsia" w:hAnsiTheme="majorHAnsi" w:cstheme="majorBidi"/>
       <w:color w:val="2F5496" w:themeColor="accent1" w:themeShade="BF"/>
       <w:sz w:val="32"/>
       <w:szCs w:val="32"/>
     </w:rPr>
   </w:style>
-  <w:style w:type="character" w:styleId="Fuentedeprrafopredeter" w:default="1">
+  <w:style w:type="character" w:default="1" w:styleId="Fuentedeprrafopredeter">
     <w:name w:val="Default Paragraph Font"/>
     <w:uiPriority w:val="1"/>
     <w:semiHidden/>
     <w:unhideWhenUsed/>
   </w:style>
-  <w:style w:type="table" w:styleId="Tablanormal" w:default="1">
+  <w:style w:type="table" w:default="1" w:styleId="Tablanormal">
     <w:name w:val="Normal Table"/>
     <w:uiPriority w:val="99"/>
     <w:semiHidden/>
@@ -5534,7 +6257,7 @@
       </w:tblCellMar>
     </w:tblPr>
   </w:style>
-  <w:style w:type="numbering" w:styleId="Sinlista" w:default="1">
+  <w:style w:type="numbering" w:default="1" w:styleId="Sinlista">
     <w:name w:val="No List"/>
     <w:uiPriority w:val="99"/>
     <w:semiHidden/>
@@ -5564,7 +6287,7 @@
       <w:shd w:val="clear" w:color="auto" w:fill="E1DFDD"/>
     </w:rPr>
   </w:style>
-  <w:style w:type="character" w:styleId="Ttulo1Car" w:customStyle="1">
+  <w:style w:type="character" w:customStyle="1" w:styleId="Ttulo1Car">
     <w:name w:val="Título 1 Car"/>
     <w:basedOn w:val="Fuentedeprrafopredeter"/>
     <w:link w:val="Ttulo1"/>
@@ -5572,7 +6295,7 @@
     <w:qFormat/>
     <w:rsid w:val="00501288"/>
     <w:rPr>
-      <w:rFonts w:asciiTheme="majorHAnsi" w:hAnsiTheme="majorHAnsi" w:eastAsiaTheme="majorEastAsia" w:cstheme="majorBidi"/>
+      <w:rFonts w:asciiTheme="majorHAnsi" w:eastAsiaTheme="majorEastAsia" w:hAnsiTheme="majorHAnsi" w:cstheme="majorBidi"/>
       <w:color w:val="2F5496" w:themeColor="accent1" w:themeShade="BF"/>
       <w:sz w:val="32"/>
       <w:szCs w:val="32"/>
@@ -5588,7 +6311,7 @@
       <w:spacing w:before="240" w:after="120"/>
     </w:pPr>
     <w:rPr>
-      <w:rFonts w:ascii="Liberation Sans" w:hAnsi="Liberation Sans" w:eastAsia="Microsoft YaHei" w:cs="Arial"/>
+      <w:rFonts w:ascii="Liberation Sans" w:eastAsia="Microsoft YaHei" w:hAnsi="Liberation Sans" w:cs="Arial"/>
       <w:sz w:val="28"/>
       <w:szCs w:val="28"/>
     </w:rPr>
@@ -5623,7 +6346,7 @@
       <w:szCs w:val="24"/>
     </w:rPr>
   </w:style>
-  <w:style w:type="paragraph" w:styleId="ndice" w:customStyle="1">
+  <w:style w:type="paragraph" w:customStyle="1" w:styleId="ndice">
     <w:name w:val="Índice"/>
     <w:basedOn w:val="Normal"/>
     <w:qFormat/>
@@ -5659,7 +6382,7 @@
       <w:szCs w:val="24"/>
     </w:rPr>
   </w:style>
-  <w:style w:type="numbering" w:styleId="Ningunalista" w:customStyle="1">
+  <w:style w:type="numbering" w:customStyle="1" w:styleId="Ningunalista">
     <w:name w:val="Ninguna lista"/>
     <w:uiPriority w:val="99"/>
     <w:semiHidden/>
@@ -5676,6 +6399,17 @@
     <w:rPr>
       <w:color w:val="954F72" w:themeColor="followedHyperlink"/>
       <w:u w:val="single"/>
+    </w:rPr>
+  </w:style>
+  <w:style w:type="character" w:styleId="Textoennegrita">
+    <w:name w:val="Strong"/>
+    <w:basedOn w:val="Fuentedeprrafopredeter"/>
+    <w:uiPriority w:val="22"/>
+    <w:qFormat/>
+    <w:rsid w:val="006E32C9"/>
+    <w:rPr>
+      <w:b/>
+      <w:bCs/>
     </w:rPr>
   </w:style>
 </w:styles>
@@ -5856,6 +6590,23 @@
 </file>
 
 <file path=customXml/item1.xml><?xml version="1.0" encoding="utf-8"?>
+<p:properties xmlns:p="http://schemas.microsoft.com/office/2006/metadata/properties" xmlns:xsi="http://www.w3.org/2001/XMLSchema-instance" xmlns:pc="http://schemas.microsoft.com/office/infopath/2007/PartnerControls">
+  <documentManagement>
+    <ReferenceId xmlns="acce5a58-e1bd-4126-8af8-2782a8fdd034" xsi:nil="true"/>
+  </documentManagement>
+</p:properties>
+</file>
+
+<file path=customXml/item2.xml><?xml version="1.0" encoding="utf-8"?>
+<?mso-contentType ?>
+<FormTemplates xmlns="http://schemas.microsoft.com/sharepoint/v3/contenttype/forms">
+  <Display>DocumentLibraryForm</Display>
+  <Edit>DocumentLibraryForm</Edit>
+  <New>DocumentLibraryForm</New>
+</FormTemplates>
+</file>
+
+<file path=customXml/item3.xml><?xml version="1.0" encoding="utf-8"?>
 <ct:contentTypeSchema xmlns:ct="http://schemas.microsoft.com/office/2006/metadata/contentType" xmlns:ma="http://schemas.microsoft.com/office/2006/metadata/properties/metaAttributes" ct:_="" ma:_="" ma:contentTypeName="Document" ma:contentTypeID="0x010100BB8E559A05B56343B1458A39F845B9E9" ma:contentTypeVersion="1" ma:contentTypeDescription="Create a new document." ma:contentTypeScope="" ma:versionID="2d59b65ad6a289736b2b284258fcb7a2">
   <xsd:schema xmlns:xsd="http://www.w3.org/2001/XMLSchema" xmlns:xs="http://www.w3.org/2001/XMLSchema" xmlns:p="http://schemas.microsoft.com/office/2006/metadata/properties" xmlns:ns2="acce5a58-e1bd-4126-8af8-2782a8fdd034" targetNamespace="http://schemas.microsoft.com/office/2006/metadata/properties" ma:root="true" ma:fieldsID="07af80c5a7edf2f407eeb97c64ea4991" ns2:_="">
     <xsd:import namespace="acce5a58-e1bd-4126-8af8-2782a8fdd034"/>
@@ -5981,24 +6732,25 @@
 </ct:contentTypeSchema>
 </file>
 
-<file path=customXml/item2.xml><?xml version="1.0" encoding="utf-8"?>
-<?mso-contentType ?>
-<FormTemplates xmlns="http://schemas.microsoft.com/sharepoint/v3/contenttype/forms">
-  <Display>DocumentLibraryForm</Display>
-  <Edit>DocumentLibraryForm</Edit>
-  <New>DocumentLibraryForm</New>
-</FormTemplates>
+<file path=customXml/itemProps1.xml><?xml version="1.0" encoding="utf-8"?>
+<ds:datastoreItem xmlns:ds="http://schemas.openxmlformats.org/officeDocument/2006/customXml" ds:itemID="{DD2DD809-A86A-49B8-8766-13111E539183}">
+  <ds:schemaRefs>
+    <ds:schemaRef ds:uri="http://schemas.microsoft.com/office/2006/metadata/properties"/>
+    <ds:schemaRef ds:uri="http://schemas.microsoft.com/office/infopath/2007/PartnerControls"/>
+    <ds:schemaRef ds:uri="acce5a58-e1bd-4126-8af8-2782a8fdd034"/>
+  </ds:schemaRefs>
+</ds:datastoreItem>
 </file>
 
-<file path=customXml/item3.xml><?xml version="1.0" encoding="utf-8"?>
-<p:properties xmlns:p="http://schemas.microsoft.com/office/2006/metadata/properties" xmlns:xsi="http://www.w3.org/2001/XMLSchema-instance" xmlns:pc="http://schemas.microsoft.com/office/infopath/2007/PartnerControls">
-  <documentManagement>
-    <ReferenceId xmlns="acce5a58-e1bd-4126-8af8-2782a8fdd034" xsi:nil="true"/>
-  </documentManagement>
-</p:properties>
+<file path=customXml/itemProps2.xml><?xml version="1.0" encoding="utf-8"?>
+<ds:datastoreItem xmlns:ds="http://schemas.openxmlformats.org/officeDocument/2006/customXml" ds:itemID="{CE1AA614-3BCC-4768-A66F-B6209178E7B7}">
+  <ds:schemaRefs>
+    <ds:schemaRef ds:uri="http://schemas.microsoft.com/sharepoint/v3/contenttype/forms"/>
+  </ds:schemaRefs>
+</ds:datastoreItem>
 </file>
 
-<file path=customXml/itemProps1.xml><?xml version="1.0" encoding="utf-8"?>
+<file path=customXml/itemProps3.xml><?xml version="1.0" encoding="utf-8"?>
 <ds:datastoreItem xmlns:ds="http://schemas.openxmlformats.org/officeDocument/2006/customXml" ds:itemID="{B9610128-39EB-4C55-8A56-FDB128FBBDC1}">
   <ds:schemaRefs>
     <ds:schemaRef ds:uri="http://schemas.microsoft.com/office/2006/metadata/contentType"/>
@@ -6014,22 +6766,4 @@
     <ds:schemaRef ds:uri="http://schemas.microsoft.com/internal/obd"/>
   </ds:schemaRefs>
 </ds:datastoreItem>
-</file>
-
-<file path=customXml/itemProps2.xml><?xml version="1.0" encoding="utf-8"?>
-<ds:datastoreItem xmlns:ds="http://schemas.openxmlformats.org/officeDocument/2006/customXml" ds:itemID="{CE1AA614-3BCC-4768-A66F-B6209178E7B7}">
-  <ds:schemaRefs>
-    <ds:schemaRef ds:uri="http://schemas.microsoft.com/sharepoint/v3/contenttype/forms"/>
-  </ds:schemaRefs>
-</ds:datastoreItem>
-</file>
-
-<file path=customXml/itemProps3.xml><?xml version="1.0" encoding="utf-8"?>
-<ds:datastoreItem xmlns:ds="http://schemas.openxmlformats.org/officeDocument/2006/customXml" ds:itemID="{DD2DD809-A86A-49B8-8766-13111E539183}">
-  <ds:schemaRefs>
-    <ds:schemaRef ds:uri="http://schemas.microsoft.com/office/2006/metadata/properties"/>
-    <ds:schemaRef ds:uri="http://schemas.microsoft.com/office/infopath/2007/PartnerControls"/>
-    <ds:schemaRef ds:uri="acce5a58-e1bd-4126-8af8-2782a8fdd034"/>
-  </ds:schemaRefs>
-</ds:datastoreItem>
 </file>
--- a/Trabajo 2_solucion.docx
+++ b/Trabajo 2_solucion.docx
@@ -1401,14 +1401,7 @@
           <w:rFonts w:ascii="Arial" w:hAnsi="Arial" w:cs="Arial"/>
           <w:lang w:val="es-ES"/>
         </w:rPr>
-        <w:t xml:space="preserve"> </w:t>
-      </w:r>
-      <w:r>
-        <w:rPr>
-          <w:rFonts w:ascii="Arial" w:hAnsi="Arial" w:cs="Arial"/>
-          <w:lang w:val="es-ES"/>
-        </w:rPr>
-        <w:t xml:space="preserve">Una empresa requiere generar un reporte mensual del rendimiento de sus empleados, esto va a requerir conexiones a base de datos y ejecución de consultas estas operaciones se hacen a través de librerías de terceros. El patrón </w:t>
+        <w:t xml:space="preserve"> Una empresa requiere generar un reporte mensual del rendimiento de sus empleados, esto va a requerir conexiones a base de datos y ejecución de consultas estas operaciones se hacen a través de librerías de terceros. El patrón </w:t>
       </w:r>
       <w:proofErr w:type="spellStart"/>
       <w:r>
@@ -1557,7 +1550,35 @@
         <w:rPr>
           <w:rFonts w:ascii="Arial" w:hAnsi="Arial" w:cs="Arial"/>
         </w:rPr>
-        <w:t>Podemos crear una interfaz común Dispositivo que todos los dispositivos implementen (por ejemplo, un método encender() y apagar()).</w:t>
+        <w:t xml:space="preserve">Podemos crear una interfaz común Dispositivo que todos los dispositivos implementen (por ejemplo, un método </w:t>
+      </w:r>
+      <w:proofErr w:type="gramStart"/>
+      <w:r>
+        <w:rPr>
+          <w:rFonts w:ascii="Arial" w:hAnsi="Arial" w:cs="Arial"/>
+        </w:rPr>
+        <w:t>encender(</w:t>
+      </w:r>
+      <w:proofErr w:type="gramEnd"/>
+      <w:r>
+        <w:rPr>
+          <w:rFonts w:ascii="Arial" w:hAnsi="Arial" w:cs="Arial"/>
+        </w:rPr>
+        <w:t xml:space="preserve">) y </w:t>
+      </w:r>
+      <w:proofErr w:type="gramStart"/>
+      <w:r>
+        <w:rPr>
+          <w:rFonts w:ascii="Arial" w:hAnsi="Arial" w:cs="Arial"/>
+        </w:rPr>
+        <w:t>apagar(</w:t>
+      </w:r>
+      <w:proofErr w:type="gramEnd"/>
+      <w:r>
+        <w:rPr>
+          <w:rFonts w:ascii="Arial" w:hAnsi="Arial" w:cs="Arial"/>
+        </w:rPr>
+        <w:t>)).</w:t>
       </w:r>
     </w:p>
     <w:p>
@@ -2327,6 +2348,7 @@
           <w:rFonts w:ascii="Arial" w:hAnsi="Arial" w:cs="Arial"/>
           <w:b/>
           <w:bCs/>
+          <w:noProof/>
           <w:lang w:val="es-ES"/>
         </w:rPr>
         <w:drawing>
@@ -2752,13 +2774,29 @@
         <w:t>&lt;</w:t>
       </w:r>
       <w:hyperlink r:id="rId11">
+        <w:proofErr w:type="gramStart"/>
         <w:r>
           <w:rPr>
             <w:rStyle w:val="Hipervnculo"/>
             <w:rFonts w:ascii="Arial" w:hAnsi="Arial" w:cs="Arial"/>
           </w:rPr>
-          <w:t>Link</w:t>
+          <w:t>L</w:t>
         </w:r>
+        <w:r>
+          <w:rPr>
+            <w:rStyle w:val="Hipervnculo"/>
+            <w:rFonts w:ascii="Arial" w:hAnsi="Arial" w:cs="Arial"/>
+          </w:rPr>
+          <w:t>i</w:t>
+        </w:r>
+        <w:r>
+          <w:rPr>
+            <w:rStyle w:val="Hipervnculo"/>
+            <w:rFonts w:ascii="Arial" w:hAnsi="Arial" w:cs="Arial"/>
+          </w:rPr>
+          <w:t>nk</w:t>
+        </w:r>
+        <w:proofErr w:type="gramEnd"/>
       </w:hyperlink>
       <w:r>
         <w:rPr>
@@ -2813,23 +2851,32 @@
           <w:bCs/>
         </w:rPr>
         <w:tab/>
-      </w:r>
-      <w:r>
-        <w:rPr>
-          <w:rFonts w:ascii="Arial" w:hAnsi="Arial" w:cs="Arial"/>
-          <w:b/>
-          <w:bCs/>
-        </w:rPr>
         <w:t>&lt;</w:t>
       </w:r>
       <w:hyperlink r:id="rId12">
+        <w:proofErr w:type="gramStart"/>
         <w:r>
           <w:rPr>
             <w:rStyle w:val="Hipervnculo"/>
             <w:rFonts w:ascii="Arial" w:hAnsi="Arial" w:cs="Arial"/>
           </w:rPr>
-          <w:t>Link</w:t>
+          <w:t>Li</w:t>
         </w:r>
+        <w:r>
+          <w:rPr>
+            <w:rStyle w:val="Hipervnculo"/>
+            <w:rFonts w:ascii="Arial" w:hAnsi="Arial" w:cs="Arial"/>
+          </w:rPr>
+          <w:t>n</w:t>
+        </w:r>
+        <w:r>
+          <w:rPr>
+            <w:rStyle w:val="Hipervnculo"/>
+            <w:rFonts w:ascii="Arial" w:hAnsi="Arial" w:cs="Arial"/>
+          </w:rPr>
+          <w:t>k</w:t>
+        </w:r>
+        <w:proofErr w:type="gramEnd"/>
       </w:hyperlink>
       <w:r>
         <w:rPr>
@@ -2857,23 +2904,7 @@
           <w:b/>
           <w:bCs/>
         </w:rPr>
-        <w:t xml:space="preserve">Patrón </w:t>
-      </w:r>
-      <w:r>
-        <w:rPr>
-          <w:rFonts w:ascii="Arial" w:hAnsi="Arial" w:cs="Arial"/>
-          <w:b/>
-          <w:bCs/>
-        </w:rPr>
-        <w:t>composite</w:t>
-      </w:r>
-      <w:r>
-        <w:rPr>
-          <w:rFonts w:ascii="Arial" w:hAnsi="Arial" w:cs="Arial"/>
-          <w:b/>
-          <w:bCs/>
-        </w:rPr>
-        <w:t>:</w:t>
+        <w:t>Patrón composite:</w:t>
       </w:r>
       <w:r>
         <w:rPr>
@@ -2882,23 +2913,32 @@
           <w:bCs/>
         </w:rPr>
         <w:tab/>
-      </w:r>
-      <w:r>
-        <w:rPr>
-          <w:rFonts w:ascii="Arial" w:hAnsi="Arial" w:cs="Arial"/>
-          <w:b/>
-          <w:bCs/>
-        </w:rPr>
         <w:t>&lt;</w:t>
       </w:r>
       <w:hyperlink r:id="rId13">
+        <w:proofErr w:type="gramStart"/>
         <w:r>
           <w:rPr>
             <w:rStyle w:val="Hipervnculo"/>
             <w:rFonts w:ascii="Arial" w:hAnsi="Arial" w:cs="Arial"/>
           </w:rPr>
-          <w:t>Link</w:t>
+          <w:t>Li</w:t>
         </w:r>
+        <w:r>
+          <w:rPr>
+            <w:rStyle w:val="Hipervnculo"/>
+            <w:rFonts w:ascii="Arial" w:hAnsi="Arial" w:cs="Arial"/>
+          </w:rPr>
+          <w:t>n</w:t>
+        </w:r>
+        <w:r>
+          <w:rPr>
+            <w:rStyle w:val="Hipervnculo"/>
+            <w:rFonts w:ascii="Arial" w:hAnsi="Arial" w:cs="Arial"/>
+          </w:rPr>
+          <w:t>k</w:t>
+        </w:r>
+        <w:proofErr w:type="gramEnd"/>
       </w:hyperlink>
       <w:r>
         <w:rPr>
@@ -2943,13 +2983,6 @@
           <w:bCs/>
         </w:rPr>
         <w:tab/>
-      </w:r>
-      <w:r>
-        <w:rPr>
-          <w:rFonts w:ascii="Arial" w:hAnsi="Arial" w:cs="Arial"/>
-          <w:b/>
-          <w:bCs/>
-        </w:rPr>
         <w:t>&lt;</w:t>
       </w:r>
       <w:hyperlink r:id="rId14">
@@ -2958,7 +2991,21 @@
             <w:rStyle w:val="Hipervnculo"/>
             <w:rFonts w:ascii="Arial" w:hAnsi="Arial" w:cs="Arial"/>
           </w:rPr>
-          <w:t>Link</w:t>
+          <w:t>Li</w:t>
+        </w:r>
+        <w:r>
+          <w:rPr>
+            <w:rStyle w:val="Hipervnculo"/>
+            <w:rFonts w:ascii="Arial" w:hAnsi="Arial" w:cs="Arial"/>
+          </w:rPr>
+          <w:t>n</w:t>
+        </w:r>
+        <w:r>
+          <w:rPr>
+            <w:rStyle w:val="Hipervnculo"/>
+            <w:rFonts w:ascii="Arial" w:hAnsi="Arial" w:cs="Arial"/>
+          </w:rPr>
+          <w:t>k</w:t>
         </w:r>
       </w:hyperlink>
       <w:r>
@@ -2969,6 +3016,31 @@
         </w:rPr>
         <w:t>&gt;</w:t>
       </w:r>
+      <w:r>
+        <w:rPr>
+          <w:rFonts w:ascii="Arial" w:hAnsi="Arial" w:cs="Arial"/>
+          <w:b/>
+          <w:bCs/>
+        </w:rPr>
+        <w:t>&lt;</w:t>
+      </w:r>
+      <w:hyperlink r:id="rId15" w:history="1">
+        <w:r>
+          <w:rPr>
+            <w:rStyle w:val="Hipervnculo"/>
+            <w:rFonts w:ascii="Arial" w:hAnsi="Arial" w:cs="Arial"/>
+          </w:rPr>
+          <w:t>Link2</w:t>
+        </w:r>
+      </w:hyperlink>
+      <w:r>
+        <w:rPr>
+          <w:rFonts w:ascii="Arial" w:hAnsi="Arial" w:cs="Arial"/>
+          <w:b/>
+          <w:bCs/>
+        </w:rPr>
+        <w:t>&gt;</w:t>
+      </w:r>
     </w:p>
     <w:p>
       <w:pPr>
@@ -3012,7 +3084,21 @@
         <w:rPr>
           <w:rFonts w:ascii="Arial" w:hAnsi="Arial" w:cs="Arial"/>
         </w:rPr>
-        <w:t xml:space="preserve">12 de Abril a las 23:59. </w:t>
+        <w:t xml:space="preserve">12 de </w:t>
+      </w:r>
+      <w:proofErr w:type="gramStart"/>
+      <w:r>
+        <w:rPr>
+          <w:rFonts w:ascii="Arial" w:hAnsi="Arial" w:cs="Arial"/>
+        </w:rPr>
+        <w:t>Abril</w:t>
+      </w:r>
+      <w:proofErr w:type="gramEnd"/>
+      <w:r>
+        <w:rPr>
+          <w:rFonts w:ascii="Arial" w:hAnsi="Arial" w:cs="Arial"/>
+        </w:rPr>
+        <w:t xml:space="preserve"> a las 23:59. </w:t>
       </w:r>
     </w:p>
     <w:p>
@@ -4971,6 +5057,7 @@
   <w:style w:type="character" w:default="1" w:styleId="Fuentedeprrafopredeter">
     <w:name w:val="Default Paragraph Font"/>
     <w:uiPriority w:val="1"/>
+    <w:semiHidden/>
     <w:unhideWhenUsed/>
   </w:style>
   <w:style w:type="table" w:default="1" w:styleId="Tablanormal">
@@ -5321,15 +5408,6 @@
 </file>
 
 <file path=customXml/item1.xml><?xml version="1.0" encoding="utf-8"?>
-<?mso-contentType ?>
-<FormTemplates xmlns="http://schemas.microsoft.com/sharepoint/v3/contenttype/forms">
-  <Display>DocumentLibraryForm</Display>
-  <Edit>DocumentLibraryForm</Edit>
-  <New>DocumentLibraryForm</New>
-</FormTemplates>
-</file>
-
-<file path=customXml/item2.xml><?xml version="1.0" encoding="utf-8"?>
 <ct:contentTypeSchema xmlns:ct="http://schemas.microsoft.com/office/2006/metadata/contentType" xmlns:ma="http://schemas.microsoft.com/office/2006/metadata/properties/metaAttributes" ct:_="" ma:_="" ma:contentTypeName="Document" ma:contentTypeID="0x010100BB8E559A05B56343B1458A39F845B9E9" ma:contentTypeVersion="1" ma:contentTypeDescription="Create a new document." ma:contentTypeScope="" ma:versionID="2d59b65ad6a289736b2b284258fcb7a2">
   <xsd:schema xmlns:xsd="http://www.w3.org/2001/XMLSchema" xmlns:xs="http://www.w3.org/2001/XMLSchema" xmlns:p="http://schemas.microsoft.com/office/2006/metadata/properties" xmlns:ns2="acce5a58-e1bd-4126-8af8-2782a8fdd034" targetNamespace="http://schemas.microsoft.com/office/2006/metadata/properties" ma:root="true" ma:fieldsID="07af80c5a7edf2f407eeb97c64ea4991" ns2:_="">
     <xsd:import namespace="acce5a58-e1bd-4126-8af8-2782a8fdd034"/>
@@ -5455,6 +5533,15 @@
 </ct:contentTypeSchema>
 </file>
 
+<file path=customXml/item2.xml><?xml version="1.0" encoding="utf-8"?>
+<?mso-contentType ?>
+<FormTemplates xmlns="http://schemas.microsoft.com/sharepoint/v3/contenttype/forms">
+  <Display>DocumentLibraryForm</Display>
+  <Edit>DocumentLibraryForm</Edit>
+  <New>DocumentLibraryForm</New>
+</FormTemplates>
+</file>
+
 <file path=customXml/item3.xml><?xml version="1.0" encoding="utf-8"?>
 <p:properties xmlns:p="http://schemas.microsoft.com/office/2006/metadata/properties" xmlns:xsi="http://www.w3.org/2001/XMLSchema-instance" xmlns:pc="http://schemas.microsoft.com/office/infopath/2007/PartnerControls">
   <documentManagement>
@@ -5464,14 +5551,6 @@
 </file>
 
 <file path=customXml/itemProps1.xml><?xml version="1.0" encoding="utf-8"?>
-<ds:datastoreItem xmlns:ds="http://schemas.openxmlformats.org/officeDocument/2006/customXml" ds:itemID="{CE1AA614-3BCC-4768-A66F-B6209178E7B7}">
-  <ds:schemaRefs>
-    <ds:schemaRef ds:uri="http://schemas.microsoft.com/sharepoint/v3/contenttype/forms"/>
-  </ds:schemaRefs>
-</ds:datastoreItem>
-</file>
-
-<file path=customXml/itemProps2.xml><?xml version="1.0" encoding="utf-8"?>
 <ds:datastoreItem xmlns:ds="http://schemas.openxmlformats.org/officeDocument/2006/customXml" ds:itemID="{B9610128-39EB-4C55-8A56-FDB128FBBDC1}">
   <ds:schemaRefs>
     <ds:schemaRef ds:uri="http://schemas.microsoft.com/office/2006/metadata/contentType"/>
@@ -5489,6 +5568,14 @@
 </ds:datastoreItem>
 </file>
 
+<file path=customXml/itemProps2.xml><?xml version="1.0" encoding="utf-8"?>
+<ds:datastoreItem xmlns:ds="http://schemas.openxmlformats.org/officeDocument/2006/customXml" ds:itemID="{CE1AA614-3BCC-4768-A66F-B6209178E7B7}">
+  <ds:schemaRefs>
+    <ds:schemaRef ds:uri="http://schemas.microsoft.com/sharepoint/v3/contenttype/forms"/>
+  </ds:schemaRefs>
+</ds:datastoreItem>
+</file>
+
 <file path=customXml/itemProps3.xml><?xml version="1.0" encoding="utf-8"?>
 <ds:datastoreItem xmlns:ds="http://schemas.openxmlformats.org/officeDocument/2006/customXml" ds:itemID="{DD2DD809-A86A-49B8-8766-13111E539183}">
   <ds:schemaRefs>
